--- a/assets/Vietnamese-RVC-DOCS.docx
+++ b/assets/Vietnamese-RVC-DOCS.docx
@@ -25049,6 +25049,36 @@
       </w:r>
       <w:r>
         <w:t xml:space="preserve"> Đường dẫn thư mục cache của quá trình biên dịch mô hình.</w:t>
+      </w:r>
+    </w:p>
+    <w:p>
+      <w:pPr>
+        <w:pStyle w:val="ListParagraph"/>
+        <w:numPr>
+          <w:ilvl w:val="0"/>
+          <w:numId w:val="41"/>
+        </w:numPr>
+        <w:rPr>
+          <w:b/>
+          <w:bCs/>
+        </w:rPr>
+      </w:pPr>
+      <w:r>
+        <w:rPr>
+          <w:b/>
+          <w:bCs/>
+        </w:rPr>
+        <w:t>check_data</w:t>
+      </w:r>
+      <w:r>
+        <w:rPr>
+          <w:b/>
+          <w:bCs/>
+        </w:rPr>
+        <w:t xml:space="preserve">: </w:t>
+      </w:r>
+      <w:r>
+        <w:t>Dùng để kiểm tra dữ liệu của phần huấn luyện trước khi chạy bất kỳ tiến trình nào liên quan đến huấn luyện.</w:t>
       </w:r>
     </w:p>
     <w:sectPr>

--- a/assets/Vietnamese-RVC-DOCS.docx
+++ b/assets/Vietnamese-RVC-DOCS.docx
@@ -7167,7 +7167,66 @@
         <w:t>Ảnh hưởng của chỉ mục:</w:t>
       </w:r>
       <w:r>
-        <w:t xml:space="preserve"> Điều chỉnh mức độ tác động của tệp Index. Quá cao sẽ gây giọng robot/giả; quá thấp sẽ không thấy tác dụng.</w:t>
+        <w:t xml:space="preserve"> Điều chỉnh mức độ tác động của tệp </w:t>
+      </w:r>
+      <w:r>
+        <w:t>chỉ mục</w:t>
+      </w:r>
+      <w:r>
+        <w:t>. Quá cao sẽ gây giọng robot/giả; quá thấp sẽ không thấy tác dụng.</w:t>
+      </w:r>
+    </w:p>
+    <w:p>
+      <w:pPr>
+        <w:numPr>
+          <w:ilvl w:val="0"/>
+          <w:numId w:val="13"/>
+        </w:numPr>
+        <w:rPr>
+          <w:b/>
+          <w:bCs/>
+        </w:rPr>
+      </w:pPr>
+      <w:r>
+        <w:rPr>
+          <w:b/>
+          <w:bCs/>
+        </w:rPr>
+        <w:t>Số lượng cụm thăm dò</w:t>
+      </w:r>
+      <w:r>
+        <w:rPr>
+          <w:b/>
+          <w:bCs/>
+        </w:rPr>
+        <w:t>:</w:t>
+      </w:r>
+      <w:r>
+        <w:t xml:space="preserve"> </w:t>
+      </w:r>
+      <w:r>
+        <w:t xml:space="preserve">Số lượng cụm mà thuật toán sẽ kiểm tra khi tìm kiếm gần đúng. Giá trị thấp sẽ </w:t>
+      </w:r>
+      <w:r>
+        <w:t>cho tốc độ truy xuất nhanh hơn nhưng kết quả có thể kém</w:t>
+      </w:r>
+      <w:r>
+        <w:t>, còn giá trị cao</w:t>
+      </w:r>
+      <w:r>
+        <w:t xml:space="preserve"> cho kết quả</w:t>
+      </w:r>
+      <w:r>
+        <w:t xml:space="preserve"> chính xác hơn </w:t>
+      </w:r>
+      <w:r>
+        <w:t>nhưng tốc độ truy xuất sẽ</w:t>
+      </w:r>
+      <w:r>
+        <w:t xml:space="preserve"> chậm hơn.</w:t>
+      </w:r>
+      <w:r>
+        <w:t xml:space="preserve"> Không cần thiết nếu bạn không bật Faiss CPU vì hiện tại dự án đang dùng một phương pháp chính xác hơn.</w:t>
       </w:r>
     </w:p>
     <w:p>
@@ -7238,6 +7297,7 @@
           <w:b/>
           <w:bCs/>
         </w:rPr>
+        <w:lastRenderedPageBreak/>
         <w:t>Phương pháp trích xuất:</w:t>
       </w:r>
       <w:r>
@@ -7290,7 +7350,6 @@
           <w:b/>
           <w:bCs/>
         </w:rPr>
-        <w:lastRenderedPageBreak/>
         <w:t xml:space="preserve">Phương pháp trích xuất HYBRID: </w:t>
       </w:r>
       <w:r>
@@ -7706,6 +7765,7 @@
           <w:b/>
           <w:bCs/>
         </w:rPr>
+        <w:lastRenderedPageBreak/>
         <w:t>Lọc trung vị:</w:t>
       </w:r>
       <w:r>
@@ -7742,7 +7802,6 @@
           <w:b/>
           <w:bCs/>
         </w:rPr>
-        <w:lastRenderedPageBreak/>
         <w:t>Tỷ lệ trộn RMS:</w:t>
       </w:r>
       <w:r>
@@ -7840,6 +7899,35 @@
       </w:r>
       <w:r>
         <w:t>Thay đổi tần số lấy mẫu của tệp âm thanh đầu ra. Hữu ích khi bạn cần đồng bộ chất lượng âm thanh với các tiêu chuẩn phần mềm hoặc phần cứng khác nhau.</w:t>
+      </w:r>
+    </w:p>
+    <w:p>
+      <w:pPr>
+        <w:numPr>
+          <w:ilvl w:val="0"/>
+          <w:numId w:val="15"/>
+        </w:numPr>
+        <w:rPr>
+          <w:b/>
+          <w:bCs/>
+        </w:rPr>
+      </w:pPr>
+      <w:r>
+        <w:rPr>
+          <w:b/>
+          <w:bCs/>
+        </w:rPr>
+        <w:t>Tăng độ phân giải âm thanh</w:t>
+      </w:r>
+      <w:r>
+        <w:rPr>
+          <w:b/>
+          <w:bCs/>
+        </w:rPr>
+        <w:t xml:space="preserve">: </w:t>
+      </w:r>
+      <w:r>
+        <w:t>Khi quá trình chuyển đổi hoàn tất, sẽ tiếp tục sử dụng một mô hình sinh thêm các phổ tầng giúp đầu ra có chất lượng cao hơn nhưng tốc độ của nó cực kì chậm nên chỉ phù hợp nếu bạn suy luận đơn tệp.</w:t>
       </w:r>
     </w:p>
     <w:p>
@@ -8063,6 +8151,7 @@
     </w:p>
     <w:p>
       <w:r>
+        <w:lastRenderedPageBreak/>
         <w:t>Mô tả: Sử dụng mô hình Speechbrain và</w:t>
       </w:r>
       <w:r>
@@ -8103,7 +8192,6 @@
           <w:sz w:val="28"/>
           <w:szCs w:val="28"/>
         </w:rPr>
-        <w:lastRenderedPageBreak/>
         <w:t>1.  Cấu Hình Ph</w:t>
       </w:r>
       <w:r>
@@ -8404,6 +8492,7 @@
           <w:b/>
           <w:bCs/>
         </w:rPr>
+        <w:lastRenderedPageBreak/>
         <w:t>Mức độ điều chỉnh:</w:t>
       </w:r>
       <w:r>
@@ -8477,7 +8566,6 @@
           <w:b/>
           <w:bCs/>
         </w:rPr>
-        <w:lastRenderedPageBreak/>
         <w:t>Tệp chỉ mục (Index):</w:t>
       </w:r>
       <w:r>
@@ -8500,6 +8588,59 @@
       </w:r>
       <w:r>
         <w:t xml:space="preserve"> Điều chỉnh mức độ tác động của tệp Index. Quá cao sẽ gây giọng robot/giả; quá thấp sẽ không thấy tác dụng.</w:t>
+      </w:r>
+    </w:p>
+    <w:p>
+      <w:pPr>
+        <w:numPr>
+          <w:ilvl w:val="0"/>
+          <w:numId w:val="13"/>
+        </w:numPr>
+        <w:rPr>
+          <w:b/>
+          <w:bCs/>
+        </w:rPr>
+      </w:pPr>
+      <w:r>
+        <w:rPr>
+          <w:b/>
+          <w:bCs/>
+        </w:rPr>
+        <w:t>Số lượng cụm thăm dò</w:t>
+      </w:r>
+      <w:r>
+        <w:rPr>
+          <w:b/>
+          <w:bCs/>
+        </w:rPr>
+        <w:t>:</w:t>
+      </w:r>
+      <w:r>
+        <w:t xml:space="preserve"> </w:t>
+      </w:r>
+      <w:r>
+        <w:t xml:space="preserve">Số lượng cụm mà thuật toán sẽ kiểm tra khi tìm kiếm gần đúng. Giá trị thấp sẽ </w:t>
+      </w:r>
+      <w:r>
+        <w:t>cho tốc độ truy xuất nhanh hơn nhưng kết quả có thể kém</w:t>
+      </w:r>
+      <w:r>
+        <w:t>, còn giá trị cao</w:t>
+      </w:r>
+      <w:r>
+        <w:t xml:space="preserve"> cho kết quả</w:t>
+      </w:r>
+      <w:r>
+        <w:t xml:space="preserve"> chính xác hơn </w:t>
+      </w:r>
+      <w:r>
+        <w:t>nhưng tốc độ truy xuất sẽ</w:t>
+      </w:r>
+      <w:r>
+        <w:t xml:space="preserve"> chậm hơn.</w:t>
+      </w:r>
+      <w:r>
+        <w:t xml:space="preserve"> Không cần thiết nếu bạn không bật Faiss CPU vì hiện tại dự án đang dùng một phương pháp chính xác hơn.</w:t>
       </w:r>
     </w:p>
     <w:p>
@@ -8717,6 +8858,7 @@
           <w:i/>
           <w:iCs/>
         </w:rPr>
+        <w:lastRenderedPageBreak/>
         <w:t>Spin:</w:t>
       </w:r>
       <w:r>
@@ -8807,7 +8949,6 @@
           <w:b/>
           <w:bCs/>
         </w:rPr>
-        <w:lastRenderedPageBreak/>
         <w:t>Tầng hòa trộn:</w:t>
       </w:r>
     </w:p>
@@ -9040,6 +9181,7 @@
           <w:b/>
           <w:bCs/>
         </w:rPr>
+        <w:lastRenderedPageBreak/>
         <w:t>Lấy mẫu lại (Resample):</w:t>
       </w:r>
       <w:r>
@@ -9135,7 +9277,6 @@
     </w:p>
     <w:p>
       <w:r>
-        <w:lastRenderedPageBreak/>
         <w:t>Lưu ý: Các dịch vụ chuyển đổi văn bản được hỗ trợ có giới hạn và có thể gặp rắc rối với việc sử dụng các đoạn văn bản cực dài và việc sử dụng các tối ưu ONNX có thể gây hiệu ứng ngược khi làm giảm chất lượng đầu ra, nhiễu hoặc lỗi trên các đoạn âm thanh dài, nó chỉ được khuyến cáo sử dụng trên chuyển đổi giọng nói thời gian thực.</w:t>
       </w:r>
     </w:p>
@@ -9382,6 +9523,7 @@
           <w:b/>
           <w:bCs/>
         </w:rPr>
+        <w:lastRenderedPageBreak/>
         <w:t>Làm sạch âm thanh:</w:t>
       </w:r>
       <w:r>
@@ -9498,7 +9640,6 @@
           <w:b/>
           <w:bCs/>
         </w:rPr>
-        <w:lastRenderedPageBreak/>
         <w:t>Dịch chuyển cao độ:</w:t>
       </w:r>
       <w:r>
@@ -9680,10 +9821,64 @@
           <w:b/>
           <w:bCs/>
         </w:rPr>
+        <w:lastRenderedPageBreak/>
         <w:t>Ảnh hưởng của chỉ mục:</w:t>
       </w:r>
       <w:r>
         <w:t xml:space="preserve"> Điều chỉnh mức độ tác động của tệp Index. Quá cao sẽ gây giọng robot/giả; quá thấp sẽ không thấy tác dụng.</w:t>
+      </w:r>
+    </w:p>
+    <w:p>
+      <w:pPr>
+        <w:numPr>
+          <w:ilvl w:val="0"/>
+          <w:numId w:val="13"/>
+        </w:numPr>
+        <w:rPr>
+          <w:b/>
+          <w:bCs/>
+        </w:rPr>
+      </w:pPr>
+      <w:r>
+        <w:rPr>
+          <w:b/>
+          <w:bCs/>
+        </w:rPr>
+        <w:t>Số lượng cụm thăm dò</w:t>
+      </w:r>
+      <w:r>
+        <w:rPr>
+          <w:b/>
+          <w:bCs/>
+        </w:rPr>
+        <w:t>:</w:t>
+      </w:r>
+      <w:r>
+        <w:t xml:space="preserve"> </w:t>
+      </w:r>
+      <w:r>
+        <w:t xml:space="preserve">Số lượng cụm mà thuật toán sẽ kiểm tra khi tìm kiếm gần đúng. Giá trị thấp sẽ </w:t>
+      </w:r>
+      <w:r>
+        <w:t>cho tốc độ truy xuất nhanh hơn nhưng kết quả có thể kém</w:t>
+      </w:r>
+      <w:r>
+        <w:t>, còn giá trị cao</w:t>
+      </w:r>
+      <w:r>
+        <w:t xml:space="preserve"> cho kết quả</w:t>
+      </w:r>
+      <w:r>
+        <w:t xml:space="preserve"> chính xác hơn </w:t>
+      </w:r>
+      <w:r>
+        <w:t>nhưng tốc độ truy xuất sẽ</w:t>
+      </w:r>
+      <w:r>
+        <w:t xml:space="preserve"> chậm hơn.</w:t>
+      </w:r>
+      <w:r>
+        <w:t xml:space="preserve"> Không cần thiết nếu bạn không bật Faiss CPU vì hiện tại dự án đang dùng một phương pháp chính xác hơn.</w:t>
       </w:r>
     </w:p>
     <w:p>
@@ -9799,7 +9994,6 @@
           <w:b/>
           <w:bCs/>
         </w:rPr>
-        <w:lastRenderedPageBreak/>
         <w:t xml:space="preserve">Mức trộn của các phương thức: </w:t>
       </w:r>
       <w:r>
@@ -9974,6 +10168,7 @@
           <w:b/>
           <w:bCs/>
         </w:rPr>
+        <w:lastRenderedPageBreak/>
         <w:t>Hòa trộn tầng:</w:t>
       </w:r>
       <w:r>
@@ -10152,7 +10347,6 @@
           <w:b/>
           <w:bCs/>
         </w:rPr>
-        <w:lastRenderedPageBreak/>
         <w:t>Bảo vệ phụ âm:</w:t>
       </w:r>
       <w:r>
@@ -10232,6 +10426,35 @@
       </w:r>
       <w:r>
         <w:t>Thay đổi tần số lấy mẫu của tệp âm thanh đầu ra. Hữu ích khi bạn cần đồng bộ chất lượng âm thanh với các tiêu chuẩn phần mềm hoặc phần cứng khác nhau.</w:t>
+      </w:r>
+    </w:p>
+    <w:p>
+      <w:pPr>
+        <w:numPr>
+          <w:ilvl w:val="0"/>
+          <w:numId w:val="15"/>
+        </w:numPr>
+        <w:rPr>
+          <w:b/>
+          <w:bCs/>
+        </w:rPr>
+      </w:pPr>
+      <w:r>
+        <w:rPr>
+          <w:b/>
+          <w:bCs/>
+        </w:rPr>
+        <w:t>Tăng độ phân giải âm thanh</w:t>
+      </w:r>
+      <w:r>
+        <w:rPr>
+          <w:b/>
+          <w:bCs/>
+        </w:rPr>
+        <w:t xml:space="preserve">: </w:t>
+      </w:r>
+      <w:r>
+        <w:t>Khi quá trình chuyển đổi hoàn tất, sẽ tiếp tục sử dụng một mô hình sinh thêm các phổ tầng giúp đầu ra có chất lượng cao hơn nhưng tốc độ của nó cực kì chậm nên chỉ phù hợp nếu bạn suy luận đơn tệp.</w:t>
       </w:r>
     </w:p>
     <w:p>
@@ -10301,6 +10524,7 @@
           <w:b/>
           <w:bCs/>
         </w:rPr>
+        <w:lastRenderedPageBreak/>
         <w:t>Tệp cài đặt trước:</w:t>
       </w:r>
       <w:r>
@@ -10506,7 +10730,6 @@
           <w:b/>
           <w:bCs/>
         </w:rPr>
-        <w:lastRenderedPageBreak/>
         <w:t>Kết hợp nhạc nền</w:t>
       </w:r>
       <w:r>
@@ -10702,6 +10925,7 @@
           <w:b/>
           <w:bCs/>
         </w:rPr>
+        <w:lastRenderedPageBreak/>
         <w:t>Xuất/Tải lên tệp cài đặt:</w:t>
       </w:r>
       <w:r>
@@ -10909,7 +11133,6 @@
           <w:i/>
           <w:iCs/>
         </w:rPr>
-        <w:lastRenderedPageBreak/>
         <w:t>Âm trầm và âm cao:</w:t>
       </w:r>
       <w:r>
@@ -11002,6 +11225,7 @@
           <w:i/>
           <w:iCs/>
         </w:rPr>
+        <w:lastRenderedPageBreak/>
         <w:t>Hiệu ứng giảm bits</w:t>
       </w:r>
       <w:r>
@@ -11236,7 +11460,6 @@
           <w:sz w:val="28"/>
           <w:szCs w:val="28"/>
         </w:rPr>
-        <w:lastRenderedPageBreak/>
         <w:t>6. Giới Hạn Ngưỡng</w:t>
       </w:r>
       <w:r>
@@ -11408,6 +11631,7 @@
           <w:b/>
           <w:bCs/>
         </w:rPr>
+        <w:lastRenderedPageBreak/>
         <w:t>Hiệu ứng nhiễu âm:</w:t>
       </w:r>
       <w:r>
@@ -11626,7 +11850,6 @@
           <w:b/>
           <w:bCs/>
         </w:rPr>
-        <w:lastRenderedPageBreak/>
         <w:t>Mức độ tín hiệu gốc (Dry Level):</w:t>
       </w:r>
       <w:r>
@@ -11745,6 +11968,7 @@
           <w:b/>
           <w:bCs/>
         </w:rPr>
+        <w:lastRenderedPageBreak/>
         <w:t>Độ trễ trung tâm (Center Delay):</w:t>
       </w:r>
       <w:r>
@@ -11963,7 +12187,6 @@
           <w:b/>
           <w:bCs/>
         </w:rPr>
-        <w:lastRenderedPageBreak/>
         <w:t>Phản hồi:</w:t>
       </w:r>
       <w:r>
@@ -12315,133 +12538,133 @@
           <w:b/>
           <w:bCs/>
         </w:rPr>
+        <w:t>Người Máy:</w:t>
+      </w:r>
+      <w:r>
+        <w:t xml:space="preserve"> Nâng tông (+3) và tăng tốc độ (1.2x). Tạo ra âm thanh mang tính chất cơ học, dứt khoát như giọng nói của trí tuệ nhân tạo.</w:t>
+      </w:r>
+    </w:p>
+    <w:p>
+      <w:pPr>
+        <w:numPr>
+          <w:ilvl w:val="0"/>
+          <w:numId w:val="10"/>
+        </w:numPr>
+      </w:pPr>
+      <w:r>
+        <w:rPr>
+          <w:b/>
+          <w:bCs/>
+        </w:rPr>
+        <w:t>Em bé:</w:t>
+      </w:r>
+      <w:r>
+        <w:t xml:space="preserve"> Đẩy cao độ lên rất cao (+8 steps) và tăng tốc độ xử lý (1.3x). Kết quả cho ra dải tần số cao đặc trưng của giọng trẻ con.</w:t>
+      </w:r>
+    </w:p>
+    <w:p>
+      <w:pPr>
+        <w:numPr>
+          <w:ilvl w:val="0"/>
+          <w:numId w:val="10"/>
+        </w:numPr>
+      </w:pPr>
+      <w:r>
+        <w:rPr>
+          <w:b/>
+          <w:bCs/>
+        </w:rPr>
+        <w:t>Trầm:</w:t>
+      </w:r>
+      <w:r>
+        <w:t xml:space="preserve"> Hạ tông (-3 steps) và giảm tốc độ xuống 0.75x. Giọng nói trở nên chậm chạp, nặng nề và mang nhiều uy lực hơn.</w:t>
+      </w:r>
+    </w:p>
+    <w:p>
+      <w:pPr>
+        <w:numPr>
+          <w:ilvl w:val="0"/>
+          <w:numId w:val="10"/>
+        </w:numPr>
+      </w:pPr>
+      <w:r>
+        <w:rPr>
+          <w:b/>
+          <w:bCs/>
+        </w:rPr>
+        <w:t>Giật Giọng:</w:t>
+      </w:r>
+      <w:r>
+        <w:t xml:space="preserve"> Điều biến biên độ bằng hàm Sin theo chu kỳ. Âm thanh dao động to nhỏ liên tục, tạo hiệu ứng rung chấn đều đặn.</w:t>
+      </w:r>
+    </w:p>
+    <w:p>
+      <w:pPr>
+        <w:numPr>
+          <w:ilvl w:val="0"/>
+          <w:numId w:val="10"/>
+        </w:numPr>
+      </w:pPr>
+      <w:r>
+        <w:rPr>
+          <w:b/>
+          <w:bCs/>
+        </w:rPr>
+        <w:t>Người Già:</w:t>
+      </w:r>
+      <w:r>
+        <w:t xml:space="preserve"> Kết hợp hạ tông sâu, giảm tốc và rung cao độ (Vibrato). Giọng nói mang sắc thái run rẩy và yếu ớt của người cao tuổi.</w:t>
+      </w:r>
+    </w:p>
+    <w:p>
+      <w:pPr>
+        <w:numPr>
+          <w:ilvl w:val="0"/>
+          <w:numId w:val="10"/>
+        </w:numPr>
+      </w:pPr>
+      <w:r>
+        <w:rPr>
+          <w:b/>
+          <w:bCs/>
+        </w:rPr>
+        <w:t>Vọng Âm:</w:t>
+      </w:r>
+      <w:r>
+        <w:t xml:space="preserve"> Trộn tín hiệu gốc với bản sao của chính nó được làm trễ nửa giây. Tạo không gian âm thanh rộng, giống như có tiếng vang trong phòng trống.</w:t>
+      </w:r>
+    </w:p>
+    <w:p>
+      <w:pPr>
+        <w:numPr>
+          <w:ilvl w:val="0"/>
+          <w:numId w:val="10"/>
+        </w:numPr>
+      </w:pPr>
+      <w:r>
+        <w:rPr>
+          <w:b/>
+          <w:bCs/>
+        </w:rPr>
+        <w:t>Quỷ Dữ:</w:t>
+      </w:r>
+      <w:r>
+        <w:t xml:space="preserve"> Nâng tông nhẹ (+2) nhưng chèn thêm sóng Sin tần số thấp vào toàn bộ dải âm. Tạo ra tiếng ù nền kỳ quái và biến dạng phi tự nhiên.</w:t>
+      </w:r>
+    </w:p>
+    <w:p>
+      <w:pPr>
+        <w:numPr>
+          <w:ilvl w:val="0"/>
+          <w:numId w:val="10"/>
+        </w:numPr>
+      </w:pPr>
+      <w:r>
+        <w:rPr>
+          <w:b/>
+          <w:bCs/>
+        </w:rPr>
         <w:lastRenderedPageBreak/>
-        <w:t>Người Máy:</w:t>
-      </w:r>
-      <w:r>
-        <w:t xml:space="preserve"> Nâng tông (+3) và tăng tốc độ (1.2x). Tạo ra âm thanh mang tính chất cơ học, dứt khoát như giọng nói của trí tuệ nhân tạo.</w:t>
-      </w:r>
-    </w:p>
-    <w:p>
-      <w:pPr>
-        <w:numPr>
-          <w:ilvl w:val="0"/>
-          <w:numId w:val="10"/>
-        </w:numPr>
-      </w:pPr>
-      <w:r>
-        <w:rPr>
-          <w:b/>
-          <w:bCs/>
-        </w:rPr>
-        <w:t>Em bé:</w:t>
-      </w:r>
-      <w:r>
-        <w:t xml:space="preserve"> Đẩy cao độ lên rất cao (+8 steps) và tăng tốc độ xử lý (1.3x). Kết quả cho ra dải tần số cao đặc trưng của giọng trẻ con.</w:t>
-      </w:r>
-    </w:p>
-    <w:p>
-      <w:pPr>
-        <w:numPr>
-          <w:ilvl w:val="0"/>
-          <w:numId w:val="10"/>
-        </w:numPr>
-      </w:pPr>
-      <w:r>
-        <w:rPr>
-          <w:b/>
-          <w:bCs/>
-        </w:rPr>
-        <w:t>Trầm:</w:t>
-      </w:r>
-      <w:r>
-        <w:t xml:space="preserve"> Hạ tông (-3 steps) và giảm tốc độ xuống 0.75x. Giọng nói trở nên chậm chạp, nặng nề và mang nhiều uy lực hơn.</w:t>
-      </w:r>
-    </w:p>
-    <w:p>
-      <w:pPr>
-        <w:numPr>
-          <w:ilvl w:val="0"/>
-          <w:numId w:val="10"/>
-        </w:numPr>
-      </w:pPr>
-      <w:r>
-        <w:rPr>
-          <w:b/>
-          <w:bCs/>
-        </w:rPr>
-        <w:t>Giật Giọng:</w:t>
-      </w:r>
-      <w:r>
-        <w:t xml:space="preserve"> Điều biến biên độ bằng hàm Sin theo chu kỳ. Âm thanh dao động to nhỏ liên tục, tạo hiệu ứng rung chấn đều đặn.</w:t>
-      </w:r>
-    </w:p>
-    <w:p>
-      <w:pPr>
-        <w:numPr>
-          <w:ilvl w:val="0"/>
-          <w:numId w:val="10"/>
-        </w:numPr>
-      </w:pPr>
-      <w:r>
-        <w:rPr>
-          <w:b/>
-          <w:bCs/>
-        </w:rPr>
-        <w:t>Người Già:</w:t>
-      </w:r>
-      <w:r>
-        <w:t xml:space="preserve"> Kết hợp hạ tông sâu, giảm tốc và rung cao độ (Vibrato). Giọng nói mang sắc thái run rẩy và yếu ớt của người cao tuổi.</w:t>
-      </w:r>
-    </w:p>
-    <w:p>
-      <w:pPr>
-        <w:numPr>
-          <w:ilvl w:val="0"/>
-          <w:numId w:val="10"/>
-        </w:numPr>
-      </w:pPr>
-      <w:r>
-        <w:rPr>
-          <w:b/>
-          <w:bCs/>
-        </w:rPr>
-        <w:t>Vọng Âm:</w:t>
-      </w:r>
-      <w:r>
-        <w:t xml:space="preserve"> Trộn tín hiệu gốc với bản sao của chính nó được làm trễ nửa giây. Tạo không gian âm thanh rộng, giống như có tiếng vang trong phòng trống.</w:t>
-      </w:r>
-    </w:p>
-    <w:p>
-      <w:pPr>
-        <w:numPr>
-          <w:ilvl w:val="0"/>
-          <w:numId w:val="10"/>
-        </w:numPr>
-      </w:pPr>
-      <w:r>
-        <w:rPr>
-          <w:b/>
-          <w:bCs/>
-        </w:rPr>
-        <w:t>Quỷ Dữ:</w:t>
-      </w:r>
-      <w:r>
-        <w:t xml:space="preserve"> Nâng tông nhẹ (+2) nhưng chèn thêm sóng Sin tần số thấp vào toàn bộ dải âm. Tạo ra tiếng ù nền kỳ quái và biến dạng phi tự nhiên.</w:t>
-      </w:r>
-    </w:p>
-    <w:p>
-      <w:pPr>
-        <w:numPr>
-          <w:ilvl w:val="0"/>
-          <w:numId w:val="10"/>
-        </w:numPr>
-      </w:pPr>
-      <w:r>
-        <w:rPr>
-          <w:b/>
-          <w:bCs/>
-        </w:rPr>
         <w:t>Méo Giọng:</w:t>
       </w:r>
       <w:r>
@@ -12599,7 +12822,6 @@
     </w:p>
     <w:p>
       <w:r>
-        <w:lastRenderedPageBreak/>
         <w:t>Lưu ý: Việc sử dụng kích thước đoạn quả nhó hoặc quá lớn có thể gây treo phần lõi chuyển đổi bên trong. Bạn cũng nên chú ý đến cấu hình máy, nếu cấu hình khá thấp bạn có thể thử dùng các tối ưu ONNX để giảm độ trễ thời gian thực.</w:t>
       </w:r>
     </w:p>
@@ -12729,6 +12951,7 @@
           <w:b/>
           <w:bCs/>
         </w:rPr>
+        <w:lastRenderedPageBreak/>
         <w:t xml:space="preserve">Thiết bị đầu ra\nghe lại Stereo: </w:t>
       </w:r>
       <w:r>
@@ -12917,7 +13140,6 @@
           <w:b/>
           <w:bCs/>
         </w:rPr>
-        <w:lastRenderedPageBreak/>
         <w:t>Các phần hiển thị âm thanh:</w:t>
       </w:r>
       <w:r>
@@ -13055,7 +13277,11 @@
         <w:t>Kích thước đoạn:</w:t>
       </w:r>
       <w:r>
-        <w:t xml:space="preserve"> Thiết lập độ dài của mỗi phân đoạn âm thanh mà hệ thống sẽ lấy ra để xử lý. Giá trị nhỏ giúp giảm độ trễ thời gian thực nhưng có thể chất lượng không được cao vì hệ thống có quá ít giữ liệu để hiểu, giá trị cao tăng độ trễ nhưng chất lượng có thể cao hơn. Hãy chọn giá trị phù hợp với thiết bị của bạn vì nếu độ trễ quá cao sẽ gây ngắt quãng âm thanh hoặc gây lỗi treo lõi xử lí thời gian thực bên trong.</w:t>
+        <w:t xml:space="preserve"> Thiết lập độ dài của mỗi phân đoạn âm thanh mà hệ thống sẽ lấy ra để xử lý. Giá trị nhỏ giúp giảm độ trễ thời gian thực nhưng có thể chất lượng không được cao vì hệ thống có quá ít giữ liệu để hiểu, giá trị cao tăng độ trễ nhưng chất </w:t>
+      </w:r>
+      <w:r>
+        <w:lastRenderedPageBreak/>
+        <w:t>lượng có thể cao hơn. Hãy chọn giá trị phù hợp với thiết bị của bạn vì nếu độ trễ quá cao sẽ gây ngắt quãng âm thanh hoặc gây lỗi treo lõi xử lí thời gian thực bên trong.</w:t>
       </w:r>
     </w:p>
     <w:p>
@@ -13215,7 +13441,6 @@
           <w:b/>
           <w:bCs/>
         </w:rPr>
-        <w:lastRenderedPageBreak/>
         <w:t>Ngưỡng tần số ước tính:</w:t>
       </w:r>
       <w:r>
@@ -13364,6 +13589,60 @@
           <w:ilvl w:val="0"/>
           <w:numId w:val="13"/>
         </w:numPr>
+        <w:rPr>
+          <w:b/>
+          <w:bCs/>
+        </w:rPr>
+      </w:pPr>
+      <w:r>
+        <w:rPr>
+          <w:b/>
+          <w:bCs/>
+        </w:rPr>
+        <w:lastRenderedPageBreak/>
+        <w:t>Số lượng cụm thăm dò</w:t>
+      </w:r>
+      <w:r>
+        <w:rPr>
+          <w:b/>
+          <w:bCs/>
+        </w:rPr>
+        <w:t>:</w:t>
+      </w:r>
+      <w:r>
+        <w:t xml:space="preserve"> </w:t>
+      </w:r>
+      <w:r>
+        <w:t xml:space="preserve">Số lượng cụm mà thuật toán sẽ kiểm tra khi tìm kiếm gần đúng. Giá trị thấp sẽ </w:t>
+      </w:r>
+      <w:r>
+        <w:t>cho tốc độ truy xuất nhanh hơn nhưng kết quả có thể kém</w:t>
+      </w:r>
+      <w:r>
+        <w:t>, còn giá trị cao</w:t>
+      </w:r>
+      <w:r>
+        <w:t xml:space="preserve"> cho kết quả</w:t>
+      </w:r>
+      <w:r>
+        <w:t xml:space="preserve"> chính xác hơn </w:t>
+      </w:r>
+      <w:r>
+        <w:t>nhưng tốc độ truy xuất sẽ</w:t>
+      </w:r>
+      <w:r>
+        <w:t xml:space="preserve"> chậm hơn.</w:t>
+      </w:r>
+      <w:r>
+        <w:t xml:space="preserve"> Không cần thiết nếu bạn không bật Faiss CPU vì hiện tại dự án đang dùng một phương pháp chính xác hơn.</w:t>
+      </w:r>
+    </w:p>
+    <w:p>
+      <w:pPr>
+        <w:numPr>
+          <w:ilvl w:val="0"/>
+          <w:numId w:val="13"/>
+        </w:numPr>
       </w:pPr>
       <w:r>
         <w:rPr>
@@ -13582,7 +13861,6 @@
           <w:b/>
           <w:bCs/>
         </w:rPr>
-        <w:lastRenderedPageBreak/>
         <w:t xml:space="preserve">Tên của mô hình: </w:t>
       </w:r>
       <w:r>
@@ -13688,6 +13966,7 @@
           <w:b/>
           <w:bCs/>
         </w:rPr>
+        <w:lastRenderedPageBreak/>
         <w:t>Tỉ lệ hòa trộn:</w:t>
       </w:r>
       <w:r>
@@ -13912,114 +14191,114 @@
           <w:b/>
           <w:bCs/>
         </w:rPr>
+        <w:t xml:space="preserve">Hiệu ứng xoay pha: </w:t>
+      </w:r>
+      <w:r>
+        <w:t>Tạo ra sự biến đổi về màu sắc âm thanh bằng cách lọc các dải tần số thông qua việc thay đổi pha của tín hiệu. Hiệu ứng này mang lại âm thanh có tính chất "lướt" hoặc "xoáy" đặc trưng, thường dùng để tạo điểm nhấn ảo giác.</w:t>
+      </w:r>
+    </w:p>
+    <w:p>
+      <w:pPr>
+        <w:numPr>
+          <w:ilvl w:val="0"/>
+          <w:numId w:val="16"/>
+        </w:numPr>
+        <w:rPr>
+          <w:b/>
+          <w:bCs/>
+        </w:rPr>
+      </w:pPr>
+      <w:r>
+        <w:rPr>
+          <w:b/>
+          <w:bCs/>
+        </w:rPr>
+        <w:t xml:space="preserve">Hiệu ứng nén: </w:t>
+      </w:r>
+      <w:r>
+        <w:t>Kiểm soát dải động của âm thanh bằng cách giảm bớt âm lượng của những đoạn quá to và nâng những đoạn quá nhỏ. Điều này giúp âm thanh trở nên ổn định, chắc chắn và chuyên nghiệp hơn trong bản phối.</w:t>
+      </w:r>
+      <w:r>
+        <w:t xml:space="preserve"> </w:t>
+      </w:r>
+    </w:p>
+    <w:p>
+      <w:pPr>
+        <w:pStyle w:val="ListParagraph"/>
+        <w:numPr>
+          <w:ilvl w:val="0"/>
+          <w:numId w:val="16"/>
+        </w:numPr>
+      </w:pPr>
+      <w:r>
+        <w:rPr>
+          <w:b/>
+          <w:bCs/>
+        </w:rPr>
+        <w:t>Giới hạn ngưỡng:</w:t>
+      </w:r>
+      <w:r>
+        <w:t xml:space="preserve"> Một dạng nén âm mạnh giúp ngăn chặn tín hiệu vượt quá mức. Đây là "chốt chặn" cuối cùng để bảo vệ loa và tai người nghe không bị chói tai hay rè khi có âm lượng tăng đột biến.</w:t>
+      </w:r>
+    </w:p>
+    <w:p>
+      <w:pPr>
+        <w:numPr>
+          <w:ilvl w:val="0"/>
+          <w:numId w:val="16"/>
+        </w:numPr>
+        <w:rPr>
+          <w:b/>
+          <w:bCs/>
+        </w:rPr>
+      </w:pPr>
+      <w:r>
+        <w:rPr>
+          <w:b/>
+          <w:bCs/>
+        </w:rPr>
+        <w:t xml:space="preserve">Hiệu ứng nhiễu âm: </w:t>
+      </w:r>
+      <w:r>
+        <w:t>Thêm một lớp tạp âm nền (như tiếng xì trắng hoặc nhiễu hạt). Thường dùng trong thiết kế âm thanh để tạo cảm giác cổ điển hoặc giả lập môi trường thực tế.</w:t>
+      </w:r>
+    </w:p>
+    <w:p>
+      <w:pPr>
+        <w:pStyle w:val="ListParagraph"/>
+        <w:numPr>
+          <w:ilvl w:val="0"/>
+          <w:numId w:val="16"/>
+        </w:numPr>
+        <w:rPr>
+          <w:b/>
+          <w:bCs/>
+        </w:rPr>
+      </w:pPr>
+      <w:r>
+        <w:rPr>
+          <w:b/>
+          <w:bCs/>
+        </w:rPr>
+        <w:t xml:space="preserve">Dịch chuyển cao độ: </w:t>
+      </w:r>
+      <w:r>
+        <w:t>Đây là công cụ quan trọng nhất để thay đổi tông giọng mà không làm thay đổi tốc độ của đoạn âm thanh.</w:t>
+      </w:r>
+    </w:p>
+    <w:p>
+      <w:pPr>
+        <w:numPr>
+          <w:ilvl w:val="0"/>
+          <w:numId w:val="16"/>
+        </w:numPr>
+      </w:pPr>
+      <w:r>
+        <w:rPr>
+          <w:b/>
+          <w:bCs/>
+        </w:rPr>
         <w:lastRenderedPageBreak/>
-        <w:t xml:space="preserve">Hiệu ứng xoay pha: </w:t>
-      </w:r>
-      <w:r>
-        <w:t>Tạo ra sự biến đổi về màu sắc âm thanh bằng cách lọc các dải tần số thông qua việc thay đổi pha của tín hiệu. Hiệu ứng này mang lại âm thanh có tính chất "lướt" hoặc "xoáy" đặc trưng, thường dùng để tạo điểm nhấn ảo giác.</w:t>
-      </w:r>
-    </w:p>
-    <w:p>
-      <w:pPr>
-        <w:numPr>
-          <w:ilvl w:val="0"/>
-          <w:numId w:val="16"/>
-        </w:numPr>
-        <w:rPr>
-          <w:b/>
-          <w:bCs/>
-        </w:rPr>
-      </w:pPr>
-      <w:r>
-        <w:rPr>
-          <w:b/>
-          <w:bCs/>
-        </w:rPr>
-        <w:t xml:space="preserve">Hiệu ứng nén: </w:t>
-      </w:r>
-      <w:r>
-        <w:t>Kiểm soát dải động của âm thanh bằng cách giảm bớt âm lượng của những đoạn quá to và nâng những đoạn quá nhỏ. Điều này giúp âm thanh trở nên ổn định, chắc chắn và chuyên nghiệp hơn trong bản phối.</w:t>
-      </w:r>
-      <w:r>
-        <w:t xml:space="preserve"> </w:t>
-      </w:r>
-    </w:p>
-    <w:p>
-      <w:pPr>
-        <w:pStyle w:val="ListParagraph"/>
-        <w:numPr>
-          <w:ilvl w:val="0"/>
-          <w:numId w:val="16"/>
-        </w:numPr>
-      </w:pPr>
-      <w:r>
-        <w:rPr>
-          <w:b/>
-          <w:bCs/>
-        </w:rPr>
-        <w:t>Giới hạn ngưỡng:</w:t>
-      </w:r>
-      <w:r>
-        <w:t xml:space="preserve"> Một dạng nén âm mạnh giúp ngăn chặn tín hiệu vượt quá mức. Đây là "chốt chặn" cuối cùng để bảo vệ loa và tai người nghe không bị chói tai hay rè khi có âm lượng tăng đột biến.</w:t>
-      </w:r>
-    </w:p>
-    <w:p>
-      <w:pPr>
-        <w:numPr>
-          <w:ilvl w:val="0"/>
-          <w:numId w:val="16"/>
-        </w:numPr>
-        <w:rPr>
-          <w:b/>
-          <w:bCs/>
-        </w:rPr>
-      </w:pPr>
-      <w:r>
-        <w:rPr>
-          <w:b/>
-          <w:bCs/>
-        </w:rPr>
-        <w:t xml:space="preserve">Hiệu ứng nhiễu âm: </w:t>
-      </w:r>
-      <w:r>
-        <w:t>Thêm một lớp tạp âm nền (như tiếng xì trắng hoặc nhiễu hạt). Thường dùng trong thiết kế âm thanh để tạo cảm giác cổ điển hoặc giả lập môi trường thực tế.</w:t>
-      </w:r>
-    </w:p>
-    <w:p>
-      <w:pPr>
-        <w:pStyle w:val="ListParagraph"/>
-        <w:numPr>
-          <w:ilvl w:val="0"/>
-          <w:numId w:val="16"/>
-        </w:numPr>
-        <w:rPr>
-          <w:b/>
-          <w:bCs/>
-        </w:rPr>
-      </w:pPr>
-      <w:r>
-        <w:rPr>
-          <w:b/>
-          <w:bCs/>
-        </w:rPr>
-        <w:t xml:space="preserve">Dịch chuyển cao độ: </w:t>
-      </w:r>
-      <w:r>
-        <w:t>Đây là công cụ quan trọng nhất để thay đổi tông giọng mà không làm thay đổi tốc độ của đoạn âm thanh.</w:t>
-      </w:r>
-    </w:p>
-    <w:p>
-      <w:pPr>
-        <w:numPr>
-          <w:ilvl w:val="0"/>
-          <w:numId w:val="16"/>
-        </w:numPr>
-      </w:pPr>
-      <w:r>
-        <w:rPr>
-          <w:b/>
-          <w:bCs/>
-        </w:rPr>
         <w:t xml:space="preserve">Cường độ âm: </w:t>
       </w:r>
       <w:r>
@@ -14275,7 +14554,6 @@
           <w:sz w:val="28"/>
           <w:szCs w:val="28"/>
         </w:rPr>
-        <w:lastRenderedPageBreak/>
         <w:t>1</w:t>
       </w:r>
       <w:r>
@@ -14381,6 +14659,7 @@
           <w:b/>
           <w:bCs/>
         </w:rPr>
+        <w:lastRenderedPageBreak/>
         <w:t>Mức độ tín hiệu gốc (Dry Level):</w:t>
       </w:r>
       <w:r>
@@ -14617,7 +14896,6 @@
           <w:b/>
           <w:bCs/>
         </w:rPr>
-        <w:lastRenderedPageBreak/>
         <w:t>Trộn tín hiệu độ trễ:</w:t>
       </w:r>
       <w:r>
@@ -14745,6 +15023,7 @@
           <w:b/>
           <w:bCs/>
         </w:rPr>
+        <w:lastRenderedPageBreak/>
         <w:t>Phản hồi:</w:t>
       </w:r>
       <w:r>
@@ -14977,7 +15256,6 @@
     </w:p>
     <w:p>
       <w:r>
-        <w:lastRenderedPageBreak/>
         <w:t xml:space="preserve">Mô tả: </w:t>
       </w:r>
       <w:r>
@@ -15067,6 +15345,7 @@
           <w:sz w:val="28"/>
           <w:szCs w:val="28"/>
         </w:rPr>
+        <w:lastRenderedPageBreak/>
         <w:t>2. Sự tương thích của mô hình tiền huấn luyện (Pre-trained Model)</w:t>
       </w:r>
       <w:r>
@@ -15287,7 +15566,6 @@
           <w:b/>
           <w:bCs/>
         </w:rPr>
-        <w:lastRenderedPageBreak/>
         <w:t>Tốc độ lấy mẫu:</w:t>
       </w:r>
       <w:r>
@@ -15390,6 +15668,7 @@
           <w:b/>
           <w:bCs/>
         </w:rPr>
+        <w:lastRenderedPageBreak/>
         <w:t>SVC:</w:t>
       </w:r>
       <w:r>
@@ -15589,7 +15868,6 @@
           <w:b/>
           <w:bCs/>
         </w:rPr>
-        <w:lastRenderedPageBreak/>
         <w:t>Simple:</w:t>
       </w:r>
       <w:r>
@@ -15722,6 +16000,7 @@
           <w:b/>
           <w:bCs/>
         </w:rPr>
+        <w:lastRenderedPageBreak/>
         <w:t>Phương pháp trích xuất:</w:t>
       </w:r>
       <w:r>
@@ -16044,7 +16323,6 @@
           <w:b/>
           <w:bCs/>
         </w:rPr>
-        <w:lastRenderedPageBreak/>
         <w:t>Mô hình nhúng:</w:t>
       </w:r>
       <w:r>
@@ -16195,6 +16473,7 @@
           <w:i/>
           <w:iCs/>
         </w:rPr>
+        <w:lastRenderedPageBreak/>
         <w:t>Tầng cao (10-12):</w:t>
       </w:r>
       <w:r>
@@ -16487,7 +16766,6 @@
           <w:b/>
           <w:bCs/>
         </w:rPr>
-        <w:lastRenderedPageBreak/>
         <w:t>Sử dụng hiệu quả bộ nhớ:</w:t>
       </w:r>
       <w:r>
@@ -16644,6 +16922,7 @@
           <w:b/>
           <w:bCs/>
         </w:rPr>
+        <w:lastRenderedPageBreak/>
         <w:t>Sử dụng giảm LR Cosine (Được cung cấp bởi Politrees):</w:t>
       </w:r>
       <w:r>
@@ -17005,7 +17284,6 @@
           <w:b/>
           <w:bCs/>
         </w:rPr>
-        <w:lastRenderedPageBreak/>
         <w:t>Default (HiFiGAN-NSF):</w:t>
       </w:r>
       <w:r>
@@ -17162,6 +17440,7 @@
           <w:b/>
           <w:bCs/>
         </w:rPr>
+        <w:lastRenderedPageBreak/>
         <w:t>Tên của bộ tham chiếu:</w:t>
       </w:r>
       <w:r>
@@ -17492,7 +17771,6 @@
     </w:p>
     <w:p>
       <w:r>
-        <w:lastRenderedPageBreak/>
         <w:t>Mô tả:</w:t>
       </w:r>
       <w:r>
@@ -17636,6 +17914,7 @@
     </w:p>
     <w:p>
       <w:r>
+        <w:lastRenderedPageBreak/>
         <w:t xml:space="preserve">- </w:t>
       </w:r>
       <w:r>
@@ -17917,7 +18196,6 @@
           <w:b/>
           <w:bCs/>
         </w:rPr>
-        <w:lastRenderedPageBreak/>
         <w:t>Tính năng:</w:t>
       </w:r>
       <w:r>
@@ -18099,6 +18377,7 @@
           <w:b/>
           <w:bCs/>
         </w:rPr>
+        <w:lastRenderedPageBreak/>
         <w:t>Số lượng dự đoán (Shifts):</w:t>
       </w:r>
       <w:r>
@@ -18331,144 +18610,144 @@
           <w:b/>
           <w:bCs/>
         </w:rPr>
+        <w:t>Đ</w:t>
+      </w:r>
+      <w:r>
+        <w:rPr>
+          <w:b/>
+          <w:bCs/>
+        </w:rPr>
+        <w:t>ầu ra dữ liệu</w:t>
+      </w:r>
+      <w:r>
+        <w:rPr>
+          <w:b/>
+          <w:bCs/>
+        </w:rPr>
+        <w:t>:</w:t>
+      </w:r>
+      <w:r>
+        <w:t xml:space="preserve"> Đường dẫn thư mục đầu ra của tập dữ liệu</w:t>
+      </w:r>
+      <w:r>
+        <w:t>.</w:t>
+      </w:r>
+    </w:p>
+    <w:p>
+      <w:pPr>
+        <w:numPr>
+          <w:ilvl w:val="0"/>
+          <w:numId w:val="9"/>
+        </w:numPr>
+      </w:pPr>
+      <w:r>
+        <w:rPr>
+          <w:b/>
+          <w:bCs/>
+        </w:rPr>
+        <w:t>Làm sạch âm thanh:</w:t>
+      </w:r>
+      <w:r>
+        <w:t xml:space="preserve"> Kích hoạt bộ lọc nhiễu. Khi chọn, thanh trượt xuất hiện để bạn điều chỉnh mức độ lọc tạp âm.</w:t>
+      </w:r>
+    </w:p>
+    <w:p>
+      <w:pPr>
+        <w:numPr>
+          <w:ilvl w:val="0"/>
+          <w:numId w:val="9"/>
+        </w:numPr>
+      </w:pPr>
+      <w:r>
+        <w:rPr>
+          <w:b/>
+          <w:bCs/>
+        </w:rPr>
+        <w:t>Mức độ làm sạch âm thanh:</w:t>
+      </w:r>
+      <w:r>
+        <w:t xml:space="preserve"> Điều chỉnh cường độ lọc. Giá trị cao lọc sạch hơn nhưng dễ mất chi tiết giọng; giá trị thấp giữ được ngữ âm tự nhiên nhưng có thể còn tạp âm.</w:t>
+      </w:r>
+    </w:p>
+    <w:p>
+      <w:pPr>
+        <w:pStyle w:val="ListParagraph"/>
+        <w:numPr>
+          <w:ilvl w:val="0"/>
+          <w:numId w:val="9"/>
+        </w:numPr>
+        <w:spacing w:line="276" w:lineRule="auto"/>
+        <w:rPr>
+          <w:rFonts w:eastAsia="Aptos"/>
+          <w:b/>
+          <w:bCs/>
+        </w:rPr>
+      </w:pPr>
+      <w:r>
+        <w:rPr>
+          <w:rFonts w:eastAsia="Aptos"/>
+          <w:b/>
+          <w:bCs/>
+        </w:rPr>
+        <w:t xml:space="preserve">Bỏ qua giây: </w:t>
+      </w:r>
+      <w:r>
+        <w:rPr>
+          <w:rFonts w:eastAsia="Aptos"/>
+        </w:rPr>
+        <w:t>Thực hiện việc bỏ qua số giây bắt đầu hoặc kết thúc. Khi sử dụng các âm thanh có tiếng mở đầu thì việc bỏ qua các tiếng mở đầu đó sẽ tốt hơn cho việc huấn luyện phía sau.</w:t>
+      </w:r>
+    </w:p>
+    <w:p>
+      <w:pPr>
+        <w:pStyle w:val="ListParagraph"/>
+        <w:numPr>
+          <w:ilvl w:val="0"/>
+          <w:numId w:val="9"/>
+        </w:numPr>
+        <w:spacing w:line="276" w:lineRule="auto"/>
+        <w:rPr>
+          <w:rFonts w:eastAsia="Aptos"/>
+          <w:b/>
+          <w:bCs/>
+        </w:rPr>
+      </w:pPr>
+      <w:r>
+        <w:rPr>
+          <w:rFonts w:eastAsia="Aptos"/>
+          <w:b/>
+          <w:bCs/>
+        </w:rPr>
+        <w:t>Bỏ qua phần đầu:</w:t>
+      </w:r>
+      <w:r>
+        <w:rPr>
+          <w:rFonts w:eastAsia="Aptos"/>
+        </w:rPr>
+        <w:t xml:space="preserve"> Số giây cần bỏ qua ở phần đầu dữ liệu, 0 nghĩa là không bỏ qua và nếu cần áp dụng cho nhiều tệp thì sử dụng dấu phẩy `0, 0,…`. Lưu ý phần này nên là số nguyên.</w:t>
+      </w:r>
+    </w:p>
+    <w:p>
+      <w:pPr>
+        <w:pStyle w:val="ListParagraph"/>
+        <w:numPr>
+          <w:ilvl w:val="0"/>
+          <w:numId w:val="9"/>
+        </w:numPr>
+        <w:spacing w:line="276" w:lineRule="auto"/>
+        <w:rPr>
+          <w:rFonts w:eastAsia="Aptos"/>
+          <w:b/>
+          <w:bCs/>
+        </w:rPr>
+      </w:pPr>
+      <w:r>
+        <w:rPr>
+          <w:rFonts w:eastAsia="Aptos"/>
+          <w:b/>
+          <w:bCs/>
+        </w:rPr>
         <w:lastRenderedPageBreak/>
-        <w:t>Đ</w:t>
-      </w:r>
-      <w:r>
-        <w:rPr>
-          <w:b/>
-          <w:bCs/>
-        </w:rPr>
-        <w:t>ầu ra dữ liệu</w:t>
-      </w:r>
-      <w:r>
-        <w:rPr>
-          <w:b/>
-          <w:bCs/>
-        </w:rPr>
-        <w:t>:</w:t>
-      </w:r>
-      <w:r>
-        <w:t xml:space="preserve"> Đường dẫn thư mục đầu ra của tập dữ liệu</w:t>
-      </w:r>
-      <w:r>
-        <w:t>.</w:t>
-      </w:r>
-    </w:p>
-    <w:p>
-      <w:pPr>
-        <w:numPr>
-          <w:ilvl w:val="0"/>
-          <w:numId w:val="9"/>
-        </w:numPr>
-      </w:pPr>
-      <w:r>
-        <w:rPr>
-          <w:b/>
-          <w:bCs/>
-        </w:rPr>
-        <w:t>Làm sạch âm thanh:</w:t>
-      </w:r>
-      <w:r>
-        <w:t xml:space="preserve"> Kích hoạt bộ lọc nhiễu. Khi chọn, thanh trượt xuất hiện để bạn điều chỉnh mức độ lọc tạp âm.</w:t>
-      </w:r>
-    </w:p>
-    <w:p>
-      <w:pPr>
-        <w:numPr>
-          <w:ilvl w:val="0"/>
-          <w:numId w:val="9"/>
-        </w:numPr>
-      </w:pPr>
-      <w:r>
-        <w:rPr>
-          <w:b/>
-          <w:bCs/>
-        </w:rPr>
-        <w:t>Mức độ làm sạch âm thanh:</w:t>
-      </w:r>
-      <w:r>
-        <w:t xml:space="preserve"> Điều chỉnh cường độ lọc. Giá trị cao lọc sạch hơn nhưng dễ mất chi tiết giọng; giá trị thấp giữ được ngữ âm tự nhiên nhưng có thể còn tạp âm.</w:t>
-      </w:r>
-    </w:p>
-    <w:p>
-      <w:pPr>
-        <w:pStyle w:val="ListParagraph"/>
-        <w:numPr>
-          <w:ilvl w:val="0"/>
-          <w:numId w:val="9"/>
-        </w:numPr>
-        <w:spacing w:line="276" w:lineRule="auto"/>
-        <w:rPr>
-          <w:rFonts w:eastAsia="Aptos"/>
-          <w:b/>
-          <w:bCs/>
-        </w:rPr>
-      </w:pPr>
-      <w:r>
-        <w:rPr>
-          <w:rFonts w:eastAsia="Aptos"/>
-          <w:b/>
-          <w:bCs/>
-        </w:rPr>
-        <w:t xml:space="preserve">Bỏ qua giây: </w:t>
-      </w:r>
-      <w:r>
-        <w:rPr>
-          <w:rFonts w:eastAsia="Aptos"/>
-        </w:rPr>
-        <w:t>Thực hiện việc bỏ qua số giây bắt đầu hoặc kết thúc. Khi sử dụng các âm thanh có tiếng mở đầu thì việc bỏ qua các tiếng mở đầu đó sẽ tốt hơn cho việc huấn luyện phía sau.</w:t>
-      </w:r>
-    </w:p>
-    <w:p>
-      <w:pPr>
-        <w:pStyle w:val="ListParagraph"/>
-        <w:numPr>
-          <w:ilvl w:val="0"/>
-          <w:numId w:val="9"/>
-        </w:numPr>
-        <w:spacing w:line="276" w:lineRule="auto"/>
-        <w:rPr>
-          <w:rFonts w:eastAsia="Aptos"/>
-          <w:b/>
-          <w:bCs/>
-        </w:rPr>
-      </w:pPr>
-      <w:r>
-        <w:rPr>
-          <w:rFonts w:eastAsia="Aptos"/>
-          <w:b/>
-          <w:bCs/>
-        </w:rPr>
-        <w:t>Bỏ qua phần đầu:</w:t>
-      </w:r>
-      <w:r>
-        <w:rPr>
-          <w:rFonts w:eastAsia="Aptos"/>
-        </w:rPr>
-        <w:t xml:space="preserve"> Số giây cần bỏ qua ở phần đầu dữ liệu, 0 nghĩa là không bỏ qua và nếu cần áp dụng cho nhiều tệp thì sử dụng dấu phẩy `0, 0,…`. Lưu ý phần này nên là số nguyên.</w:t>
-      </w:r>
-    </w:p>
-    <w:p>
-      <w:pPr>
-        <w:pStyle w:val="ListParagraph"/>
-        <w:numPr>
-          <w:ilvl w:val="0"/>
-          <w:numId w:val="9"/>
-        </w:numPr>
-        <w:spacing w:line="276" w:lineRule="auto"/>
-        <w:rPr>
-          <w:rFonts w:eastAsia="Aptos"/>
-          <w:b/>
-          <w:bCs/>
-        </w:rPr>
-      </w:pPr>
-      <w:r>
-        <w:rPr>
-          <w:rFonts w:eastAsia="Aptos"/>
-          <w:b/>
-          <w:bCs/>
-        </w:rPr>
         <w:t>Bỏ qua phần cuối:</w:t>
       </w:r>
       <w:r>
@@ -18713,7 +18992,6 @@
           <w:b/>
           <w:bCs/>
         </w:rPr>
-        <w:lastRenderedPageBreak/>
         <w:t xml:space="preserve">Phương pháp trích xuất HYBRID: </w:t>
       </w:r>
       <w:r>
@@ -18836,6 +19114,7 @@
           <w:b/>
           <w:bCs/>
         </w:rPr>
+        <w:lastRenderedPageBreak/>
         <w:t>Chế độ nhúng (Embedding):</w:t>
       </w:r>
       <w:r>
@@ -19196,120 +19475,120 @@
           <w:sz w:val="28"/>
           <w:szCs w:val="28"/>
         </w:rPr>
+        <w:t>3. Tùy Chỉnh Khác</w:t>
+      </w:r>
+    </w:p>
+    <w:p>
+      <w:pPr>
+        <w:numPr>
+          <w:ilvl w:val="0"/>
+          <w:numId w:val="25"/>
+        </w:numPr>
+        <w:spacing w:line="276" w:lineRule="auto"/>
+        <w:rPr>
+          <w:rFonts w:eastAsia="Aptos"/>
+        </w:rPr>
+      </w:pPr>
+      <w:r>
+        <w:rPr>
+          <w:rFonts w:eastAsia="Aptos"/>
+          <w:b/>
+          <w:bCs/>
+        </w:rPr>
+        <w:t xml:space="preserve">Huấn luyện năng lượng (Thử nghiệm - Không khuyên dùng): </w:t>
+      </w:r>
+      <w:r>
+        <w:rPr>
+          <w:rFonts w:eastAsia="Aptos"/>
+        </w:rPr>
+        <w:t>Thêm lớp học năng lượng nhưng gần như không tăng chất lượng.</w:t>
+      </w:r>
+    </w:p>
+    <w:p>
+      <w:pPr>
+        <w:numPr>
+          <w:ilvl w:val="0"/>
+          <w:numId w:val="23"/>
+        </w:numPr>
+      </w:pPr>
+      <w:r>
+        <w:rPr>
+          <w:b/>
+          <w:bCs/>
+        </w:rPr>
+        <w:t>Tự động điều chỉnh:</w:t>
+      </w:r>
+      <w:r>
+        <w:t xml:space="preserve"> Tự động nắn cao độ F0 theo các nốt nhạc nó hoạt động giống như Autotune.</w:t>
+      </w:r>
+    </w:p>
+    <w:p>
+      <w:pPr>
+        <w:numPr>
+          <w:ilvl w:val="0"/>
+          <w:numId w:val="23"/>
+        </w:numPr>
+      </w:pPr>
+      <w:r>
+        <w:rPr>
+          <w:b/>
+          <w:bCs/>
+        </w:rPr>
+        <w:t>Mức độ điều chỉnh:</w:t>
+      </w:r>
+      <w:r>
+        <w:t xml:space="preserve"> (Chỉ hiện khi dùng Tự động điều chỉnh) Điều chỉnh mức độ can thiệp vào nốt nhạc của F0.</w:t>
+      </w:r>
+    </w:p>
+    <w:p>
+      <w:pPr>
+        <w:numPr>
+          <w:ilvl w:val="0"/>
+          <w:numId w:val="23"/>
+        </w:numPr>
+      </w:pPr>
+      <w:r>
+        <w:rPr>
+          <w:b/>
+          <w:bCs/>
+        </w:rPr>
+        <w:t>Lọc trung vị:</w:t>
+      </w:r>
+      <w:r>
+        <w:t xml:space="preserve"> Kiểm soát nhiễu, làm mượt cao độ và độ tự tin của mô hình trích xuất.</w:t>
+      </w:r>
+    </w:p>
+    <w:p>
+      <w:pPr>
+        <w:numPr>
+          <w:ilvl w:val="0"/>
+          <w:numId w:val="23"/>
+        </w:numPr>
+      </w:pPr>
+      <w:r>
+        <w:rPr>
+          <w:b/>
+          <w:bCs/>
+        </w:rPr>
+        <w:t>Dịch chuyển cao độ:</w:t>
+      </w:r>
+      <w:r>
+        <w:t xml:space="preserve"> Điều chỉnh giọng để khớp với mô hình (Ví dụ: Giọng nữ sang mô hình nam thì chỉnh -12 và ngược lại +12). Nếu cùng giới tính, có thể chỉnh nhẹ để tối ưu chất giọng.</w:t>
+      </w:r>
+    </w:p>
+    <w:p>
+      <w:pPr>
+        <w:numPr>
+          <w:ilvl w:val="0"/>
+          <w:numId w:val="23"/>
+        </w:numPr>
+      </w:pPr>
+      <w:r>
+        <w:rPr>
+          <w:b/>
+          <w:bCs/>
+        </w:rPr>
         <w:lastRenderedPageBreak/>
-        <w:t>3. Tùy Chỉnh Khác</w:t>
-      </w:r>
-    </w:p>
-    <w:p>
-      <w:pPr>
-        <w:numPr>
-          <w:ilvl w:val="0"/>
-          <w:numId w:val="25"/>
-        </w:numPr>
-        <w:spacing w:line="276" w:lineRule="auto"/>
-        <w:rPr>
-          <w:rFonts w:eastAsia="Aptos"/>
-        </w:rPr>
-      </w:pPr>
-      <w:r>
-        <w:rPr>
-          <w:rFonts w:eastAsia="Aptos"/>
-          <w:b/>
-          <w:bCs/>
-        </w:rPr>
-        <w:t xml:space="preserve">Huấn luyện năng lượng (Thử nghiệm - Không khuyên dùng): </w:t>
-      </w:r>
-      <w:r>
-        <w:rPr>
-          <w:rFonts w:eastAsia="Aptos"/>
-        </w:rPr>
-        <w:t>Thêm lớp học năng lượng nhưng gần như không tăng chất lượng.</w:t>
-      </w:r>
-    </w:p>
-    <w:p>
-      <w:pPr>
-        <w:numPr>
-          <w:ilvl w:val="0"/>
-          <w:numId w:val="23"/>
-        </w:numPr>
-      </w:pPr>
-      <w:r>
-        <w:rPr>
-          <w:b/>
-          <w:bCs/>
-        </w:rPr>
-        <w:t>Tự động điều chỉnh:</w:t>
-      </w:r>
-      <w:r>
-        <w:t xml:space="preserve"> Tự động nắn cao độ F0 theo các nốt nhạc nó hoạt động giống như Autotune.</w:t>
-      </w:r>
-    </w:p>
-    <w:p>
-      <w:pPr>
-        <w:numPr>
-          <w:ilvl w:val="0"/>
-          <w:numId w:val="23"/>
-        </w:numPr>
-      </w:pPr>
-      <w:r>
-        <w:rPr>
-          <w:b/>
-          <w:bCs/>
-        </w:rPr>
-        <w:t>Mức độ điều chỉnh:</w:t>
-      </w:r>
-      <w:r>
-        <w:t xml:space="preserve"> (Chỉ hiện khi dùng Tự động điều chỉnh) Điều chỉnh mức độ can thiệp vào nốt nhạc của F0.</w:t>
-      </w:r>
-    </w:p>
-    <w:p>
-      <w:pPr>
-        <w:numPr>
-          <w:ilvl w:val="0"/>
-          <w:numId w:val="23"/>
-        </w:numPr>
-      </w:pPr>
-      <w:r>
-        <w:rPr>
-          <w:b/>
-          <w:bCs/>
-        </w:rPr>
-        <w:t>Lọc trung vị:</w:t>
-      </w:r>
-      <w:r>
-        <w:t xml:space="preserve"> Kiểm soát nhiễu, làm mượt cao độ và độ tự tin của mô hình trích xuất.</w:t>
-      </w:r>
-    </w:p>
-    <w:p>
-      <w:pPr>
-        <w:numPr>
-          <w:ilvl w:val="0"/>
-          <w:numId w:val="23"/>
-        </w:numPr>
-      </w:pPr>
-      <w:r>
-        <w:rPr>
-          <w:b/>
-          <w:bCs/>
-        </w:rPr>
-        <w:t>Dịch chuyển cao độ:</w:t>
-      </w:r>
-      <w:r>
-        <w:t xml:space="preserve"> Điều chỉnh giọng để khớp với mô hình (Ví dụ: Giọng nữ sang mô hình nam thì chỉnh -12 và ngược lại +12). Nếu cùng giới tính, có thể chỉnh nhẹ để tối ưu chất giọng.</w:t>
-      </w:r>
-    </w:p>
-    <w:p>
-      <w:pPr>
-        <w:numPr>
-          <w:ilvl w:val="0"/>
-          <w:numId w:val="23"/>
-        </w:numPr>
-      </w:pPr>
-      <w:r>
-        <w:rPr>
-          <w:b/>
-          <w:bCs/>
-        </w:rPr>
         <w:t>Tự động đề xuất cao độ:</w:t>
       </w:r>
       <w:r>
@@ -19509,7 +19788,6 @@
           <w:sz w:val="28"/>
           <w:szCs w:val="28"/>
         </w:rPr>
-        <w:lastRenderedPageBreak/>
         <w:t>1. Tải Xuống Mô Hình Giọng Nói</w:t>
       </w:r>
     </w:p>
@@ -19723,6 +20001,7 @@
           <w:i/>
           <w:iCs/>
         </w:rPr>
+        <w:lastRenderedPageBreak/>
         <w:t>Tên của mô hình</w:t>
       </w:r>
       <w:r>
@@ -20178,7 +20457,6 @@
           <w:i/>
           <w:iCs/>
         </w:rPr>
-        <w:lastRenderedPageBreak/>
         <w:t>Chọn mô hình huấn luyện trước</w:t>
       </w:r>
       <w:r>
@@ -20338,6 +20616,7 @@
     </w:p>
     <w:p>
       <w:r>
+        <w:lastRenderedPageBreak/>
         <w:t>Lưu ý:</w:t>
       </w:r>
       <w:r>
@@ -20605,7 +20884,6 @@
           <w:sz w:val="32"/>
           <w:szCs w:val="32"/>
         </w:rPr>
-        <w:lastRenderedPageBreak/>
         <w:t>➤</w:t>
       </w:r>
       <w:r>
@@ -20731,6 +21009,7 @@
           <w:b/>
           <w:bCs/>
         </w:rPr>
+        <w:lastRenderedPageBreak/>
         <w:t>Đầu ra mô hình</w:t>
       </w:r>
       <w:r>
@@ -21035,7 +21314,6 @@
     </w:p>
     <w:p>
       <w:r>
-        <w:lastRenderedPageBreak/>
         <w:t xml:space="preserve">Mô tả: </w:t>
       </w:r>
       <w:r>
@@ -21103,6 +21381,7 @@
           <w:b/>
           <w:bCs/>
         </w:rPr>
+        <w:lastRenderedPageBreak/>
         <w:t xml:space="preserve">Thả âm thanh vào đây: </w:t>
       </w:r>
       <w:r>
@@ -21364,7 +21643,6 @@
           <w:b/>
           <w:bCs/>
         </w:rPr>
-        <w:lastRenderedPageBreak/>
         <w:t>Mức độ điều chỉnh:</w:t>
       </w:r>
       <w:r>
@@ -21434,6 +21712,7 @@
     </w:p>
     <w:p>
       <w:r>
+        <w:lastRenderedPageBreak/>
         <w:t xml:space="preserve">Lưu ý: </w:t>
       </w:r>
       <w:r>
@@ -21715,7 +21994,6 @@
     </w:p>
     <w:p>
       <w:r>
-        <w:lastRenderedPageBreak/>
         <w:t xml:space="preserve">Lưu ý: </w:t>
       </w:r>
       <w:r>
@@ -21860,6 +22138,7 @@
           <w:b/>
           <w:bCs/>
         </w:rPr>
+        <w:lastRenderedPageBreak/>
         <w:t>Chủ đề</w:t>
       </w:r>
       <w:r>
@@ -22160,7 +22439,6 @@
           <w:b/>
           <w:bCs/>
         </w:rPr>
-        <w:lastRenderedPageBreak/>
         <w:t>Dừng Tách Nhạc</w:t>
       </w:r>
       <w:r>
@@ -22366,6 +22644,7 @@
           <w:b/>
           <w:bCs/>
         </w:rPr>
+        <w:lastRenderedPageBreak/>
         <w:t xml:space="preserve">theme: </w:t>
       </w:r>
       <w:r>
@@ -22871,21 +23150,450 @@
           <w:b/>
           <w:bCs/>
         </w:rPr>
+        <w:t>convert_with_vad</w:t>
+      </w:r>
+      <w:r>
+        <w:rPr>
+          <w:b/>
+          <w:bCs/>
+        </w:rPr>
+        <w:t xml:space="preserve">_tab: </w:t>
+      </w:r>
+      <w:r>
+        <w:t>Điều khiển hiển thị của tab</w:t>
+      </w:r>
+      <w:r>
+        <w:t xml:space="preserve"> Chuyển Đổi Âm Thanh Với Bộ Phát Hiện Giọng Nói.</w:t>
+      </w:r>
+    </w:p>
+    <w:p>
+      <w:pPr>
+        <w:pStyle w:val="ListParagraph"/>
+        <w:numPr>
+          <w:ilvl w:val="0"/>
+          <w:numId w:val="41"/>
+        </w:numPr>
+        <w:rPr>
+          <w:b/>
+          <w:bCs/>
+        </w:rPr>
+      </w:pPr>
+      <w:r>
+        <w:rPr>
+          <w:b/>
+          <w:bCs/>
+        </w:rPr>
+        <w:t>tts_tab</w:t>
+      </w:r>
+      <w:r>
+        <w:rPr>
+          <w:b/>
+          <w:bCs/>
+        </w:rPr>
+        <w:t xml:space="preserve">: </w:t>
+      </w:r>
+      <w:r>
+        <w:t>Điều khiển hiển thị của tab</w:t>
+      </w:r>
+      <w:r>
+        <w:t xml:space="preserve"> Chuyển Đổi Văn Bản.</w:t>
+      </w:r>
+    </w:p>
+    <w:p>
+      <w:pPr>
+        <w:pStyle w:val="ListParagraph"/>
+        <w:numPr>
+          <w:ilvl w:val="0"/>
+          <w:numId w:val="41"/>
+        </w:numPr>
+        <w:rPr>
+          <w:b/>
+          <w:bCs/>
+        </w:rPr>
+      </w:pPr>
+      <w:r>
+        <w:rPr>
+          <w:b/>
+          <w:bCs/>
+        </w:rPr>
+        <w:t>effects_tab</w:t>
+      </w:r>
+      <w:r>
+        <w:rPr>
+          <w:b/>
+          <w:bCs/>
+        </w:rPr>
+        <w:t xml:space="preserve">: </w:t>
+      </w:r>
+      <w:r>
+        <w:t>Điều khiển hiển thị của tab</w:t>
+      </w:r>
+      <w:r>
+        <w:t xml:space="preserve"> Hiệu Ứng Âm Thanh.</w:t>
+      </w:r>
+    </w:p>
+    <w:p>
+      <w:pPr>
+        <w:pStyle w:val="ListParagraph"/>
+        <w:numPr>
+          <w:ilvl w:val="0"/>
+          <w:numId w:val="41"/>
+        </w:numPr>
+        <w:rPr>
+          <w:b/>
+          <w:bCs/>
+        </w:rPr>
+      </w:pPr>
+      <w:r>
+        <w:rPr>
+          <w:b/>
+          <w:bCs/>
+        </w:rPr>
+        <w:t>quirk</w:t>
+      </w:r>
+      <w:r>
+        <w:rPr>
+          <w:b/>
+          <w:bCs/>
+        </w:rPr>
+        <w:t xml:space="preserve">_tab: </w:t>
+      </w:r>
+      <w:r>
+        <w:t>Điều khiển hiển thị của tab</w:t>
+      </w:r>
+      <w:r>
+        <w:t xml:space="preserve"> Hiệu Ứng Kỳ Quặc.</w:t>
+      </w:r>
+    </w:p>
+    <w:p>
+      <w:pPr>
+        <w:pStyle w:val="ListParagraph"/>
+        <w:numPr>
+          <w:ilvl w:val="0"/>
+          <w:numId w:val="41"/>
+        </w:numPr>
+        <w:rPr>
+          <w:b/>
+          <w:bCs/>
+        </w:rPr>
+      </w:pPr>
+      <w:r>
+        <w:rPr>
+          <w:b/>
+          <w:bCs/>
+        </w:rPr>
+        <w:t>create_dataset_tab</w:t>
+      </w:r>
+      <w:r>
+        <w:rPr>
+          <w:b/>
+          <w:bCs/>
+        </w:rPr>
+        <w:t xml:space="preserve">: </w:t>
+      </w:r>
+      <w:r>
+        <w:t>Điều khiển hiển thị của tab</w:t>
+      </w:r>
+      <w:r>
+        <w:t xml:space="preserve"> Tạo Dữ Liệu Huấn Luyện.</w:t>
+      </w:r>
+    </w:p>
+    <w:p>
+      <w:pPr>
+        <w:pStyle w:val="ListParagraph"/>
+        <w:numPr>
+          <w:ilvl w:val="0"/>
+          <w:numId w:val="41"/>
+        </w:numPr>
+        <w:rPr>
+          <w:b/>
+          <w:bCs/>
+        </w:rPr>
+      </w:pPr>
+      <w:r>
+        <w:rPr>
+          <w:b/>
+          <w:bCs/>
+        </w:rPr>
+        <w:t>training_tab</w:t>
+      </w:r>
+      <w:r>
+        <w:rPr>
+          <w:b/>
+          <w:bCs/>
+        </w:rPr>
+        <w:t xml:space="preserve">: </w:t>
+      </w:r>
+      <w:r>
+        <w:t>Điều khiển hiển thị của tab</w:t>
+      </w:r>
+      <w:r>
+        <w:t xml:space="preserve"> Huấn Luyện Mô Hình.</w:t>
+      </w:r>
+    </w:p>
+    <w:p>
+      <w:pPr>
+        <w:pStyle w:val="ListParagraph"/>
+        <w:numPr>
+          <w:ilvl w:val="0"/>
+          <w:numId w:val="41"/>
+        </w:numPr>
+        <w:rPr>
+          <w:b/>
+          <w:bCs/>
+        </w:rPr>
+      </w:pPr>
+      <w:r>
+        <w:rPr>
+          <w:b/>
+          <w:bCs/>
+        </w:rPr>
+        <w:t>fushion_tab</w:t>
+      </w:r>
+      <w:r>
+        <w:rPr>
+          <w:b/>
+          <w:bCs/>
+        </w:rPr>
+        <w:t xml:space="preserve">: </w:t>
+      </w:r>
+      <w:r>
+        <w:t>Điều khiển hiển thị của tab</w:t>
+      </w:r>
+      <w:r>
+        <w:t xml:space="preserve"> Dung Hợp Mô Hình.</w:t>
+      </w:r>
+    </w:p>
+    <w:p>
+      <w:pPr>
+        <w:pStyle w:val="ListParagraph"/>
+        <w:numPr>
+          <w:ilvl w:val="0"/>
+          <w:numId w:val="41"/>
+        </w:numPr>
+        <w:rPr>
+          <w:b/>
+          <w:bCs/>
+        </w:rPr>
+      </w:pPr>
+      <w:r>
+        <w:rPr>
+          <w:b/>
+          <w:bCs/>
+        </w:rPr>
+        <w:t>read_tab</w:t>
+      </w:r>
+      <w:r>
+        <w:rPr>
+          <w:b/>
+          <w:bCs/>
+        </w:rPr>
+        <w:t xml:space="preserve">: </w:t>
+      </w:r>
+      <w:r>
+        <w:t>Điều khiển hiển thị của tab</w:t>
+      </w:r>
+      <w:r>
+        <w:t xml:space="preserve"> Đọc Thông Tin.</w:t>
+      </w:r>
+    </w:p>
+    <w:p>
+      <w:pPr>
+        <w:pStyle w:val="ListParagraph"/>
+        <w:numPr>
+          <w:ilvl w:val="0"/>
+          <w:numId w:val="41"/>
+        </w:numPr>
+        <w:rPr>
+          <w:b/>
+          <w:bCs/>
+        </w:rPr>
+      </w:pPr>
+      <w:r>
+        <w:rPr>
+          <w:b/>
+          <w:bCs/>
+        </w:rPr>
+        <w:t>onnx_tab</w:t>
+      </w:r>
+      <w:r>
+        <w:rPr>
+          <w:b/>
+          <w:bCs/>
+        </w:rPr>
+        <w:t xml:space="preserve">: </w:t>
+      </w:r>
+      <w:r>
+        <w:t>Điều khiển hiển thị của tab</w:t>
+      </w:r>
+      <w:r>
+        <w:t xml:space="preserve"> Chuyển Đổi Mô Hình ONNX.</w:t>
+      </w:r>
+    </w:p>
+    <w:p>
+      <w:pPr>
+        <w:pStyle w:val="ListParagraph"/>
+        <w:numPr>
+          <w:ilvl w:val="0"/>
+          <w:numId w:val="41"/>
+        </w:numPr>
+        <w:rPr>
+          <w:b/>
+          <w:bCs/>
+        </w:rPr>
+      </w:pPr>
+      <w:r>
+        <w:rPr>
+          <w:b/>
+          <w:bCs/>
+        </w:rPr>
+        <w:t>svc_tab</w:t>
+      </w:r>
+      <w:r>
+        <w:rPr>
+          <w:b/>
+          <w:bCs/>
+        </w:rPr>
+        <w:t xml:space="preserve">: </w:t>
+      </w:r>
+      <w:r>
+        <w:t>Điều khiển hiển thị của tab</w:t>
+      </w:r>
+      <w:r>
+        <w:t xml:space="preserve"> Chuyển Đổi Mô Hình SVC.</w:t>
+      </w:r>
+    </w:p>
+    <w:p>
+      <w:pPr>
+        <w:pStyle w:val="ListParagraph"/>
+        <w:numPr>
+          <w:ilvl w:val="0"/>
+          <w:numId w:val="41"/>
+        </w:numPr>
+        <w:rPr>
+          <w:b/>
+          <w:bCs/>
+        </w:rPr>
+      </w:pPr>
+      <w:r>
+        <w:rPr>
+          <w:b/>
+          <w:bCs/>
+        </w:rPr>
+        <w:t>downloads_tab</w:t>
+      </w:r>
+      <w:r>
+        <w:rPr>
+          <w:b/>
+          <w:bCs/>
+        </w:rPr>
+        <w:t xml:space="preserve">: </w:t>
+      </w:r>
+      <w:r>
+        <w:t>Điều khiển hiển thị của tab</w:t>
+      </w:r>
+      <w:r>
+        <w:t xml:space="preserve"> Tải Xuống.</w:t>
+      </w:r>
+    </w:p>
+    <w:p>
+      <w:pPr>
+        <w:pStyle w:val="ListParagraph"/>
+        <w:numPr>
+          <w:ilvl w:val="0"/>
+          <w:numId w:val="41"/>
+        </w:numPr>
+        <w:rPr>
+          <w:b/>
+          <w:bCs/>
+        </w:rPr>
+      </w:pPr>
+      <w:r>
+        <w:rPr>
+          <w:b/>
+          <w:bCs/>
+        </w:rPr>
+        <w:t>f0_extractor_tab</w:t>
+      </w:r>
+      <w:r>
+        <w:rPr>
+          <w:b/>
+          <w:bCs/>
+        </w:rPr>
+        <w:t xml:space="preserve">: </w:t>
+      </w:r>
+      <w:r>
+        <w:t>Điều khiển hiển thị của tab</w:t>
+      </w:r>
+      <w:r>
+        <w:t xml:space="preserve"> Trích Xuất F0.</w:t>
+      </w:r>
+    </w:p>
+    <w:p>
+      <w:pPr>
+        <w:pStyle w:val="ListParagraph"/>
+        <w:numPr>
+          <w:ilvl w:val="0"/>
+          <w:numId w:val="41"/>
+        </w:numPr>
+        <w:rPr>
+          <w:b/>
+          <w:bCs/>
+        </w:rPr>
+      </w:pPr>
+      <w:r>
+        <w:rPr>
+          <w:b/>
+          <w:bCs/>
+        </w:rPr>
+        <w:t>settings_tab</w:t>
+      </w:r>
+      <w:r>
+        <w:rPr>
+          <w:b/>
+          <w:bCs/>
+        </w:rPr>
+        <w:t xml:space="preserve">: </w:t>
+      </w:r>
+      <w:r>
+        <w:t>Điều khiển hiển thị của tab</w:t>
+      </w:r>
+      <w:r>
+        <w:t xml:space="preserve"> Tùy Chỉnh.</w:t>
+      </w:r>
+    </w:p>
+    <w:p>
+      <w:pPr>
+        <w:pStyle w:val="ListParagraph"/>
+        <w:numPr>
+          <w:ilvl w:val="0"/>
+          <w:numId w:val="41"/>
+        </w:numPr>
+        <w:rPr>
+          <w:b/>
+          <w:bCs/>
+        </w:rPr>
+      </w:pPr>
+      <w:r>
+        <w:rPr>
+          <w:b/>
+          <w:bCs/>
+        </w:rPr>
         <w:lastRenderedPageBreak/>
-        <w:t>convert_with_vad</w:t>
-      </w:r>
-      <w:r>
-        <w:rPr>
-          <w:b/>
-          <w:bCs/>
-        </w:rPr>
-        <w:t xml:space="preserve">_tab: </w:t>
+        <w:t>create_srt_tab</w:t>
+      </w:r>
+      <w:r>
+        <w:rPr>
+          <w:b/>
+          <w:bCs/>
+        </w:rPr>
+        <w:t xml:space="preserve">: </w:t>
       </w:r>
       <w:r>
         <w:t>Điều khiển hiển thị của tab</w:t>
       </w:r>
       <w:r>
-        <w:t xml:space="preserve"> Chuyển Đổi Âm Thanh Với Bộ Phát Hiện Giọng Nói.</w:t>
+        <w:t xml:space="preserve"> Tạo Tệp SRT.</w:t>
       </w:r>
     </w:p>
     <w:p>
@@ -22905,7 +23613,7 @@
           <w:b/>
           <w:bCs/>
         </w:rPr>
-        <w:t>tts_tab</w:t>
+        <w:t>realtime_tab</w:t>
       </w:r>
       <w:r>
         <w:rPr>
@@ -22918,7 +23626,7 @@
         <w:t>Điều khiển hiển thị của tab</w:t>
       </w:r>
       <w:r>
-        <w:t xml:space="preserve"> Chuyển Đổi Văn Bản.</w:t>
+        <w:t xml:space="preserve"> Thời Gian Thực.</w:t>
       </w:r>
     </w:p>
     <w:p>
@@ -22938,7 +23646,7 @@
           <w:b/>
           <w:bCs/>
         </w:rPr>
-        <w:t>effects_tab</w:t>
+        <w:t>create_reference_tab</w:t>
       </w:r>
       <w:r>
         <w:rPr>
@@ -22951,7 +23659,7 @@
         <w:t>Điều khiển hiển thị của tab</w:t>
       </w:r>
       <w:r>
-        <w:t xml:space="preserve"> Hiệu Ứng Âm Thanh.</w:t>
+        <w:t xml:space="preserve"> Tạo Bộ Tham Chiếu.</w:t>
       </w:r>
     </w:p>
     <w:p>
@@ -22961,30 +23669,29 @@
           <w:ilvl w:val="0"/>
           <w:numId w:val="41"/>
         </w:numPr>
-        <w:rPr>
-          <w:b/>
-          <w:bCs/>
-        </w:rPr>
-      </w:pPr>
-      <w:r>
-        <w:rPr>
-          <w:b/>
-          <w:bCs/>
-        </w:rPr>
-        <w:t>quirk</w:t>
-      </w:r>
-      <w:r>
-        <w:rPr>
-          <w:b/>
-          <w:bCs/>
-        </w:rPr>
-        <w:t xml:space="preserve">_tab: </w:t>
-      </w:r>
-      <w:r>
-        <w:t>Điều khiển hiển thị của tab</w:t>
-      </w:r>
-      <w:r>
-        <w:t xml:space="preserve"> Hiệu Ứng Kỳ Quặc.</w:t>
+      </w:pPr>
+      <w:r>
+        <w:rPr>
+          <w:b/>
+          <w:bCs/>
+        </w:rPr>
+        <w:t>analyzer_tab</w:t>
+      </w:r>
+      <w:r>
+        <w:rPr>
+          <w:b/>
+          <w:bCs/>
+        </w:rPr>
+        <w:t xml:space="preserve">: </w:t>
+      </w:r>
+      <w:r>
+        <w:t xml:space="preserve">Điều khiển hiển thị của tab </w:t>
+      </w:r>
+      <w:r>
+        <w:t>Phân Tích Âm Thanh</w:t>
+      </w:r>
+      <w:r>
+        <w:t>.</w:t>
       </w:r>
     </w:p>
     <w:p>
@@ -23004,7 +23711,7 @@
           <w:b/>
           <w:bCs/>
         </w:rPr>
-        <w:t>create_dataset_tab</w:t>
+        <w:t>font</w:t>
       </w:r>
       <w:r>
         <w:rPr>
@@ -23014,10 +23721,7 @@
         <w:t xml:space="preserve">: </w:t>
       </w:r>
       <w:r>
-        <w:t>Điều khiển hiển thị của tab</w:t>
-      </w:r>
-      <w:r>
-        <w:t xml:space="preserve"> Tạo Dữ Liệu Huấn Luyện.</w:t>
+        <w:t>Phông chữ mặc định của giao diện sử dụng.</w:t>
       </w:r>
     </w:p>
     <w:p>
@@ -23037,7 +23741,7 @@
           <w:b/>
           <w:bCs/>
         </w:rPr>
-        <w:t>training_tab</w:t>
+        <w:t>app_port</w:t>
       </w:r>
       <w:r>
         <w:rPr>
@@ -23047,10 +23751,7 @@
         <w:t xml:space="preserve">: </w:t>
       </w:r>
       <w:r>
-        <w:t>Điều khiển hiển thị của tab</w:t>
-      </w:r>
-      <w:r>
-        <w:t xml:space="preserve"> Huấn Luyện Mô Hình.</w:t>
+        <w:t>Cổng mạng của giao diện người dùng, nếu cổng đã bị chiếm nó sẽ tự chọn cổng khác.</w:t>
       </w:r>
     </w:p>
     <w:p>
@@ -23070,7 +23771,7 @@
           <w:b/>
           <w:bCs/>
         </w:rPr>
-        <w:t>fushion_tab</w:t>
+        <w:t>tensorboard_port</w:t>
       </w:r>
       <w:r>
         <w:rPr>
@@ -23080,10 +23781,7 @@
         <w:t xml:space="preserve">: </w:t>
       </w:r>
       <w:r>
-        <w:t>Điều khiển hiển thị của tab</w:t>
-      </w:r>
-      <w:r>
-        <w:t xml:space="preserve"> Dung Hợp Mô Hình.</w:t>
+        <w:t>Cổng mạng của biểu đồ Tensorboard.</w:t>
       </w:r>
     </w:p>
     <w:p>
@@ -23103,7 +23801,7 @@
           <w:b/>
           <w:bCs/>
         </w:rPr>
-        <w:t>read_tab</w:t>
+        <w:t>num_of_restart</w:t>
       </w:r>
       <w:r>
         <w:rPr>
@@ -23113,10 +23811,7 @@
         <w:t xml:space="preserve">: </w:t>
       </w:r>
       <w:r>
-        <w:t>Điều khiển hiển thị của tab</w:t>
-      </w:r>
-      <w:r>
-        <w:t xml:space="preserve"> Đọc Thông Tin.</w:t>
+        <w:t>Số lần tìm lại cổng mạng khi cổng bị chiếm.</w:t>
       </w:r>
     </w:p>
     <w:p>
@@ -23136,7 +23831,7 @@
           <w:b/>
           <w:bCs/>
         </w:rPr>
-        <w:t>onnx_tab</w:t>
+        <w:t>server_name</w:t>
       </w:r>
       <w:r>
         <w:rPr>
@@ -23146,10 +23841,7 @@
         <w:t xml:space="preserve">: </w:t>
       </w:r>
       <w:r>
-        <w:t>Điều khiển hiển thị của tab</w:t>
-      </w:r>
-      <w:r>
-        <w:t xml:space="preserve"> Chuyển Đổi Mô Hình ONNX.</w:t>
+        <w:t>Địa chỉ host của giao diện sử dụng, ví dụ như `0.0.0.0`, `127.0.0.1`.</w:t>
       </w:r>
     </w:p>
     <w:p>
@@ -23169,7 +23861,1236 @@
           <w:b/>
           <w:bCs/>
         </w:rPr>
-        <w:t>svc_tab</w:t>
+        <w:t>app_show_error</w:t>
+      </w:r>
+      <w:r>
+        <w:rPr>
+          <w:b/>
+          <w:bCs/>
+        </w:rPr>
+        <w:t>:</w:t>
+      </w:r>
+      <w:r>
+        <w:t xml:space="preserve"> Kiểm soát việc hiển thị chi tiết lỗi trên giao diện sử dụng khi xảy ra lỗi trong dự án Gradio.</w:t>
+      </w:r>
+    </w:p>
+    <w:p>
+      <w:pPr>
+        <w:pStyle w:val="ListParagraph"/>
+        <w:numPr>
+          <w:ilvl w:val="0"/>
+          <w:numId w:val="41"/>
+        </w:numPr>
+        <w:rPr>
+          <w:b/>
+          <w:bCs/>
+        </w:rPr>
+      </w:pPr>
+      <w:r>
+        <w:rPr>
+          <w:b/>
+          <w:bCs/>
+        </w:rPr>
+        <w:t>delete_exists_file</w:t>
+      </w:r>
+      <w:r>
+        <w:rPr>
+          <w:b/>
+          <w:bCs/>
+        </w:rPr>
+        <w:t>:</w:t>
+      </w:r>
+      <w:r>
+        <w:t xml:space="preserve"> Khi không sử dụng, nếu phát hiện tệp đã tồn tại thì sẽ tự động thêm hậu tố để tránh ghi đè. Khi sử dụng, nếu phát hiện tệp đã tồn tại thì sẽ ghi đè trực tiếp thay vì thêm hậu tố.</w:t>
+      </w:r>
+    </w:p>
+    <w:p>
+      <w:pPr>
+        <w:pStyle w:val="ListParagraph"/>
+        <w:numPr>
+          <w:ilvl w:val="0"/>
+          <w:numId w:val="41"/>
+        </w:numPr>
+        <w:rPr>
+          <w:b/>
+          <w:bCs/>
+        </w:rPr>
+      </w:pPr>
+      <w:r>
+        <w:rPr>
+          <w:b/>
+          <w:bCs/>
+        </w:rPr>
+        <w:t>audio_effects_path</w:t>
+      </w:r>
+      <w:r>
+        <w:rPr>
+          <w:b/>
+          <w:bCs/>
+        </w:rPr>
+        <w:t>:</w:t>
+      </w:r>
+      <w:r>
+        <w:t xml:space="preserve"> </w:t>
+      </w:r>
+      <w:r>
+        <w:t>Đường dẫn đến tệp mã xử lí</w:t>
+      </w:r>
+      <w:r>
+        <w:t xml:space="preserve"> phần</w:t>
+      </w:r>
+      <w:r>
+        <w:t xml:space="preserve"> hiệu ứng âm thanh.</w:t>
+      </w:r>
+    </w:p>
+    <w:p>
+      <w:pPr>
+        <w:pStyle w:val="ListParagraph"/>
+        <w:numPr>
+          <w:ilvl w:val="0"/>
+          <w:numId w:val="41"/>
+        </w:numPr>
+        <w:rPr>
+          <w:b/>
+          <w:bCs/>
+        </w:rPr>
+      </w:pPr>
+      <w:r>
+        <w:rPr>
+          <w:b/>
+          <w:bCs/>
+        </w:rPr>
+        <w:t>convert_path</w:t>
+      </w:r>
+      <w:r>
+        <w:rPr>
+          <w:b/>
+          <w:bCs/>
+        </w:rPr>
+        <w:t>:</w:t>
+      </w:r>
+      <w:r>
+        <w:t xml:space="preserve"> </w:t>
+      </w:r>
+      <w:r>
+        <w:t>Đường dẫn đến tệp mã xử lí</w:t>
+      </w:r>
+      <w:r>
+        <w:t xml:space="preserve"> phần</w:t>
+      </w:r>
+      <w:r>
+        <w:t xml:space="preserve"> chuyển đổi giọng nói</w:t>
+      </w:r>
+      <w:r>
+        <w:t xml:space="preserve"> (Không nên thay đổi nếu không có thể dẫn đến lỗi)</w:t>
+      </w:r>
+      <w:r>
+        <w:t>.</w:t>
+      </w:r>
+    </w:p>
+    <w:p>
+      <w:pPr>
+        <w:pStyle w:val="ListParagraph"/>
+        <w:numPr>
+          <w:ilvl w:val="0"/>
+          <w:numId w:val="41"/>
+        </w:numPr>
+        <w:rPr>
+          <w:b/>
+          <w:bCs/>
+        </w:rPr>
+      </w:pPr>
+      <w:r>
+        <w:rPr>
+          <w:b/>
+          <w:bCs/>
+        </w:rPr>
+        <w:t>separate_path</w:t>
+      </w:r>
+      <w:r>
+        <w:rPr>
+          <w:b/>
+          <w:bCs/>
+        </w:rPr>
+        <w:t>:</w:t>
+      </w:r>
+      <w:r>
+        <w:t xml:space="preserve"> </w:t>
+      </w:r>
+      <w:r>
+        <w:t>Đường dẫn đến tệp mã xử lí</w:t>
+      </w:r>
+      <w:r>
+        <w:t xml:space="preserve"> phần</w:t>
+      </w:r>
+      <w:r>
+        <w:t xml:space="preserve"> </w:t>
+      </w:r>
+      <w:r>
+        <w:t>tách nhạc (Không nên thay đổi nếu không có thể dẫn đến lỗi).</w:t>
+      </w:r>
+    </w:p>
+    <w:p>
+      <w:pPr>
+        <w:pStyle w:val="ListParagraph"/>
+        <w:numPr>
+          <w:ilvl w:val="0"/>
+          <w:numId w:val="41"/>
+        </w:numPr>
+        <w:rPr>
+          <w:b/>
+          <w:bCs/>
+        </w:rPr>
+      </w:pPr>
+      <w:r>
+        <w:rPr>
+          <w:b/>
+          <w:bCs/>
+        </w:rPr>
+        <w:t>create_dataset_path</w:t>
+      </w:r>
+      <w:r>
+        <w:rPr>
+          <w:b/>
+          <w:bCs/>
+        </w:rPr>
+        <w:t>:</w:t>
+      </w:r>
+      <w:r>
+        <w:t xml:space="preserve"> </w:t>
+      </w:r>
+      <w:r>
+        <w:t>Đường dẫn đến mã xử lí phần tạo dữ liệu huấn luyện (Không nên thay đổi nếu không có thể dẫn đến lỗi).</w:t>
+      </w:r>
+    </w:p>
+    <w:p>
+      <w:pPr>
+        <w:pStyle w:val="ListParagraph"/>
+        <w:numPr>
+          <w:ilvl w:val="0"/>
+          <w:numId w:val="41"/>
+        </w:numPr>
+        <w:rPr>
+          <w:b/>
+          <w:bCs/>
+        </w:rPr>
+      </w:pPr>
+      <w:r>
+        <w:rPr>
+          <w:b/>
+          <w:bCs/>
+        </w:rPr>
+        <w:t>preprocess_path</w:t>
+      </w:r>
+      <w:r>
+        <w:rPr>
+          <w:b/>
+          <w:bCs/>
+        </w:rPr>
+        <w:t>:</w:t>
+      </w:r>
+      <w:r>
+        <w:t xml:space="preserve"> </w:t>
+      </w:r>
+      <w:r>
+        <w:t>Đường dẫn đến mã xử lí phần tiền xử lí dữ liệu huấn luyện (Không nên thay đổi nếu không có thể dẫn đến lỗi).</w:t>
+      </w:r>
+    </w:p>
+    <w:p>
+      <w:pPr>
+        <w:pStyle w:val="ListParagraph"/>
+        <w:numPr>
+          <w:ilvl w:val="0"/>
+          <w:numId w:val="41"/>
+        </w:numPr>
+        <w:rPr>
+          <w:b/>
+          <w:bCs/>
+        </w:rPr>
+      </w:pPr>
+      <w:r>
+        <w:rPr>
+          <w:b/>
+          <w:bCs/>
+        </w:rPr>
+        <w:t>extract_path</w:t>
+      </w:r>
+      <w:r>
+        <w:rPr>
+          <w:b/>
+          <w:bCs/>
+        </w:rPr>
+        <w:t>:</w:t>
+      </w:r>
+      <w:r>
+        <w:t xml:space="preserve"> </w:t>
+      </w:r>
+      <w:r>
+        <w:t>Đường dẫn đến mã xử lí phần trích xuất dữ liệu huấn luyện (Không nên thay đổi nếu không có thể dẫn đến lỗi).</w:t>
+      </w:r>
+    </w:p>
+    <w:p>
+      <w:pPr>
+        <w:pStyle w:val="ListParagraph"/>
+        <w:numPr>
+          <w:ilvl w:val="0"/>
+          <w:numId w:val="41"/>
+        </w:numPr>
+        <w:rPr>
+          <w:b/>
+          <w:bCs/>
+        </w:rPr>
+      </w:pPr>
+      <w:r>
+        <w:rPr>
+          <w:b/>
+          <w:bCs/>
+        </w:rPr>
+        <w:t>create_index_path</w:t>
+      </w:r>
+      <w:r>
+        <w:rPr>
+          <w:b/>
+          <w:bCs/>
+        </w:rPr>
+        <w:t>:</w:t>
+      </w:r>
+      <w:r>
+        <w:t xml:space="preserve"> </w:t>
+      </w:r>
+      <w:r>
+        <w:t xml:space="preserve"> Đường dẫn đến mã xử lí phần tạo chỉ mục (Không nên thay đổi nếu không có thể dẫn đến lỗi).</w:t>
+      </w:r>
+    </w:p>
+    <w:p>
+      <w:pPr>
+        <w:pStyle w:val="ListParagraph"/>
+        <w:numPr>
+          <w:ilvl w:val="0"/>
+          <w:numId w:val="41"/>
+        </w:numPr>
+        <w:rPr>
+          <w:b/>
+          <w:bCs/>
+        </w:rPr>
+      </w:pPr>
+      <w:r>
+        <w:rPr>
+          <w:b/>
+          <w:bCs/>
+        </w:rPr>
+        <w:t>train_path</w:t>
+      </w:r>
+      <w:r>
+        <w:rPr>
+          <w:b/>
+          <w:bCs/>
+        </w:rPr>
+        <w:t>:</w:t>
+      </w:r>
+      <w:r>
+        <w:t xml:space="preserve"> </w:t>
+      </w:r>
+      <w:r>
+        <w:t>Đường dẫn đến mã xử lí phần huấn luyện (Không nên thay đổi nếu không có thể dẫn đến lỗi).</w:t>
+      </w:r>
+    </w:p>
+    <w:p>
+      <w:pPr>
+        <w:pStyle w:val="ListParagraph"/>
+        <w:numPr>
+          <w:ilvl w:val="0"/>
+          <w:numId w:val="41"/>
+        </w:numPr>
+        <w:rPr>
+          <w:b/>
+          <w:bCs/>
+        </w:rPr>
+      </w:pPr>
+      <w:r>
+        <w:rPr>
+          <w:b/>
+          <w:bCs/>
+        </w:rPr>
+        <w:t>create_reference_path</w:t>
+      </w:r>
+      <w:r>
+        <w:rPr>
+          <w:b/>
+          <w:bCs/>
+        </w:rPr>
+        <w:t>:</w:t>
+      </w:r>
+      <w:r>
+        <w:t xml:space="preserve"> </w:t>
+      </w:r>
+      <w:r>
+        <w:t>Đường dẫn đến mã xử lí phần tạo bộ tham chiếu huấn luyện (Không nên thay đổi nếu không có thể dẫn đến lỗi).</w:t>
+      </w:r>
+    </w:p>
+    <w:p>
+      <w:pPr>
+        <w:pStyle w:val="ListParagraph"/>
+        <w:numPr>
+          <w:ilvl w:val="0"/>
+          <w:numId w:val="41"/>
+        </w:numPr>
+        <w:rPr>
+          <w:b/>
+          <w:bCs/>
+        </w:rPr>
+      </w:pPr>
+      <w:r>
+        <w:rPr>
+          <w:b/>
+          <w:bCs/>
+        </w:rPr>
+        <w:t>ico_path</w:t>
+      </w:r>
+      <w:r>
+        <w:rPr>
+          <w:b/>
+          <w:bCs/>
+        </w:rPr>
+        <w:t>:</w:t>
+      </w:r>
+      <w:r>
+        <w:t xml:space="preserve"> </w:t>
+      </w:r>
+      <w:r>
+        <w:t>Đường dẫn đến tệp icon của giao diện sử dụng.</w:t>
+      </w:r>
+    </w:p>
+    <w:p>
+      <w:pPr>
+        <w:pStyle w:val="ListParagraph"/>
+        <w:numPr>
+          <w:ilvl w:val="0"/>
+          <w:numId w:val="41"/>
+        </w:numPr>
+        <w:rPr>
+          <w:b/>
+          <w:bCs/>
+        </w:rPr>
+      </w:pPr>
+      <w:r>
+        <w:rPr>
+          <w:b/>
+          <w:bCs/>
+        </w:rPr>
+        <w:t>csv_path</w:t>
+      </w:r>
+      <w:r>
+        <w:rPr>
+          <w:b/>
+          <w:bCs/>
+        </w:rPr>
+        <w:t>:</w:t>
+      </w:r>
+      <w:r>
+        <w:t xml:space="preserve"> </w:t>
+      </w:r>
+      <w:r>
+        <w:t>Đường dẫn đến tệp csv chứa kho mô hình của cộng đồng.</w:t>
+      </w:r>
+    </w:p>
+    <w:p>
+      <w:pPr>
+        <w:pStyle w:val="ListParagraph"/>
+        <w:numPr>
+          <w:ilvl w:val="0"/>
+          <w:numId w:val="41"/>
+        </w:numPr>
+        <w:rPr>
+          <w:b/>
+          <w:bCs/>
+        </w:rPr>
+      </w:pPr>
+      <w:r>
+        <w:rPr>
+          <w:b/>
+          <w:bCs/>
+        </w:rPr>
+        <w:t>weights_path</w:t>
+      </w:r>
+      <w:r>
+        <w:rPr>
+          <w:b/>
+          <w:bCs/>
+        </w:rPr>
+        <w:t>:</w:t>
+      </w:r>
+      <w:r>
+        <w:t xml:space="preserve"> </w:t>
+      </w:r>
+      <w:r>
+        <w:t>Đường dẫn đến thư mục chứa các trọng số huấn luyện.</w:t>
+      </w:r>
+    </w:p>
+    <w:p>
+      <w:pPr>
+        <w:pStyle w:val="ListParagraph"/>
+        <w:numPr>
+          <w:ilvl w:val="0"/>
+          <w:numId w:val="41"/>
+        </w:numPr>
+        <w:rPr>
+          <w:b/>
+          <w:bCs/>
+        </w:rPr>
+      </w:pPr>
+      <w:r>
+        <w:rPr>
+          <w:b/>
+          <w:bCs/>
+        </w:rPr>
+        <w:t>logs_path</w:t>
+      </w:r>
+      <w:r>
+        <w:rPr>
+          <w:b/>
+          <w:bCs/>
+        </w:rPr>
+        <w:t>:</w:t>
+      </w:r>
+      <w:r>
+        <w:t xml:space="preserve"> </w:t>
+      </w:r>
+      <w:r>
+        <w:t>Đường dẫn đến thư mục nhật ký nơi chứa tệp nhật ký và phần dữ liệu huấn luyện D và G.</w:t>
+      </w:r>
+    </w:p>
+    <w:p>
+      <w:pPr>
+        <w:pStyle w:val="ListParagraph"/>
+        <w:numPr>
+          <w:ilvl w:val="0"/>
+          <w:numId w:val="41"/>
+        </w:numPr>
+        <w:rPr>
+          <w:b/>
+          <w:bCs/>
+        </w:rPr>
+      </w:pPr>
+      <w:r>
+        <w:rPr>
+          <w:b/>
+          <w:bCs/>
+        </w:rPr>
+        <w:t>binary_path</w:t>
+      </w:r>
+      <w:r>
+        <w:rPr>
+          <w:b/>
+          <w:bCs/>
+        </w:rPr>
+        <w:t>:</w:t>
+      </w:r>
+      <w:r>
+        <w:t xml:space="preserve"> </w:t>
+      </w:r>
+      <w:r>
+        <w:t>Đường dẫn đến thư mục chứa các tệp nhị phân của dự án.</w:t>
+      </w:r>
+    </w:p>
+    <w:p>
+      <w:pPr>
+        <w:pStyle w:val="ListParagraph"/>
+        <w:numPr>
+          <w:ilvl w:val="0"/>
+          <w:numId w:val="41"/>
+        </w:numPr>
+        <w:rPr>
+          <w:b/>
+          <w:bCs/>
+        </w:rPr>
+      </w:pPr>
+      <w:r>
+        <w:rPr>
+          <w:b/>
+          <w:bCs/>
+        </w:rPr>
+        <w:t>f0_path</w:t>
+      </w:r>
+      <w:r>
+        <w:rPr>
+          <w:b/>
+          <w:bCs/>
+        </w:rPr>
+        <w:t>:</w:t>
+      </w:r>
+      <w:r>
+        <w:t xml:space="preserve"> </w:t>
+      </w:r>
+      <w:r>
+        <w:t>Đường dẫn đến thư mục chứa các tệp trích xuất cao độ F0.</w:t>
+      </w:r>
+    </w:p>
+    <w:p>
+      <w:pPr>
+        <w:pStyle w:val="ListParagraph"/>
+        <w:numPr>
+          <w:ilvl w:val="0"/>
+          <w:numId w:val="41"/>
+        </w:numPr>
+        <w:rPr>
+          <w:b/>
+          <w:bCs/>
+        </w:rPr>
+      </w:pPr>
+      <w:r>
+        <w:rPr>
+          <w:b/>
+          <w:bCs/>
+        </w:rPr>
+        <w:t>language_path</w:t>
+      </w:r>
+      <w:r>
+        <w:rPr>
+          <w:b/>
+          <w:bCs/>
+        </w:rPr>
+        <w:t>:</w:t>
+      </w:r>
+      <w:r>
+        <w:t xml:space="preserve"> </w:t>
+      </w:r>
+      <w:r>
+        <w:t>Đường dẫn đến thư mục chứa các tệp ngôn ngữ của dự án.</w:t>
+      </w:r>
+    </w:p>
+    <w:p>
+      <w:pPr>
+        <w:pStyle w:val="ListParagraph"/>
+        <w:numPr>
+          <w:ilvl w:val="0"/>
+          <w:numId w:val="41"/>
+        </w:numPr>
+        <w:rPr>
+          <w:b/>
+          <w:bCs/>
+        </w:rPr>
+      </w:pPr>
+      <w:r>
+        <w:rPr>
+          <w:b/>
+          <w:bCs/>
+        </w:rPr>
+        <w:t>presets_path</w:t>
+      </w:r>
+      <w:r>
+        <w:rPr>
+          <w:b/>
+          <w:bCs/>
+        </w:rPr>
+        <w:t>:</w:t>
+      </w:r>
+      <w:r>
+        <w:t xml:space="preserve"> </w:t>
+      </w:r>
+      <w:r>
+        <w:t>Đường dẫn đến thư mục chứa các tệp cài đặt sẳn được lưu.</w:t>
+      </w:r>
+    </w:p>
+    <w:p>
+      <w:pPr>
+        <w:pStyle w:val="ListParagraph"/>
+        <w:numPr>
+          <w:ilvl w:val="0"/>
+          <w:numId w:val="41"/>
+        </w:numPr>
+        <w:rPr>
+          <w:b/>
+          <w:bCs/>
+        </w:rPr>
+      </w:pPr>
+      <w:r>
+        <w:rPr>
+          <w:b/>
+          <w:bCs/>
+        </w:rPr>
+        <w:lastRenderedPageBreak/>
+        <w:t>embedders_path</w:t>
+      </w:r>
+      <w:r>
+        <w:rPr>
+          <w:b/>
+          <w:bCs/>
+        </w:rPr>
+        <w:t>:</w:t>
+      </w:r>
+      <w:r>
+        <w:t xml:space="preserve"> </w:t>
+      </w:r>
+      <w:r>
+        <w:t>Đường dẫn đến thư mục chứa các tệp mô hình nhúng được tải xuống.</w:t>
+      </w:r>
+    </w:p>
+    <w:p>
+      <w:pPr>
+        <w:pStyle w:val="ListParagraph"/>
+        <w:numPr>
+          <w:ilvl w:val="0"/>
+          <w:numId w:val="41"/>
+        </w:numPr>
+        <w:rPr>
+          <w:b/>
+          <w:bCs/>
+        </w:rPr>
+      </w:pPr>
+      <w:r>
+        <w:rPr>
+          <w:b/>
+          <w:bCs/>
+        </w:rPr>
+        <w:t>predictors_path</w:t>
+      </w:r>
+      <w:r>
+        <w:rPr>
+          <w:b/>
+          <w:bCs/>
+        </w:rPr>
+        <w:t>:</w:t>
+      </w:r>
+      <w:r>
+        <w:t xml:space="preserve"> </w:t>
+      </w:r>
+      <w:r>
+        <w:t>Đường dẫn đến thư mục chứa các tệp mô hình trích xuất cao độ được tải xuống.</w:t>
+      </w:r>
+    </w:p>
+    <w:p>
+      <w:pPr>
+        <w:pStyle w:val="ListParagraph"/>
+        <w:numPr>
+          <w:ilvl w:val="0"/>
+          <w:numId w:val="41"/>
+        </w:numPr>
+        <w:rPr>
+          <w:b/>
+          <w:bCs/>
+        </w:rPr>
+      </w:pPr>
+      <w:r>
+        <w:rPr>
+          <w:b/>
+          <w:bCs/>
+        </w:rPr>
+        <w:t>pretrained_custom_path</w:t>
+      </w:r>
+      <w:r>
+        <w:rPr>
+          <w:b/>
+          <w:bCs/>
+        </w:rPr>
+        <w:t>:</w:t>
+      </w:r>
+      <w:r>
+        <w:t xml:space="preserve"> </w:t>
+      </w:r>
+      <w:r>
+        <w:t>Đường dẫn đến thư mục chứa các tệp mô hình huấn luyện trước tùy chỉnh.</w:t>
+      </w:r>
+    </w:p>
+    <w:p>
+      <w:pPr>
+        <w:pStyle w:val="ListParagraph"/>
+        <w:numPr>
+          <w:ilvl w:val="0"/>
+          <w:numId w:val="41"/>
+        </w:numPr>
+        <w:rPr>
+          <w:b/>
+          <w:bCs/>
+        </w:rPr>
+      </w:pPr>
+      <w:r>
+        <w:rPr>
+          <w:b/>
+          <w:bCs/>
+        </w:rPr>
+        <w:t>pretrained_v1_path</w:t>
+      </w:r>
+      <w:r>
+        <w:rPr>
+          <w:b/>
+          <w:bCs/>
+        </w:rPr>
+        <w:t>:</w:t>
+      </w:r>
+      <w:r>
+        <w:t xml:space="preserve"> </w:t>
+      </w:r>
+      <w:r>
+        <w:t>Đường dẫn đến thư mục chứa các tệp mô hình huấn luyện trước v1.</w:t>
+      </w:r>
+    </w:p>
+    <w:p>
+      <w:pPr>
+        <w:pStyle w:val="ListParagraph"/>
+        <w:numPr>
+          <w:ilvl w:val="0"/>
+          <w:numId w:val="41"/>
+        </w:numPr>
+        <w:rPr>
+          <w:b/>
+          <w:bCs/>
+        </w:rPr>
+      </w:pPr>
+      <w:r>
+        <w:rPr>
+          <w:b/>
+          <w:bCs/>
+        </w:rPr>
+        <w:t>pretrained_v2_path</w:t>
+      </w:r>
+      <w:r>
+        <w:rPr>
+          <w:b/>
+          <w:bCs/>
+        </w:rPr>
+        <w:t>:</w:t>
+      </w:r>
+      <w:r>
+        <w:t xml:space="preserve"> </w:t>
+      </w:r>
+      <w:r>
+        <w:t>Đường dẫn đến thư mục chứa các tệp mô hình huấn luyện trước v2.</w:t>
+      </w:r>
+    </w:p>
+    <w:p>
+      <w:pPr>
+        <w:pStyle w:val="ListParagraph"/>
+        <w:numPr>
+          <w:ilvl w:val="0"/>
+          <w:numId w:val="41"/>
+        </w:numPr>
+        <w:rPr>
+          <w:b/>
+          <w:bCs/>
+        </w:rPr>
+      </w:pPr>
+      <w:r>
+        <w:rPr>
+          <w:b/>
+          <w:bCs/>
+        </w:rPr>
+        <w:t>speaker_diarization_path</w:t>
+      </w:r>
+      <w:r>
+        <w:rPr>
+          <w:b/>
+          <w:bCs/>
+        </w:rPr>
+        <w:t>:</w:t>
+      </w:r>
+      <w:r>
+        <w:t xml:space="preserve"> </w:t>
+      </w:r>
+      <w:r>
+        <w:t>Đường dẫn đến thư mục chứa các tệp mô hình nhận dạng giọng nói.</w:t>
+      </w:r>
+    </w:p>
+    <w:p>
+      <w:pPr>
+        <w:pStyle w:val="ListParagraph"/>
+        <w:numPr>
+          <w:ilvl w:val="0"/>
+          <w:numId w:val="41"/>
+        </w:numPr>
+        <w:rPr>
+          <w:b/>
+          <w:bCs/>
+        </w:rPr>
+      </w:pPr>
+      <w:r>
+        <w:rPr>
+          <w:b/>
+          <w:bCs/>
+        </w:rPr>
+        <w:t>uvr5_path</w:t>
+      </w:r>
+      <w:r>
+        <w:rPr>
+          <w:b/>
+          <w:bCs/>
+        </w:rPr>
+        <w:t>:</w:t>
+      </w:r>
+      <w:r>
+        <w:t xml:space="preserve"> </w:t>
+      </w:r>
+      <w:r>
+        <w:t>Đường dẫn đến thư mục chứa các tệp mô hình tách nhạc.</w:t>
+      </w:r>
+    </w:p>
+    <w:p>
+      <w:pPr>
+        <w:pStyle w:val="ListParagraph"/>
+        <w:numPr>
+          <w:ilvl w:val="0"/>
+          <w:numId w:val="41"/>
+        </w:numPr>
+        <w:rPr>
+          <w:b/>
+          <w:bCs/>
+        </w:rPr>
+      </w:pPr>
+      <w:r>
+        <w:rPr>
+          <w:b/>
+          <w:bCs/>
+        </w:rPr>
+        <w:t>audios_path</w:t>
+      </w:r>
+      <w:r>
+        <w:rPr>
+          <w:b/>
+          <w:bCs/>
+        </w:rPr>
+        <w:t>:</w:t>
+      </w:r>
+      <w:r>
+        <w:t xml:space="preserve"> </w:t>
+      </w:r>
+      <w:r>
+        <w:t>Đường dẫn đến thư mục chứa các tệp âm thanh.</w:t>
+      </w:r>
+    </w:p>
+    <w:p>
+      <w:pPr>
+        <w:pStyle w:val="ListParagraph"/>
+        <w:numPr>
+          <w:ilvl w:val="0"/>
+          <w:numId w:val="41"/>
+        </w:numPr>
+        <w:rPr>
+          <w:b/>
+          <w:bCs/>
+        </w:rPr>
+      </w:pPr>
+      <w:r>
+        <w:rPr>
+          <w:b/>
+          <w:bCs/>
+        </w:rPr>
+        <w:t>reference_path</w:t>
+      </w:r>
+      <w:r>
+        <w:rPr>
+          <w:b/>
+          <w:bCs/>
+        </w:rPr>
+        <w:t>:</w:t>
+      </w:r>
+      <w:r>
+        <w:t xml:space="preserve"> </w:t>
+      </w:r>
+      <w:r>
+        <w:t>đường dẫn thư mục chứa các tệp của các bộ tham số.</w:t>
+      </w:r>
+    </w:p>
+    <w:p>
+      <w:pPr>
+        <w:pStyle w:val="ListParagraph"/>
+        <w:numPr>
+          <w:ilvl w:val="0"/>
+          <w:numId w:val="41"/>
+        </w:numPr>
+        <w:rPr>
+          <w:b/>
+          <w:bCs/>
+        </w:rPr>
+      </w:pPr>
+      <w:r>
+        <w:rPr>
+          <w:b/>
+          <w:bCs/>
+        </w:rPr>
+        <w:t>demucs_segments_enable</w:t>
+      </w:r>
+      <w:r>
+        <w:rPr>
+          <w:b/>
+          <w:bCs/>
+        </w:rPr>
+        <w:t>:</w:t>
+      </w:r>
+      <w:r>
+        <w:t xml:space="preserve"> Dùng để bật/tắt chế độ phân đoạn âm thanh của mô hình Demucs</w:t>
+      </w:r>
+      <w:r>
+        <w:t>, có thể làm tăng hoặc giảm tốc độ và tài nguyên tiêu thụ tùy theo từng trường hợp sử dụng.</w:t>
+      </w:r>
+    </w:p>
+    <w:p>
+      <w:pPr>
+        <w:pStyle w:val="ListParagraph"/>
+        <w:numPr>
+          <w:ilvl w:val="0"/>
+          <w:numId w:val="41"/>
+        </w:numPr>
+        <w:rPr>
+          <w:b/>
+          <w:bCs/>
+        </w:rPr>
+      </w:pPr>
+      <w:r>
+        <w:rPr>
+          <w:b/>
+          <w:bCs/>
+        </w:rPr>
+        <w:t>demucs_cpu_mode</w:t>
+      </w:r>
+      <w:r>
+        <w:rPr>
+          <w:b/>
+          <w:bCs/>
+        </w:rPr>
+        <w:t>:</w:t>
+      </w:r>
+      <w:r>
+        <w:t xml:space="preserve"> Dùng để ép mô hình Demucs chạy trên CPU. Hữu ích khi thiết bị không đủ tài nguyên hoặc bị quá tải khi chạy Demucs trên GPU.</w:t>
+      </w:r>
+    </w:p>
+    <w:p>
+      <w:pPr>
+        <w:pStyle w:val="ListParagraph"/>
+        <w:numPr>
+          <w:ilvl w:val="0"/>
+          <w:numId w:val="41"/>
+        </w:numPr>
+        <w:rPr>
+          <w:b/>
+          <w:bCs/>
+        </w:rPr>
+      </w:pPr>
+      <w:r>
+        <w:rPr>
+          <w:b/>
+          <w:bCs/>
+        </w:rPr>
+        <w:t>limit_f0</w:t>
+      </w:r>
+      <w:r>
+        <w:rPr>
+          <w:b/>
+          <w:bCs/>
+        </w:rPr>
+        <w:t>:</w:t>
+      </w:r>
+      <w:r>
+        <w:t xml:space="preserve"> Khi sử dụng tính năng đề xuất cao độ, giá trị tính toán có thể vượt ngoài mức thông thường; tùy chọn này dùng để giới hạn lại phạm vi giá trị đó.</w:t>
+      </w:r>
+    </w:p>
+    <w:p>
+      <w:pPr>
+        <w:pStyle w:val="ListParagraph"/>
+        <w:numPr>
+          <w:ilvl w:val="0"/>
+          <w:numId w:val="41"/>
+        </w:numPr>
+        <w:rPr>
+          <w:b/>
+          <w:bCs/>
+        </w:rPr>
+      </w:pPr>
+      <w:r>
+        <w:rPr>
+          <w:b/>
+          <w:bCs/>
+        </w:rPr>
+        <w:t>debug_mode</w:t>
+      </w:r>
+      <w:r>
+        <w:rPr>
+          <w:b/>
+          <w:bCs/>
+        </w:rPr>
+        <w:t>:</w:t>
+      </w:r>
+      <w:r>
+        <w:t xml:space="preserve"> Bật chế độ gỡ lỗi của toàn bộ dự án,</w:t>
+      </w:r>
+      <w:r>
+        <w:t xml:space="preserve"> nó sẽ in ra tất cả cảnh báo ẩn các đoạn gỡ lỗi,…</w:t>
+      </w:r>
+    </w:p>
+    <w:p>
+      <w:pPr>
+        <w:pStyle w:val="ListParagraph"/>
+        <w:numPr>
+          <w:ilvl w:val="0"/>
+          <w:numId w:val="41"/>
+        </w:numPr>
+        <w:rPr>
+          <w:b/>
+          <w:bCs/>
+        </w:rPr>
+      </w:pPr>
+      <w:r>
+        <w:rPr>
+          <w:b/>
+          <w:bCs/>
+        </w:rPr>
+        <w:t>pretrain_strict</w:t>
+      </w:r>
+      <w:r>
+        <w:rPr>
+          <w:b/>
+          <w:bCs/>
+        </w:rPr>
+        <w:t>:</w:t>
+      </w:r>
+      <w:r>
+        <w:t xml:space="preserve"> Khi không được sử dụng sẽ ép mô hình huấn luyện trước có thể hoạt động khi cấu trúc mô hình khác với cấu trúc huấn luyện hiện tại. Khi sử dụng sẽ yêu cầu cấu trúc phải khớp hoàn toàn.</w:t>
+      </w:r>
+    </w:p>
+    <w:p>
+      <w:pPr>
+        <w:pStyle w:val="ListParagraph"/>
+        <w:numPr>
+          <w:ilvl w:val="0"/>
+          <w:numId w:val="41"/>
+        </w:numPr>
+        <w:rPr>
+          <w:b/>
+          <w:bCs/>
+        </w:rPr>
+      </w:pPr>
+      <w:r>
+        <w:rPr>
+          <w:b/>
+          <w:bCs/>
+        </w:rPr>
+        <w:t>cpu_mode</w:t>
+      </w:r>
+      <w:r>
+        <w:rPr>
+          <w:b/>
+          <w:bCs/>
+        </w:rPr>
+        <w:t>:</w:t>
+      </w:r>
+      <w:r>
+        <w:t xml:space="preserve"> Dùng để ép dự án chạy trên cpu thay vì bất kì thiết bị khác.</w:t>
+      </w:r>
+    </w:p>
+    <w:p>
+      <w:pPr>
+        <w:pStyle w:val="ListParagraph"/>
+        <w:numPr>
+          <w:ilvl w:val="0"/>
+          <w:numId w:val="41"/>
+        </w:numPr>
+        <w:rPr>
+          <w:b/>
+          <w:bCs/>
+        </w:rPr>
+      </w:pPr>
+      <w:r>
+        <w:rPr>
+          <w:b/>
+          <w:bCs/>
+        </w:rPr>
+        <w:t>brain</w:t>
+      </w:r>
+      <w:r>
+        <w:rPr>
+          <w:b/>
+          <w:bCs/>
+        </w:rPr>
+        <w:t>:</w:t>
+      </w:r>
+      <w:r>
+        <w:t xml:space="preserve"> Dùng để bật BF16 để tăng tốc huấn luyện FP16. Chỉ nên bật nếu GPU của bạn hỗ trợ sử dụng BF16.</w:t>
+      </w:r>
+    </w:p>
+    <w:p>
+      <w:pPr>
+        <w:pStyle w:val="ListParagraph"/>
+        <w:numPr>
+          <w:ilvl w:val="0"/>
+          <w:numId w:val="41"/>
+        </w:numPr>
+        <w:rPr>
+          <w:b/>
+          <w:bCs/>
+        </w:rPr>
+      </w:pPr>
+      <w:r>
+        <w:rPr>
+          <w:b/>
+          <w:bCs/>
+        </w:rPr>
+        <w:t>tf32</w:t>
+      </w:r>
+      <w:r>
+        <w:rPr>
+          <w:b/>
+          <w:bCs/>
+        </w:rPr>
+        <w:t>:</w:t>
+      </w:r>
+      <w:r>
+        <w:t xml:space="preserve"> Dùng để bật TF32 để tăng tốc huấn luyện FP32. Chỉ nên bật nếu GPU của bạn thuộc NVIDIA và hỗ trợ TF32.</w:t>
+      </w:r>
+    </w:p>
+    <w:p>
+      <w:pPr>
+        <w:pStyle w:val="ListParagraph"/>
+        <w:numPr>
+          <w:ilvl w:val="0"/>
+          <w:numId w:val="41"/>
+        </w:numPr>
+        <w:rPr>
+          <w:b/>
+          <w:bCs/>
+        </w:rPr>
+      </w:pPr>
+      <w:r>
+        <w:rPr>
+          <w:b/>
+          <w:bCs/>
+        </w:rPr>
+        <w:t>discord_presence</w:t>
+      </w:r>
+      <w:r>
+        <w:rPr>
+          <w:b/>
+          <w:bCs/>
+        </w:rPr>
+        <w:t>:</w:t>
+      </w:r>
+      <w:r>
+        <w:rPr>
+          <w:b/>
+          <w:bCs/>
+        </w:rPr>
+        <w:t xml:space="preserve"> </w:t>
+      </w:r>
+      <w:r>
+        <w:t>Khi sử dụng, nó sẽ hiện thị rpc việc bạn đang sử dụng dự án này trên discord.</w:t>
+      </w:r>
+    </w:p>
+    <w:p>
+      <w:pPr>
+        <w:pStyle w:val="ListParagraph"/>
+        <w:numPr>
+          <w:ilvl w:val="0"/>
+          <w:numId w:val="41"/>
+        </w:numPr>
+        <w:rPr>
+          <w:b/>
+          <w:bCs/>
+        </w:rPr>
+      </w:pPr>
+      <w:r>
+        <w:rPr>
+          <w:b/>
+          <w:bCs/>
+        </w:rPr>
+        <w:t>f0_min</w:t>
       </w:r>
       <w:r>
         <w:rPr>
@@ -23179,10 +25100,19 @@
         <w:t xml:space="preserve">: </w:t>
       </w:r>
       <w:r>
-        <w:t>Điều khiển hiển thị của tab</w:t>
-      </w:r>
-      <w:r>
-        <w:t xml:space="preserve"> Chuyển Đổi Mô Hình SVC.</w:t>
+        <w:t xml:space="preserve">Mức giới hạn thấp nhất được </w:t>
+      </w:r>
+      <w:r>
+        <w:t>cho phép</w:t>
+      </w:r>
+      <w:r>
+        <w:t xml:space="preserve"> </w:t>
+      </w:r>
+      <w:r>
+        <w:t xml:space="preserve">trên </w:t>
+      </w:r>
+      <w:r>
+        <w:t>các mô hình trích xuất cao độ (Lưu ý: Đây là mức thiết kế gốc không tự ý chỉnh sửa có thể gây ảnh hưởng đến chất lượng đầu ra).</w:t>
       </w:r>
     </w:p>
     <w:p>
@@ -23202,7 +25132,7 @@
           <w:b/>
           <w:bCs/>
         </w:rPr>
-        <w:t>downloads_tab</w:t>
+        <w:t>f0_max</w:t>
       </w:r>
       <w:r>
         <w:rPr>
@@ -23212,10 +25142,13 @@
         <w:t xml:space="preserve">: </w:t>
       </w:r>
       <w:r>
-        <w:t>Điều khiển hiển thị của tab</w:t>
-      </w:r>
-      <w:r>
-        <w:t xml:space="preserve"> Tải Xuống.</w:t>
+        <w:t xml:space="preserve">Mức giới hạn cao nhất được </w:t>
+      </w:r>
+      <w:r>
+        <w:t>cho phép trên các</w:t>
+      </w:r>
+      <w:r>
+        <w:t xml:space="preserve"> mô hình trích xuất cao độ (Lưu ý: Đây là mức thiết kế gốc không tự ý chỉnh sửa có thể gây ảnh hưởng đến chất lượng đầu ra).</w:t>
       </w:r>
     </w:p>
     <w:p>
@@ -23235,7 +25168,8 @@
           <w:b/>
           <w:bCs/>
         </w:rPr>
-        <w:t>f0_extractor_tab</w:t>
+        <w:lastRenderedPageBreak/>
+        <w:t>turn_on_resize_f0_for_all</w:t>
       </w:r>
       <w:r>
         <w:rPr>
@@ -23245,10 +25179,7 @@
         <w:t xml:space="preserve">: </w:t>
       </w:r>
       <w:r>
-        <w:t>Điều khiển hiển thị của tab</w:t>
-      </w:r>
-      <w:r>
-        <w:t xml:space="preserve"> Trích Xuất F0.</w:t>
+        <w:t>Hãy bật nó nếu muốn đảm bảo tất cả đầu ra F0 có thể co dãn để phù hợp với độ dài âm thanh, có thể tăng thời gian xử lí.</w:t>
       </w:r>
     </w:p>
     <w:p>
@@ -23268,7 +25199,7 @@
           <w:b/>
           <w:bCs/>
         </w:rPr>
-        <w:t>settings_tab</w:t>
+        <w:t>allow_fp16_all_backend</w:t>
       </w:r>
       <w:r>
         <w:rPr>
@@ -23278,10 +25209,7 @@
         <w:t xml:space="preserve">: </w:t>
       </w:r>
       <w:r>
-        <w:t>Điều khiển hiển thị của tab</w:t>
-      </w:r>
-      <w:r>
-        <w:t xml:space="preserve"> Tùy Chỉnh.</w:t>
+        <w:t>Cho phép về hình thức các Backend không hỗ trợ FP16 có thể chuyển đổi sang chế độ FP16, nhưng có thể nó sẽ tự chuyển về FP32 hoặc lỗi do không hỗ trợ.</w:t>
       </w:r>
     </w:p>
     <w:p>
@@ -23301,7 +25229,7 @@
           <w:b/>
           <w:bCs/>
         </w:rPr>
-        <w:t>create_srt_tab</w:t>
+        <w:t>asio_enabled</w:t>
       </w:r>
       <w:r>
         <w:rPr>
@@ -23311,10 +25239,7 @@
         <w:t xml:space="preserve">: </w:t>
       </w:r>
       <w:r>
-        <w:t>Điều khiển hiển thị của tab</w:t>
-      </w:r>
-      <w:r>
-        <w:t xml:space="preserve"> Tạo Tệp SRT.</w:t>
+        <w:t>Dùng để kích hoạt các thiết bị âm thanh ASIO để dự án có thể nhận diện.</w:t>
       </w:r>
     </w:p>
     <w:p>
@@ -23334,7 +25259,7 @@
           <w:b/>
           <w:bCs/>
         </w:rPr>
-        <w:t>realtime_tab</w:t>
+        <w:t>ffmpeg_download</w:t>
       </w:r>
       <w:r>
         <w:rPr>
@@ -23344,10 +25269,7 @@
         <w:t xml:space="preserve">: </w:t>
       </w:r>
       <w:r>
-        <w:t>Điều khiển hiển thị của tab</w:t>
-      </w:r>
-      <w:r>
-        <w:t xml:space="preserve"> Thời Gian Thực.</w:t>
+        <w:t>Tự động tải FFmpeg nếu thiếu.</w:t>
       </w:r>
     </w:p>
     <w:p>
@@ -23367,7 +25289,7 @@
           <w:b/>
           <w:bCs/>
         </w:rPr>
-        <w:t>create_reference_tab</w:t>
+        <w:t>compile_all</w:t>
       </w:r>
       <w:r>
         <w:rPr>
@@ -23377,10 +25299,7 @@
         <w:t xml:space="preserve">: </w:t>
       </w:r>
       <w:r>
-        <w:t>Điều khiển hiển thị của tab</w:t>
-      </w:r>
-      <w:r>
-        <w:t xml:space="preserve"> Tạo Bộ Tham Chiếu.</w:t>
+        <w:t>Bật/Tắt chế độ biên dịch mô hình Pytorch. Lưu ý cần Triton để hoạt động.</w:t>
       </w:r>
     </w:p>
     <w:p>
@@ -23400,7 +25319,7 @@
           <w:b/>
           <w:bCs/>
         </w:rPr>
-        <w:t>font</w:t>
+        <w:t>compile_mode</w:t>
       </w:r>
       <w:r>
         <w:rPr>
@@ -23410,7 +25329,7 @@
         <w:t xml:space="preserve">: </w:t>
       </w:r>
       <w:r>
-        <w:t>Phông chữ mặc định của giao diện sử dụng.</w:t>
+        <w:t>Chế độ biên dịch mô hình.</w:t>
       </w:r>
     </w:p>
     <w:p>
@@ -23430,7 +25349,37 @@
           <w:b/>
           <w:bCs/>
         </w:rPr>
-        <w:t>app_port</w:t>
+        <w:t>compile_cache_dir</w:t>
+      </w:r>
+      <w:r>
+        <w:rPr>
+          <w:b/>
+          <w:bCs/>
+        </w:rPr>
+        <w:t>:</w:t>
+      </w:r>
+      <w:r>
+        <w:t xml:space="preserve"> Đường dẫn thư mục cache của quá trình biên dịch mô hình.</w:t>
+      </w:r>
+    </w:p>
+    <w:p>
+      <w:pPr>
+        <w:pStyle w:val="ListParagraph"/>
+        <w:numPr>
+          <w:ilvl w:val="0"/>
+          <w:numId w:val="41"/>
+        </w:numPr>
+        <w:rPr>
+          <w:b/>
+          <w:bCs/>
+        </w:rPr>
+      </w:pPr>
+      <w:r>
+        <w:rPr>
+          <w:b/>
+          <w:bCs/>
+        </w:rPr>
+        <w:t>check_data</w:t>
       </w:r>
       <w:r>
         <w:rPr>
@@ -23440,7 +25389,7 @@
         <w:t xml:space="preserve">: </w:t>
       </w:r>
       <w:r>
-        <w:t>Cổng mạng của giao diện người dùng, nếu cổng đã bị chiếm nó sẽ tự chọn cổng khác.</w:t>
+        <w:t>Dùng để kiểm tra dữ liệu của phần huấn luyện trước khi chạy bất kỳ tiến trình nào liên quan đến huấn luyện.</w:t>
       </w:r>
     </w:p>
     <w:p>
@@ -23460,7 +25409,7 @@
           <w:b/>
           <w:bCs/>
         </w:rPr>
-        <w:t>tensorboard_port</w:t>
+        <w:t>tensorrt</w:t>
       </w:r>
       <w:r>
         <w:rPr>
@@ -23470,7 +25419,7 @@
         <w:t xml:space="preserve">: </w:t>
       </w:r>
       <w:r>
-        <w:t>Cổng mạng của biểu đồ Tensorboard.</w:t>
+        <w:t>Cho phép ONNXRUNTIME chạy với TensorRT nếu có. Lưu Ý: Không khuyến khích vì nó rất là dễ xảy ra lỗi khi suy luận.</w:t>
       </w:r>
     </w:p>
     <w:p>
@@ -23480,17 +25429,13 @@
           <w:ilvl w:val="0"/>
           <w:numId w:val="41"/>
         </w:numPr>
-        <w:rPr>
-          <w:b/>
-          <w:bCs/>
-        </w:rPr>
-      </w:pPr>
-      <w:r>
-        <w:rPr>
-          <w:b/>
-          <w:bCs/>
-        </w:rPr>
-        <w:t>num_of_restart</w:t>
+      </w:pPr>
+      <w:r>
+        <w:rPr>
+          <w:b/>
+          <w:bCs/>
+        </w:rPr>
+        <w:t>faiss_cpu</w:t>
       </w:r>
       <w:r>
         <w:rPr>
@@ -23500,7 +25445,13 @@
         <w:t xml:space="preserve">: </w:t>
       </w:r>
       <w:r>
-        <w:t>Số lần tìm lại cổng mạng khi cổng bị chiếm.</w:t>
+        <w:t xml:space="preserve">Phiên bản mới sử dụng một phương pháp truy xuất chỉ mục mới trên gpu với độ chính xác cao hơn, tùy chọn này cho phép bạn sử dụng lại chế độ truy xuất cũ khi GPU không đủ VRAM hoặc đơn giản hơn là không hỗ trợ tốt. Tùy chọn này phù hợp nếu bạn điều chỉnh </w:t>
+      </w:r>
+      <w:r>
+        <w:t>Số lượng cụm thăm dò</w:t>
+      </w:r>
+      <w:r>
+        <w:t>.</w:t>
       </w:r>
     </w:p>
     <w:p>
@@ -23520,7 +25471,7 @@
           <w:b/>
           <w:bCs/>
         </w:rPr>
-        <w:t>server_name</w:t>
+        <w:t>allow_unsafe_fairseq</w:t>
       </w:r>
       <w:r>
         <w:rPr>
@@ -23530,7 +25481,7 @@
         <w:t xml:space="preserve">: </w:t>
       </w:r>
       <w:r>
-        <w:t>Địa chỉ host của giao diện sử dụng, ví dụ như `0.0.0.0`, `127.0.0.1`.</w:t>
+        <w:t>Các trọng số HuBERT từ Fairseq có các pickle ẩn (Có thể không an toàn) trong mô hình và sẽ bị chặn lại khi tải trọng số, tùy chọn này cho phép các trọng số không an toàn được thông qua và tải hoàn chỉnh. Không khuyến khích sử dụng, các trọng số hiện tại của dự án đã được loại bỏ pickle.</w:t>
       </w:r>
     </w:p>
     <w:p>
@@ -23550,7 +25501,7 @@
           <w:b/>
           <w:bCs/>
         </w:rPr>
-        <w:t>app_show_error</w:t>
+        <w:t>del4stem</w:t>
       </w:r>
       <w:r>
         <w:rPr>
@@ -23560,7 +25511,7 @@
         <w:t>:</w:t>
       </w:r>
       <w:r>
-        <w:t xml:space="preserve"> Kiểm soát việc hiển thị chi tiết lỗi trên giao diện sử dụng khi xảy ra lỗi trong dự án Gradio.</w:t>
+        <w:t xml:space="preserve"> Khi sử dụng mô hình Demucs, việc tắt khóa này giúp bạn giữ lại các phần tách riêng lẻ của mô hình mà không xóa đi.</w:t>
       </w:r>
     </w:p>
     <w:p>
@@ -23580,17 +25531,17 @@
           <w:b/>
           <w:bCs/>
         </w:rPr>
-        <w:t>delete_exists_file</w:t>
-      </w:r>
-      <w:r>
-        <w:rPr>
-          <w:b/>
-          <w:bCs/>
-        </w:rPr>
-        <w:t>:</w:t>
-      </w:r>
-      <w:r>
-        <w:t xml:space="preserve"> Khi không sử dụng, nếu phát hiện tệp đã tồn tại thì sẽ tự động thêm hậu tố để tránh ghi đè. Khi sử dụng, nếu phát hiện tệp đã tồn tại thì sẽ ghi đè trực tiếp thay vì thêm hậu tố.</w:t>
+        <w:t>enable_rmvpe_chunk</w:t>
+      </w:r>
+      <w:r>
+        <w:rPr>
+          <w:b/>
+          <w:bCs/>
+        </w:rPr>
+        <w:t xml:space="preserve">: </w:t>
+      </w:r>
+      <w:r>
+        <w:t>Khi đầu vào của bạn quá lớn hoặc là bạn sử dụng GPU AMD, việc bật tính năng này giúp cho quá trình suy luận tiêu thụ ít VRAM hơn và ổn định hơn trên mô hình RMVPE. Có thể sẽ không cần thiết nếu bạn sử dụng GPU của NVIDIA.</w:t>
       </w:r>
     </w:p>
     <w:p>
@@ -23610,1177 +25561,7 @@
           <w:b/>
           <w:bCs/>
         </w:rPr>
-        <w:t>audio_effects_path</w:t>
-      </w:r>
-      <w:r>
-        <w:rPr>
-          <w:b/>
-          <w:bCs/>
-        </w:rPr>
-        <w:t>:</w:t>
-      </w:r>
-      <w:r>
-        <w:t xml:space="preserve"> </w:t>
-      </w:r>
-      <w:r>
-        <w:t>Đường dẫn đến tệp mã xử lí</w:t>
-      </w:r>
-      <w:r>
-        <w:t xml:space="preserve"> phần</w:t>
-      </w:r>
-      <w:r>
-        <w:t xml:space="preserve"> hiệu ứng âm thanh.</w:t>
-      </w:r>
-    </w:p>
-    <w:p>
-      <w:pPr>
-        <w:pStyle w:val="ListParagraph"/>
-        <w:numPr>
-          <w:ilvl w:val="0"/>
-          <w:numId w:val="41"/>
-        </w:numPr>
-        <w:rPr>
-          <w:b/>
-          <w:bCs/>
-        </w:rPr>
-      </w:pPr>
-      <w:r>
-        <w:rPr>
-          <w:b/>
-          <w:bCs/>
-        </w:rPr>
-        <w:t>convert_path</w:t>
-      </w:r>
-      <w:r>
-        <w:rPr>
-          <w:b/>
-          <w:bCs/>
-        </w:rPr>
-        <w:t>:</w:t>
-      </w:r>
-      <w:r>
-        <w:t xml:space="preserve"> </w:t>
-      </w:r>
-      <w:r>
-        <w:t>Đường dẫn đến tệp mã xử lí</w:t>
-      </w:r>
-      <w:r>
-        <w:t xml:space="preserve"> phần</w:t>
-      </w:r>
-      <w:r>
-        <w:t xml:space="preserve"> chuyển đổi giọng nói</w:t>
-      </w:r>
-      <w:r>
-        <w:t xml:space="preserve"> (Không nên thay đổi nếu không có thể dẫn đến lỗi)</w:t>
-      </w:r>
-      <w:r>
-        <w:t>.</w:t>
-      </w:r>
-    </w:p>
-    <w:p>
-      <w:pPr>
-        <w:pStyle w:val="ListParagraph"/>
-        <w:numPr>
-          <w:ilvl w:val="0"/>
-          <w:numId w:val="41"/>
-        </w:numPr>
-        <w:rPr>
-          <w:b/>
-          <w:bCs/>
-        </w:rPr>
-      </w:pPr>
-      <w:r>
-        <w:rPr>
-          <w:b/>
-          <w:bCs/>
-        </w:rPr>
-        <w:t>separate_path</w:t>
-      </w:r>
-      <w:r>
-        <w:rPr>
-          <w:b/>
-          <w:bCs/>
-        </w:rPr>
-        <w:t>:</w:t>
-      </w:r>
-      <w:r>
-        <w:t xml:space="preserve"> </w:t>
-      </w:r>
-      <w:r>
-        <w:t>Đường dẫn đến tệp mã xử lí</w:t>
-      </w:r>
-      <w:r>
-        <w:t xml:space="preserve"> phần</w:t>
-      </w:r>
-      <w:r>
-        <w:t xml:space="preserve"> </w:t>
-      </w:r>
-      <w:r>
-        <w:t>tách nhạc (Không nên thay đổi nếu không có thể dẫn đến lỗi).</w:t>
-      </w:r>
-    </w:p>
-    <w:p>
-      <w:pPr>
-        <w:pStyle w:val="ListParagraph"/>
-        <w:numPr>
-          <w:ilvl w:val="0"/>
-          <w:numId w:val="41"/>
-        </w:numPr>
-        <w:rPr>
-          <w:b/>
-          <w:bCs/>
-        </w:rPr>
-      </w:pPr>
-      <w:r>
-        <w:rPr>
-          <w:b/>
-          <w:bCs/>
-        </w:rPr>
-        <w:t>create_dataset_path</w:t>
-      </w:r>
-      <w:r>
-        <w:rPr>
-          <w:b/>
-          <w:bCs/>
-        </w:rPr>
-        <w:t>:</w:t>
-      </w:r>
-      <w:r>
-        <w:t xml:space="preserve"> </w:t>
-      </w:r>
-      <w:r>
-        <w:t>Đường dẫn đến mã xử lí phần tạo dữ liệu huấn luyện (Không nên thay đổi nếu không có thể dẫn đến lỗi).</w:t>
-      </w:r>
-    </w:p>
-    <w:p>
-      <w:pPr>
-        <w:pStyle w:val="ListParagraph"/>
-        <w:numPr>
-          <w:ilvl w:val="0"/>
-          <w:numId w:val="41"/>
-        </w:numPr>
-        <w:rPr>
-          <w:b/>
-          <w:bCs/>
-        </w:rPr>
-      </w:pPr>
-      <w:r>
-        <w:rPr>
-          <w:b/>
-          <w:bCs/>
-        </w:rPr>
-        <w:t>preprocess_path</w:t>
-      </w:r>
-      <w:r>
-        <w:rPr>
-          <w:b/>
-          <w:bCs/>
-        </w:rPr>
-        <w:t>:</w:t>
-      </w:r>
-      <w:r>
-        <w:t xml:space="preserve"> </w:t>
-      </w:r>
-      <w:r>
-        <w:t>Đường dẫn đến mã xử lí phần tiền xử lí dữ liệu huấn luyện (Không nên thay đổi nếu không có thể dẫn đến lỗi).</w:t>
-      </w:r>
-    </w:p>
-    <w:p>
-      <w:pPr>
-        <w:pStyle w:val="ListParagraph"/>
-        <w:numPr>
-          <w:ilvl w:val="0"/>
-          <w:numId w:val="41"/>
-        </w:numPr>
-        <w:rPr>
-          <w:b/>
-          <w:bCs/>
-        </w:rPr>
-      </w:pPr>
-      <w:r>
-        <w:rPr>
-          <w:b/>
-          <w:bCs/>
-        </w:rPr>
-        <w:t>extract_path</w:t>
-      </w:r>
-      <w:r>
-        <w:rPr>
-          <w:b/>
-          <w:bCs/>
-        </w:rPr>
-        <w:t>:</w:t>
-      </w:r>
-      <w:r>
-        <w:t xml:space="preserve"> </w:t>
-      </w:r>
-      <w:r>
-        <w:t>Đường dẫn đến mã xử lí phần trích xuất dữ liệu huấn luyện (Không nên thay đổi nếu không có thể dẫn đến lỗi).</w:t>
-      </w:r>
-    </w:p>
-    <w:p>
-      <w:pPr>
-        <w:pStyle w:val="ListParagraph"/>
-        <w:numPr>
-          <w:ilvl w:val="0"/>
-          <w:numId w:val="41"/>
-        </w:numPr>
-        <w:rPr>
-          <w:b/>
-          <w:bCs/>
-        </w:rPr>
-      </w:pPr>
-      <w:r>
-        <w:rPr>
-          <w:b/>
-          <w:bCs/>
-        </w:rPr>
-        <w:t>create_index_path</w:t>
-      </w:r>
-      <w:r>
-        <w:rPr>
-          <w:b/>
-          <w:bCs/>
-        </w:rPr>
-        <w:t>:</w:t>
-      </w:r>
-      <w:r>
-        <w:t xml:space="preserve"> </w:t>
-      </w:r>
-      <w:r>
-        <w:t xml:space="preserve"> Đường dẫn đến mã xử lí phần tạo chỉ mục (Không nên thay đổi nếu không có thể dẫn đến lỗi).</w:t>
-      </w:r>
-    </w:p>
-    <w:p>
-      <w:pPr>
-        <w:pStyle w:val="ListParagraph"/>
-        <w:numPr>
-          <w:ilvl w:val="0"/>
-          <w:numId w:val="41"/>
-        </w:numPr>
-        <w:rPr>
-          <w:b/>
-          <w:bCs/>
-        </w:rPr>
-      </w:pPr>
-      <w:r>
-        <w:rPr>
-          <w:b/>
-          <w:bCs/>
-        </w:rPr>
-        <w:lastRenderedPageBreak/>
-        <w:t>train_path</w:t>
-      </w:r>
-      <w:r>
-        <w:rPr>
-          <w:b/>
-          <w:bCs/>
-        </w:rPr>
-        <w:t>:</w:t>
-      </w:r>
-      <w:r>
-        <w:t xml:space="preserve"> </w:t>
-      </w:r>
-      <w:r>
-        <w:t>Đường dẫn đến mã xử lí phần huấn luyện (Không nên thay đổi nếu không có thể dẫn đến lỗi).</w:t>
-      </w:r>
-    </w:p>
-    <w:p>
-      <w:pPr>
-        <w:pStyle w:val="ListParagraph"/>
-        <w:numPr>
-          <w:ilvl w:val="0"/>
-          <w:numId w:val="41"/>
-        </w:numPr>
-        <w:rPr>
-          <w:b/>
-          <w:bCs/>
-        </w:rPr>
-      </w:pPr>
-      <w:r>
-        <w:rPr>
-          <w:b/>
-          <w:bCs/>
-        </w:rPr>
-        <w:t>create_reference_path</w:t>
-      </w:r>
-      <w:r>
-        <w:rPr>
-          <w:b/>
-          <w:bCs/>
-        </w:rPr>
-        <w:t>:</w:t>
-      </w:r>
-      <w:r>
-        <w:t xml:space="preserve"> </w:t>
-      </w:r>
-      <w:r>
-        <w:t>Đường dẫn đến mã xử lí phần tạo bộ tham chiếu huấn luyện (Không nên thay đổi nếu không có thể dẫn đến lỗi).</w:t>
-      </w:r>
-    </w:p>
-    <w:p>
-      <w:pPr>
-        <w:pStyle w:val="ListParagraph"/>
-        <w:numPr>
-          <w:ilvl w:val="0"/>
-          <w:numId w:val="41"/>
-        </w:numPr>
-        <w:rPr>
-          <w:b/>
-          <w:bCs/>
-        </w:rPr>
-      </w:pPr>
-      <w:r>
-        <w:rPr>
-          <w:b/>
-          <w:bCs/>
-        </w:rPr>
-        <w:t>ico_path</w:t>
-      </w:r>
-      <w:r>
-        <w:rPr>
-          <w:b/>
-          <w:bCs/>
-        </w:rPr>
-        <w:t>:</w:t>
-      </w:r>
-      <w:r>
-        <w:t xml:space="preserve"> </w:t>
-      </w:r>
-      <w:r>
-        <w:t>Đường dẫn đến tệp icon của giao diện sử dụng.</w:t>
-      </w:r>
-    </w:p>
-    <w:p>
-      <w:pPr>
-        <w:pStyle w:val="ListParagraph"/>
-        <w:numPr>
-          <w:ilvl w:val="0"/>
-          <w:numId w:val="41"/>
-        </w:numPr>
-        <w:rPr>
-          <w:b/>
-          <w:bCs/>
-        </w:rPr>
-      </w:pPr>
-      <w:r>
-        <w:rPr>
-          <w:b/>
-          <w:bCs/>
-        </w:rPr>
-        <w:t>csv_path</w:t>
-      </w:r>
-      <w:r>
-        <w:rPr>
-          <w:b/>
-          <w:bCs/>
-        </w:rPr>
-        <w:t>:</w:t>
-      </w:r>
-      <w:r>
-        <w:t xml:space="preserve"> </w:t>
-      </w:r>
-      <w:r>
-        <w:t>Đường dẫn đến tệp csv chứa kho mô hình của cộng đồng.</w:t>
-      </w:r>
-    </w:p>
-    <w:p>
-      <w:pPr>
-        <w:pStyle w:val="ListParagraph"/>
-        <w:numPr>
-          <w:ilvl w:val="0"/>
-          <w:numId w:val="41"/>
-        </w:numPr>
-        <w:rPr>
-          <w:b/>
-          <w:bCs/>
-        </w:rPr>
-      </w:pPr>
-      <w:r>
-        <w:rPr>
-          <w:b/>
-          <w:bCs/>
-        </w:rPr>
-        <w:t>weights_path</w:t>
-      </w:r>
-      <w:r>
-        <w:rPr>
-          <w:b/>
-          <w:bCs/>
-        </w:rPr>
-        <w:t>:</w:t>
-      </w:r>
-      <w:r>
-        <w:t xml:space="preserve"> </w:t>
-      </w:r>
-      <w:r>
-        <w:t>Đường dẫn đến thư mục chứa các trọng số huấn luyện.</w:t>
-      </w:r>
-    </w:p>
-    <w:p>
-      <w:pPr>
-        <w:pStyle w:val="ListParagraph"/>
-        <w:numPr>
-          <w:ilvl w:val="0"/>
-          <w:numId w:val="41"/>
-        </w:numPr>
-        <w:rPr>
-          <w:b/>
-          <w:bCs/>
-        </w:rPr>
-      </w:pPr>
-      <w:r>
-        <w:rPr>
-          <w:b/>
-          <w:bCs/>
-        </w:rPr>
-        <w:t>logs_path</w:t>
-      </w:r>
-      <w:r>
-        <w:rPr>
-          <w:b/>
-          <w:bCs/>
-        </w:rPr>
-        <w:t>:</w:t>
-      </w:r>
-      <w:r>
-        <w:t xml:space="preserve"> </w:t>
-      </w:r>
-      <w:r>
-        <w:t>Đường dẫn đến thư mục nhật ký nơi chứa tệp nhật ký và phần dữ liệu huấn luyện D và G.</w:t>
-      </w:r>
-    </w:p>
-    <w:p>
-      <w:pPr>
-        <w:pStyle w:val="ListParagraph"/>
-        <w:numPr>
-          <w:ilvl w:val="0"/>
-          <w:numId w:val="41"/>
-        </w:numPr>
-        <w:rPr>
-          <w:b/>
-          <w:bCs/>
-        </w:rPr>
-      </w:pPr>
-      <w:r>
-        <w:rPr>
-          <w:b/>
-          <w:bCs/>
-        </w:rPr>
-        <w:t>binary_path</w:t>
-      </w:r>
-      <w:r>
-        <w:rPr>
-          <w:b/>
-          <w:bCs/>
-        </w:rPr>
-        <w:t>:</w:t>
-      </w:r>
-      <w:r>
-        <w:t xml:space="preserve"> </w:t>
-      </w:r>
-      <w:r>
-        <w:t>Đường dẫn đến thư mục chứa các tệp nhị phân của dự án.</w:t>
-      </w:r>
-    </w:p>
-    <w:p>
-      <w:pPr>
-        <w:pStyle w:val="ListParagraph"/>
-        <w:numPr>
-          <w:ilvl w:val="0"/>
-          <w:numId w:val="41"/>
-        </w:numPr>
-        <w:rPr>
-          <w:b/>
-          <w:bCs/>
-        </w:rPr>
-      </w:pPr>
-      <w:r>
-        <w:rPr>
-          <w:b/>
-          <w:bCs/>
-        </w:rPr>
-        <w:t>f0_path</w:t>
-      </w:r>
-      <w:r>
-        <w:rPr>
-          <w:b/>
-          <w:bCs/>
-        </w:rPr>
-        <w:t>:</w:t>
-      </w:r>
-      <w:r>
-        <w:t xml:space="preserve"> </w:t>
-      </w:r>
-      <w:r>
-        <w:t>Đường dẫn đến thư mục chứa các tệp trích xuất cao độ F0.</w:t>
-      </w:r>
-    </w:p>
-    <w:p>
-      <w:pPr>
-        <w:pStyle w:val="ListParagraph"/>
-        <w:numPr>
-          <w:ilvl w:val="0"/>
-          <w:numId w:val="41"/>
-        </w:numPr>
-        <w:rPr>
-          <w:b/>
-          <w:bCs/>
-        </w:rPr>
-      </w:pPr>
-      <w:r>
-        <w:rPr>
-          <w:b/>
-          <w:bCs/>
-        </w:rPr>
-        <w:t>language_path</w:t>
-      </w:r>
-      <w:r>
-        <w:rPr>
-          <w:b/>
-          <w:bCs/>
-        </w:rPr>
-        <w:t>:</w:t>
-      </w:r>
-      <w:r>
-        <w:t xml:space="preserve"> </w:t>
-      </w:r>
-      <w:r>
-        <w:t>Đường dẫn đến thư mục chứa các tệp ngôn ngữ của dự án.</w:t>
-      </w:r>
-    </w:p>
-    <w:p>
-      <w:pPr>
-        <w:pStyle w:val="ListParagraph"/>
-        <w:numPr>
-          <w:ilvl w:val="0"/>
-          <w:numId w:val="41"/>
-        </w:numPr>
-        <w:rPr>
-          <w:b/>
-          <w:bCs/>
-        </w:rPr>
-      </w:pPr>
-      <w:r>
-        <w:rPr>
-          <w:b/>
-          <w:bCs/>
-        </w:rPr>
-        <w:t>presets_path</w:t>
-      </w:r>
-      <w:r>
-        <w:rPr>
-          <w:b/>
-          <w:bCs/>
-        </w:rPr>
-        <w:t>:</w:t>
-      </w:r>
-      <w:r>
-        <w:t xml:space="preserve"> </w:t>
-      </w:r>
-      <w:r>
-        <w:t>Đường dẫn đến thư mục chứa các tệp cài đặt sẳn được lưu.</w:t>
-      </w:r>
-    </w:p>
-    <w:p>
-      <w:pPr>
-        <w:pStyle w:val="ListParagraph"/>
-        <w:numPr>
-          <w:ilvl w:val="0"/>
-          <w:numId w:val="41"/>
-        </w:numPr>
-        <w:rPr>
-          <w:b/>
-          <w:bCs/>
-        </w:rPr>
-      </w:pPr>
-      <w:r>
-        <w:rPr>
-          <w:b/>
-          <w:bCs/>
-        </w:rPr>
-        <w:t>embedders_path</w:t>
-      </w:r>
-      <w:r>
-        <w:rPr>
-          <w:b/>
-          <w:bCs/>
-        </w:rPr>
-        <w:t>:</w:t>
-      </w:r>
-      <w:r>
-        <w:t xml:space="preserve"> </w:t>
-      </w:r>
-      <w:r>
-        <w:t>Đường dẫn đến thư mục chứa các tệp mô hình nhúng được tải xuống.</w:t>
-      </w:r>
-    </w:p>
-    <w:p>
-      <w:pPr>
-        <w:pStyle w:val="ListParagraph"/>
-        <w:numPr>
-          <w:ilvl w:val="0"/>
-          <w:numId w:val="41"/>
-        </w:numPr>
-        <w:rPr>
-          <w:b/>
-          <w:bCs/>
-        </w:rPr>
-      </w:pPr>
-      <w:r>
-        <w:rPr>
-          <w:b/>
-          <w:bCs/>
-        </w:rPr>
-        <w:t>predictors_path</w:t>
-      </w:r>
-      <w:r>
-        <w:rPr>
-          <w:b/>
-          <w:bCs/>
-        </w:rPr>
-        <w:t>:</w:t>
-      </w:r>
-      <w:r>
-        <w:t xml:space="preserve"> </w:t>
-      </w:r>
-      <w:r>
-        <w:t>Đường dẫn đến thư mục chứa các tệp mô hình trích xuất cao độ được tải xuống.</w:t>
-      </w:r>
-    </w:p>
-    <w:p>
-      <w:pPr>
-        <w:pStyle w:val="ListParagraph"/>
-        <w:numPr>
-          <w:ilvl w:val="0"/>
-          <w:numId w:val="41"/>
-        </w:numPr>
-        <w:rPr>
-          <w:b/>
-          <w:bCs/>
-        </w:rPr>
-      </w:pPr>
-      <w:r>
-        <w:rPr>
-          <w:b/>
-          <w:bCs/>
-        </w:rPr>
-        <w:t>pretrained_custom_path</w:t>
-      </w:r>
-      <w:r>
-        <w:rPr>
-          <w:b/>
-          <w:bCs/>
-        </w:rPr>
-        <w:t>:</w:t>
-      </w:r>
-      <w:r>
-        <w:t xml:space="preserve"> </w:t>
-      </w:r>
-      <w:r>
-        <w:t>Đường dẫn đến thư mục chứa các tệp mô hình huấn luyện trước tùy chỉnh.</w:t>
-      </w:r>
-    </w:p>
-    <w:p>
-      <w:pPr>
-        <w:pStyle w:val="ListParagraph"/>
-        <w:numPr>
-          <w:ilvl w:val="0"/>
-          <w:numId w:val="41"/>
-        </w:numPr>
-        <w:rPr>
-          <w:b/>
-          <w:bCs/>
-        </w:rPr>
-      </w:pPr>
-      <w:r>
-        <w:rPr>
-          <w:b/>
-          <w:bCs/>
-        </w:rPr>
-        <w:t>pretrained_v1_path</w:t>
-      </w:r>
-      <w:r>
-        <w:rPr>
-          <w:b/>
-          <w:bCs/>
-        </w:rPr>
-        <w:t>:</w:t>
-      </w:r>
-      <w:r>
-        <w:t xml:space="preserve"> </w:t>
-      </w:r>
-      <w:r>
-        <w:t>Đường dẫn đến thư mục chứa các tệp mô hình huấn luyện trước v1.</w:t>
-      </w:r>
-    </w:p>
-    <w:p>
-      <w:pPr>
-        <w:pStyle w:val="ListParagraph"/>
-        <w:numPr>
-          <w:ilvl w:val="0"/>
-          <w:numId w:val="41"/>
-        </w:numPr>
-        <w:rPr>
-          <w:b/>
-          <w:bCs/>
-        </w:rPr>
-      </w:pPr>
-      <w:r>
-        <w:rPr>
-          <w:b/>
-          <w:bCs/>
-        </w:rPr>
-        <w:t>pretrained_v2_path</w:t>
-      </w:r>
-      <w:r>
-        <w:rPr>
-          <w:b/>
-          <w:bCs/>
-        </w:rPr>
-        <w:t>:</w:t>
-      </w:r>
-      <w:r>
-        <w:t xml:space="preserve"> </w:t>
-      </w:r>
-      <w:r>
-        <w:t>Đường dẫn đến thư mục chứa các tệp mô hình huấn luyện trước v2.</w:t>
-      </w:r>
-    </w:p>
-    <w:p>
-      <w:pPr>
-        <w:pStyle w:val="ListParagraph"/>
-        <w:numPr>
-          <w:ilvl w:val="0"/>
-          <w:numId w:val="41"/>
-        </w:numPr>
-        <w:rPr>
-          <w:b/>
-          <w:bCs/>
-        </w:rPr>
-      </w:pPr>
-      <w:r>
-        <w:rPr>
-          <w:b/>
-          <w:bCs/>
-        </w:rPr>
-        <w:t>speaker_diarization_path</w:t>
-      </w:r>
-      <w:r>
-        <w:rPr>
-          <w:b/>
-          <w:bCs/>
-        </w:rPr>
-        <w:t>:</w:t>
-      </w:r>
-      <w:r>
-        <w:t xml:space="preserve"> </w:t>
-      </w:r>
-      <w:r>
-        <w:t>Đường dẫn đến thư mục chứa các tệp mô hình nhận dạng giọng nói.</w:t>
-      </w:r>
-    </w:p>
-    <w:p>
-      <w:pPr>
-        <w:pStyle w:val="ListParagraph"/>
-        <w:numPr>
-          <w:ilvl w:val="0"/>
-          <w:numId w:val="41"/>
-        </w:numPr>
-        <w:rPr>
-          <w:b/>
-          <w:bCs/>
-        </w:rPr>
-      </w:pPr>
-      <w:r>
-        <w:rPr>
-          <w:b/>
-          <w:bCs/>
-        </w:rPr>
-        <w:t>uvr5_path</w:t>
-      </w:r>
-      <w:r>
-        <w:rPr>
-          <w:b/>
-          <w:bCs/>
-        </w:rPr>
-        <w:t>:</w:t>
-      </w:r>
-      <w:r>
-        <w:t xml:space="preserve"> </w:t>
-      </w:r>
-      <w:r>
-        <w:t>Đường dẫn đến thư mục chứa các tệp mô hình tách nhạc.</w:t>
-      </w:r>
-    </w:p>
-    <w:p>
-      <w:pPr>
-        <w:pStyle w:val="ListParagraph"/>
-        <w:numPr>
-          <w:ilvl w:val="0"/>
-          <w:numId w:val="41"/>
-        </w:numPr>
-        <w:rPr>
-          <w:b/>
-          <w:bCs/>
-        </w:rPr>
-      </w:pPr>
-      <w:r>
-        <w:rPr>
-          <w:b/>
-          <w:bCs/>
-        </w:rPr>
-        <w:t>audios_path</w:t>
-      </w:r>
-      <w:r>
-        <w:rPr>
-          <w:b/>
-          <w:bCs/>
-        </w:rPr>
-        <w:t>:</w:t>
-      </w:r>
-      <w:r>
-        <w:t xml:space="preserve"> </w:t>
-      </w:r>
-      <w:r>
-        <w:t>Đường dẫn đến thư mục chứa các tệp âm thanh.</w:t>
-      </w:r>
-    </w:p>
-    <w:p>
-      <w:pPr>
-        <w:pStyle w:val="ListParagraph"/>
-        <w:numPr>
-          <w:ilvl w:val="0"/>
-          <w:numId w:val="41"/>
-        </w:numPr>
-        <w:rPr>
-          <w:b/>
-          <w:bCs/>
-        </w:rPr>
-      </w:pPr>
-      <w:r>
-        <w:rPr>
-          <w:b/>
-          <w:bCs/>
-        </w:rPr>
-        <w:t>reference_path</w:t>
-      </w:r>
-      <w:r>
-        <w:rPr>
-          <w:b/>
-          <w:bCs/>
-        </w:rPr>
-        <w:t>:</w:t>
-      </w:r>
-      <w:r>
-        <w:t xml:space="preserve"> </w:t>
-      </w:r>
-      <w:r>
-        <w:t>đường dẫn thư mục chứa các tệp của các bộ tham số.</w:t>
-      </w:r>
-    </w:p>
-    <w:p>
-      <w:pPr>
-        <w:pStyle w:val="ListParagraph"/>
-        <w:numPr>
-          <w:ilvl w:val="0"/>
-          <w:numId w:val="41"/>
-        </w:numPr>
-        <w:rPr>
-          <w:b/>
-          <w:bCs/>
-        </w:rPr>
-      </w:pPr>
-      <w:r>
-        <w:rPr>
-          <w:b/>
-          <w:bCs/>
-        </w:rPr>
-        <w:t>demucs_segments_enable</w:t>
-      </w:r>
-      <w:r>
-        <w:rPr>
-          <w:b/>
-          <w:bCs/>
-        </w:rPr>
-        <w:t>:</w:t>
-      </w:r>
-      <w:r>
-        <w:t xml:space="preserve"> Dùng để bật/tắt chế độ phân đoạn âm thanh của mô hình Demucs</w:t>
-      </w:r>
-      <w:r>
-        <w:t>, có thể làm tăng hoặc giảm tốc độ và tài nguyên tiêu thụ tùy theo từng trường hợp sử dụng.</w:t>
-      </w:r>
-    </w:p>
-    <w:p>
-      <w:pPr>
-        <w:pStyle w:val="ListParagraph"/>
-        <w:numPr>
-          <w:ilvl w:val="0"/>
-          <w:numId w:val="41"/>
-        </w:numPr>
-        <w:rPr>
-          <w:b/>
-          <w:bCs/>
-        </w:rPr>
-      </w:pPr>
-      <w:r>
-        <w:rPr>
-          <w:b/>
-          <w:bCs/>
-        </w:rPr>
-        <w:t>demucs_cpu_mode</w:t>
-      </w:r>
-      <w:r>
-        <w:rPr>
-          <w:b/>
-          <w:bCs/>
-        </w:rPr>
-        <w:t>:</w:t>
-      </w:r>
-      <w:r>
-        <w:t xml:space="preserve"> Dùng để ép mô hình Demucs chạy trên CPU. Hữu ích khi thiết bị không đủ tài nguyên hoặc bị quá tải khi chạy Demucs trên GPU.</w:t>
-      </w:r>
-    </w:p>
-    <w:p>
-      <w:pPr>
-        <w:pStyle w:val="ListParagraph"/>
-        <w:numPr>
-          <w:ilvl w:val="0"/>
-          <w:numId w:val="41"/>
-        </w:numPr>
-        <w:rPr>
-          <w:b/>
-          <w:bCs/>
-        </w:rPr>
-      </w:pPr>
-      <w:r>
-        <w:rPr>
-          <w:b/>
-          <w:bCs/>
-        </w:rPr>
-        <w:t>limit_f0</w:t>
-      </w:r>
-      <w:r>
-        <w:rPr>
-          <w:b/>
-          <w:bCs/>
-        </w:rPr>
-        <w:t>:</w:t>
-      </w:r>
-      <w:r>
-        <w:t xml:space="preserve"> Khi sử dụng tính năng đề xuất cao độ, giá trị tính toán có thể vượt ngoài mức thông thường; tùy chọn này dùng để giới hạn lại phạm vi giá trị đó.</w:t>
-      </w:r>
-    </w:p>
-    <w:p>
-      <w:pPr>
-        <w:pStyle w:val="ListParagraph"/>
-        <w:numPr>
-          <w:ilvl w:val="0"/>
-          <w:numId w:val="41"/>
-        </w:numPr>
-        <w:rPr>
-          <w:b/>
-          <w:bCs/>
-        </w:rPr>
-      </w:pPr>
-      <w:r>
-        <w:rPr>
-          <w:b/>
-          <w:bCs/>
-        </w:rPr>
-        <w:t>debug_mode</w:t>
-      </w:r>
-      <w:r>
-        <w:rPr>
-          <w:b/>
-          <w:bCs/>
-        </w:rPr>
-        <w:t>:</w:t>
-      </w:r>
-      <w:r>
-        <w:t xml:space="preserve"> Bật chế độ gỡ lỗi của toàn bộ dự án,</w:t>
-      </w:r>
-      <w:r>
-        <w:t xml:space="preserve"> nó sẽ in ra tất cả cảnh báo ẩn các đoạn gỡ lỗi,…</w:t>
-      </w:r>
-    </w:p>
-    <w:p>
-      <w:pPr>
-        <w:pStyle w:val="ListParagraph"/>
-        <w:numPr>
-          <w:ilvl w:val="0"/>
-          <w:numId w:val="41"/>
-        </w:numPr>
-        <w:rPr>
-          <w:b/>
-          <w:bCs/>
-        </w:rPr>
-      </w:pPr>
-      <w:r>
-        <w:rPr>
-          <w:b/>
-          <w:bCs/>
-        </w:rPr>
-        <w:t>pretrain_strict</w:t>
-      </w:r>
-      <w:r>
-        <w:rPr>
-          <w:b/>
-          <w:bCs/>
-        </w:rPr>
-        <w:t>:</w:t>
-      </w:r>
-      <w:r>
-        <w:t xml:space="preserve"> Khi không được sử dụng sẽ ép mô hình huấn luyện trước có thể hoạt động khi cấu trúc mô hình khác với cấu trúc huấn luyện hiện tại. Khi sử dụng sẽ yêu cầu cấu trúc phải khớp hoàn toàn.</w:t>
-      </w:r>
-    </w:p>
-    <w:p>
-      <w:pPr>
-        <w:pStyle w:val="ListParagraph"/>
-        <w:numPr>
-          <w:ilvl w:val="0"/>
-          <w:numId w:val="41"/>
-        </w:numPr>
-        <w:rPr>
-          <w:b/>
-          <w:bCs/>
-        </w:rPr>
-      </w:pPr>
-      <w:r>
-        <w:rPr>
-          <w:b/>
-          <w:bCs/>
-        </w:rPr>
-        <w:t>cpu_mode</w:t>
-      </w:r>
-      <w:r>
-        <w:rPr>
-          <w:b/>
-          <w:bCs/>
-        </w:rPr>
-        <w:t>:</w:t>
-      </w:r>
-      <w:r>
-        <w:t xml:space="preserve"> Dùng để ép dự án chạy trên cpu thay vì bất kì thiết bị khác.</w:t>
-      </w:r>
-    </w:p>
-    <w:p>
-      <w:pPr>
-        <w:pStyle w:val="ListParagraph"/>
-        <w:numPr>
-          <w:ilvl w:val="0"/>
-          <w:numId w:val="41"/>
-        </w:numPr>
-        <w:rPr>
-          <w:b/>
-          <w:bCs/>
-        </w:rPr>
-      </w:pPr>
-      <w:r>
-        <w:rPr>
-          <w:b/>
-          <w:bCs/>
-        </w:rPr>
-        <w:lastRenderedPageBreak/>
-        <w:t>brain</w:t>
-      </w:r>
-      <w:r>
-        <w:rPr>
-          <w:b/>
-          <w:bCs/>
-        </w:rPr>
-        <w:t>:</w:t>
-      </w:r>
-      <w:r>
-        <w:t xml:space="preserve"> Dùng để bật BF16 để tăng tốc huấn luyện FP16. Chỉ nên bật nếu GPU của bạn hỗ trợ sử dụng BF16.</w:t>
-      </w:r>
-    </w:p>
-    <w:p>
-      <w:pPr>
-        <w:pStyle w:val="ListParagraph"/>
-        <w:numPr>
-          <w:ilvl w:val="0"/>
-          <w:numId w:val="41"/>
-        </w:numPr>
-        <w:rPr>
-          <w:b/>
-          <w:bCs/>
-        </w:rPr>
-      </w:pPr>
-      <w:r>
-        <w:rPr>
-          <w:b/>
-          <w:bCs/>
-        </w:rPr>
-        <w:t>tf32</w:t>
-      </w:r>
-      <w:r>
-        <w:rPr>
-          <w:b/>
-          <w:bCs/>
-        </w:rPr>
-        <w:t>:</w:t>
-      </w:r>
-      <w:r>
-        <w:t xml:space="preserve"> Dùng để bật TF32 để tăng tốc huấn luyện FP32. Chỉ nên bật nếu GPU của bạn thuộc NVIDIA và hỗ trợ TF32.</w:t>
-      </w:r>
-    </w:p>
-    <w:p>
-      <w:pPr>
-        <w:pStyle w:val="ListParagraph"/>
-        <w:numPr>
-          <w:ilvl w:val="0"/>
-          <w:numId w:val="41"/>
-        </w:numPr>
-        <w:rPr>
-          <w:b/>
-          <w:bCs/>
-        </w:rPr>
-      </w:pPr>
-      <w:r>
-        <w:rPr>
-          <w:b/>
-          <w:bCs/>
-        </w:rPr>
-        <w:t>discord_presence</w:t>
-      </w:r>
-      <w:r>
-        <w:rPr>
-          <w:b/>
-          <w:bCs/>
-        </w:rPr>
-        <w:t>:</w:t>
-      </w:r>
-      <w:r>
-        <w:rPr>
-          <w:b/>
-          <w:bCs/>
-        </w:rPr>
-        <w:t xml:space="preserve"> </w:t>
-      </w:r>
-      <w:r>
-        <w:t>Khi sử dụng, nó sẽ hiện thị rpc việc bạn đang sử dụng dự án này trên discord.</w:t>
-      </w:r>
-    </w:p>
-    <w:p>
-      <w:pPr>
-        <w:pStyle w:val="ListParagraph"/>
-        <w:numPr>
-          <w:ilvl w:val="0"/>
-          <w:numId w:val="41"/>
-        </w:numPr>
-        <w:rPr>
-          <w:b/>
-          <w:bCs/>
-        </w:rPr>
-      </w:pPr>
-      <w:r>
-        <w:rPr>
-          <w:b/>
-          <w:bCs/>
-        </w:rPr>
-        <w:t>f0_min</w:t>
+        <w:t>rmvpe_chunk_size</w:t>
       </w:r>
       <w:r>
         <w:rPr>
@@ -24790,295 +25571,7 @@
         <w:t xml:space="preserve">: </w:t>
       </w:r>
       <w:r>
-        <w:t xml:space="preserve">Mức giới hạn thấp nhất được </w:t>
-      </w:r>
-      <w:r>
-        <w:t>cho phép</w:t>
-      </w:r>
-      <w:r>
-        <w:t xml:space="preserve"> </w:t>
-      </w:r>
-      <w:r>
-        <w:t xml:space="preserve">trên </w:t>
-      </w:r>
-      <w:r>
-        <w:t>các mô hình trích xuất cao độ (Lưu ý: Đây là mức thiết kế gốc không tự ý chỉnh sửa có thể gây ảnh hưởng đến chất lượng đầu ra).</w:t>
-      </w:r>
-    </w:p>
-    <w:p>
-      <w:pPr>
-        <w:pStyle w:val="ListParagraph"/>
-        <w:numPr>
-          <w:ilvl w:val="0"/>
-          <w:numId w:val="41"/>
-        </w:numPr>
-        <w:rPr>
-          <w:b/>
-          <w:bCs/>
-        </w:rPr>
-      </w:pPr>
-      <w:r>
-        <w:rPr>
-          <w:b/>
-          <w:bCs/>
-        </w:rPr>
-        <w:t>f0_max</w:t>
-      </w:r>
-      <w:r>
-        <w:rPr>
-          <w:b/>
-          <w:bCs/>
-        </w:rPr>
-        <w:t xml:space="preserve">: </w:t>
-      </w:r>
-      <w:r>
-        <w:t xml:space="preserve">Mức giới hạn cao nhất được </w:t>
-      </w:r>
-      <w:r>
-        <w:t>cho phép trên các</w:t>
-      </w:r>
-      <w:r>
-        <w:t xml:space="preserve"> mô hình trích xuất cao độ (Lưu ý: Đây là mức thiết kế gốc không tự ý chỉnh sửa có thể gây ảnh hưởng đến chất lượng đầu ra).</w:t>
-      </w:r>
-    </w:p>
-    <w:p>
-      <w:pPr>
-        <w:pStyle w:val="ListParagraph"/>
-        <w:numPr>
-          <w:ilvl w:val="0"/>
-          <w:numId w:val="41"/>
-        </w:numPr>
-        <w:rPr>
-          <w:b/>
-          <w:bCs/>
-        </w:rPr>
-      </w:pPr>
-      <w:r>
-        <w:rPr>
-          <w:b/>
-          <w:bCs/>
-        </w:rPr>
-        <w:t>turn_on_resize_f0_for_all</w:t>
-      </w:r>
-      <w:r>
-        <w:rPr>
-          <w:b/>
-          <w:bCs/>
-        </w:rPr>
-        <w:t xml:space="preserve">: </w:t>
-      </w:r>
-      <w:r>
-        <w:t>Hãy bật nó nếu muốn đảm bảo tất cả đầu ra F0 có thể co dãn để phù hợp với độ dài âm thanh, có thể tăng thời gian xử lí.</w:t>
-      </w:r>
-    </w:p>
-    <w:p>
-      <w:pPr>
-        <w:pStyle w:val="ListParagraph"/>
-        <w:numPr>
-          <w:ilvl w:val="0"/>
-          <w:numId w:val="41"/>
-        </w:numPr>
-        <w:rPr>
-          <w:b/>
-          <w:bCs/>
-        </w:rPr>
-      </w:pPr>
-      <w:r>
-        <w:rPr>
-          <w:b/>
-          <w:bCs/>
-        </w:rPr>
-        <w:t>allow_fp16_all_backend</w:t>
-      </w:r>
-      <w:r>
-        <w:rPr>
-          <w:b/>
-          <w:bCs/>
-        </w:rPr>
-        <w:t xml:space="preserve">: </w:t>
-      </w:r>
-      <w:r>
-        <w:t>Cho phép về hình thức các Backend không hỗ trợ FP16 có thể chuyển đổi sang chế độ FP16, nhưng có thể nó sẽ tự chuyển về FP32 hoặc lỗi do không hỗ trợ.</w:t>
-      </w:r>
-    </w:p>
-    <w:p>
-      <w:pPr>
-        <w:pStyle w:val="ListParagraph"/>
-        <w:numPr>
-          <w:ilvl w:val="0"/>
-          <w:numId w:val="41"/>
-        </w:numPr>
-        <w:rPr>
-          <w:b/>
-          <w:bCs/>
-        </w:rPr>
-      </w:pPr>
-      <w:r>
-        <w:rPr>
-          <w:b/>
-          <w:bCs/>
-        </w:rPr>
-        <w:t>asio_enabled</w:t>
-      </w:r>
-      <w:r>
-        <w:rPr>
-          <w:b/>
-          <w:bCs/>
-        </w:rPr>
-        <w:t xml:space="preserve">: </w:t>
-      </w:r>
-      <w:r>
-        <w:t>Dùng để kích hoạt các thiết bị âm thanh ASIO để dự án có thể nhận diện.</w:t>
-      </w:r>
-    </w:p>
-    <w:p>
-      <w:pPr>
-        <w:pStyle w:val="ListParagraph"/>
-        <w:numPr>
-          <w:ilvl w:val="0"/>
-          <w:numId w:val="41"/>
-        </w:numPr>
-        <w:rPr>
-          <w:b/>
-          <w:bCs/>
-        </w:rPr>
-      </w:pPr>
-      <w:r>
-        <w:rPr>
-          <w:b/>
-          <w:bCs/>
-        </w:rPr>
-        <w:t>ffmpeg_download</w:t>
-      </w:r>
-      <w:r>
-        <w:rPr>
-          <w:b/>
-          <w:bCs/>
-        </w:rPr>
-        <w:t xml:space="preserve">: </w:t>
-      </w:r>
-      <w:r>
-        <w:t>Tự động tải FFmpeg nếu thiếu.</w:t>
-      </w:r>
-    </w:p>
-    <w:p>
-      <w:pPr>
-        <w:pStyle w:val="ListParagraph"/>
-        <w:numPr>
-          <w:ilvl w:val="0"/>
-          <w:numId w:val="41"/>
-        </w:numPr>
-        <w:rPr>
-          <w:b/>
-          <w:bCs/>
-        </w:rPr>
-      </w:pPr>
-      <w:r>
-        <w:rPr>
-          <w:b/>
-          <w:bCs/>
-        </w:rPr>
-        <w:t>compile_all</w:t>
-      </w:r>
-      <w:r>
-        <w:rPr>
-          <w:b/>
-          <w:bCs/>
-        </w:rPr>
-        <w:t xml:space="preserve">: </w:t>
-      </w:r>
-      <w:r>
-        <w:t>Bật/Tắt chế độ biên dịch mô hình Pytorch. Lưu ý cần Triton để hoạt động.</w:t>
-      </w:r>
-    </w:p>
-    <w:p>
-      <w:pPr>
-        <w:pStyle w:val="ListParagraph"/>
-        <w:numPr>
-          <w:ilvl w:val="0"/>
-          <w:numId w:val="41"/>
-        </w:numPr>
-        <w:rPr>
-          <w:b/>
-          <w:bCs/>
-        </w:rPr>
-      </w:pPr>
-      <w:r>
-        <w:rPr>
-          <w:b/>
-          <w:bCs/>
-        </w:rPr>
-        <w:t>compile_mode</w:t>
-      </w:r>
-      <w:r>
-        <w:rPr>
-          <w:b/>
-          <w:bCs/>
-        </w:rPr>
-        <w:t xml:space="preserve">: </w:t>
-      </w:r>
-      <w:r>
-        <w:t>Chế độ biên dịch mô hình.</w:t>
-      </w:r>
-    </w:p>
-    <w:p>
-      <w:pPr>
-        <w:pStyle w:val="ListParagraph"/>
-        <w:numPr>
-          <w:ilvl w:val="0"/>
-          <w:numId w:val="41"/>
-        </w:numPr>
-        <w:rPr>
-          <w:b/>
-          <w:bCs/>
-        </w:rPr>
-      </w:pPr>
-      <w:r>
-        <w:rPr>
-          <w:b/>
-          <w:bCs/>
-        </w:rPr>
-        <w:t>compile_cache_dir</w:t>
-      </w:r>
-      <w:r>
-        <w:rPr>
-          <w:b/>
-          <w:bCs/>
-        </w:rPr>
-        <w:t>:</w:t>
-      </w:r>
-      <w:r>
-        <w:t xml:space="preserve"> Đường dẫn thư mục cache của quá trình biên dịch mô hình.</w:t>
-      </w:r>
-    </w:p>
-    <w:p>
-      <w:pPr>
-        <w:pStyle w:val="ListParagraph"/>
-        <w:numPr>
-          <w:ilvl w:val="0"/>
-          <w:numId w:val="41"/>
-        </w:numPr>
-        <w:rPr>
-          <w:b/>
-          <w:bCs/>
-        </w:rPr>
-      </w:pPr>
-      <w:r>
-        <w:rPr>
-          <w:b/>
-          <w:bCs/>
-        </w:rPr>
-        <w:t>check_data</w:t>
-      </w:r>
-      <w:r>
-        <w:rPr>
-          <w:b/>
-          <w:bCs/>
-        </w:rPr>
-        <w:t xml:space="preserve">: </w:t>
-      </w:r>
-      <w:r>
-        <w:t>Dùng để kiểm tra dữ liệu của phần huấn luyện trước khi chạy bất kỳ tiến trình nào liên quan đến huấn luyện.</w:t>
+        <w:t xml:space="preserve">Kích thước phân đoạn của mô hình RMVPE. Kích thước nhỏ tiêu thụ ít VRAM hơn và ổn định hơn đối với GPU AMD. </w:t>
       </w:r>
     </w:p>
     <w:sectPr>
@@ -31185,7 +31678,7 @@
   <w:style w:type="paragraph" w:default="1" w:styleId="Normal">
     <w:name w:val="Normal"/>
     <w:qFormat/>
-    <w:rsid w:val="00595AF0"/>
+    <w:rsid w:val="005D6FAB"/>
   </w:style>
   <w:style w:type="paragraph" w:styleId="Heading1">
     <w:name w:val="heading 1"/>
@@ -31388,7 +31881,6 @@
   <w:style w:type="character" w:default="1" w:styleId="DefaultParagraphFont">
     <w:name w:val="Default Paragraph Font"/>
     <w:uiPriority w:val="1"/>
-    <w:semiHidden/>
     <w:unhideWhenUsed/>
   </w:style>
   <w:style w:type="table" w:default="1" w:styleId="TableNormal">

--- a/assets/Vietnamese-RVC-DOCS.docx
+++ b/assets/Vietnamese-RVC-DOCS.docx
@@ -17140,6 +17140,65 @@
     </w:p>
     <w:p>
       <w:pPr>
+        <w:numPr>
+          <w:ilvl w:val="0"/>
+          <w:numId w:val="24"/>
+        </w:numPr>
+        <w:rPr>
+          <w:b/>
+          <w:bCs/>
+        </w:rPr>
+      </w:pPr>
+      <w:r>
+        <w:rPr>
+          <w:b/>
+          <w:bCs/>
+        </w:rPr>
+        <w:t>Số lượng cụm thăm dò</w:t>
+      </w:r>
+      <w:r>
+        <w:rPr>
+          <w:b/>
+          <w:bCs/>
+        </w:rPr>
+        <w:t>:</w:t>
+      </w:r>
+      <w:r>
+        <w:t xml:space="preserve"> </w:t>
+      </w:r>
+      <w:r>
+        <w:t xml:space="preserve">Số lượng cụm mà thuật toán sẽ kiểm tra khi tìm kiếm gần đúng. Giá trị thấp sẽ </w:t>
+      </w:r>
+      <w:r>
+        <w:t>cho tốc độ truy xuất nhanh hơn nhưng kết quả có thể kém</w:t>
+      </w:r>
+      <w:r>
+        <w:t>, còn giá trị cao</w:t>
+      </w:r>
+      <w:r>
+        <w:t xml:space="preserve"> cho kết quả</w:t>
+      </w:r>
+      <w:r>
+        <w:t xml:space="preserve"> chính xác hơn </w:t>
+      </w:r>
+      <w:r>
+        <w:t>nhưng tốc độ truy xuất sẽ</w:t>
+      </w:r>
+      <w:r>
+        <w:t xml:space="preserve"> chậm hơn.</w:t>
+      </w:r>
+      <w:r>
+        <w:t xml:space="preserve"> </w:t>
+      </w:r>
+      <w:r>
+        <w:t>Nó sẽ hữu dụng nếu bạn đem mô hình và chỉ mục sang dự án RVC khác để sử dụng</w:t>
+      </w:r>
+      <w:r>
+        <w:t>.</w:t>
+      </w:r>
+    </w:p>
+    <w:p>
+      <w:pPr>
         <w:pStyle w:val="ListParagraph"/>
         <w:numPr>
           <w:ilvl w:val="0"/>
@@ -17388,6 +17447,7 @@
           <w:b/>
           <w:bCs/>
         </w:rPr>
+        <w:lastRenderedPageBreak/>
         <w:t xml:space="preserve">Huấn luyện năng lượng (Thử nghiệm - Không khuyên dùng): </w:t>
       </w:r>
       <w:r>
@@ -17440,7 +17500,6 @@
           <w:b/>
           <w:bCs/>
         </w:rPr>
-        <w:lastRenderedPageBreak/>
         <w:t>Tên của bộ tham chiếu:</w:t>
       </w:r>
       <w:r>
@@ -17845,6 +17904,7 @@
     </w:p>
     <w:p>
       <w:r>
+        <w:lastRenderedPageBreak/>
         <w:t xml:space="preserve">- </w:t>
       </w:r>
       <w:r>
@@ -17914,7 +17974,6 @@
     </w:p>
     <w:p>
       <w:r>
-        <w:lastRenderedPageBreak/>
         <w:t xml:space="preserve">- </w:t>
       </w:r>
       <w:r>
@@ -18312,6 +18371,7 @@
           <w:b/>
           <w:bCs/>
         </w:rPr>
+        <w:lastRenderedPageBreak/>
         <w:t>Tính năng:</w:t>
       </w:r>
       <w:r>
@@ -18377,7 +18437,6 @@
           <w:b/>
           <w:bCs/>
         </w:rPr>
-        <w:lastRenderedPageBreak/>
         <w:t>Số lượng dự đoán (Shifts):</w:t>
       </w:r>
       <w:r>
@@ -18689,6 +18748,7 @@
           <w:b/>
           <w:bCs/>
         </w:rPr>
+        <w:lastRenderedPageBreak/>
         <w:t xml:space="preserve">Bỏ qua giây: </w:t>
       </w:r>
       <w:r>
@@ -18747,7 +18807,6 @@
           <w:b/>
           <w:bCs/>
         </w:rPr>
-        <w:lastRenderedPageBreak/>
         <w:t>Bỏ qua phần cuối:</w:t>
       </w:r>
       <w:r>
@@ -19073,6 +19132,7 @@
           <w:b/>
           <w:bCs/>
         </w:rPr>
+        <w:lastRenderedPageBreak/>
         <w:t>v1:</w:t>
       </w:r>
       <w:r>
@@ -19114,7 +19174,6 @@
           <w:b/>
           <w:bCs/>
         </w:rPr>
-        <w:lastRenderedPageBreak/>
         <w:t>Chế độ nhúng (Embedding):</w:t>
       </w:r>
       <w:r>
@@ -19552,6 +19611,7 @@
           <w:b/>
           <w:bCs/>
         </w:rPr>
+        <w:lastRenderedPageBreak/>
         <w:t>Lọc trung vị:</w:t>
       </w:r>
       <w:r>
@@ -19588,7 +19648,6 @@
           <w:b/>
           <w:bCs/>
         </w:rPr>
-        <w:lastRenderedPageBreak/>
         <w:t>Tự động đề xuất cao độ:</w:t>
       </w:r>
       <w:r>
@@ -19920,6 +19979,7 @@
           <w:i/>
           <w:iCs/>
         </w:rPr>
+        <w:lastRenderedPageBreak/>
         <w:t>Tải lên</w:t>
       </w:r>
       <w:r>
@@ -20001,7 +20061,6 @@
           <w:i/>
           <w:iCs/>
         </w:rPr>
-        <w:lastRenderedPageBreak/>
         <w:t>Tên của mô hình</w:t>
       </w:r>
       <w:r>
@@ -20579,6 +20638,7 @@
           <w:sz w:val="32"/>
           <w:szCs w:val="32"/>
         </w:rPr>
+        <w:lastRenderedPageBreak/>
         <w:t>➤</w:t>
       </w:r>
       <w:r>
@@ -20616,7 +20676,6 @@
     </w:p>
     <w:p>
       <w:r>
-        <w:lastRenderedPageBreak/>
         <w:t>Lưu ý:</w:t>
       </w:r>
       <w:r>
@@ -20934,6 +20993,7 @@
           <w:sz w:val="28"/>
           <w:szCs w:val="28"/>
         </w:rPr>
+        <w:lastRenderedPageBreak/>
         <w:t xml:space="preserve">1. Cấu Hình </w:t>
       </w:r>
       <w:r>
@@ -21009,7 +21069,6 @@
           <w:b/>
           <w:bCs/>
         </w:rPr>
-        <w:lastRenderedPageBreak/>
         <w:t>Đầu ra mô hình</w:t>
       </w:r>
       <w:r>
@@ -21381,7 +21440,6 @@
           <w:b/>
           <w:bCs/>
         </w:rPr>
-        <w:lastRenderedPageBreak/>
         <w:t xml:space="preserve">Thả âm thanh vào đây: </w:t>
       </w:r>
       <w:r>
@@ -21701,6 +21759,7 @@
     </w:p>
     <w:p>
       <w:r>
+        <w:lastRenderedPageBreak/>
         <w:t xml:space="preserve">Mô tả: </w:t>
       </w:r>
       <w:r>
@@ -21712,7 +21771,6 @@
     </w:p>
     <w:p>
       <w:r>
-        <w:lastRenderedPageBreak/>
         <w:t xml:space="preserve">Lưu ý: </w:t>
       </w:r>
       <w:r>
@@ -22097,7 +22155,11 @@
         <w:t>Dùng để đổi ngôn ngữ của toàn dự án, hiện tại chỉ hỗ trợ tiếng Anh và tiếng Việt</w:t>
       </w:r>
       <w:r>
-        <w:t xml:space="preserve">. (Mặc dù dự án là Vietnamese-RVC nhưng phiên bản tiếng Anh được tạo ra do lâu lâu tác giả đọc không hiểu tiếng Việt của dự án </w:t>
+        <w:t xml:space="preserve">. (Mặc dù dự án là Vietnamese-RVC nhưng </w:t>
+      </w:r>
+      <w:r>
+        <w:lastRenderedPageBreak/>
+        <w:t xml:space="preserve">phiên bản tiếng Anh được tạo ra do lâu lâu tác giả đọc không hiểu tiếng Việt của dự án </w:t>
       </w:r>
       <w:r>
         <w:rPr>
@@ -22138,7 +22200,6 @@
           <w:b/>
           <w:bCs/>
         </w:rPr>
-        <w:lastRenderedPageBreak/>
         <w:t>Chủ đề</w:t>
       </w:r>
       <w:r>
@@ -22598,6 +22659,7 @@
           <w:b/>
           <w:bCs/>
         </w:rPr>
+        <w:lastRenderedPageBreak/>
         <w:t xml:space="preserve">language: </w:t>
       </w:r>
       <w:r>
@@ -22644,11 +22706,856 @@
           <w:b/>
           <w:bCs/>
         </w:rPr>
+        <w:t xml:space="preserve">theme: </w:t>
+      </w:r>
+      <w:r>
+        <w:t>Chủ đề mặc định của giao diện sử dụng.</w:t>
+      </w:r>
+    </w:p>
+    <w:p>
+      <w:pPr>
+        <w:pStyle w:val="ListParagraph"/>
+        <w:numPr>
+          <w:ilvl w:val="0"/>
+          <w:numId w:val="41"/>
+        </w:numPr>
+        <w:rPr>
+          <w:b/>
+          <w:bCs/>
+        </w:rPr>
+      </w:pPr>
+      <w:r>
+        <w:rPr>
+          <w:b/>
+          <w:bCs/>
+        </w:rPr>
+        <w:t xml:space="preserve">themes: </w:t>
+      </w:r>
+      <w:r>
+        <w:t>Các giao diện có trong danh sách hiển thị khi cần thay đổi trên giao diện. (Lưu ý: Hãy chắc chắn giao diện đó còn hoạt động trước khi thêm vào).</w:t>
+      </w:r>
+    </w:p>
+    <w:p>
+      <w:pPr>
+        <w:pStyle w:val="ListParagraph"/>
+        <w:numPr>
+          <w:ilvl w:val="0"/>
+          <w:numId w:val="41"/>
+        </w:numPr>
+        <w:rPr>
+          <w:b/>
+          <w:bCs/>
+        </w:rPr>
+      </w:pPr>
+      <w:r>
+        <w:rPr>
+          <w:b/>
+          <w:bCs/>
+        </w:rPr>
+        <w:t>mdx_models:</w:t>
+      </w:r>
+      <w:r>
+        <w:t xml:space="preserve"> Đây là bản định vị mô hình MDX-NET của tách nhạc, không nên thay đổi nó.</w:t>
+      </w:r>
+    </w:p>
+    <w:p>
+      <w:pPr>
+        <w:pStyle w:val="ListParagraph"/>
+        <w:numPr>
+          <w:ilvl w:val="0"/>
+          <w:numId w:val="41"/>
+        </w:numPr>
+        <w:rPr>
+          <w:b/>
+          <w:bCs/>
+        </w:rPr>
+      </w:pPr>
+      <w:r>
+        <w:rPr>
+          <w:b/>
+          <w:bCs/>
+        </w:rPr>
+        <w:t xml:space="preserve">demucs_models: </w:t>
+      </w:r>
+      <w:r>
+        <w:t>Đây là bản định vị mô hình Demucs của tách nhạc, không nên thay đổi nó.</w:t>
+      </w:r>
+    </w:p>
+    <w:p>
+      <w:pPr>
+        <w:pStyle w:val="ListParagraph"/>
+        <w:numPr>
+          <w:ilvl w:val="0"/>
+          <w:numId w:val="41"/>
+        </w:numPr>
+        <w:rPr>
+          <w:b/>
+          <w:bCs/>
+        </w:rPr>
+      </w:pPr>
+      <w:r>
+        <w:rPr>
+          <w:b/>
+          <w:bCs/>
+        </w:rPr>
+        <w:t xml:space="preserve">vr_models: </w:t>
+      </w:r>
+      <w:r>
+        <w:t>Đây là bản định vị mô hình VR-ARCH của tách nhạc, không nên thay đổi nó.</w:t>
+      </w:r>
+    </w:p>
+    <w:p>
+      <w:pPr>
+        <w:pStyle w:val="ListParagraph"/>
+        <w:numPr>
+          <w:ilvl w:val="0"/>
+          <w:numId w:val="41"/>
+        </w:numPr>
+        <w:rPr>
+          <w:b/>
+          <w:bCs/>
+        </w:rPr>
+      </w:pPr>
+      <w:r>
+        <w:rPr>
+          <w:b/>
+          <w:bCs/>
+        </w:rPr>
+        <w:t xml:space="preserve">karaoke_models: </w:t>
+      </w:r>
+      <w:r>
+        <w:t>Đây là bản định vị mô hình của quá trình tách bè, không nên thay đổi nó.</w:t>
+      </w:r>
+    </w:p>
+    <w:p>
+      <w:pPr>
+        <w:pStyle w:val="ListParagraph"/>
+        <w:numPr>
+          <w:ilvl w:val="0"/>
+          <w:numId w:val="41"/>
+        </w:numPr>
+        <w:rPr>
+          <w:b/>
+          <w:bCs/>
+        </w:rPr>
+      </w:pPr>
+      <w:r>
+        <w:rPr>
+          <w:b/>
+          <w:bCs/>
+        </w:rPr>
+        <w:t xml:space="preserve">reverb_models: </w:t>
+      </w:r>
+      <w:r>
+        <w:t>Đây là bản định vị mô hình của quá trình tách vang, không nên thay đổi nó.</w:t>
+      </w:r>
+    </w:p>
+    <w:p>
+      <w:pPr>
+        <w:pStyle w:val="ListParagraph"/>
+        <w:numPr>
+          <w:ilvl w:val="0"/>
+          <w:numId w:val="41"/>
+        </w:numPr>
+        <w:rPr>
+          <w:b/>
+          <w:bCs/>
+        </w:rPr>
+      </w:pPr>
+      <w:r>
+        <w:rPr>
+          <w:b/>
+          <w:bCs/>
+        </w:rPr>
+        <w:t xml:space="preserve">denoise_models: </w:t>
+      </w:r>
+      <w:r>
+        <w:t>Đây là bản định vị mô hình của quá trình khữ nhiễu khi tách nhạc</w:t>
+      </w:r>
+      <w:r>
+        <w:t xml:space="preserve"> với VR-ARCH</w:t>
+      </w:r>
+      <w:r>
+        <w:t>, không nên thay đổi nó.</w:t>
+      </w:r>
+    </w:p>
+    <w:p>
+      <w:pPr>
+        <w:pStyle w:val="ListParagraph"/>
+        <w:numPr>
+          <w:ilvl w:val="0"/>
+          <w:numId w:val="41"/>
+        </w:numPr>
+        <w:rPr>
+          <w:b/>
+          <w:bCs/>
+        </w:rPr>
+      </w:pPr>
+      <w:r>
+        <w:rPr>
+          <w:b/>
+          <w:bCs/>
+        </w:rPr>
+        <w:t>edge_tts</w:t>
+      </w:r>
+      <w:r>
+        <w:rPr>
+          <w:b/>
+          <w:bCs/>
+        </w:rPr>
+        <w:t>:</w:t>
+      </w:r>
+      <w:r>
+        <w:t xml:space="preserve"> Các giọng nói được hỗ trợ trong chuyển đổi văn bản thành giọng nói của dịch vụ Edge TTS.</w:t>
+      </w:r>
+    </w:p>
+    <w:p>
+      <w:pPr>
+        <w:pStyle w:val="ListParagraph"/>
+        <w:numPr>
+          <w:ilvl w:val="0"/>
+          <w:numId w:val="41"/>
+        </w:numPr>
+        <w:rPr>
+          <w:b/>
+          <w:bCs/>
+        </w:rPr>
+      </w:pPr>
+      <w:r>
+        <w:rPr>
+          <w:b/>
+          <w:bCs/>
+        </w:rPr>
+        <w:t>google_tts_voice</w:t>
+      </w:r>
+      <w:r>
+        <w:rPr>
+          <w:b/>
+          <w:bCs/>
+        </w:rPr>
+        <w:t xml:space="preserve">: </w:t>
+      </w:r>
+      <w:r>
+        <w:t>Các giọng nói được hỗ trợ trong chuyển đổi văn bản thành giọng nói của dịch vụ Google TTS.</w:t>
+      </w:r>
+    </w:p>
+    <w:p>
+      <w:pPr>
+        <w:pStyle w:val="ListParagraph"/>
+        <w:numPr>
+          <w:ilvl w:val="0"/>
+          <w:numId w:val="41"/>
+        </w:numPr>
+        <w:rPr>
+          <w:b/>
+          <w:bCs/>
+        </w:rPr>
+      </w:pPr>
+      <w:r>
+        <w:rPr>
+          <w:b/>
+          <w:bCs/>
+        </w:rPr>
+        <w:t>whisper_languages</w:t>
+      </w:r>
+      <w:r>
+        <w:rPr>
+          <w:b/>
+          <w:bCs/>
+        </w:rPr>
+        <w:t xml:space="preserve">: </w:t>
+      </w:r>
+      <w:r>
+        <w:t>Các ngôn ngữ được hỗ trợ của mô hình Whisper.</w:t>
+      </w:r>
+    </w:p>
+    <w:p>
+      <w:pPr>
+        <w:pStyle w:val="ListParagraph"/>
+        <w:numPr>
+          <w:ilvl w:val="0"/>
+          <w:numId w:val="41"/>
+        </w:numPr>
+        <w:rPr>
+          <w:b/>
+          <w:bCs/>
+        </w:rPr>
+      </w:pPr>
+      <w:r>
+        <w:rPr>
+          <w:b/>
+          <w:bCs/>
+        </w:rPr>
+        <w:t>fp16</w:t>
+      </w:r>
+      <w:r>
+        <w:rPr>
+          <w:b/>
+          <w:bCs/>
+        </w:rPr>
+        <w:t xml:space="preserve">: </w:t>
+      </w:r>
+      <w:r>
+        <w:t>Dùng để bật FP16 của dự án, chỉ nên bật khi GPU hỗ trợ FP16.</w:t>
+      </w:r>
+    </w:p>
+    <w:p>
+      <w:pPr>
+        <w:pStyle w:val="ListParagraph"/>
+        <w:numPr>
+          <w:ilvl w:val="0"/>
+          <w:numId w:val="41"/>
+        </w:numPr>
+        <w:rPr>
+          <w:b/>
+          <w:bCs/>
+        </w:rPr>
+      </w:pPr>
+      <w:r>
+        <w:rPr>
+          <w:b/>
+          <w:bCs/>
+        </w:rPr>
+        <w:t>editing_tab</w:t>
+      </w:r>
+      <w:r>
+        <w:rPr>
+          <w:b/>
+          <w:bCs/>
+        </w:rPr>
+        <w:t xml:space="preserve">: </w:t>
+      </w:r>
+      <w:r>
+        <w:t xml:space="preserve">Điều khiển hiển thị của tab </w:t>
+      </w:r>
+      <w:r>
+        <w:t>Chỉnh Sửa</w:t>
+      </w:r>
+      <w:r>
+        <w:t>.</w:t>
+      </w:r>
+    </w:p>
+    <w:p>
+      <w:pPr>
+        <w:pStyle w:val="ListParagraph"/>
+        <w:numPr>
+          <w:ilvl w:val="0"/>
+          <w:numId w:val="41"/>
+        </w:numPr>
+        <w:rPr>
+          <w:b/>
+          <w:bCs/>
+        </w:rPr>
+      </w:pPr>
+      <w:r>
+        <w:rPr>
+          <w:b/>
+          <w:bCs/>
+        </w:rPr>
+        <w:t>inference_tab</w:t>
+      </w:r>
+      <w:r>
+        <w:rPr>
+          <w:b/>
+          <w:bCs/>
+        </w:rPr>
+        <w:t xml:space="preserve">: </w:t>
+      </w:r>
+      <w:r>
+        <w:t>Điều khiển hiển thị của tab Suy Luận.</w:t>
+      </w:r>
+    </w:p>
+    <w:p>
+      <w:pPr>
+        <w:pStyle w:val="ListParagraph"/>
+        <w:numPr>
+          <w:ilvl w:val="0"/>
+          <w:numId w:val="41"/>
+        </w:numPr>
+        <w:rPr>
+          <w:b/>
+          <w:bCs/>
+        </w:rPr>
+      </w:pPr>
+      <w:r>
+        <w:rPr>
+          <w:b/>
+          <w:bCs/>
+        </w:rPr>
+        <w:t>create_and_training_tab</w:t>
+      </w:r>
+      <w:r>
+        <w:rPr>
+          <w:b/>
+          <w:bCs/>
+        </w:rPr>
+        <w:t xml:space="preserve">: </w:t>
+      </w:r>
+      <w:r>
+        <w:t>Điều khiển hiển thị của tab Huấn Luyện Mô Hình.</w:t>
+      </w:r>
+    </w:p>
+    <w:p>
+      <w:pPr>
+        <w:pStyle w:val="ListParagraph"/>
+        <w:numPr>
+          <w:ilvl w:val="0"/>
+          <w:numId w:val="41"/>
+        </w:numPr>
+        <w:rPr>
+          <w:b/>
+          <w:bCs/>
+        </w:rPr>
+      </w:pPr>
+      <w:r>
+        <w:rPr>
+          <w:b/>
+          <w:bCs/>
+        </w:rPr>
+        <w:t>extra_tab</w:t>
+      </w:r>
+      <w:r>
+        <w:rPr>
+          <w:b/>
+          <w:bCs/>
+        </w:rPr>
+        <w:t xml:space="preserve">: </w:t>
+      </w:r>
+      <w:r>
+        <w:t>Điều khiển hiển thị của tab</w:t>
+      </w:r>
+      <w:r>
+        <w:t xml:space="preserve"> Thêm.</w:t>
+      </w:r>
+    </w:p>
+    <w:p>
+      <w:pPr>
+        <w:pStyle w:val="ListParagraph"/>
+        <w:numPr>
+          <w:ilvl w:val="0"/>
+          <w:numId w:val="41"/>
+        </w:numPr>
+        <w:rPr>
+          <w:b/>
+          <w:bCs/>
+        </w:rPr>
+      </w:pPr>
+      <w:r>
+        <w:rPr>
+          <w:b/>
+          <w:bCs/>
+        </w:rPr>
+        <w:t>separator_tab</w:t>
+      </w:r>
+      <w:r>
+        <w:rPr>
+          <w:b/>
+          <w:bCs/>
+        </w:rPr>
+        <w:t xml:space="preserve">: </w:t>
+      </w:r>
+      <w:r>
+        <w:t>Điều khiển hiển thị của tab</w:t>
+      </w:r>
+      <w:r>
+        <w:t xml:space="preserve"> Tách Nhạc.</w:t>
+      </w:r>
+    </w:p>
+    <w:p>
+      <w:pPr>
+        <w:pStyle w:val="ListParagraph"/>
+        <w:numPr>
+          <w:ilvl w:val="0"/>
+          <w:numId w:val="41"/>
+        </w:numPr>
+        <w:rPr>
+          <w:b/>
+          <w:bCs/>
+        </w:rPr>
+      </w:pPr>
+      <w:r>
+        <w:rPr>
+          <w:b/>
+          <w:bCs/>
+        </w:rPr>
+        <w:t>convert_tab</w:t>
+      </w:r>
+      <w:r>
+        <w:rPr>
+          <w:b/>
+          <w:bCs/>
+        </w:rPr>
+        <w:t xml:space="preserve">: </w:t>
+      </w:r>
+      <w:r>
+        <w:t>Điều khiển hiển thị của tab</w:t>
+      </w:r>
+      <w:r>
+        <w:t xml:space="preserve"> Chuyển Đổi Âm Thanh.</w:t>
+      </w:r>
+    </w:p>
+    <w:p>
+      <w:pPr>
+        <w:pStyle w:val="ListParagraph"/>
+        <w:numPr>
+          <w:ilvl w:val="0"/>
+          <w:numId w:val="41"/>
+        </w:numPr>
+        <w:rPr>
+          <w:b/>
+          <w:bCs/>
+        </w:rPr>
+      </w:pPr>
+      <w:r>
+        <w:rPr>
+          <w:b/>
+          <w:bCs/>
+        </w:rPr>
+        <w:t>convert_with_vad</w:t>
+      </w:r>
+      <w:r>
+        <w:rPr>
+          <w:b/>
+          <w:bCs/>
+        </w:rPr>
+        <w:t xml:space="preserve">_tab: </w:t>
+      </w:r>
+      <w:r>
+        <w:t>Điều khiển hiển thị của tab</w:t>
+      </w:r>
+      <w:r>
+        <w:t xml:space="preserve"> Chuyển Đổi Âm Thanh Với Bộ Phát Hiện Giọng Nói.</w:t>
+      </w:r>
+    </w:p>
+    <w:p>
+      <w:pPr>
+        <w:pStyle w:val="ListParagraph"/>
+        <w:numPr>
+          <w:ilvl w:val="0"/>
+          <w:numId w:val="41"/>
+        </w:numPr>
+        <w:rPr>
+          <w:b/>
+          <w:bCs/>
+        </w:rPr>
+      </w:pPr>
+      <w:r>
+        <w:rPr>
+          <w:b/>
+          <w:bCs/>
+        </w:rPr>
+        <w:t>tts_tab</w:t>
+      </w:r>
+      <w:r>
+        <w:rPr>
+          <w:b/>
+          <w:bCs/>
+        </w:rPr>
+        <w:t xml:space="preserve">: </w:t>
+      </w:r>
+      <w:r>
+        <w:t>Điều khiển hiển thị của tab</w:t>
+      </w:r>
+      <w:r>
+        <w:t xml:space="preserve"> Chuyển Đổi Văn Bản.</w:t>
+      </w:r>
+    </w:p>
+    <w:p>
+      <w:pPr>
+        <w:pStyle w:val="ListParagraph"/>
+        <w:numPr>
+          <w:ilvl w:val="0"/>
+          <w:numId w:val="41"/>
+        </w:numPr>
+        <w:rPr>
+          <w:b/>
+          <w:bCs/>
+        </w:rPr>
+      </w:pPr>
+      <w:r>
+        <w:rPr>
+          <w:b/>
+          <w:bCs/>
+        </w:rPr>
+        <w:t>effects_tab</w:t>
+      </w:r>
+      <w:r>
+        <w:rPr>
+          <w:b/>
+          <w:bCs/>
+        </w:rPr>
+        <w:t xml:space="preserve">: </w:t>
+      </w:r>
+      <w:r>
+        <w:t>Điều khiển hiển thị của tab</w:t>
+      </w:r>
+      <w:r>
+        <w:t xml:space="preserve"> Hiệu Ứng Âm Thanh.</w:t>
+      </w:r>
+    </w:p>
+    <w:p>
+      <w:pPr>
+        <w:pStyle w:val="ListParagraph"/>
+        <w:numPr>
+          <w:ilvl w:val="0"/>
+          <w:numId w:val="41"/>
+        </w:numPr>
+        <w:rPr>
+          <w:b/>
+          <w:bCs/>
+        </w:rPr>
+      </w:pPr>
+      <w:r>
+        <w:rPr>
+          <w:b/>
+          <w:bCs/>
+        </w:rPr>
+        <w:t>quirk</w:t>
+      </w:r>
+      <w:r>
+        <w:rPr>
+          <w:b/>
+          <w:bCs/>
+        </w:rPr>
+        <w:t xml:space="preserve">_tab: </w:t>
+      </w:r>
+      <w:r>
+        <w:t>Điều khiển hiển thị của tab</w:t>
+      </w:r>
+      <w:r>
+        <w:t xml:space="preserve"> Hiệu Ứng Kỳ Quặc.</w:t>
+      </w:r>
+    </w:p>
+    <w:p>
+      <w:pPr>
+        <w:pStyle w:val="ListParagraph"/>
+        <w:numPr>
+          <w:ilvl w:val="0"/>
+          <w:numId w:val="41"/>
+        </w:numPr>
+        <w:rPr>
+          <w:b/>
+          <w:bCs/>
+        </w:rPr>
+      </w:pPr>
+      <w:r>
+        <w:rPr>
+          <w:b/>
+          <w:bCs/>
+        </w:rPr>
+        <w:t>create_dataset_tab</w:t>
+      </w:r>
+      <w:r>
+        <w:rPr>
+          <w:b/>
+          <w:bCs/>
+        </w:rPr>
+        <w:t xml:space="preserve">: </w:t>
+      </w:r>
+      <w:r>
+        <w:t>Điều khiển hiển thị của tab</w:t>
+      </w:r>
+      <w:r>
+        <w:t xml:space="preserve"> Tạo Dữ Liệu Huấn Luyện.</w:t>
+      </w:r>
+    </w:p>
+    <w:p>
+      <w:pPr>
+        <w:pStyle w:val="ListParagraph"/>
+        <w:numPr>
+          <w:ilvl w:val="0"/>
+          <w:numId w:val="41"/>
+        </w:numPr>
+        <w:rPr>
+          <w:b/>
+          <w:bCs/>
+        </w:rPr>
+      </w:pPr>
+      <w:r>
+        <w:rPr>
+          <w:b/>
+          <w:bCs/>
+        </w:rPr>
+        <w:t>training_tab</w:t>
+      </w:r>
+      <w:r>
+        <w:rPr>
+          <w:b/>
+          <w:bCs/>
+        </w:rPr>
+        <w:t xml:space="preserve">: </w:t>
+      </w:r>
+      <w:r>
+        <w:t>Điều khiển hiển thị của tab</w:t>
+      </w:r>
+      <w:r>
+        <w:t xml:space="preserve"> Huấn Luyện Mô Hình.</w:t>
+      </w:r>
+    </w:p>
+    <w:p>
+      <w:pPr>
+        <w:pStyle w:val="ListParagraph"/>
+        <w:numPr>
+          <w:ilvl w:val="0"/>
+          <w:numId w:val="41"/>
+        </w:numPr>
+        <w:rPr>
+          <w:b/>
+          <w:bCs/>
+        </w:rPr>
+      </w:pPr>
+      <w:r>
+        <w:rPr>
+          <w:b/>
+          <w:bCs/>
+        </w:rPr>
+        <w:t>fushion_tab</w:t>
+      </w:r>
+      <w:r>
+        <w:rPr>
+          <w:b/>
+          <w:bCs/>
+        </w:rPr>
+        <w:t xml:space="preserve">: </w:t>
+      </w:r>
+      <w:r>
+        <w:t>Điều khiển hiển thị của tab</w:t>
+      </w:r>
+      <w:r>
+        <w:t xml:space="preserve"> Dung Hợp Mô Hình.</w:t>
+      </w:r>
+    </w:p>
+    <w:p>
+      <w:pPr>
+        <w:pStyle w:val="ListParagraph"/>
+        <w:numPr>
+          <w:ilvl w:val="0"/>
+          <w:numId w:val="41"/>
+        </w:numPr>
+        <w:rPr>
+          <w:b/>
+          <w:bCs/>
+        </w:rPr>
+      </w:pPr>
+      <w:r>
+        <w:rPr>
+          <w:b/>
+          <w:bCs/>
+        </w:rPr>
+        <w:t>read_tab</w:t>
+      </w:r>
+      <w:r>
+        <w:rPr>
+          <w:b/>
+          <w:bCs/>
+        </w:rPr>
+        <w:t xml:space="preserve">: </w:t>
+      </w:r>
+      <w:r>
+        <w:t>Điều khiển hiển thị của tab</w:t>
+      </w:r>
+      <w:r>
+        <w:t xml:space="preserve"> Đọc Thông Tin.</w:t>
+      </w:r>
+    </w:p>
+    <w:p>
+      <w:pPr>
+        <w:pStyle w:val="ListParagraph"/>
+        <w:numPr>
+          <w:ilvl w:val="0"/>
+          <w:numId w:val="41"/>
+        </w:numPr>
+        <w:rPr>
+          <w:b/>
+          <w:bCs/>
+        </w:rPr>
+      </w:pPr>
+      <w:r>
+        <w:rPr>
+          <w:b/>
+          <w:bCs/>
+        </w:rPr>
+        <w:t>onnx_tab</w:t>
+      </w:r>
+      <w:r>
+        <w:rPr>
+          <w:b/>
+          <w:bCs/>
+        </w:rPr>
+        <w:t xml:space="preserve">: </w:t>
+      </w:r>
+      <w:r>
+        <w:t>Điều khiển hiển thị của tab</w:t>
+      </w:r>
+      <w:r>
+        <w:t xml:space="preserve"> Chuyển Đổi Mô Hình ONNX.</w:t>
+      </w:r>
+    </w:p>
+    <w:p>
+      <w:pPr>
+        <w:pStyle w:val="ListParagraph"/>
+        <w:numPr>
+          <w:ilvl w:val="0"/>
+          <w:numId w:val="41"/>
+        </w:numPr>
+        <w:rPr>
+          <w:b/>
+          <w:bCs/>
+        </w:rPr>
+      </w:pPr>
+      <w:r>
+        <w:rPr>
+          <w:b/>
+          <w:bCs/>
+        </w:rPr>
+        <w:t>svc_tab</w:t>
+      </w:r>
+      <w:r>
+        <w:rPr>
+          <w:b/>
+          <w:bCs/>
+        </w:rPr>
+        <w:t xml:space="preserve">: </w:t>
+      </w:r>
+      <w:r>
+        <w:t>Điều khiển hiển thị của tab</w:t>
+      </w:r>
+      <w:r>
+        <w:t xml:space="preserve"> Chuyển Đổi Mô Hình SVC.</w:t>
+      </w:r>
+    </w:p>
+    <w:p>
+      <w:pPr>
+        <w:pStyle w:val="ListParagraph"/>
+        <w:numPr>
+          <w:ilvl w:val="0"/>
+          <w:numId w:val="41"/>
+        </w:numPr>
+        <w:rPr>
+          <w:b/>
+          <w:bCs/>
+        </w:rPr>
+      </w:pPr>
+      <w:r>
+        <w:rPr>
+          <w:b/>
+          <w:bCs/>
+        </w:rPr>
         <w:lastRenderedPageBreak/>
-        <w:t xml:space="preserve">theme: </w:t>
-      </w:r>
-      <w:r>
-        <w:t>Chủ đề mặc định của giao diện sử dụng.</w:t>
+        <w:t>downloads_tab</w:t>
+      </w:r>
+      <w:r>
+        <w:rPr>
+          <w:b/>
+          <w:bCs/>
+        </w:rPr>
+        <w:t xml:space="preserve">: </w:t>
+      </w:r>
+      <w:r>
+        <w:t>Điều khiển hiển thị của tab</w:t>
+      </w:r>
+      <w:r>
+        <w:t xml:space="preserve"> Tải Xuống.</w:t>
       </w:r>
     </w:p>
     <w:p>
@@ -22668,10 +23575,20 @@
           <w:b/>
           <w:bCs/>
         </w:rPr>
-        <w:t xml:space="preserve">themes: </w:t>
-      </w:r>
-      <w:r>
-        <w:t>Các giao diện có trong danh sách hiển thị khi cần thay đổi trên giao diện. (Lưu ý: Hãy chắc chắn giao diện đó còn hoạt động trước khi thêm vào).</w:t>
+        <w:t>f0_extractor_tab</w:t>
+      </w:r>
+      <w:r>
+        <w:rPr>
+          <w:b/>
+          <w:bCs/>
+        </w:rPr>
+        <w:t xml:space="preserve">: </w:t>
+      </w:r>
+      <w:r>
+        <w:t>Điều khiển hiển thị của tab</w:t>
+      </w:r>
+      <w:r>
+        <w:t xml:space="preserve"> Trích Xuất F0.</w:t>
       </w:r>
     </w:p>
     <w:p>
@@ -22691,10 +23608,20 @@
           <w:b/>
           <w:bCs/>
         </w:rPr>
-        <w:t>mdx_models:</w:t>
-      </w:r>
-      <w:r>
-        <w:t xml:space="preserve"> Đây là bản định vị mô hình MDX-NET của tách nhạc, không nên thay đổi nó.</w:t>
+        <w:t>settings_tab</w:t>
+      </w:r>
+      <w:r>
+        <w:rPr>
+          <w:b/>
+          <w:bCs/>
+        </w:rPr>
+        <w:t xml:space="preserve">: </w:t>
+      </w:r>
+      <w:r>
+        <w:t>Điều khiển hiển thị của tab</w:t>
+      </w:r>
+      <w:r>
+        <w:t xml:space="preserve"> Tùy Chỉnh.</w:t>
       </w:r>
     </w:p>
     <w:p>
@@ -22714,10 +23641,20 @@
           <w:b/>
           <w:bCs/>
         </w:rPr>
-        <w:t xml:space="preserve">demucs_models: </w:t>
-      </w:r>
-      <w:r>
-        <w:t>Đây là bản định vị mô hình Demucs của tách nhạc, không nên thay đổi nó.</w:t>
+        <w:t>create_srt_tab</w:t>
+      </w:r>
+      <w:r>
+        <w:rPr>
+          <w:b/>
+          <w:bCs/>
+        </w:rPr>
+        <w:t xml:space="preserve">: </w:t>
+      </w:r>
+      <w:r>
+        <w:t>Điều khiển hiển thị của tab</w:t>
+      </w:r>
+      <w:r>
+        <w:t xml:space="preserve"> Tạo Tệp SRT.</w:t>
       </w:r>
     </w:p>
     <w:p>
@@ -22737,10 +23674,20 @@
           <w:b/>
           <w:bCs/>
         </w:rPr>
-        <w:t xml:space="preserve">vr_models: </w:t>
-      </w:r>
-      <w:r>
-        <w:t>Đây là bản định vị mô hình VR-ARCH của tách nhạc, không nên thay đổi nó.</w:t>
+        <w:t>realtime_tab</w:t>
+      </w:r>
+      <w:r>
+        <w:rPr>
+          <w:b/>
+          <w:bCs/>
+        </w:rPr>
+        <w:t xml:space="preserve">: </w:t>
+      </w:r>
+      <w:r>
+        <w:t>Điều khiển hiển thị của tab</w:t>
+      </w:r>
+      <w:r>
+        <w:t xml:space="preserve"> Thời Gian Thực.</w:t>
       </w:r>
     </w:p>
     <w:p>
@@ -22760,10 +23707,20 @@
           <w:b/>
           <w:bCs/>
         </w:rPr>
-        <w:t xml:space="preserve">karaoke_models: </w:t>
-      </w:r>
-      <w:r>
-        <w:t>Đây là bản định vị mô hình của quá trình tách bè, không nên thay đổi nó.</w:t>
+        <w:t>create_reference_tab</w:t>
+      </w:r>
+      <w:r>
+        <w:rPr>
+          <w:b/>
+          <w:bCs/>
+        </w:rPr>
+        <w:t xml:space="preserve">: </w:t>
+      </w:r>
+      <w:r>
+        <w:t>Điều khiển hiển thị của tab</w:t>
+      </w:r>
+      <w:r>
+        <w:t xml:space="preserve"> Tạo Bộ Tham Chiếu.</w:t>
       </w:r>
     </w:p>
     <w:p>
@@ -22773,20 +23730,29 @@
           <w:ilvl w:val="0"/>
           <w:numId w:val="41"/>
         </w:numPr>
-        <w:rPr>
-          <w:b/>
-          <w:bCs/>
-        </w:rPr>
-      </w:pPr>
-      <w:r>
-        <w:rPr>
-          <w:b/>
-          <w:bCs/>
-        </w:rPr>
-        <w:t xml:space="preserve">reverb_models: </w:t>
-      </w:r>
-      <w:r>
-        <w:t>Đây là bản định vị mô hình của quá trình tách vang, không nên thay đổi nó.</w:t>
+      </w:pPr>
+      <w:r>
+        <w:rPr>
+          <w:b/>
+          <w:bCs/>
+        </w:rPr>
+        <w:t>analyzer_tab</w:t>
+      </w:r>
+      <w:r>
+        <w:rPr>
+          <w:b/>
+          <w:bCs/>
+        </w:rPr>
+        <w:t xml:space="preserve">: </w:t>
+      </w:r>
+      <w:r>
+        <w:t xml:space="preserve">Điều khiển hiển thị của tab </w:t>
+      </w:r>
+      <w:r>
+        <w:t>Phân Tích Âm Thanh</w:t>
+      </w:r>
+      <w:r>
+        <w:t>.</w:t>
       </w:r>
     </w:p>
     <w:p>
@@ -22806,16 +23772,17 @@
           <w:b/>
           <w:bCs/>
         </w:rPr>
-        <w:t xml:space="preserve">denoise_models: </w:t>
-      </w:r>
-      <w:r>
-        <w:t>Đây là bản định vị mô hình của quá trình khữ nhiễu khi tách nhạc</w:t>
-      </w:r>
-      <w:r>
-        <w:t xml:space="preserve"> với VR-ARCH</w:t>
-      </w:r>
-      <w:r>
-        <w:t>, không nên thay đổi nó.</w:t>
+        <w:t>font</w:t>
+      </w:r>
+      <w:r>
+        <w:rPr>
+          <w:b/>
+          <w:bCs/>
+        </w:rPr>
+        <w:t xml:space="preserve">: </w:t>
+      </w:r>
+      <w:r>
+        <w:t>Phông chữ mặc định của giao diện sử dụng.</w:t>
       </w:r>
     </w:p>
     <w:p>
@@ -22835,7 +23802,127 @@
           <w:b/>
           <w:bCs/>
         </w:rPr>
-        <w:t>edge_tts</w:t>
+        <w:t>app_port</w:t>
+      </w:r>
+      <w:r>
+        <w:rPr>
+          <w:b/>
+          <w:bCs/>
+        </w:rPr>
+        <w:t xml:space="preserve">: </w:t>
+      </w:r>
+      <w:r>
+        <w:t>Cổng mạng của giao diện người dùng, nếu cổng đã bị chiếm nó sẽ tự chọn cổng khác.</w:t>
+      </w:r>
+    </w:p>
+    <w:p>
+      <w:pPr>
+        <w:pStyle w:val="ListParagraph"/>
+        <w:numPr>
+          <w:ilvl w:val="0"/>
+          <w:numId w:val="41"/>
+        </w:numPr>
+        <w:rPr>
+          <w:b/>
+          <w:bCs/>
+        </w:rPr>
+      </w:pPr>
+      <w:r>
+        <w:rPr>
+          <w:b/>
+          <w:bCs/>
+        </w:rPr>
+        <w:t>tensorboard_port</w:t>
+      </w:r>
+      <w:r>
+        <w:rPr>
+          <w:b/>
+          <w:bCs/>
+        </w:rPr>
+        <w:t xml:space="preserve">: </w:t>
+      </w:r>
+      <w:r>
+        <w:t>Cổng mạng của biểu đồ Tensorboard.</w:t>
+      </w:r>
+    </w:p>
+    <w:p>
+      <w:pPr>
+        <w:pStyle w:val="ListParagraph"/>
+        <w:numPr>
+          <w:ilvl w:val="0"/>
+          <w:numId w:val="41"/>
+        </w:numPr>
+        <w:rPr>
+          <w:b/>
+          <w:bCs/>
+        </w:rPr>
+      </w:pPr>
+      <w:r>
+        <w:rPr>
+          <w:b/>
+          <w:bCs/>
+        </w:rPr>
+        <w:t>num_of_restart</w:t>
+      </w:r>
+      <w:r>
+        <w:rPr>
+          <w:b/>
+          <w:bCs/>
+        </w:rPr>
+        <w:t xml:space="preserve">: </w:t>
+      </w:r>
+      <w:r>
+        <w:t>Số lần tìm lại cổng mạng khi cổng bị chiếm.</w:t>
+      </w:r>
+    </w:p>
+    <w:p>
+      <w:pPr>
+        <w:pStyle w:val="ListParagraph"/>
+        <w:numPr>
+          <w:ilvl w:val="0"/>
+          <w:numId w:val="41"/>
+        </w:numPr>
+        <w:rPr>
+          <w:b/>
+          <w:bCs/>
+        </w:rPr>
+      </w:pPr>
+      <w:r>
+        <w:rPr>
+          <w:b/>
+          <w:bCs/>
+        </w:rPr>
+        <w:t>server_name</w:t>
+      </w:r>
+      <w:r>
+        <w:rPr>
+          <w:b/>
+          <w:bCs/>
+        </w:rPr>
+        <w:t xml:space="preserve">: </w:t>
+      </w:r>
+      <w:r>
+        <w:t>Địa chỉ host của giao diện sử dụng, ví dụ như `0.0.0.0`, `127.0.0.1`.</w:t>
+      </w:r>
+    </w:p>
+    <w:p>
+      <w:pPr>
+        <w:pStyle w:val="ListParagraph"/>
+        <w:numPr>
+          <w:ilvl w:val="0"/>
+          <w:numId w:val="41"/>
+        </w:numPr>
+        <w:rPr>
+          <w:b/>
+          <w:bCs/>
+        </w:rPr>
+      </w:pPr>
+      <w:r>
+        <w:rPr>
+          <w:b/>
+          <w:bCs/>
+        </w:rPr>
+        <w:t>app_show_error</w:t>
       </w:r>
       <w:r>
         <w:rPr>
@@ -22845,7 +23932,7 @@
         <w:t>:</w:t>
       </w:r>
       <w:r>
-        <w:t xml:space="preserve"> Các giọng nói được hỗ trợ trong chuyển đổi văn bản thành giọng nói của dịch vụ Edge TTS.</w:t>
+        <w:t xml:space="preserve"> Kiểm soát việc hiển thị chi tiết lỗi trên giao diện sử dụng khi xảy ra lỗi trong dự án Gradio.</w:t>
       </w:r>
     </w:p>
     <w:p>
@@ -22865,7 +23952,1206 @@
           <w:b/>
           <w:bCs/>
         </w:rPr>
-        <w:t>google_tts_voice</w:t>
+        <w:t>delete_exists_file</w:t>
+      </w:r>
+      <w:r>
+        <w:rPr>
+          <w:b/>
+          <w:bCs/>
+        </w:rPr>
+        <w:t>:</w:t>
+      </w:r>
+      <w:r>
+        <w:t xml:space="preserve"> Khi không sử dụng, nếu phát hiện tệp đã tồn tại thì sẽ tự động thêm hậu tố để tránh ghi đè. Khi sử dụng, nếu phát hiện tệp đã tồn tại thì sẽ ghi đè trực tiếp thay vì thêm hậu tố.</w:t>
+      </w:r>
+    </w:p>
+    <w:p>
+      <w:pPr>
+        <w:pStyle w:val="ListParagraph"/>
+        <w:numPr>
+          <w:ilvl w:val="0"/>
+          <w:numId w:val="41"/>
+        </w:numPr>
+        <w:rPr>
+          <w:b/>
+          <w:bCs/>
+        </w:rPr>
+      </w:pPr>
+      <w:r>
+        <w:rPr>
+          <w:b/>
+          <w:bCs/>
+        </w:rPr>
+        <w:t>audio_effects_path</w:t>
+      </w:r>
+      <w:r>
+        <w:rPr>
+          <w:b/>
+          <w:bCs/>
+        </w:rPr>
+        <w:t>:</w:t>
+      </w:r>
+      <w:r>
+        <w:t xml:space="preserve"> </w:t>
+      </w:r>
+      <w:r>
+        <w:t>Đường dẫn đến tệp mã xử lí</w:t>
+      </w:r>
+      <w:r>
+        <w:t xml:space="preserve"> phần</w:t>
+      </w:r>
+      <w:r>
+        <w:t xml:space="preserve"> hiệu ứng âm thanh.</w:t>
+      </w:r>
+    </w:p>
+    <w:p>
+      <w:pPr>
+        <w:pStyle w:val="ListParagraph"/>
+        <w:numPr>
+          <w:ilvl w:val="0"/>
+          <w:numId w:val="41"/>
+        </w:numPr>
+        <w:rPr>
+          <w:b/>
+          <w:bCs/>
+        </w:rPr>
+      </w:pPr>
+      <w:r>
+        <w:rPr>
+          <w:b/>
+          <w:bCs/>
+        </w:rPr>
+        <w:t>convert_path</w:t>
+      </w:r>
+      <w:r>
+        <w:rPr>
+          <w:b/>
+          <w:bCs/>
+        </w:rPr>
+        <w:t>:</w:t>
+      </w:r>
+      <w:r>
+        <w:t xml:space="preserve"> </w:t>
+      </w:r>
+      <w:r>
+        <w:t>Đường dẫn đến tệp mã xử lí</w:t>
+      </w:r>
+      <w:r>
+        <w:t xml:space="preserve"> phần</w:t>
+      </w:r>
+      <w:r>
+        <w:t xml:space="preserve"> chuyển đổi giọng nói</w:t>
+      </w:r>
+      <w:r>
+        <w:t xml:space="preserve"> (Không nên thay đổi nếu không có thể dẫn đến lỗi)</w:t>
+      </w:r>
+      <w:r>
+        <w:t>.</w:t>
+      </w:r>
+    </w:p>
+    <w:p>
+      <w:pPr>
+        <w:pStyle w:val="ListParagraph"/>
+        <w:numPr>
+          <w:ilvl w:val="0"/>
+          <w:numId w:val="41"/>
+        </w:numPr>
+        <w:rPr>
+          <w:b/>
+          <w:bCs/>
+        </w:rPr>
+      </w:pPr>
+      <w:r>
+        <w:rPr>
+          <w:b/>
+          <w:bCs/>
+        </w:rPr>
+        <w:t>separate_path</w:t>
+      </w:r>
+      <w:r>
+        <w:rPr>
+          <w:b/>
+          <w:bCs/>
+        </w:rPr>
+        <w:t>:</w:t>
+      </w:r>
+      <w:r>
+        <w:t xml:space="preserve"> </w:t>
+      </w:r>
+      <w:r>
+        <w:t>Đường dẫn đến tệp mã xử lí</w:t>
+      </w:r>
+      <w:r>
+        <w:t xml:space="preserve"> phần</w:t>
+      </w:r>
+      <w:r>
+        <w:t xml:space="preserve"> </w:t>
+      </w:r>
+      <w:r>
+        <w:t>tách nhạc (Không nên thay đổi nếu không có thể dẫn đến lỗi).</w:t>
+      </w:r>
+    </w:p>
+    <w:p>
+      <w:pPr>
+        <w:pStyle w:val="ListParagraph"/>
+        <w:numPr>
+          <w:ilvl w:val="0"/>
+          <w:numId w:val="41"/>
+        </w:numPr>
+        <w:rPr>
+          <w:b/>
+          <w:bCs/>
+        </w:rPr>
+      </w:pPr>
+      <w:r>
+        <w:rPr>
+          <w:b/>
+          <w:bCs/>
+        </w:rPr>
+        <w:t>create_dataset_path</w:t>
+      </w:r>
+      <w:r>
+        <w:rPr>
+          <w:b/>
+          <w:bCs/>
+        </w:rPr>
+        <w:t>:</w:t>
+      </w:r>
+      <w:r>
+        <w:t xml:space="preserve"> </w:t>
+      </w:r>
+      <w:r>
+        <w:t>Đường dẫn đến mã xử lí phần tạo dữ liệu huấn luyện (Không nên thay đổi nếu không có thể dẫn đến lỗi).</w:t>
+      </w:r>
+    </w:p>
+    <w:p>
+      <w:pPr>
+        <w:pStyle w:val="ListParagraph"/>
+        <w:numPr>
+          <w:ilvl w:val="0"/>
+          <w:numId w:val="41"/>
+        </w:numPr>
+        <w:rPr>
+          <w:b/>
+          <w:bCs/>
+        </w:rPr>
+      </w:pPr>
+      <w:r>
+        <w:rPr>
+          <w:b/>
+          <w:bCs/>
+        </w:rPr>
+        <w:t>preprocess_path</w:t>
+      </w:r>
+      <w:r>
+        <w:rPr>
+          <w:b/>
+          <w:bCs/>
+        </w:rPr>
+        <w:t>:</w:t>
+      </w:r>
+      <w:r>
+        <w:t xml:space="preserve"> </w:t>
+      </w:r>
+      <w:r>
+        <w:t>Đường dẫn đến mã xử lí phần tiền xử lí dữ liệu huấn luyện (Không nên thay đổi nếu không có thể dẫn đến lỗi).</w:t>
+      </w:r>
+    </w:p>
+    <w:p>
+      <w:pPr>
+        <w:pStyle w:val="ListParagraph"/>
+        <w:numPr>
+          <w:ilvl w:val="0"/>
+          <w:numId w:val="41"/>
+        </w:numPr>
+        <w:rPr>
+          <w:b/>
+          <w:bCs/>
+        </w:rPr>
+      </w:pPr>
+      <w:r>
+        <w:rPr>
+          <w:b/>
+          <w:bCs/>
+        </w:rPr>
+        <w:t>extract_path</w:t>
+      </w:r>
+      <w:r>
+        <w:rPr>
+          <w:b/>
+          <w:bCs/>
+        </w:rPr>
+        <w:t>:</w:t>
+      </w:r>
+      <w:r>
+        <w:t xml:space="preserve"> </w:t>
+      </w:r>
+      <w:r>
+        <w:t>Đường dẫn đến mã xử lí phần trích xuất dữ liệu huấn luyện (Không nên thay đổi nếu không có thể dẫn đến lỗi).</w:t>
+      </w:r>
+    </w:p>
+    <w:p>
+      <w:pPr>
+        <w:pStyle w:val="ListParagraph"/>
+        <w:numPr>
+          <w:ilvl w:val="0"/>
+          <w:numId w:val="41"/>
+        </w:numPr>
+        <w:rPr>
+          <w:b/>
+          <w:bCs/>
+        </w:rPr>
+      </w:pPr>
+      <w:r>
+        <w:rPr>
+          <w:b/>
+          <w:bCs/>
+        </w:rPr>
+        <w:t>create_index_path</w:t>
+      </w:r>
+      <w:r>
+        <w:rPr>
+          <w:b/>
+          <w:bCs/>
+        </w:rPr>
+        <w:t>:</w:t>
+      </w:r>
+      <w:r>
+        <w:t xml:space="preserve"> </w:t>
+      </w:r>
+      <w:r>
+        <w:t xml:space="preserve"> Đường dẫn đến mã xử lí phần tạo chỉ mục (Không nên thay đổi nếu không có thể dẫn đến lỗi).</w:t>
+      </w:r>
+    </w:p>
+    <w:p>
+      <w:pPr>
+        <w:pStyle w:val="ListParagraph"/>
+        <w:numPr>
+          <w:ilvl w:val="0"/>
+          <w:numId w:val="41"/>
+        </w:numPr>
+        <w:rPr>
+          <w:b/>
+          <w:bCs/>
+        </w:rPr>
+      </w:pPr>
+      <w:r>
+        <w:rPr>
+          <w:b/>
+          <w:bCs/>
+        </w:rPr>
+        <w:t>train_path</w:t>
+      </w:r>
+      <w:r>
+        <w:rPr>
+          <w:b/>
+          <w:bCs/>
+        </w:rPr>
+        <w:t>:</w:t>
+      </w:r>
+      <w:r>
+        <w:t xml:space="preserve"> </w:t>
+      </w:r>
+      <w:r>
+        <w:t>Đường dẫn đến mã xử lí phần huấn luyện (Không nên thay đổi nếu không có thể dẫn đến lỗi).</w:t>
+      </w:r>
+    </w:p>
+    <w:p>
+      <w:pPr>
+        <w:pStyle w:val="ListParagraph"/>
+        <w:numPr>
+          <w:ilvl w:val="0"/>
+          <w:numId w:val="41"/>
+        </w:numPr>
+        <w:rPr>
+          <w:b/>
+          <w:bCs/>
+        </w:rPr>
+      </w:pPr>
+      <w:r>
+        <w:rPr>
+          <w:b/>
+          <w:bCs/>
+        </w:rPr>
+        <w:t>create_reference_path</w:t>
+      </w:r>
+      <w:r>
+        <w:rPr>
+          <w:b/>
+          <w:bCs/>
+        </w:rPr>
+        <w:t>:</w:t>
+      </w:r>
+      <w:r>
+        <w:t xml:space="preserve"> </w:t>
+      </w:r>
+      <w:r>
+        <w:t>Đường dẫn đến mã xử lí phần tạo bộ tham chiếu huấn luyện (Không nên thay đổi nếu không có thể dẫn đến lỗi).</w:t>
+      </w:r>
+    </w:p>
+    <w:p>
+      <w:pPr>
+        <w:pStyle w:val="ListParagraph"/>
+        <w:numPr>
+          <w:ilvl w:val="0"/>
+          <w:numId w:val="41"/>
+        </w:numPr>
+        <w:rPr>
+          <w:b/>
+          <w:bCs/>
+        </w:rPr>
+      </w:pPr>
+      <w:r>
+        <w:rPr>
+          <w:b/>
+          <w:bCs/>
+        </w:rPr>
+        <w:t>ico_path</w:t>
+      </w:r>
+      <w:r>
+        <w:rPr>
+          <w:b/>
+          <w:bCs/>
+        </w:rPr>
+        <w:t>:</w:t>
+      </w:r>
+      <w:r>
+        <w:t xml:space="preserve"> </w:t>
+      </w:r>
+      <w:r>
+        <w:t>Đường dẫn đến tệp icon của giao diện sử dụng.</w:t>
+      </w:r>
+    </w:p>
+    <w:p>
+      <w:pPr>
+        <w:pStyle w:val="ListParagraph"/>
+        <w:numPr>
+          <w:ilvl w:val="0"/>
+          <w:numId w:val="41"/>
+        </w:numPr>
+        <w:rPr>
+          <w:b/>
+          <w:bCs/>
+        </w:rPr>
+      </w:pPr>
+      <w:r>
+        <w:rPr>
+          <w:b/>
+          <w:bCs/>
+        </w:rPr>
+        <w:t>csv_path</w:t>
+      </w:r>
+      <w:r>
+        <w:rPr>
+          <w:b/>
+          <w:bCs/>
+        </w:rPr>
+        <w:t>:</w:t>
+      </w:r>
+      <w:r>
+        <w:t xml:space="preserve"> </w:t>
+      </w:r>
+      <w:r>
+        <w:t>Đường dẫn đến tệp csv chứa kho mô hình của cộng đồng.</w:t>
+      </w:r>
+    </w:p>
+    <w:p>
+      <w:pPr>
+        <w:pStyle w:val="ListParagraph"/>
+        <w:numPr>
+          <w:ilvl w:val="0"/>
+          <w:numId w:val="41"/>
+        </w:numPr>
+        <w:rPr>
+          <w:b/>
+          <w:bCs/>
+        </w:rPr>
+      </w:pPr>
+      <w:r>
+        <w:rPr>
+          <w:b/>
+          <w:bCs/>
+        </w:rPr>
+        <w:t>weights_path</w:t>
+      </w:r>
+      <w:r>
+        <w:rPr>
+          <w:b/>
+          <w:bCs/>
+        </w:rPr>
+        <w:t>:</w:t>
+      </w:r>
+      <w:r>
+        <w:t xml:space="preserve"> </w:t>
+      </w:r>
+      <w:r>
+        <w:t>Đường dẫn đến thư mục chứa các trọng số huấn luyện.</w:t>
+      </w:r>
+    </w:p>
+    <w:p>
+      <w:pPr>
+        <w:pStyle w:val="ListParagraph"/>
+        <w:numPr>
+          <w:ilvl w:val="0"/>
+          <w:numId w:val="41"/>
+        </w:numPr>
+        <w:rPr>
+          <w:b/>
+          <w:bCs/>
+        </w:rPr>
+      </w:pPr>
+      <w:r>
+        <w:rPr>
+          <w:b/>
+          <w:bCs/>
+        </w:rPr>
+        <w:t>logs_path</w:t>
+      </w:r>
+      <w:r>
+        <w:rPr>
+          <w:b/>
+          <w:bCs/>
+        </w:rPr>
+        <w:t>:</w:t>
+      </w:r>
+      <w:r>
+        <w:t xml:space="preserve"> </w:t>
+      </w:r>
+      <w:r>
+        <w:t>Đường dẫn đến thư mục nhật ký nơi chứa tệp nhật ký và phần dữ liệu huấn luyện D và G.</w:t>
+      </w:r>
+    </w:p>
+    <w:p>
+      <w:pPr>
+        <w:pStyle w:val="ListParagraph"/>
+        <w:numPr>
+          <w:ilvl w:val="0"/>
+          <w:numId w:val="41"/>
+        </w:numPr>
+        <w:rPr>
+          <w:b/>
+          <w:bCs/>
+        </w:rPr>
+      </w:pPr>
+      <w:r>
+        <w:rPr>
+          <w:b/>
+          <w:bCs/>
+        </w:rPr>
+        <w:t>binary_path</w:t>
+      </w:r>
+      <w:r>
+        <w:rPr>
+          <w:b/>
+          <w:bCs/>
+        </w:rPr>
+        <w:t>:</w:t>
+      </w:r>
+      <w:r>
+        <w:t xml:space="preserve"> </w:t>
+      </w:r>
+      <w:r>
+        <w:t>Đường dẫn đến thư mục chứa các tệp nhị phân của dự án.</w:t>
+      </w:r>
+    </w:p>
+    <w:p>
+      <w:pPr>
+        <w:pStyle w:val="ListParagraph"/>
+        <w:numPr>
+          <w:ilvl w:val="0"/>
+          <w:numId w:val="41"/>
+        </w:numPr>
+        <w:rPr>
+          <w:b/>
+          <w:bCs/>
+        </w:rPr>
+      </w:pPr>
+      <w:r>
+        <w:rPr>
+          <w:b/>
+          <w:bCs/>
+        </w:rPr>
+        <w:lastRenderedPageBreak/>
+        <w:t>f0_path</w:t>
+      </w:r>
+      <w:r>
+        <w:rPr>
+          <w:b/>
+          <w:bCs/>
+        </w:rPr>
+        <w:t>:</w:t>
+      </w:r>
+      <w:r>
+        <w:t xml:space="preserve"> </w:t>
+      </w:r>
+      <w:r>
+        <w:t>Đường dẫn đến thư mục chứa các tệp trích xuất cao độ F0.</w:t>
+      </w:r>
+    </w:p>
+    <w:p>
+      <w:pPr>
+        <w:pStyle w:val="ListParagraph"/>
+        <w:numPr>
+          <w:ilvl w:val="0"/>
+          <w:numId w:val="41"/>
+        </w:numPr>
+        <w:rPr>
+          <w:b/>
+          <w:bCs/>
+        </w:rPr>
+      </w:pPr>
+      <w:r>
+        <w:rPr>
+          <w:b/>
+          <w:bCs/>
+        </w:rPr>
+        <w:t>language_path</w:t>
+      </w:r>
+      <w:r>
+        <w:rPr>
+          <w:b/>
+          <w:bCs/>
+        </w:rPr>
+        <w:t>:</w:t>
+      </w:r>
+      <w:r>
+        <w:t xml:space="preserve"> </w:t>
+      </w:r>
+      <w:r>
+        <w:t>Đường dẫn đến thư mục chứa các tệp ngôn ngữ của dự án.</w:t>
+      </w:r>
+    </w:p>
+    <w:p>
+      <w:pPr>
+        <w:pStyle w:val="ListParagraph"/>
+        <w:numPr>
+          <w:ilvl w:val="0"/>
+          <w:numId w:val="41"/>
+        </w:numPr>
+        <w:rPr>
+          <w:b/>
+          <w:bCs/>
+        </w:rPr>
+      </w:pPr>
+      <w:r>
+        <w:rPr>
+          <w:b/>
+          <w:bCs/>
+        </w:rPr>
+        <w:t>presets_path</w:t>
+      </w:r>
+      <w:r>
+        <w:rPr>
+          <w:b/>
+          <w:bCs/>
+        </w:rPr>
+        <w:t>:</w:t>
+      </w:r>
+      <w:r>
+        <w:t xml:space="preserve"> </w:t>
+      </w:r>
+      <w:r>
+        <w:t>Đường dẫn đến thư mục chứa các tệp cài đặt sẳn được lưu.</w:t>
+      </w:r>
+    </w:p>
+    <w:p>
+      <w:pPr>
+        <w:pStyle w:val="ListParagraph"/>
+        <w:numPr>
+          <w:ilvl w:val="0"/>
+          <w:numId w:val="41"/>
+        </w:numPr>
+        <w:rPr>
+          <w:b/>
+          <w:bCs/>
+        </w:rPr>
+      </w:pPr>
+      <w:r>
+        <w:rPr>
+          <w:b/>
+          <w:bCs/>
+        </w:rPr>
+        <w:t>embedders_path</w:t>
+      </w:r>
+      <w:r>
+        <w:rPr>
+          <w:b/>
+          <w:bCs/>
+        </w:rPr>
+        <w:t>:</w:t>
+      </w:r>
+      <w:r>
+        <w:t xml:space="preserve"> </w:t>
+      </w:r>
+      <w:r>
+        <w:t>Đường dẫn đến thư mục chứa các tệp mô hình nhúng được tải xuống.</w:t>
+      </w:r>
+    </w:p>
+    <w:p>
+      <w:pPr>
+        <w:pStyle w:val="ListParagraph"/>
+        <w:numPr>
+          <w:ilvl w:val="0"/>
+          <w:numId w:val="41"/>
+        </w:numPr>
+        <w:rPr>
+          <w:b/>
+          <w:bCs/>
+        </w:rPr>
+      </w:pPr>
+      <w:r>
+        <w:rPr>
+          <w:b/>
+          <w:bCs/>
+        </w:rPr>
+        <w:t>predictors_path</w:t>
+      </w:r>
+      <w:r>
+        <w:rPr>
+          <w:b/>
+          <w:bCs/>
+        </w:rPr>
+        <w:t>:</w:t>
+      </w:r>
+      <w:r>
+        <w:t xml:space="preserve"> </w:t>
+      </w:r>
+      <w:r>
+        <w:t>Đường dẫn đến thư mục chứa các tệp mô hình trích xuất cao độ được tải xuống.</w:t>
+      </w:r>
+    </w:p>
+    <w:p>
+      <w:pPr>
+        <w:pStyle w:val="ListParagraph"/>
+        <w:numPr>
+          <w:ilvl w:val="0"/>
+          <w:numId w:val="41"/>
+        </w:numPr>
+        <w:rPr>
+          <w:b/>
+          <w:bCs/>
+        </w:rPr>
+      </w:pPr>
+      <w:r>
+        <w:rPr>
+          <w:b/>
+          <w:bCs/>
+        </w:rPr>
+        <w:t>pretrained_custom_path</w:t>
+      </w:r>
+      <w:r>
+        <w:rPr>
+          <w:b/>
+          <w:bCs/>
+        </w:rPr>
+        <w:t>:</w:t>
+      </w:r>
+      <w:r>
+        <w:t xml:space="preserve"> </w:t>
+      </w:r>
+      <w:r>
+        <w:t>Đường dẫn đến thư mục chứa các tệp mô hình huấn luyện trước tùy chỉnh.</w:t>
+      </w:r>
+    </w:p>
+    <w:p>
+      <w:pPr>
+        <w:pStyle w:val="ListParagraph"/>
+        <w:numPr>
+          <w:ilvl w:val="0"/>
+          <w:numId w:val="41"/>
+        </w:numPr>
+        <w:rPr>
+          <w:b/>
+          <w:bCs/>
+        </w:rPr>
+      </w:pPr>
+      <w:r>
+        <w:rPr>
+          <w:b/>
+          <w:bCs/>
+        </w:rPr>
+        <w:t>pretrained_v1_path</w:t>
+      </w:r>
+      <w:r>
+        <w:rPr>
+          <w:b/>
+          <w:bCs/>
+        </w:rPr>
+        <w:t>:</w:t>
+      </w:r>
+      <w:r>
+        <w:t xml:space="preserve"> </w:t>
+      </w:r>
+      <w:r>
+        <w:t>Đường dẫn đến thư mục chứa các tệp mô hình huấn luyện trước v1.</w:t>
+      </w:r>
+    </w:p>
+    <w:p>
+      <w:pPr>
+        <w:pStyle w:val="ListParagraph"/>
+        <w:numPr>
+          <w:ilvl w:val="0"/>
+          <w:numId w:val="41"/>
+        </w:numPr>
+        <w:rPr>
+          <w:b/>
+          <w:bCs/>
+        </w:rPr>
+      </w:pPr>
+      <w:r>
+        <w:rPr>
+          <w:b/>
+          <w:bCs/>
+        </w:rPr>
+        <w:t>pretrained_v2_path</w:t>
+      </w:r>
+      <w:r>
+        <w:rPr>
+          <w:b/>
+          <w:bCs/>
+        </w:rPr>
+        <w:t>:</w:t>
+      </w:r>
+      <w:r>
+        <w:t xml:space="preserve"> </w:t>
+      </w:r>
+      <w:r>
+        <w:t>Đường dẫn đến thư mục chứa các tệp mô hình huấn luyện trước v2.</w:t>
+      </w:r>
+    </w:p>
+    <w:p>
+      <w:pPr>
+        <w:pStyle w:val="ListParagraph"/>
+        <w:numPr>
+          <w:ilvl w:val="0"/>
+          <w:numId w:val="41"/>
+        </w:numPr>
+        <w:rPr>
+          <w:b/>
+          <w:bCs/>
+        </w:rPr>
+      </w:pPr>
+      <w:r>
+        <w:rPr>
+          <w:b/>
+          <w:bCs/>
+        </w:rPr>
+        <w:t>speaker_diarization_path</w:t>
+      </w:r>
+      <w:r>
+        <w:rPr>
+          <w:b/>
+          <w:bCs/>
+        </w:rPr>
+        <w:t>:</w:t>
+      </w:r>
+      <w:r>
+        <w:t xml:space="preserve"> </w:t>
+      </w:r>
+      <w:r>
+        <w:t>Đường dẫn đến thư mục chứa các tệp mô hình nhận dạng giọng nói.</w:t>
+      </w:r>
+    </w:p>
+    <w:p>
+      <w:pPr>
+        <w:pStyle w:val="ListParagraph"/>
+        <w:numPr>
+          <w:ilvl w:val="0"/>
+          <w:numId w:val="41"/>
+        </w:numPr>
+        <w:rPr>
+          <w:b/>
+          <w:bCs/>
+        </w:rPr>
+      </w:pPr>
+      <w:r>
+        <w:rPr>
+          <w:b/>
+          <w:bCs/>
+        </w:rPr>
+        <w:t>uvr5_path</w:t>
+      </w:r>
+      <w:r>
+        <w:rPr>
+          <w:b/>
+          <w:bCs/>
+        </w:rPr>
+        <w:t>:</w:t>
+      </w:r>
+      <w:r>
+        <w:t xml:space="preserve"> </w:t>
+      </w:r>
+      <w:r>
+        <w:t>Đường dẫn đến thư mục chứa các tệp mô hình tách nhạc.</w:t>
+      </w:r>
+    </w:p>
+    <w:p>
+      <w:pPr>
+        <w:pStyle w:val="ListParagraph"/>
+        <w:numPr>
+          <w:ilvl w:val="0"/>
+          <w:numId w:val="41"/>
+        </w:numPr>
+        <w:rPr>
+          <w:b/>
+          <w:bCs/>
+        </w:rPr>
+      </w:pPr>
+      <w:r>
+        <w:rPr>
+          <w:b/>
+          <w:bCs/>
+        </w:rPr>
+        <w:t>audios_path</w:t>
+      </w:r>
+      <w:r>
+        <w:rPr>
+          <w:b/>
+          <w:bCs/>
+        </w:rPr>
+        <w:t>:</w:t>
+      </w:r>
+      <w:r>
+        <w:t xml:space="preserve"> </w:t>
+      </w:r>
+      <w:r>
+        <w:t>Đường dẫn đến thư mục chứa các tệp âm thanh.</w:t>
+      </w:r>
+    </w:p>
+    <w:p>
+      <w:pPr>
+        <w:pStyle w:val="ListParagraph"/>
+        <w:numPr>
+          <w:ilvl w:val="0"/>
+          <w:numId w:val="41"/>
+        </w:numPr>
+        <w:rPr>
+          <w:b/>
+          <w:bCs/>
+        </w:rPr>
+      </w:pPr>
+      <w:r>
+        <w:rPr>
+          <w:b/>
+          <w:bCs/>
+        </w:rPr>
+        <w:t>reference_path</w:t>
+      </w:r>
+      <w:r>
+        <w:rPr>
+          <w:b/>
+          <w:bCs/>
+        </w:rPr>
+        <w:t>:</w:t>
+      </w:r>
+      <w:r>
+        <w:t xml:space="preserve"> </w:t>
+      </w:r>
+      <w:r>
+        <w:t>đường dẫn thư mục chứa các tệp của các bộ tham số.</w:t>
+      </w:r>
+    </w:p>
+    <w:p>
+      <w:pPr>
+        <w:pStyle w:val="ListParagraph"/>
+        <w:numPr>
+          <w:ilvl w:val="0"/>
+          <w:numId w:val="41"/>
+        </w:numPr>
+        <w:rPr>
+          <w:b/>
+          <w:bCs/>
+        </w:rPr>
+      </w:pPr>
+      <w:r>
+        <w:rPr>
+          <w:b/>
+          <w:bCs/>
+        </w:rPr>
+        <w:t>demucs_segments_enable</w:t>
+      </w:r>
+      <w:r>
+        <w:rPr>
+          <w:b/>
+          <w:bCs/>
+        </w:rPr>
+        <w:t>:</w:t>
+      </w:r>
+      <w:r>
+        <w:t xml:space="preserve"> Dùng để bật/tắt chế độ phân đoạn âm thanh của mô hình Demucs</w:t>
+      </w:r>
+      <w:r>
+        <w:t>, có thể làm tăng hoặc giảm tốc độ và tài nguyên tiêu thụ tùy theo từng trường hợp sử dụng.</w:t>
+      </w:r>
+    </w:p>
+    <w:p>
+      <w:pPr>
+        <w:pStyle w:val="ListParagraph"/>
+        <w:numPr>
+          <w:ilvl w:val="0"/>
+          <w:numId w:val="41"/>
+        </w:numPr>
+        <w:rPr>
+          <w:b/>
+          <w:bCs/>
+        </w:rPr>
+      </w:pPr>
+      <w:r>
+        <w:rPr>
+          <w:b/>
+          <w:bCs/>
+        </w:rPr>
+        <w:t>demucs_cpu_mode</w:t>
+      </w:r>
+      <w:r>
+        <w:rPr>
+          <w:b/>
+          <w:bCs/>
+        </w:rPr>
+        <w:t>:</w:t>
+      </w:r>
+      <w:r>
+        <w:t xml:space="preserve"> Dùng để ép mô hình Demucs chạy trên CPU. Hữu ích khi thiết bị không đủ tài nguyên hoặc bị quá tải khi chạy Demucs trên GPU.</w:t>
+      </w:r>
+    </w:p>
+    <w:p>
+      <w:pPr>
+        <w:pStyle w:val="ListParagraph"/>
+        <w:numPr>
+          <w:ilvl w:val="0"/>
+          <w:numId w:val="41"/>
+        </w:numPr>
+        <w:rPr>
+          <w:b/>
+          <w:bCs/>
+        </w:rPr>
+      </w:pPr>
+      <w:r>
+        <w:rPr>
+          <w:b/>
+          <w:bCs/>
+        </w:rPr>
+        <w:t>limit_f0</w:t>
+      </w:r>
+      <w:r>
+        <w:rPr>
+          <w:b/>
+          <w:bCs/>
+        </w:rPr>
+        <w:t>:</w:t>
+      </w:r>
+      <w:r>
+        <w:t xml:space="preserve"> Khi sử dụng tính năng đề xuất cao độ, giá trị tính toán có thể vượt ngoài mức thông thường; tùy chọn này dùng để giới hạn lại phạm vi giá trị đó.</w:t>
+      </w:r>
+    </w:p>
+    <w:p>
+      <w:pPr>
+        <w:pStyle w:val="ListParagraph"/>
+        <w:numPr>
+          <w:ilvl w:val="0"/>
+          <w:numId w:val="41"/>
+        </w:numPr>
+        <w:rPr>
+          <w:b/>
+          <w:bCs/>
+        </w:rPr>
+      </w:pPr>
+      <w:r>
+        <w:rPr>
+          <w:b/>
+          <w:bCs/>
+        </w:rPr>
+        <w:t>debug_mode</w:t>
+      </w:r>
+      <w:r>
+        <w:rPr>
+          <w:b/>
+          <w:bCs/>
+        </w:rPr>
+        <w:t>:</w:t>
+      </w:r>
+      <w:r>
+        <w:t xml:space="preserve"> Bật chế độ gỡ lỗi của toàn bộ dự án,</w:t>
+      </w:r>
+      <w:r>
+        <w:t xml:space="preserve"> nó sẽ in ra tất cả cảnh báo ẩn các đoạn gỡ lỗi,…</w:t>
+      </w:r>
+    </w:p>
+    <w:p>
+      <w:pPr>
+        <w:pStyle w:val="ListParagraph"/>
+        <w:numPr>
+          <w:ilvl w:val="0"/>
+          <w:numId w:val="41"/>
+        </w:numPr>
+        <w:rPr>
+          <w:b/>
+          <w:bCs/>
+        </w:rPr>
+      </w:pPr>
+      <w:r>
+        <w:rPr>
+          <w:b/>
+          <w:bCs/>
+        </w:rPr>
+        <w:t>pretrain_strict</w:t>
+      </w:r>
+      <w:r>
+        <w:rPr>
+          <w:b/>
+          <w:bCs/>
+        </w:rPr>
+        <w:t>:</w:t>
+      </w:r>
+      <w:r>
+        <w:t xml:space="preserve"> Khi không được sử dụng sẽ ép mô hình huấn luyện trước có thể hoạt động khi cấu trúc mô hình khác với cấu trúc huấn luyện hiện tại. Khi sử dụng sẽ yêu cầu cấu trúc phải khớp hoàn toàn.</w:t>
+      </w:r>
+    </w:p>
+    <w:p>
+      <w:pPr>
+        <w:pStyle w:val="ListParagraph"/>
+        <w:numPr>
+          <w:ilvl w:val="0"/>
+          <w:numId w:val="41"/>
+        </w:numPr>
+        <w:rPr>
+          <w:b/>
+          <w:bCs/>
+        </w:rPr>
+      </w:pPr>
+      <w:r>
+        <w:rPr>
+          <w:b/>
+          <w:bCs/>
+        </w:rPr>
+        <w:t>cpu_mode</w:t>
+      </w:r>
+      <w:r>
+        <w:rPr>
+          <w:b/>
+          <w:bCs/>
+        </w:rPr>
+        <w:t>:</w:t>
+      </w:r>
+      <w:r>
+        <w:t xml:space="preserve"> Dùng để ép dự án chạy trên cpu thay vì bất kì thiết bị khác.</w:t>
+      </w:r>
+    </w:p>
+    <w:p>
+      <w:pPr>
+        <w:pStyle w:val="ListParagraph"/>
+        <w:numPr>
+          <w:ilvl w:val="0"/>
+          <w:numId w:val="41"/>
+        </w:numPr>
+        <w:rPr>
+          <w:b/>
+          <w:bCs/>
+        </w:rPr>
+      </w:pPr>
+      <w:r>
+        <w:rPr>
+          <w:b/>
+          <w:bCs/>
+        </w:rPr>
+        <w:t>brain</w:t>
+      </w:r>
+      <w:r>
+        <w:rPr>
+          <w:b/>
+          <w:bCs/>
+        </w:rPr>
+        <w:t>:</w:t>
+      </w:r>
+      <w:r>
+        <w:t xml:space="preserve"> Dùng để bật BF16 để tăng tốc huấn luyện FP16. Chỉ nên bật nếu GPU của bạn hỗ trợ sử dụng BF16.</w:t>
+      </w:r>
+    </w:p>
+    <w:p>
+      <w:pPr>
+        <w:pStyle w:val="ListParagraph"/>
+        <w:numPr>
+          <w:ilvl w:val="0"/>
+          <w:numId w:val="41"/>
+        </w:numPr>
+        <w:rPr>
+          <w:b/>
+          <w:bCs/>
+        </w:rPr>
+      </w:pPr>
+      <w:r>
+        <w:rPr>
+          <w:b/>
+          <w:bCs/>
+        </w:rPr>
+        <w:t>tf32</w:t>
+      </w:r>
+      <w:r>
+        <w:rPr>
+          <w:b/>
+          <w:bCs/>
+        </w:rPr>
+        <w:t>:</w:t>
+      </w:r>
+      <w:r>
+        <w:t xml:space="preserve"> Dùng để bật TF32 để tăng tốc huấn luyện FP32. Chỉ nên bật nếu GPU của bạn thuộc NVIDIA và hỗ trợ TF32.</w:t>
+      </w:r>
+    </w:p>
+    <w:p>
+      <w:pPr>
+        <w:pStyle w:val="ListParagraph"/>
+        <w:numPr>
+          <w:ilvl w:val="0"/>
+          <w:numId w:val="41"/>
+        </w:numPr>
+        <w:rPr>
+          <w:b/>
+          <w:bCs/>
+        </w:rPr>
+      </w:pPr>
+      <w:r>
+        <w:rPr>
+          <w:b/>
+          <w:bCs/>
+        </w:rPr>
+        <w:t>discord_presence</w:t>
+      </w:r>
+      <w:r>
+        <w:rPr>
+          <w:b/>
+          <w:bCs/>
+        </w:rPr>
+        <w:t>:</w:t>
+      </w:r>
+      <w:r>
+        <w:rPr>
+          <w:b/>
+          <w:bCs/>
+        </w:rPr>
+        <w:t xml:space="preserve"> </w:t>
+      </w:r>
+      <w:r>
+        <w:t>Khi sử dụng, nó sẽ hiện thị rpc việc bạn đang sử dụng dự án này trên discord.</w:t>
+      </w:r>
+    </w:p>
+    <w:p>
+      <w:pPr>
+        <w:pStyle w:val="ListParagraph"/>
+        <w:numPr>
+          <w:ilvl w:val="0"/>
+          <w:numId w:val="41"/>
+        </w:numPr>
+        <w:rPr>
+          <w:b/>
+          <w:bCs/>
+        </w:rPr>
+      </w:pPr>
+      <w:r>
+        <w:rPr>
+          <w:b/>
+          <w:bCs/>
+        </w:rPr>
+        <w:t>f0_min</w:t>
       </w:r>
       <w:r>
         <w:rPr>
@@ -22875,7 +25161,19 @@
         <w:t xml:space="preserve">: </w:t>
       </w:r>
       <w:r>
-        <w:t>Các giọng nói được hỗ trợ trong chuyển đổi văn bản thành giọng nói của dịch vụ Google TTS.</w:t>
+        <w:t xml:space="preserve">Mức giới hạn thấp nhất được </w:t>
+      </w:r>
+      <w:r>
+        <w:t>cho phép</w:t>
+      </w:r>
+      <w:r>
+        <w:t xml:space="preserve"> </w:t>
+      </w:r>
+      <w:r>
+        <w:t xml:space="preserve">trên </w:t>
+      </w:r>
+      <w:r>
+        <w:t>các mô hình trích xuất cao độ (Lưu ý: Đây là mức thiết kế gốc không tự ý chỉnh sửa có thể gây ảnh hưởng đến chất lượng đầu ra).</w:t>
       </w:r>
     </w:p>
     <w:p>
@@ -22895,7 +25193,8 @@
           <w:b/>
           <w:bCs/>
         </w:rPr>
-        <w:t>whisper_languages</w:t>
+        <w:lastRenderedPageBreak/>
+        <w:t>f0_max</w:t>
       </w:r>
       <w:r>
         <w:rPr>
@@ -22905,7 +25204,13 @@
         <w:t xml:space="preserve">: </w:t>
       </w:r>
       <w:r>
-        <w:t>Các ngôn ngữ được hỗ trợ của mô hình Whisper.</w:t>
+        <w:t xml:space="preserve">Mức giới hạn cao nhất được </w:t>
+      </w:r>
+      <w:r>
+        <w:t>cho phép trên các</w:t>
+      </w:r>
+      <w:r>
+        <w:t xml:space="preserve"> mô hình trích xuất cao độ (Lưu ý: Đây là mức thiết kế gốc không tự ý chỉnh sửa có thể gây ảnh hưởng đến chất lượng đầu ra).</w:t>
       </w:r>
     </w:p>
     <w:p>
@@ -22925,2250 +25230,6 @@
           <w:b/>
           <w:bCs/>
         </w:rPr>
-        <w:t>fp16</w:t>
-      </w:r>
-      <w:r>
-        <w:rPr>
-          <w:b/>
-          <w:bCs/>
-        </w:rPr>
-        <w:t xml:space="preserve">: </w:t>
-      </w:r>
-      <w:r>
-        <w:t>Dùng để bật FP16 của dự án, chỉ nên bật khi GPU hỗ trợ FP16.</w:t>
-      </w:r>
-    </w:p>
-    <w:p>
-      <w:pPr>
-        <w:pStyle w:val="ListParagraph"/>
-        <w:numPr>
-          <w:ilvl w:val="0"/>
-          <w:numId w:val="41"/>
-        </w:numPr>
-        <w:rPr>
-          <w:b/>
-          <w:bCs/>
-        </w:rPr>
-      </w:pPr>
-      <w:r>
-        <w:rPr>
-          <w:b/>
-          <w:bCs/>
-        </w:rPr>
-        <w:t>editing_tab</w:t>
-      </w:r>
-      <w:r>
-        <w:rPr>
-          <w:b/>
-          <w:bCs/>
-        </w:rPr>
-        <w:t xml:space="preserve">: </w:t>
-      </w:r>
-      <w:r>
-        <w:t xml:space="preserve">Điều khiển hiển thị của tab </w:t>
-      </w:r>
-      <w:r>
-        <w:t>Chỉnh Sửa</w:t>
-      </w:r>
-      <w:r>
-        <w:t>.</w:t>
-      </w:r>
-    </w:p>
-    <w:p>
-      <w:pPr>
-        <w:pStyle w:val="ListParagraph"/>
-        <w:numPr>
-          <w:ilvl w:val="0"/>
-          <w:numId w:val="41"/>
-        </w:numPr>
-        <w:rPr>
-          <w:b/>
-          <w:bCs/>
-        </w:rPr>
-      </w:pPr>
-      <w:r>
-        <w:rPr>
-          <w:b/>
-          <w:bCs/>
-        </w:rPr>
-        <w:t>inference_tab</w:t>
-      </w:r>
-      <w:r>
-        <w:rPr>
-          <w:b/>
-          <w:bCs/>
-        </w:rPr>
-        <w:t xml:space="preserve">: </w:t>
-      </w:r>
-      <w:r>
-        <w:t>Điều khiển hiển thị của tab Suy Luận.</w:t>
-      </w:r>
-    </w:p>
-    <w:p>
-      <w:pPr>
-        <w:pStyle w:val="ListParagraph"/>
-        <w:numPr>
-          <w:ilvl w:val="0"/>
-          <w:numId w:val="41"/>
-        </w:numPr>
-        <w:rPr>
-          <w:b/>
-          <w:bCs/>
-        </w:rPr>
-      </w:pPr>
-      <w:r>
-        <w:rPr>
-          <w:b/>
-          <w:bCs/>
-        </w:rPr>
-        <w:t>create_and_training_tab</w:t>
-      </w:r>
-      <w:r>
-        <w:rPr>
-          <w:b/>
-          <w:bCs/>
-        </w:rPr>
-        <w:t xml:space="preserve">: </w:t>
-      </w:r>
-      <w:r>
-        <w:t>Điều khiển hiển thị của tab Huấn Luyện Mô Hình.</w:t>
-      </w:r>
-    </w:p>
-    <w:p>
-      <w:pPr>
-        <w:pStyle w:val="ListParagraph"/>
-        <w:numPr>
-          <w:ilvl w:val="0"/>
-          <w:numId w:val="41"/>
-        </w:numPr>
-        <w:rPr>
-          <w:b/>
-          <w:bCs/>
-        </w:rPr>
-      </w:pPr>
-      <w:r>
-        <w:rPr>
-          <w:b/>
-          <w:bCs/>
-        </w:rPr>
-        <w:t>extra_tab</w:t>
-      </w:r>
-      <w:r>
-        <w:rPr>
-          <w:b/>
-          <w:bCs/>
-        </w:rPr>
-        <w:t xml:space="preserve">: </w:t>
-      </w:r>
-      <w:r>
-        <w:t>Điều khiển hiển thị của tab</w:t>
-      </w:r>
-      <w:r>
-        <w:t xml:space="preserve"> Thêm.</w:t>
-      </w:r>
-    </w:p>
-    <w:p>
-      <w:pPr>
-        <w:pStyle w:val="ListParagraph"/>
-        <w:numPr>
-          <w:ilvl w:val="0"/>
-          <w:numId w:val="41"/>
-        </w:numPr>
-        <w:rPr>
-          <w:b/>
-          <w:bCs/>
-        </w:rPr>
-      </w:pPr>
-      <w:r>
-        <w:rPr>
-          <w:b/>
-          <w:bCs/>
-        </w:rPr>
-        <w:t>separator_tab</w:t>
-      </w:r>
-      <w:r>
-        <w:rPr>
-          <w:b/>
-          <w:bCs/>
-        </w:rPr>
-        <w:t xml:space="preserve">: </w:t>
-      </w:r>
-      <w:r>
-        <w:t>Điều khiển hiển thị của tab</w:t>
-      </w:r>
-      <w:r>
-        <w:t xml:space="preserve"> Tách Nhạc.</w:t>
-      </w:r>
-    </w:p>
-    <w:p>
-      <w:pPr>
-        <w:pStyle w:val="ListParagraph"/>
-        <w:numPr>
-          <w:ilvl w:val="0"/>
-          <w:numId w:val="41"/>
-        </w:numPr>
-        <w:rPr>
-          <w:b/>
-          <w:bCs/>
-        </w:rPr>
-      </w:pPr>
-      <w:r>
-        <w:rPr>
-          <w:b/>
-          <w:bCs/>
-        </w:rPr>
-        <w:t>convert_tab</w:t>
-      </w:r>
-      <w:r>
-        <w:rPr>
-          <w:b/>
-          <w:bCs/>
-        </w:rPr>
-        <w:t xml:space="preserve">: </w:t>
-      </w:r>
-      <w:r>
-        <w:t>Điều khiển hiển thị của tab</w:t>
-      </w:r>
-      <w:r>
-        <w:t xml:space="preserve"> Chuyển Đổi Âm Thanh.</w:t>
-      </w:r>
-    </w:p>
-    <w:p>
-      <w:pPr>
-        <w:pStyle w:val="ListParagraph"/>
-        <w:numPr>
-          <w:ilvl w:val="0"/>
-          <w:numId w:val="41"/>
-        </w:numPr>
-        <w:rPr>
-          <w:b/>
-          <w:bCs/>
-        </w:rPr>
-      </w:pPr>
-      <w:r>
-        <w:rPr>
-          <w:b/>
-          <w:bCs/>
-        </w:rPr>
-        <w:t>convert_with_vad</w:t>
-      </w:r>
-      <w:r>
-        <w:rPr>
-          <w:b/>
-          <w:bCs/>
-        </w:rPr>
-        <w:t xml:space="preserve">_tab: </w:t>
-      </w:r>
-      <w:r>
-        <w:t>Điều khiển hiển thị của tab</w:t>
-      </w:r>
-      <w:r>
-        <w:t xml:space="preserve"> Chuyển Đổi Âm Thanh Với Bộ Phát Hiện Giọng Nói.</w:t>
-      </w:r>
-    </w:p>
-    <w:p>
-      <w:pPr>
-        <w:pStyle w:val="ListParagraph"/>
-        <w:numPr>
-          <w:ilvl w:val="0"/>
-          <w:numId w:val="41"/>
-        </w:numPr>
-        <w:rPr>
-          <w:b/>
-          <w:bCs/>
-        </w:rPr>
-      </w:pPr>
-      <w:r>
-        <w:rPr>
-          <w:b/>
-          <w:bCs/>
-        </w:rPr>
-        <w:t>tts_tab</w:t>
-      </w:r>
-      <w:r>
-        <w:rPr>
-          <w:b/>
-          <w:bCs/>
-        </w:rPr>
-        <w:t xml:space="preserve">: </w:t>
-      </w:r>
-      <w:r>
-        <w:t>Điều khiển hiển thị của tab</w:t>
-      </w:r>
-      <w:r>
-        <w:t xml:space="preserve"> Chuyển Đổi Văn Bản.</w:t>
-      </w:r>
-    </w:p>
-    <w:p>
-      <w:pPr>
-        <w:pStyle w:val="ListParagraph"/>
-        <w:numPr>
-          <w:ilvl w:val="0"/>
-          <w:numId w:val="41"/>
-        </w:numPr>
-        <w:rPr>
-          <w:b/>
-          <w:bCs/>
-        </w:rPr>
-      </w:pPr>
-      <w:r>
-        <w:rPr>
-          <w:b/>
-          <w:bCs/>
-        </w:rPr>
-        <w:t>effects_tab</w:t>
-      </w:r>
-      <w:r>
-        <w:rPr>
-          <w:b/>
-          <w:bCs/>
-        </w:rPr>
-        <w:t xml:space="preserve">: </w:t>
-      </w:r>
-      <w:r>
-        <w:t>Điều khiển hiển thị của tab</w:t>
-      </w:r>
-      <w:r>
-        <w:t xml:space="preserve"> Hiệu Ứng Âm Thanh.</w:t>
-      </w:r>
-    </w:p>
-    <w:p>
-      <w:pPr>
-        <w:pStyle w:val="ListParagraph"/>
-        <w:numPr>
-          <w:ilvl w:val="0"/>
-          <w:numId w:val="41"/>
-        </w:numPr>
-        <w:rPr>
-          <w:b/>
-          <w:bCs/>
-        </w:rPr>
-      </w:pPr>
-      <w:r>
-        <w:rPr>
-          <w:b/>
-          <w:bCs/>
-        </w:rPr>
-        <w:t>quirk</w:t>
-      </w:r>
-      <w:r>
-        <w:rPr>
-          <w:b/>
-          <w:bCs/>
-        </w:rPr>
-        <w:t xml:space="preserve">_tab: </w:t>
-      </w:r>
-      <w:r>
-        <w:t>Điều khiển hiển thị của tab</w:t>
-      </w:r>
-      <w:r>
-        <w:t xml:space="preserve"> Hiệu Ứng Kỳ Quặc.</w:t>
-      </w:r>
-    </w:p>
-    <w:p>
-      <w:pPr>
-        <w:pStyle w:val="ListParagraph"/>
-        <w:numPr>
-          <w:ilvl w:val="0"/>
-          <w:numId w:val="41"/>
-        </w:numPr>
-        <w:rPr>
-          <w:b/>
-          <w:bCs/>
-        </w:rPr>
-      </w:pPr>
-      <w:r>
-        <w:rPr>
-          <w:b/>
-          <w:bCs/>
-        </w:rPr>
-        <w:t>create_dataset_tab</w:t>
-      </w:r>
-      <w:r>
-        <w:rPr>
-          <w:b/>
-          <w:bCs/>
-        </w:rPr>
-        <w:t xml:space="preserve">: </w:t>
-      </w:r>
-      <w:r>
-        <w:t>Điều khiển hiển thị của tab</w:t>
-      </w:r>
-      <w:r>
-        <w:t xml:space="preserve"> Tạo Dữ Liệu Huấn Luyện.</w:t>
-      </w:r>
-    </w:p>
-    <w:p>
-      <w:pPr>
-        <w:pStyle w:val="ListParagraph"/>
-        <w:numPr>
-          <w:ilvl w:val="0"/>
-          <w:numId w:val="41"/>
-        </w:numPr>
-        <w:rPr>
-          <w:b/>
-          <w:bCs/>
-        </w:rPr>
-      </w:pPr>
-      <w:r>
-        <w:rPr>
-          <w:b/>
-          <w:bCs/>
-        </w:rPr>
-        <w:t>training_tab</w:t>
-      </w:r>
-      <w:r>
-        <w:rPr>
-          <w:b/>
-          <w:bCs/>
-        </w:rPr>
-        <w:t xml:space="preserve">: </w:t>
-      </w:r>
-      <w:r>
-        <w:t>Điều khiển hiển thị của tab</w:t>
-      </w:r>
-      <w:r>
-        <w:t xml:space="preserve"> Huấn Luyện Mô Hình.</w:t>
-      </w:r>
-    </w:p>
-    <w:p>
-      <w:pPr>
-        <w:pStyle w:val="ListParagraph"/>
-        <w:numPr>
-          <w:ilvl w:val="0"/>
-          <w:numId w:val="41"/>
-        </w:numPr>
-        <w:rPr>
-          <w:b/>
-          <w:bCs/>
-        </w:rPr>
-      </w:pPr>
-      <w:r>
-        <w:rPr>
-          <w:b/>
-          <w:bCs/>
-        </w:rPr>
-        <w:t>fushion_tab</w:t>
-      </w:r>
-      <w:r>
-        <w:rPr>
-          <w:b/>
-          <w:bCs/>
-        </w:rPr>
-        <w:t xml:space="preserve">: </w:t>
-      </w:r>
-      <w:r>
-        <w:t>Điều khiển hiển thị của tab</w:t>
-      </w:r>
-      <w:r>
-        <w:t xml:space="preserve"> Dung Hợp Mô Hình.</w:t>
-      </w:r>
-    </w:p>
-    <w:p>
-      <w:pPr>
-        <w:pStyle w:val="ListParagraph"/>
-        <w:numPr>
-          <w:ilvl w:val="0"/>
-          <w:numId w:val="41"/>
-        </w:numPr>
-        <w:rPr>
-          <w:b/>
-          <w:bCs/>
-        </w:rPr>
-      </w:pPr>
-      <w:r>
-        <w:rPr>
-          <w:b/>
-          <w:bCs/>
-        </w:rPr>
-        <w:t>read_tab</w:t>
-      </w:r>
-      <w:r>
-        <w:rPr>
-          <w:b/>
-          <w:bCs/>
-        </w:rPr>
-        <w:t xml:space="preserve">: </w:t>
-      </w:r>
-      <w:r>
-        <w:t>Điều khiển hiển thị của tab</w:t>
-      </w:r>
-      <w:r>
-        <w:t xml:space="preserve"> Đọc Thông Tin.</w:t>
-      </w:r>
-    </w:p>
-    <w:p>
-      <w:pPr>
-        <w:pStyle w:val="ListParagraph"/>
-        <w:numPr>
-          <w:ilvl w:val="0"/>
-          <w:numId w:val="41"/>
-        </w:numPr>
-        <w:rPr>
-          <w:b/>
-          <w:bCs/>
-        </w:rPr>
-      </w:pPr>
-      <w:r>
-        <w:rPr>
-          <w:b/>
-          <w:bCs/>
-        </w:rPr>
-        <w:t>onnx_tab</w:t>
-      </w:r>
-      <w:r>
-        <w:rPr>
-          <w:b/>
-          <w:bCs/>
-        </w:rPr>
-        <w:t xml:space="preserve">: </w:t>
-      </w:r>
-      <w:r>
-        <w:t>Điều khiển hiển thị của tab</w:t>
-      </w:r>
-      <w:r>
-        <w:t xml:space="preserve"> Chuyển Đổi Mô Hình ONNX.</w:t>
-      </w:r>
-    </w:p>
-    <w:p>
-      <w:pPr>
-        <w:pStyle w:val="ListParagraph"/>
-        <w:numPr>
-          <w:ilvl w:val="0"/>
-          <w:numId w:val="41"/>
-        </w:numPr>
-        <w:rPr>
-          <w:b/>
-          <w:bCs/>
-        </w:rPr>
-      </w:pPr>
-      <w:r>
-        <w:rPr>
-          <w:b/>
-          <w:bCs/>
-        </w:rPr>
-        <w:t>svc_tab</w:t>
-      </w:r>
-      <w:r>
-        <w:rPr>
-          <w:b/>
-          <w:bCs/>
-        </w:rPr>
-        <w:t xml:space="preserve">: </w:t>
-      </w:r>
-      <w:r>
-        <w:t>Điều khiển hiển thị của tab</w:t>
-      </w:r>
-      <w:r>
-        <w:t xml:space="preserve"> Chuyển Đổi Mô Hình SVC.</w:t>
-      </w:r>
-    </w:p>
-    <w:p>
-      <w:pPr>
-        <w:pStyle w:val="ListParagraph"/>
-        <w:numPr>
-          <w:ilvl w:val="0"/>
-          <w:numId w:val="41"/>
-        </w:numPr>
-        <w:rPr>
-          <w:b/>
-          <w:bCs/>
-        </w:rPr>
-      </w:pPr>
-      <w:r>
-        <w:rPr>
-          <w:b/>
-          <w:bCs/>
-        </w:rPr>
-        <w:t>downloads_tab</w:t>
-      </w:r>
-      <w:r>
-        <w:rPr>
-          <w:b/>
-          <w:bCs/>
-        </w:rPr>
-        <w:t xml:space="preserve">: </w:t>
-      </w:r>
-      <w:r>
-        <w:t>Điều khiển hiển thị của tab</w:t>
-      </w:r>
-      <w:r>
-        <w:t xml:space="preserve"> Tải Xuống.</w:t>
-      </w:r>
-    </w:p>
-    <w:p>
-      <w:pPr>
-        <w:pStyle w:val="ListParagraph"/>
-        <w:numPr>
-          <w:ilvl w:val="0"/>
-          <w:numId w:val="41"/>
-        </w:numPr>
-        <w:rPr>
-          <w:b/>
-          <w:bCs/>
-        </w:rPr>
-      </w:pPr>
-      <w:r>
-        <w:rPr>
-          <w:b/>
-          <w:bCs/>
-        </w:rPr>
-        <w:t>f0_extractor_tab</w:t>
-      </w:r>
-      <w:r>
-        <w:rPr>
-          <w:b/>
-          <w:bCs/>
-        </w:rPr>
-        <w:t xml:space="preserve">: </w:t>
-      </w:r>
-      <w:r>
-        <w:t>Điều khiển hiển thị của tab</w:t>
-      </w:r>
-      <w:r>
-        <w:t xml:space="preserve"> Trích Xuất F0.</w:t>
-      </w:r>
-    </w:p>
-    <w:p>
-      <w:pPr>
-        <w:pStyle w:val="ListParagraph"/>
-        <w:numPr>
-          <w:ilvl w:val="0"/>
-          <w:numId w:val="41"/>
-        </w:numPr>
-        <w:rPr>
-          <w:b/>
-          <w:bCs/>
-        </w:rPr>
-      </w:pPr>
-      <w:r>
-        <w:rPr>
-          <w:b/>
-          <w:bCs/>
-        </w:rPr>
-        <w:t>settings_tab</w:t>
-      </w:r>
-      <w:r>
-        <w:rPr>
-          <w:b/>
-          <w:bCs/>
-        </w:rPr>
-        <w:t xml:space="preserve">: </w:t>
-      </w:r>
-      <w:r>
-        <w:t>Điều khiển hiển thị của tab</w:t>
-      </w:r>
-      <w:r>
-        <w:t xml:space="preserve"> Tùy Chỉnh.</w:t>
-      </w:r>
-    </w:p>
-    <w:p>
-      <w:pPr>
-        <w:pStyle w:val="ListParagraph"/>
-        <w:numPr>
-          <w:ilvl w:val="0"/>
-          <w:numId w:val="41"/>
-        </w:numPr>
-        <w:rPr>
-          <w:b/>
-          <w:bCs/>
-        </w:rPr>
-      </w:pPr>
-      <w:r>
-        <w:rPr>
-          <w:b/>
-          <w:bCs/>
-        </w:rPr>
-        <w:lastRenderedPageBreak/>
-        <w:t>create_srt_tab</w:t>
-      </w:r>
-      <w:r>
-        <w:rPr>
-          <w:b/>
-          <w:bCs/>
-        </w:rPr>
-        <w:t xml:space="preserve">: </w:t>
-      </w:r>
-      <w:r>
-        <w:t>Điều khiển hiển thị của tab</w:t>
-      </w:r>
-      <w:r>
-        <w:t xml:space="preserve"> Tạo Tệp SRT.</w:t>
-      </w:r>
-    </w:p>
-    <w:p>
-      <w:pPr>
-        <w:pStyle w:val="ListParagraph"/>
-        <w:numPr>
-          <w:ilvl w:val="0"/>
-          <w:numId w:val="41"/>
-        </w:numPr>
-        <w:rPr>
-          <w:b/>
-          <w:bCs/>
-        </w:rPr>
-      </w:pPr>
-      <w:r>
-        <w:rPr>
-          <w:b/>
-          <w:bCs/>
-        </w:rPr>
-        <w:t>realtime_tab</w:t>
-      </w:r>
-      <w:r>
-        <w:rPr>
-          <w:b/>
-          <w:bCs/>
-        </w:rPr>
-        <w:t xml:space="preserve">: </w:t>
-      </w:r>
-      <w:r>
-        <w:t>Điều khiển hiển thị của tab</w:t>
-      </w:r>
-      <w:r>
-        <w:t xml:space="preserve"> Thời Gian Thực.</w:t>
-      </w:r>
-    </w:p>
-    <w:p>
-      <w:pPr>
-        <w:pStyle w:val="ListParagraph"/>
-        <w:numPr>
-          <w:ilvl w:val="0"/>
-          <w:numId w:val="41"/>
-        </w:numPr>
-        <w:rPr>
-          <w:b/>
-          <w:bCs/>
-        </w:rPr>
-      </w:pPr>
-      <w:r>
-        <w:rPr>
-          <w:b/>
-          <w:bCs/>
-        </w:rPr>
-        <w:t>create_reference_tab</w:t>
-      </w:r>
-      <w:r>
-        <w:rPr>
-          <w:b/>
-          <w:bCs/>
-        </w:rPr>
-        <w:t xml:space="preserve">: </w:t>
-      </w:r>
-      <w:r>
-        <w:t>Điều khiển hiển thị của tab</w:t>
-      </w:r>
-      <w:r>
-        <w:t xml:space="preserve"> Tạo Bộ Tham Chiếu.</w:t>
-      </w:r>
-    </w:p>
-    <w:p>
-      <w:pPr>
-        <w:pStyle w:val="ListParagraph"/>
-        <w:numPr>
-          <w:ilvl w:val="0"/>
-          <w:numId w:val="41"/>
-        </w:numPr>
-      </w:pPr>
-      <w:r>
-        <w:rPr>
-          <w:b/>
-          <w:bCs/>
-        </w:rPr>
-        <w:t>analyzer_tab</w:t>
-      </w:r>
-      <w:r>
-        <w:rPr>
-          <w:b/>
-          <w:bCs/>
-        </w:rPr>
-        <w:t xml:space="preserve">: </w:t>
-      </w:r>
-      <w:r>
-        <w:t xml:space="preserve">Điều khiển hiển thị của tab </w:t>
-      </w:r>
-      <w:r>
-        <w:t>Phân Tích Âm Thanh</w:t>
-      </w:r>
-      <w:r>
-        <w:t>.</w:t>
-      </w:r>
-    </w:p>
-    <w:p>
-      <w:pPr>
-        <w:pStyle w:val="ListParagraph"/>
-        <w:numPr>
-          <w:ilvl w:val="0"/>
-          <w:numId w:val="41"/>
-        </w:numPr>
-        <w:rPr>
-          <w:b/>
-          <w:bCs/>
-        </w:rPr>
-      </w:pPr>
-      <w:r>
-        <w:rPr>
-          <w:b/>
-          <w:bCs/>
-        </w:rPr>
-        <w:t>font</w:t>
-      </w:r>
-      <w:r>
-        <w:rPr>
-          <w:b/>
-          <w:bCs/>
-        </w:rPr>
-        <w:t xml:space="preserve">: </w:t>
-      </w:r>
-      <w:r>
-        <w:t>Phông chữ mặc định của giao diện sử dụng.</w:t>
-      </w:r>
-    </w:p>
-    <w:p>
-      <w:pPr>
-        <w:pStyle w:val="ListParagraph"/>
-        <w:numPr>
-          <w:ilvl w:val="0"/>
-          <w:numId w:val="41"/>
-        </w:numPr>
-        <w:rPr>
-          <w:b/>
-          <w:bCs/>
-        </w:rPr>
-      </w:pPr>
-      <w:r>
-        <w:rPr>
-          <w:b/>
-          <w:bCs/>
-        </w:rPr>
-        <w:t>app_port</w:t>
-      </w:r>
-      <w:r>
-        <w:rPr>
-          <w:b/>
-          <w:bCs/>
-        </w:rPr>
-        <w:t xml:space="preserve">: </w:t>
-      </w:r>
-      <w:r>
-        <w:t>Cổng mạng của giao diện người dùng, nếu cổng đã bị chiếm nó sẽ tự chọn cổng khác.</w:t>
-      </w:r>
-    </w:p>
-    <w:p>
-      <w:pPr>
-        <w:pStyle w:val="ListParagraph"/>
-        <w:numPr>
-          <w:ilvl w:val="0"/>
-          <w:numId w:val="41"/>
-        </w:numPr>
-        <w:rPr>
-          <w:b/>
-          <w:bCs/>
-        </w:rPr>
-      </w:pPr>
-      <w:r>
-        <w:rPr>
-          <w:b/>
-          <w:bCs/>
-        </w:rPr>
-        <w:t>tensorboard_port</w:t>
-      </w:r>
-      <w:r>
-        <w:rPr>
-          <w:b/>
-          <w:bCs/>
-        </w:rPr>
-        <w:t xml:space="preserve">: </w:t>
-      </w:r>
-      <w:r>
-        <w:t>Cổng mạng của biểu đồ Tensorboard.</w:t>
-      </w:r>
-    </w:p>
-    <w:p>
-      <w:pPr>
-        <w:pStyle w:val="ListParagraph"/>
-        <w:numPr>
-          <w:ilvl w:val="0"/>
-          <w:numId w:val="41"/>
-        </w:numPr>
-        <w:rPr>
-          <w:b/>
-          <w:bCs/>
-        </w:rPr>
-      </w:pPr>
-      <w:r>
-        <w:rPr>
-          <w:b/>
-          <w:bCs/>
-        </w:rPr>
-        <w:t>num_of_restart</w:t>
-      </w:r>
-      <w:r>
-        <w:rPr>
-          <w:b/>
-          <w:bCs/>
-        </w:rPr>
-        <w:t xml:space="preserve">: </w:t>
-      </w:r>
-      <w:r>
-        <w:t>Số lần tìm lại cổng mạng khi cổng bị chiếm.</w:t>
-      </w:r>
-    </w:p>
-    <w:p>
-      <w:pPr>
-        <w:pStyle w:val="ListParagraph"/>
-        <w:numPr>
-          <w:ilvl w:val="0"/>
-          <w:numId w:val="41"/>
-        </w:numPr>
-        <w:rPr>
-          <w:b/>
-          <w:bCs/>
-        </w:rPr>
-      </w:pPr>
-      <w:r>
-        <w:rPr>
-          <w:b/>
-          <w:bCs/>
-        </w:rPr>
-        <w:t>server_name</w:t>
-      </w:r>
-      <w:r>
-        <w:rPr>
-          <w:b/>
-          <w:bCs/>
-        </w:rPr>
-        <w:t xml:space="preserve">: </w:t>
-      </w:r>
-      <w:r>
-        <w:t>Địa chỉ host của giao diện sử dụng, ví dụ như `0.0.0.0`, `127.0.0.1`.</w:t>
-      </w:r>
-    </w:p>
-    <w:p>
-      <w:pPr>
-        <w:pStyle w:val="ListParagraph"/>
-        <w:numPr>
-          <w:ilvl w:val="0"/>
-          <w:numId w:val="41"/>
-        </w:numPr>
-        <w:rPr>
-          <w:b/>
-          <w:bCs/>
-        </w:rPr>
-      </w:pPr>
-      <w:r>
-        <w:rPr>
-          <w:b/>
-          <w:bCs/>
-        </w:rPr>
-        <w:t>app_show_error</w:t>
-      </w:r>
-      <w:r>
-        <w:rPr>
-          <w:b/>
-          <w:bCs/>
-        </w:rPr>
-        <w:t>:</w:t>
-      </w:r>
-      <w:r>
-        <w:t xml:space="preserve"> Kiểm soát việc hiển thị chi tiết lỗi trên giao diện sử dụng khi xảy ra lỗi trong dự án Gradio.</w:t>
-      </w:r>
-    </w:p>
-    <w:p>
-      <w:pPr>
-        <w:pStyle w:val="ListParagraph"/>
-        <w:numPr>
-          <w:ilvl w:val="0"/>
-          <w:numId w:val="41"/>
-        </w:numPr>
-        <w:rPr>
-          <w:b/>
-          <w:bCs/>
-        </w:rPr>
-      </w:pPr>
-      <w:r>
-        <w:rPr>
-          <w:b/>
-          <w:bCs/>
-        </w:rPr>
-        <w:t>delete_exists_file</w:t>
-      </w:r>
-      <w:r>
-        <w:rPr>
-          <w:b/>
-          <w:bCs/>
-        </w:rPr>
-        <w:t>:</w:t>
-      </w:r>
-      <w:r>
-        <w:t xml:space="preserve"> Khi không sử dụng, nếu phát hiện tệp đã tồn tại thì sẽ tự động thêm hậu tố để tránh ghi đè. Khi sử dụng, nếu phát hiện tệp đã tồn tại thì sẽ ghi đè trực tiếp thay vì thêm hậu tố.</w:t>
-      </w:r>
-    </w:p>
-    <w:p>
-      <w:pPr>
-        <w:pStyle w:val="ListParagraph"/>
-        <w:numPr>
-          <w:ilvl w:val="0"/>
-          <w:numId w:val="41"/>
-        </w:numPr>
-        <w:rPr>
-          <w:b/>
-          <w:bCs/>
-        </w:rPr>
-      </w:pPr>
-      <w:r>
-        <w:rPr>
-          <w:b/>
-          <w:bCs/>
-        </w:rPr>
-        <w:t>audio_effects_path</w:t>
-      </w:r>
-      <w:r>
-        <w:rPr>
-          <w:b/>
-          <w:bCs/>
-        </w:rPr>
-        <w:t>:</w:t>
-      </w:r>
-      <w:r>
-        <w:t xml:space="preserve"> </w:t>
-      </w:r>
-      <w:r>
-        <w:t>Đường dẫn đến tệp mã xử lí</w:t>
-      </w:r>
-      <w:r>
-        <w:t xml:space="preserve"> phần</w:t>
-      </w:r>
-      <w:r>
-        <w:t xml:space="preserve"> hiệu ứng âm thanh.</w:t>
-      </w:r>
-    </w:p>
-    <w:p>
-      <w:pPr>
-        <w:pStyle w:val="ListParagraph"/>
-        <w:numPr>
-          <w:ilvl w:val="0"/>
-          <w:numId w:val="41"/>
-        </w:numPr>
-        <w:rPr>
-          <w:b/>
-          <w:bCs/>
-        </w:rPr>
-      </w:pPr>
-      <w:r>
-        <w:rPr>
-          <w:b/>
-          <w:bCs/>
-        </w:rPr>
-        <w:t>convert_path</w:t>
-      </w:r>
-      <w:r>
-        <w:rPr>
-          <w:b/>
-          <w:bCs/>
-        </w:rPr>
-        <w:t>:</w:t>
-      </w:r>
-      <w:r>
-        <w:t xml:space="preserve"> </w:t>
-      </w:r>
-      <w:r>
-        <w:t>Đường dẫn đến tệp mã xử lí</w:t>
-      </w:r>
-      <w:r>
-        <w:t xml:space="preserve"> phần</w:t>
-      </w:r>
-      <w:r>
-        <w:t xml:space="preserve"> chuyển đổi giọng nói</w:t>
-      </w:r>
-      <w:r>
-        <w:t xml:space="preserve"> (Không nên thay đổi nếu không có thể dẫn đến lỗi)</w:t>
-      </w:r>
-      <w:r>
-        <w:t>.</w:t>
-      </w:r>
-    </w:p>
-    <w:p>
-      <w:pPr>
-        <w:pStyle w:val="ListParagraph"/>
-        <w:numPr>
-          <w:ilvl w:val="0"/>
-          <w:numId w:val="41"/>
-        </w:numPr>
-        <w:rPr>
-          <w:b/>
-          <w:bCs/>
-        </w:rPr>
-      </w:pPr>
-      <w:r>
-        <w:rPr>
-          <w:b/>
-          <w:bCs/>
-        </w:rPr>
-        <w:t>separate_path</w:t>
-      </w:r>
-      <w:r>
-        <w:rPr>
-          <w:b/>
-          <w:bCs/>
-        </w:rPr>
-        <w:t>:</w:t>
-      </w:r>
-      <w:r>
-        <w:t xml:space="preserve"> </w:t>
-      </w:r>
-      <w:r>
-        <w:t>Đường dẫn đến tệp mã xử lí</w:t>
-      </w:r>
-      <w:r>
-        <w:t xml:space="preserve"> phần</w:t>
-      </w:r>
-      <w:r>
-        <w:t xml:space="preserve"> </w:t>
-      </w:r>
-      <w:r>
-        <w:t>tách nhạc (Không nên thay đổi nếu không có thể dẫn đến lỗi).</w:t>
-      </w:r>
-    </w:p>
-    <w:p>
-      <w:pPr>
-        <w:pStyle w:val="ListParagraph"/>
-        <w:numPr>
-          <w:ilvl w:val="0"/>
-          <w:numId w:val="41"/>
-        </w:numPr>
-        <w:rPr>
-          <w:b/>
-          <w:bCs/>
-        </w:rPr>
-      </w:pPr>
-      <w:r>
-        <w:rPr>
-          <w:b/>
-          <w:bCs/>
-        </w:rPr>
-        <w:t>create_dataset_path</w:t>
-      </w:r>
-      <w:r>
-        <w:rPr>
-          <w:b/>
-          <w:bCs/>
-        </w:rPr>
-        <w:t>:</w:t>
-      </w:r>
-      <w:r>
-        <w:t xml:space="preserve"> </w:t>
-      </w:r>
-      <w:r>
-        <w:t>Đường dẫn đến mã xử lí phần tạo dữ liệu huấn luyện (Không nên thay đổi nếu không có thể dẫn đến lỗi).</w:t>
-      </w:r>
-    </w:p>
-    <w:p>
-      <w:pPr>
-        <w:pStyle w:val="ListParagraph"/>
-        <w:numPr>
-          <w:ilvl w:val="0"/>
-          <w:numId w:val="41"/>
-        </w:numPr>
-        <w:rPr>
-          <w:b/>
-          <w:bCs/>
-        </w:rPr>
-      </w:pPr>
-      <w:r>
-        <w:rPr>
-          <w:b/>
-          <w:bCs/>
-        </w:rPr>
-        <w:t>preprocess_path</w:t>
-      </w:r>
-      <w:r>
-        <w:rPr>
-          <w:b/>
-          <w:bCs/>
-        </w:rPr>
-        <w:t>:</w:t>
-      </w:r>
-      <w:r>
-        <w:t xml:space="preserve"> </w:t>
-      </w:r>
-      <w:r>
-        <w:t>Đường dẫn đến mã xử lí phần tiền xử lí dữ liệu huấn luyện (Không nên thay đổi nếu không có thể dẫn đến lỗi).</w:t>
-      </w:r>
-    </w:p>
-    <w:p>
-      <w:pPr>
-        <w:pStyle w:val="ListParagraph"/>
-        <w:numPr>
-          <w:ilvl w:val="0"/>
-          <w:numId w:val="41"/>
-        </w:numPr>
-        <w:rPr>
-          <w:b/>
-          <w:bCs/>
-        </w:rPr>
-      </w:pPr>
-      <w:r>
-        <w:rPr>
-          <w:b/>
-          <w:bCs/>
-        </w:rPr>
-        <w:t>extract_path</w:t>
-      </w:r>
-      <w:r>
-        <w:rPr>
-          <w:b/>
-          <w:bCs/>
-        </w:rPr>
-        <w:t>:</w:t>
-      </w:r>
-      <w:r>
-        <w:t xml:space="preserve"> </w:t>
-      </w:r>
-      <w:r>
-        <w:t>Đường dẫn đến mã xử lí phần trích xuất dữ liệu huấn luyện (Không nên thay đổi nếu không có thể dẫn đến lỗi).</w:t>
-      </w:r>
-    </w:p>
-    <w:p>
-      <w:pPr>
-        <w:pStyle w:val="ListParagraph"/>
-        <w:numPr>
-          <w:ilvl w:val="0"/>
-          <w:numId w:val="41"/>
-        </w:numPr>
-        <w:rPr>
-          <w:b/>
-          <w:bCs/>
-        </w:rPr>
-      </w:pPr>
-      <w:r>
-        <w:rPr>
-          <w:b/>
-          <w:bCs/>
-        </w:rPr>
-        <w:t>create_index_path</w:t>
-      </w:r>
-      <w:r>
-        <w:rPr>
-          <w:b/>
-          <w:bCs/>
-        </w:rPr>
-        <w:t>:</w:t>
-      </w:r>
-      <w:r>
-        <w:t xml:space="preserve"> </w:t>
-      </w:r>
-      <w:r>
-        <w:t xml:space="preserve"> Đường dẫn đến mã xử lí phần tạo chỉ mục (Không nên thay đổi nếu không có thể dẫn đến lỗi).</w:t>
-      </w:r>
-    </w:p>
-    <w:p>
-      <w:pPr>
-        <w:pStyle w:val="ListParagraph"/>
-        <w:numPr>
-          <w:ilvl w:val="0"/>
-          <w:numId w:val="41"/>
-        </w:numPr>
-        <w:rPr>
-          <w:b/>
-          <w:bCs/>
-        </w:rPr>
-      </w:pPr>
-      <w:r>
-        <w:rPr>
-          <w:b/>
-          <w:bCs/>
-        </w:rPr>
-        <w:t>train_path</w:t>
-      </w:r>
-      <w:r>
-        <w:rPr>
-          <w:b/>
-          <w:bCs/>
-        </w:rPr>
-        <w:t>:</w:t>
-      </w:r>
-      <w:r>
-        <w:t xml:space="preserve"> </w:t>
-      </w:r>
-      <w:r>
-        <w:t>Đường dẫn đến mã xử lí phần huấn luyện (Không nên thay đổi nếu không có thể dẫn đến lỗi).</w:t>
-      </w:r>
-    </w:p>
-    <w:p>
-      <w:pPr>
-        <w:pStyle w:val="ListParagraph"/>
-        <w:numPr>
-          <w:ilvl w:val="0"/>
-          <w:numId w:val="41"/>
-        </w:numPr>
-        <w:rPr>
-          <w:b/>
-          <w:bCs/>
-        </w:rPr>
-      </w:pPr>
-      <w:r>
-        <w:rPr>
-          <w:b/>
-          <w:bCs/>
-        </w:rPr>
-        <w:t>create_reference_path</w:t>
-      </w:r>
-      <w:r>
-        <w:rPr>
-          <w:b/>
-          <w:bCs/>
-        </w:rPr>
-        <w:t>:</w:t>
-      </w:r>
-      <w:r>
-        <w:t xml:space="preserve"> </w:t>
-      </w:r>
-      <w:r>
-        <w:t>Đường dẫn đến mã xử lí phần tạo bộ tham chiếu huấn luyện (Không nên thay đổi nếu không có thể dẫn đến lỗi).</w:t>
-      </w:r>
-    </w:p>
-    <w:p>
-      <w:pPr>
-        <w:pStyle w:val="ListParagraph"/>
-        <w:numPr>
-          <w:ilvl w:val="0"/>
-          <w:numId w:val="41"/>
-        </w:numPr>
-        <w:rPr>
-          <w:b/>
-          <w:bCs/>
-        </w:rPr>
-      </w:pPr>
-      <w:r>
-        <w:rPr>
-          <w:b/>
-          <w:bCs/>
-        </w:rPr>
-        <w:t>ico_path</w:t>
-      </w:r>
-      <w:r>
-        <w:rPr>
-          <w:b/>
-          <w:bCs/>
-        </w:rPr>
-        <w:t>:</w:t>
-      </w:r>
-      <w:r>
-        <w:t xml:space="preserve"> </w:t>
-      </w:r>
-      <w:r>
-        <w:t>Đường dẫn đến tệp icon của giao diện sử dụng.</w:t>
-      </w:r>
-    </w:p>
-    <w:p>
-      <w:pPr>
-        <w:pStyle w:val="ListParagraph"/>
-        <w:numPr>
-          <w:ilvl w:val="0"/>
-          <w:numId w:val="41"/>
-        </w:numPr>
-        <w:rPr>
-          <w:b/>
-          <w:bCs/>
-        </w:rPr>
-      </w:pPr>
-      <w:r>
-        <w:rPr>
-          <w:b/>
-          <w:bCs/>
-        </w:rPr>
-        <w:t>csv_path</w:t>
-      </w:r>
-      <w:r>
-        <w:rPr>
-          <w:b/>
-          <w:bCs/>
-        </w:rPr>
-        <w:t>:</w:t>
-      </w:r>
-      <w:r>
-        <w:t xml:space="preserve"> </w:t>
-      </w:r>
-      <w:r>
-        <w:t>Đường dẫn đến tệp csv chứa kho mô hình của cộng đồng.</w:t>
-      </w:r>
-    </w:p>
-    <w:p>
-      <w:pPr>
-        <w:pStyle w:val="ListParagraph"/>
-        <w:numPr>
-          <w:ilvl w:val="0"/>
-          <w:numId w:val="41"/>
-        </w:numPr>
-        <w:rPr>
-          <w:b/>
-          <w:bCs/>
-        </w:rPr>
-      </w:pPr>
-      <w:r>
-        <w:rPr>
-          <w:b/>
-          <w:bCs/>
-        </w:rPr>
-        <w:t>weights_path</w:t>
-      </w:r>
-      <w:r>
-        <w:rPr>
-          <w:b/>
-          <w:bCs/>
-        </w:rPr>
-        <w:t>:</w:t>
-      </w:r>
-      <w:r>
-        <w:t xml:space="preserve"> </w:t>
-      </w:r>
-      <w:r>
-        <w:t>Đường dẫn đến thư mục chứa các trọng số huấn luyện.</w:t>
-      </w:r>
-    </w:p>
-    <w:p>
-      <w:pPr>
-        <w:pStyle w:val="ListParagraph"/>
-        <w:numPr>
-          <w:ilvl w:val="0"/>
-          <w:numId w:val="41"/>
-        </w:numPr>
-        <w:rPr>
-          <w:b/>
-          <w:bCs/>
-        </w:rPr>
-      </w:pPr>
-      <w:r>
-        <w:rPr>
-          <w:b/>
-          <w:bCs/>
-        </w:rPr>
-        <w:t>logs_path</w:t>
-      </w:r>
-      <w:r>
-        <w:rPr>
-          <w:b/>
-          <w:bCs/>
-        </w:rPr>
-        <w:t>:</w:t>
-      </w:r>
-      <w:r>
-        <w:t xml:space="preserve"> </w:t>
-      </w:r>
-      <w:r>
-        <w:t>Đường dẫn đến thư mục nhật ký nơi chứa tệp nhật ký và phần dữ liệu huấn luyện D và G.</w:t>
-      </w:r>
-    </w:p>
-    <w:p>
-      <w:pPr>
-        <w:pStyle w:val="ListParagraph"/>
-        <w:numPr>
-          <w:ilvl w:val="0"/>
-          <w:numId w:val="41"/>
-        </w:numPr>
-        <w:rPr>
-          <w:b/>
-          <w:bCs/>
-        </w:rPr>
-      </w:pPr>
-      <w:r>
-        <w:rPr>
-          <w:b/>
-          <w:bCs/>
-        </w:rPr>
-        <w:t>binary_path</w:t>
-      </w:r>
-      <w:r>
-        <w:rPr>
-          <w:b/>
-          <w:bCs/>
-        </w:rPr>
-        <w:t>:</w:t>
-      </w:r>
-      <w:r>
-        <w:t xml:space="preserve"> </w:t>
-      </w:r>
-      <w:r>
-        <w:t>Đường dẫn đến thư mục chứa các tệp nhị phân của dự án.</w:t>
-      </w:r>
-    </w:p>
-    <w:p>
-      <w:pPr>
-        <w:pStyle w:val="ListParagraph"/>
-        <w:numPr>
-          <w:ilvl w:val="0"/>
-          <w:numId w:val="41"/>
-        </w:numPr>
-        <w:rPr>
-          <w:b/>
-          <w:bCs/>
-        </w:rPr>
-      </w:pPr>
-      <w:r>
-        <w:rPr>
-          <w:b/>
-          <w:bCs/>
-        </w:rPr>
-        <w:t>f0_path</w:t>
-      </w:r>
-      <w:r>
-        <w:rPr>
-          <w:b/>
-          <w:bCs/>
-        </w:rPr>
-        <w:t>:</w:t>
-      </w:r>
-      <w:r>
-        <w:t xml:space="preserve"> </w:t>
-      </w:r>
-      <w:r>
-        <w:t>Đường dẫn đến thư mục chứa các tệp trích xuất cao độ F0.</w:t>
-      </w:r>
-    </w:p>
-    <w:p>
-      <w:pPr>
-        <w:pStyle w:val="ListParagraph"/>
-        <w:numPr>
-          <w:ilvl w:val="0"/>
-          <w:numId w:val="41"/>
-        </w:numPr>
-        <w:rPr>
-          <w:b/>
-          <w:bCs/>
-        </w:rPr>
-      </w:pPr>
-      <w:r>
-        <w:rPr>
-          <w:b/>
-          <w:bCs/>
-        </w:rPr>
-        <w:t>language_path</w:t>
-      </w:r>
-      <w:r>
-        <w:rPr>
-          <w:b/>
-          <w:bCs/>
-        </w:rPr>
-        <w:t>:</w:t>
-      </w:r>
-      <w:r>
-        <w:t xml:space="preserve"> </w:t>
-      </w:r>
-      <w:r>
-        <w:t>Đường dẫn đến thư mục chứa các tệp ngôn ngữ của dự án.</w:t>
-      </w:r>
-    </w:p>
-    <w:p>
-      <w:pPr>
-        <w:pStyle w:val="ListParagraph"/>
-        <w:numPr>
-          <w:ilvl w:val="0"/>
-          <w:numId w:val="41"/>
-        </w:numPr>
-        <w:rPr>
-          <w:b/>
-          <w:bCs/>
-        </w:rPr>
-      </w:pPr>
-      <w:r>
-        <w:rPr>
-          <w:b/>
-          <w:bCs/>
-        </w:rPr>
-        <w:t>presets_path</w:t>
-      </w:r>
-      <w:r>
-        <w:rPr>
-          <w:b/>
-          <w:bCs/>
-        </w:rPr>
-        <w:t>:</w:t>
-      </w:r>
-      <w:r>
-        <w:t xml:space="preserve"> </w:t>
-      </w:r>
-      <w:r>
-        <w:t>Đường dẫn đến thư mục chứa các tệp cài đặt sẳn được lưu.</w:t>
-      </w:r>
-    </w:p>
-    <w:p>
-      <w:pPr>
-        <w:pStyle w:val="ListParagraph"/>
-        <w:numPr>
-          <w:ilvl w:val="0"/>
-          <w:numId w:val="41"/>
-        </w:numPr>
-        <w:rPr>
-          <w:b/>
-          <w:bCs/>
-        </w:rPr>
-      </w:pPr>
-      <w:r>
-        <w:rPr>
-          <w:b/>
-          <w:bCs/>
-        </w:rPr>
-        <w:lastRenderedPageBreak/>
-        <w:t>embedders_path</w:t>
-      </w:r>
-      <w:r>
-        <w:rPr>
-          <w:b/>
-          <w:bCs/>
-        </w:rPr>
-        <w:t>:</w:t>
-      </w:r>
-      <w:r>
-        <w:t xml:space="preserve"> </w:t>
-      </w:r>
-      <w:r>
-        <w:t>Đường dẫn đến thư mục chứa các tệp mô hình nhúng được tải xuống.</w:t>
-      </w:r>
-    </w:p>
-    <w:p>
-      <w:pPr>
-        <w:pStyle w:val="ListParagraph"/>
-        <w:numPr>
-          <w:ilvl w:val="0"/>
-          <w:numId w:val="41"/>
-        </w:numPr>
-        <w:rPr>
-          <w:b/>
-          <w:bCs/>
-        </w:rPr>
-      </w:pPr>
-      <w:r>
-        <w:rPr>
-          <w:b/>
-          <w:bCs/>
-        </w:rPr>
-        <w:t>predictors_path</w:t>
-      </w:r>
-      <w:r>
-        <w:rPr>
-          <w:b/>
-          <w:bCs/>
-        </w:rPr>
-        <w:t>:</w:t>
-      </w:r>
-      <w:r>
-        <w:t xml:space="preserve"> </w:t>
-      </w:r>
-      <w:r>
-        <w:t>Đường dẫn đến thư mục chứa các tệp mô hình trích xuất cao độ được tải xuống.</w:t>
-      </w:r>
-    </w:p>
-    <w:p>
-      <w:pPr>
-        <w:pStyle w:val="ListParagraph"/>
-        <w:numPr>
-          <w:ilvl w:val="0"/>
-          <w:numId w:val="41"/>
-        </w:numPr>
-        <w:rPr>
-          <w:b/>
-          <w:bCs/>
-        </w:rPr>
-      </w:pPr>
-      <w:r>
-        <w:rPr>
-          <w:b/>
-          <w:bCs/>
-        </w:rPr>
-        <w:t>pretrained_custom_path</w:t>
-      </w:r>
-      <w:r>
-        <w:rPr>
-          <w:b/>
-          <w:bCs/>
-        </w:rPr>
-        <w:t>:</w:t>
-      </w:r>
-      <w:r>
-        <w:t xml:space="preserve"> </w:t>
-      </w:r>
-      <w:r>
-        <w:t>Đường dẫn đến thư mục chứa các tệp mô hình huấn luyện trước tùy chỉnh.</w:t>
-      </w:r>
-    </w:p>
-    <w:p>
-      <w:pPr>
-        <w:pStyle w:val="ListParagraph"/>
-        <w:numPr>
-          <w:ilvl w:val="0"/>
-          <w:numId w:val="41"/>
-        </w:numPr>
-        <w:rPr>
-          <w:b/>
-          <w:bCs/>
-        </w:rPr>
-      </w:pPr>
-      <w:r>
-        <w:rPr>
-          <w:b/>
-          <w:bCs/>
-        </w:rPr>
-        <w:t>pretrained_v1_path</w:t>
-      </w:r>
-      <w:r>
-        <w:rPr>
-          <w:b/>
-          <w:bCs/>
-        </w:rPr>
-        <w:t>:</w:t>
-      </w:r>
-      <w:r>
-        <w:t xml:space="preserve"> </w:t>
-      </w:r>
-      <w:r>
-        <w:t>Đường dẫn đến thư mục chứa các tệp mô hình huấn luyện trước v1.</w:t>
-      </w:r>
-    </w:p>
-    <w:p>
-      <w:pPr>
-        <w:pStyle w:val="ListParagraph"/>
-        <w:numPr>
-          <w:ilvl w:val="0"/>
-          <w:numId w:val="41"/>
-        </w:numPr>
-        <w:rPr>
-          <w:b/>
-          <w:bCs/>
-        </w:rPr>
-      </w:pPr>
-      <w:r>
-        <w:rPr>
-          <w:b/>
-          <w:bCs/>
-        </w:rPr>
-        <w:t>pretrained_v2_path</w:t>
-      </w:r>
-      <w:r>
-        <w:rPr>
-          <w:b/>
-          <w:bCs/>
-        </w:rPr>
-        <w:t>:</w:t>
-      </w:r>
-      <w:r>
-        <w:t xml:space="preserve"> </w:t>
-      </w:r>
-      <w:r>
-        <w:t>Đường dẫn đến thư mục chứa các tệp mô hình huấn luyện trước v2.</w:t>
-      </w:r>
-    </w:p>
-    <w:p>
-      <w:pPr>
-        <w:pStyle w:val="ListParagraph"/>
-        <w:numPr>
-          <w:ilvl w:val="0"/>
-          <w:numId w:val="41"/>
-        </w:numPr>
-        <w:rPr>
-          <w:b/>
-          <w:bCs/>
-        </w:rPr>
-      </w:pPr>
-      <w:r>
-        <w:rPr>
-          <w:b/>
-          <w:bCs/>
-        </w:rPr>
-        <w:t>speaker_diarization_path</w:t>
-      </w:r>
-      <w:r>
-        <w:rPr>
-          <w:b/>
-          <w:bCs/>
-        </w:rPr>
-        <w:t>:</w:t>
-      </w:r>
-      <w:r>
-        <w:t xml:space="preserve"> </w:t>
-      </w:r>
-      <w:r>
-        <w:t>Đường dẫn đến thư mục chứa các tệp mô hình nhận dạng giọng nói.</w:t>
-      </w:r>
-    </w:p>
-    <w:p>
-      <w:pPr>
-        <w:pStyle w:val="ListParagraph"/>
-        <w:numPr>
-          <w:ilvl w:val="0"/>
-          <w:numId w:val="41"/>
-        </w:numPr>
-        <w:rPr>
-          <w:b/>
-          <w:bCs/>
-        </w:rPr>
-      </w:pPr>
-      <w:r>
-        <w:rPr>
-          <w:b/>
-          <w:bCs/>
-        </w:rPr>
-        <w:t>uvr5_path</w:t>
-      </w:r>
-      <w:r>
-        <w:rPr>
-          <w:b/>
-          <w:bCs/>
-        </w:rPr>
-        <w:t>:</w:t>
-      </w:r>
-      <w:r>
-        <w:t xml:space="preserve"> </w:t>
-      </w:r>
-      <w:r>
-        <w:t>Đường dẫn đến thư mục chứa các tệp mô hình tách nhạc.</w:t>
-      </w:r>
-    </w:p>
-    <w:p>
-      <w:pPr>
-        <w:pStyle w:val="ListParagraph"/>
-        <w:numPr>
-          <w:ilvl w:val="0"/>
-          <w:numId w:val="41"/>
-        </w:numPr>
-        <w:rPr>
-          <w:b/>
-          <w:bCs/>
-        </w:rPr>
-      </w:pPr>
-      <w:r>
-        <w:rPr>
-          <w:b/>
-          <w:bCs/>
-        </w:rPr>
-        <w:t>audios_path</w:t>
-      </w:r>
-      <w:r>
-        <w:rPr>
-          <w:b/>
-          <w:bCs/>
-        </w:rPr>
-        <w:t>:</w:t>
-      </w:r>
-      <w:r>
-        <w:t xml:space="preserve"> </w:t>
-      </w:r>
-      <w:r>
-        <w:t>Đường dẫn đến thư mục chứa các tệp âm thanh.</w:t>
-      </w:r>
-    </w:p>
-    <w:p>
-      <w:pPr>
-        <w:pStyle w:val="ListParagraph"/>
-        <w:numPr>
-          <w:ilvl w:val="0"/>
-          <w:numId w:val="41"/>
-        </w:numPr>
-        <w:rPr>
-          <w:b/>
-          <w:bCs/>
-        </w:rPr>
-      </w:pPr>
-      <w:r>
-        <w:rPr>
-          <w:b/>
-          <w:bCs/>
-        </w:rPr>
-        <w:t>reference_path</w:t>
-      </w:r>
-      <w:r>
-        <w:rPr>
-          <w:b/>
-          <w:bCs/>
-        </w:rPr>
-        <w:t>:</w:t>
-      </w:r>
-      <w:r>
-        <w:t xml:space="preserve"> </w:t>
-      </w:r>
-      <w:r>
-        <w:t>đường dẫn thư mục chứa các tệp của các bộ tham số.</w:t>
-      </w:r>
-    </w:p>
-    <w:p>
-      <w:pPr>
-        <w:pStyle w:val="ListParagraph"/>
-        <w:numPr>
-          <w:ilvl w:val="0"/>
-          <w:numId w:val="41"/>
-        </w:numPr>
-        <w:rPr>
-          <w:b/>
-          <w:bCs/>
-        </w:rPr>
-      </w:pPr>
-      <w:r>
-        <w:rPr>
-          <w:b/>
-          <w:bCs/>
-        </w:rPr>
-        <w:t>demucs_segments_enable</w:t>
-      </w:r>
-      <w:r>
-        <w:rPr>
-          <w:b/>
-          <w:bCs/>
-        </w:rPr>
-        <w:t>:</w:t>
-      </w:r>
-      <w:r>
-        <w:t xml:space="preserve"> Dùng để bật/tắt chế độ phân đoạn âm thanh của mô hình Demucs</w:t>
-      </w:r>
-      <w:r>
-        <w:t>, có thể làm tăng hoặc giảm tốc độ và tài nguyên tiêu thụ tùy theo từng trường hợp sử dụng.</w:t>
-      </w:r>
-    </w:p>
-    <w:p>
-      <w:pPr>
-        <w:pStyle w:val="ListParagraph"/>
-        <w:numPr>
-          <w:ilvl w:val="0"/>
-          <w:numId w:val="41"/>
-        </w:numPr>
-        <w:rPr>
-          <w:b/>
-          <w:bCs/>
-        </w:rPr>
-      </w:pPr>
-      <w:r>
-        <w:rPr>
-          <w:b/>
-          <w:bCs/>
-        </w:rPr>
-        <w:t>demucs_cpu_mode</w:t>
-      </w:r>
-      <w:r>
-        <w:rPr>
-          <w:b/>
-          <w:bCs/>
-        </w:rPr>
-        <w:t>:</w:t>
-      </w:r>
-      <w:r>
-        <w:t xml:space="preserve"> Dùng để ép mô hình Demucs chạy trên CPU. Hữu ích khi thiết bị không đủ tài nguyên hoặc bị quá tải khi chạy Demucs trên GPU.</w:t>
-      </w:r>
-    </w:p>
-    <w:p>
-      <w:pPr>
-        <w:pStyle w:val="ListParagraph"/>
-        <w:numPr>
-          <w:ilvl w:val="0"/>
-          <w:numId w:val="41"/>
-        </w:numPr>
-        <w:rPr>
-          <w:b/>
-          <w:bCs/>
-        </w:rPr>
-      </w:pPr>
-      <w:r>
-        <w:rPr>
-          <w:b/>
-          <w:bCs/>
-        </w:rPr>
-        <w:t>limit_f0</w:t>
-      </w:r>
-      <w:r>
-        <w:rPr>
-          <w:b/>
-          <w:bCs/>
-        </w:rPr>
-        <w:t>:</w:t>
-      </w:r>
-      <w:r>
-        <w:t xml:space="preserve"> Khi sử dụng tính năng đề xuất cao độ, giá trị tính toán có thể vượt ngoài mức thông thường; tùy chọn này dùng để giới hạn lại phạm vi giá trị đó.</w:t>
-      </w:r>
-    </w:p>
-    <w:p>
-      <w:pPr>
-        <w:pStyle w:val="ListParagraph"/>
-        <w:numPr>
-          <w:ilvl w:val="0"/>
-          <w:numId w:val="41"/>
-        </w:numPr>
-        <w:rPr>
-          <w:b/>
-          <w:bCs/>
-        </w:rPr>
-      </w:pPr>
-      <w:r>
-        <w:rPr>
-          <w:b/>
-          <w:bCs/>
-        </w:rPr>
-        <w:t>debug_mode</w:t>
-      </w:r>
-      <w:r>
-        <w:rPr>
-          <w:b/>
-          <w:bCs/>
-        </w:rPr>
-        <w:t>:</w:t>
-      </w:r>
-      <w:r>
-        <w:t xml:space="preserve"> Bật chế độ gỡ lỗi của toàn bộ dự án,</w:t>
-      </w:r>
-      <w:r>
-        <w:t xml:space="preserve"> nó sẽ in ra tất cả cảnh báo ẩn các đoạn gỡ lỗi,…</w:t>
-      </w:r>
-    </w:p>
-    <w:p>
-      <w:pPr>
-        <w:pStyle w:val="ListParagraph"/>
-        <w:numPr>
-          <w:ilvl w:val="0"/>
-          <w:numId w:val="41"/>
-        </w:numPr>
-        <w:rPr>
-          <w:b/>
-          <w:bCs/>
-        </w:rPr>
-      </w:pPr>
-      <w:r>
-        <w:rPr>
-          <w:b/>
-          <w:bCs/>
-        </w:rPr>
-        <w:t>pretrain_strict</w:t>
-      </w:r>
-      <w:r>
-        <w:rPr>
-          <w:b/>
-          <w:bCs/>
-        </w:rPr>
-        <w:t>:</w:t>
-      </w:r>
-      <w:r>
-        <w:t xml:space="preserve"> Khi không được sử dụng sẽ ép mô hình huấn luyện trước có thể hoạt động khi cấu trúc mô hình khác với cấu trúc huấn luyện hiện tại. Khi sử dụng sẽ yêu cầu cấu trúc phải khớp hoàn toàn.</w:t>
-      </w:r>
-    </w:p>
-    <w:p>
-      <w:pPr>
-        <w:pStyle w:val="ListParagraph"/>
-        <w:numPr>
-          <w:ilvl w:val="0"/>
-          <w:numId w:val="41"/>
-        </w:numPr>
-        <w:rPr>
-          <w:b/>
-          <w:bCs/>
-        </w:rPr>
-      </w:pPr>
-      <w:r>
-        <w:rPr>
-          <w:b/>
-          <w:bCs/>
-        </w:rPr>
-        <w:t>cpu_mode</w:t>
-      </w:r>
-      <w:r>
-        <w:rPr>
-          <w:b/>
-          <w:bCs/>
-        </w:rPr>
-        <w:t>:</w:t>
-      </w:r>
-      <w:r>
-        <w:t xml:space="preserve"> Dùng để ép dự án chạy trên cpu thay vì bất kì thiết bị khác.</w:t>
-      </w:r>
-    </w:p>
-    <w:p>
-      <w:pPr>
-        <w:pStyle w:val="ListParagraph"/>
-        <w:numPr>
-          <w:ilvl w:val="0"/>
-          <w:numId w:val="41"/>
-        </w:numPr>
-        <w:rPr>
-          <w:b/>
-          <w:bCs/>
-        </w:rPr>
-      </w:pPr>
-      <w:r>
-        <w:rPr>
-          <w:b/>
-          <w:bCs/>
-        </w:rPr>
-        <w:t>brain</w:t>
-      </w:r>
-      <w:r>
-        <w:rPr>
-          <w:b/>
-          <w:bCs/>
-        </w:rPr>
-        <w:t>:</w:t>
-      </w:r>
-      <w:r>
-        <w:t xml:space="preserve"> Dùng để bật BF16 để tăng tốc huấn luyện FP16. Chỉ nên bật nếu GPU của bạn hỗ trợ sử dụng BF16.</w:t>
-      </w:r>
-    </w:p>
-    <w:p>
-      <w:pPr>
-        <w:pStyle w:val="ListParagraph"/>
-        <w:numPr>
-          <w:ilvl w:val="0"/>
-          <w:numId w:val="41"/>
-        </w:numPr>
-        <w:rPr>
-          <w:b/>
-          <w:bCs/>
-        </w:rPr>
-      </w:pPr>
-      <w:r>
-        <w:rPr>
-          <w:b/>
-          <w:bCs/>
-        </w:rPr>
-        <w:t>tf32</w:t>
-      </w:r>
-      <w:r>
-        <w:rPr>
-          <w:b/>
-          <w:bCs/>
-        </w:rPr>
-        <w:t>:</w:t>
-      </w:r>
-      <w:r>
-        <w:t xml:space="preserve"> Dùng để bật TF32 để tăng tốc huấn luyện FP32. Chỉ nên bật nếu GPU của bạn thuộc NVIDIA và hỗ trợ TF32.</w:t>
-      </w:r>
-    </w:p>
-    <w:p>
-      <w:pPr>
-        <w:pStyle w:val="ListParagraph"/>
-        <w:numPr>
-          <w:ilvl w:val="0"/>
-          <w:numId w:val="41"/>
-        </w:numPr>
-        <w:rPr>
-          <w:b/>
-          <w:bCs/>
-        </w:rPr>
-      </w:pPr>
-      <w:r>
-        <w:rPr>
-          <w:b/>
-          <w:bCs/>
-        </w:rPr>
-        <w:t>discord_presence</w:t>
-      </w:r>
-      <w:r>
-        <w:rPr>
-          <w:b/>
-          <w:bCs/>
-        </w:rPr>
-        <w:t>:</w:t>
-      </w:r>
-      <w:r>
-        <w:rPr>
-          <w:b/>
-          <w:bCs/>
-        </w:rPr>
-        <w:t xml:space="preserve"> </w:t>
-      </w:r>
-      <w:r>
-        <w:t>Khi sử dụng, nó sẽ hiện thị rpc việc bạn đang sử dụng dự án này trên discord.</w:t>
-      </w:r>
-    </w:p>
-    <w:p>
-      <w:pPr>
-        <w:pStyle w:val="ListParagraph"/>
-        <w:numPr>
-          <w:ilvl w:val="0"/>
-          <w:numId w:val="41"/>
-        </w:numPr>
-        <w:rPr>
-          <w:b/>
-          <w:bCs/>
-        </w:rPr>
-      </w:pPr>
-      <w:r>
-        <w:rPr>
-          <w:b/>
-          <w:bCs/>
-        </w:rPr>
-        <w:t>f0_min</w:t>
-      </w:r>
-      <w:r>
-        <w:rPr>
-          <w:b/>
-          <w:bCs/>
-        </w:rPr>
-        <w:t xml:space="preserve">: </w:t>
-      </w:r>
-      <w:r>
-        <w:t xml:space="preserve">Mức giới hạn thấp nhất được </w:t>
-      </w:r>
-      <w:r>
-        <w:t>cho phép</w:t>
-      </w:r>
-      <w:r>
-        <w:t xml:space="preserve"> </w:t>
-      </w:r>
-      <w:r>
-        <w:t xml:space="preserve">trên </w:t>
-      </w:r>
-      <w:r>
-        <w:t>các mô hình trích xuất cao độ (Lưu ý: Đây là mức thiết kế gốc không tự ý chỉnh sửa có thể gây ảnh hưởng đến chất lượng đầu ra).</w:t>
-      </w:r>
-    </w:p>
-    <w:p>
-      <w:pPr>
-        <w:pStyle w:val="ListParagraph"/>
-        <w:numPr>
-          <w:ilvl w:val="0"/>
-          <w:numId w:val="41"/>
-        </w:numPr>
-        <w:rPr>
-          <w:b/>
-          <w:bCs/>
-        </w:rPr>
-      </w:pPr>
-      <w:r>
-        <w:rPr>
-          <w:b/>
-          <w:bCs/>
-        </w:rPr>
-        <w:t>f0_max</w:t>
-      </w:r>
-      <w:r>
-        <w:rPr>
-          <w:b/>
-          <w:bCs/>
-        </w:rPr>
-        <w:t xml:space="preserve">: </w:t>
-      </w:r>
-      <w:r>
-        <w:t xml:space="preserve">Mức giới hạn cao nhất được </w:t>
-      </w:r>
-      <w:r>
-        <w:t>cho phép trên các</w:t>
-      </w:r>
-      <w:r>
-        <w:t xml:space="preserve"> mô hình trích xuất cao độ (Lưu ý: Đây là mức thiết kế gốc không tự ý chỉnh sửa có thể gây ảnh hưởng đến chất lượng đầu ra).</w:t>
-      </w:r>
-    </w:p>
-    <w:p>
-      <w:pPr>
-        <w:pStyle w:val="ListParagraph"/>
-        <w:numPr>
-          <w:ilvl w:val="0"/>
-          <w:numId w:val="41"/>
-        </w:numPr>
-        <w:rPr>
-          <w:b/>
-          <w:bCs/>
-        </w:rPr>
-      </w:pPr>
-      <w:r>
-        <w:rPr>
-          <w:b/>
-          <w:bCs/>
-        </w:rPr>
-        <w:lastRenderedPageBreak/>
         <w:t>turn_on_resize_f0_for_all</w:t>
       </w:r>
       <w:r>
@@ -31678,7 +31739,7 @@
   <w:style w:type="paragraph" w:default="1" w:styleId="Normal">
     <w:name w:val="Normal"/>
     <w:qFormat/>
-    <w:rsid w:val="005D6FAB"/>
+    <w:rsid w:val="0095111E"/>
   </w:style>
   <w:style w:type="paragraph" w:styleId="Heading1">
     <w:name w:val="heading 1"/>
@@ -31881,6 +31942,7 @@
   <w:style w:type="character" w:default="1" w:styleId="DefaultParagraphFont">
     <w:name w:val="Default Paragraph Font"/>
     <w:uiPriority w:val="1"/>
+    <w:semiHidden/>
     <w:unhideWhenUsed/>
   </w:style>
   <w:style w:type="table" w:default="1" w:styleId="TableNormal">

--- a/assets/Vietnamese-RVC-DOCS.docx
+++ b/assets/Vietnamese-RVC-DOCS.docx
@@ -228,11 +228,6 @@
     </w:p>
     <w:p>
       <w:pPr>
-        <w:pStyle w:val="ListParagraph"/>
-        <w:numPr>
-          <w:ilvl w:val="0"/>
-          <w:numId w:val="39"/>
-        </w:numPr>
         <w:spacing w:line="360" w:lineRule="auto"/>
       </w:pPr>
       <w:r>
@@ -255,15 +250,13 @@
     </w:p>
     <w:p>
       <w:pPr>
-        <w:pStyle w:val="ListParagraph"/>
-        <w:numPr>
-          <w:ilvl w:val="0"/>
-          <w:numId w:val="39"/>
-        </w:numPr>
         <w:spacing w:line="360" w:lineRule="auto"/>
       </w:pPr>
       <w:r>
         <w:lastRenderedPageBreak/>
+        <w:t xml:space="preserve">Cách 1: </w:t>
+      </w:r>
+      <w:r>
         <w:t>Bạn có thể chạy trực tiếp tệp `</w:t>
       </w:r>
       <w:r>
@@ -410,23 +403,18 @@
         <w:spacing w:line="360" w:lineRule="auto"/>
       </w:pPr>
       <w:r>
+        <w:t>Sau quá trình cài đặt, bạn có thể xóa thư mục .uv bên trong thư mục assets để giảm nhẹ dung lượng.</w:t>
+      </w:r>
+    </w:p>
+    <w:p>
+      <w:pPr>
+        <w:spacing w:line="360" w:lineRule="auto"/>
+      </w:pPr>
+      <w:r>
+        <w:t xml:space="preserve">Cách 2: </w:t>
+      </w:r>
+      <w:r>
         <w:t>Hãy chuẩn bị và cài đặt PYTHON phiên bản 3.10.x, 3.11.x hoặc 3.12.x và tạo môi trường ảo.</w:t>
-      </w:r>
-    </w:p>
-    <w:p>
-      <w:pPr>
-        <w:pStyle w:val="ListParagraph"/>
-        <w:numPr>
-          <w:ilvl w:val="0"/>
-          <w:numId w:val="39"/>
-        </w:numPr>
-        <w:spacing w:line="360" w:lineRule="auto"/>
-      </w:pPr>
-      <w:r>
-        <w:t>Sau quá trình cài đặt, bạn có thể xóa thư mục .uv bên trong thư mục assets để giảm nhẹ dung lượng</w:t>
-      </w:r>
-      <w:r>
-        <w:t>.</w:t>
       </w:r>
     </w:p>
     <w:p>
@@ -17188,13 +17176,7 @@
         <w:t xml:space="preserve"> chậm hơn.</w:t>
       </w:r>
       <w:r>
-        <w:t xml:space="preserve"> </w:t>
-      </w:r>
-      <w:r>
-        <w:t>Nó sẽ hữu dụng nếu bạn đem mô hình và chỉ mục sang dự án RVC khác để sử dụng</w:t>
-      </w:r>
-      <w:r>
-        <w:t>.</w:t>
+        <w:t xml:space="preserve"> Nó sẽ hữu dụng nếu bạn đem mô hình và chỉ mục sang dự án RVC khác để sử dụng.</w:t>
       </w:r>
     </w:p>
     <w:p>

--- a/assets/Vietnamese-RVC-DOCS.docx
+++ b/assets/Vietnamese-RVC-DOCS.docx
@@ -21753,6 +21753,36 @@
       </w:r>
       <w:r>
         <w:t>Cho phép ONNXRUNTIME chạy với TensorRT nếu có. Lưu Ý: Không khuyến khích vì nó rất là dễ xảy ra lỗi khi suy luận.</w:t>
+      </w:r>
+    </w:p>
+    <w:p>
+      <w:pPr>
+        <w:pStyle w:val="ListParagraph"/>
+        <w:numPr>
+          <w:ilvl w:val="0"/>
+          <w:numId w:val="41"/>
+        </w:numPr>
+        <w:rPr>
+          <w:b/>
+          <w:bCs/>
+        </w:rPr>
+      </w:pPr>
+      <w:r>
+        <w:rPr>
+          <w:b/>
+          <w:bCs/>
+        </w:rPr>
+        <w:t>tensorrt_cache_dir</w:t>
+      </w:r>
+      <w:r>
+        <w:rPr>
+          <w:b/>
+          <w:bCs/>
+        </w:rPr>
+        <w:t xml:space="preserve">: </w:t>
+      </w:r>
+      <w:r>
+        <w:t>Đường dẫn thư mục cache của quá trình biên dịch mô hình sang tensorrt.</w:t>
       </w:r>
     </w:p>
     <w:p>
@@ -28307,6 +28337,7 @@
   <w:style w:type="character" w:default="1" w:styleId="DefaultParagraphFont">
     <w:name w:val="Default Paragraph Font"/>
     <w:uiPriority w:val="1"/>
+    <w:semiHidden/>
     <w:unhideWhenUsed/>
   </w:style>
   <w:style w:type="table" w:default="1" w:styleId="TableNormal">

--- a/assets/Vietnamese-RVC-DOCS.docx
+++ b/assets/Vietnamese-RVC-DOCS.docx
@@ -12516,6 +12516,7 @@
           <w:numId w:val="23"/>
         </w:numPr>
         <w:spacing w:line="276" w:lineRule="auto"/>
+        <w:contextualSpacing/>
         <w:rPr>
           <w:rFonts w:eastAsia="Aptos" w:cs="Times New Roman"/>
         </w:rPr>
@@ -12790,7 +12791,6 @@
           <w:b/>
           <w:bCs/>
         </w:rPr>
-        <w:lastRenderedPageBreak/>
         <w:t>Thông tin phần trích xuất dữ liệu:</w:t>
       </w:r>
       <w:r>
@@ -12819,6 +12819,7 @@
           <w:sz w:val="28"/>
           <w:szCs w:val="28"/>
         </w:rPr>
+        <w:lastRenderedPageBreak/>
         <w:t>4. Cấu Hình Huấn Luyện</w:t>
       </w:r>
     </w:p>
@@ -13229,65 +13230,6 @@
           <w:b/>
           <w:bCs/>
         </w:rPr>
-        <w:lastRenderedPageBreak/>
-        <w:t>Kiểm tra quá sức:</w:t>
-      </w:r>
-      <w:r>
-        <w:rPr>
-          <w:rFonts w:eastAsia="Aptos"/>
-        </w:rPr>
-        <w:t xml:space="preserve"> </w:t>
-      </w:r>
-      <w:r>
-        <w:rPr>
-          <w:rFonts w:eastAsia="Aptos"/>
-        </w:rPr>
-        <w:t>Trong quá trình huấn luyện, nếu mô hình học quá nhiều dữ liệu, nó có thể bị giảm chất lượng và tạo ra âm thanh kém tự nhiên. Chế độ này giúp tự động phát hiện tình trạng đó và dừng huấn luyện hoặc chọn ra mô hình tốt nhất.</w:t>
-      </w:r>
-    </w:p>
-    <w:p>
-      <w:pPr>
-        <w:numPr>
-          <w:ilvl w:val="0"/>
-          <w:numId w:val="24"/>
-        </w:numPr>
-        <w:spacing w:line="276" w:lineRule="auto"/>
-        <w:rPr>
-          <w:rFonts w:eastAsia="Aptos"/>
-        </w:rPr>
-      </w:pPr>
-      <w:r>
-        <w:rPr>
-          <w:rFonts w:eastAsia="Aptos"/>
-          <w:b/>
-          <w:bCs/>
-        </w:rPr>
-        <w:t>Ngưỡng huấn luyện quá sức:</w:t>
-      </w:r>
-      <w:r>
-        <w:rPr>
-          <w:rFonts w:eastAsia="Aptos"/>
-        </w:rPr>
-        <w:t xml:space="preserve"> Số kỷ nguyên tối đa cho phép mức thất thoát không giảm trước khi hệ thống tự ngắt.</w:t>
-      </w:r>
-    </w:p>
-    <w:p>
-      <w:pPr>
-        <w:numPr>
-          <w:ilvl w:val="0"/>
-          <w:numId w:val="24"/>
-        </w:numPr>
-        <w:spacing w:line="276" w:lineRule="auto"/>
-        <w:rPr>
-          <w:rFonts w:eastAsia="Aptos"/>
-        </w:rPr>
-      </w:pPr>
-      <w:r>
-        <w:rPr>
-          <w:rFonts w:eastAsia="Aptos"/>
-          <w:b/>
-          <w:bCs/>
-        </w:rPr>
         <w:t>Thuật toán chỉ mục (Index):</w:t>
       </w:r>
       <w:r>
@@ -13314,6 +13256,7 @@
           <w:b/>
           <w:bCs/>
         </w:rPr>
+        <w:lastRenderedPageBreak/>
         <w:t>Auto:</w:t>
       </w:r>
       <w:r>
@@ -13774,59 +13717,59 @@
           <w:b/>
           <w:bCs/>
         </w:rPr>
+        <w:t>Chỉ lưu mới nhất:</w:t>
+      </w:r>
+      <w:r>
+        <w:rPr>
+          <w:rFonts w:eastAsia="Aptos"/>
+        </w:rPr>
+        <w:t xml:space="preserve"> Chỉ giữ lại bản sao trọng số mới nhất để tiết kiệm dung lượng ổ cứng.</w:t>
+      </w:r>
+    </w:p>
+    <w:p>
+      <w:pPr>
+        <w:numPr>
+          <w:ilvl w:val="0"/>
+          <w:numId w:val="25"/>
+        </w:numPr>
+        <w:spacing w:line="276" w:lineRule="auto"/>
+        <w:rPr>
+          <w:rFonts w:eastAsia="Aptos"/>
+        </w:rPr>
+      </w:pPr>
+      <w:r>
+        <w:rPr>
+          <w:rFonts w:eastAsia="Aptos"/>
+          <w:b/>
+          <w:bCs/>
+        </w:rPr>
+        <w:t>Lưu mọi mô hình:</w:t>
+      </w:r>
+      <w:r>
+        <w:rPr>
+          <w:rFonts w:eastAsia="Aptos"/>
+        </w:rPr>
+        <w:t xml:space="preserve"> Lưu tất cả các bản sao sau mỗi mốc tần suất lưu. Nếu tắt, chỉ lưu kết quả cuối cùng (Luôn nên sử dụng vì nếu quá trình huấn luyện đang diễn ra mà mất điện có thể gây mất luôn kết quả).</w:t>
+      </w:r>
+    </w:p>
+    <w:p>
+      <w:pPr>
+        <w:numPr>
+          <w:ilvl w:val="0"/>
+          <w:numId w:val="25"/>
+        </w:numPr>
+        <w:spacing w:line="276" w:lineRule="auto"/>
+        <w:rPr>
+          <w:rFonts w:eastAsia="Aptos"/>
+        </w:rPr>
+      </w:pPr>
+      <w:r>
+        <w:rPr>
+          <w:rFonts w:eastAsia="Aptos"/>
+          <w:b/>
+          <w:bCs/>
+        </w:rPr>
         <w:lastRenderedPageBreak/>
-        <w:t>Chỉ lưu mới nhất:</w:t>
-      </w:r>
-      <w:r>
-        <w:rPr>
-          <w:rFonts w:eastAsia="Aptos"/>
-        </w:rPr>
-        <w:t xml:space="preserve"> Chỉ giữ lại bản sao trọng số mới nhất để tiết kiệm dung lượng ổ cứng.</w:t>
-      </w:r>
-    </w:p>
-    <w:p>
-      <w:pPr>
-        <w:numPr>
-          <w:ilvl w:val="0"/>
-          <w:numId w:val="25"/>
-        </w:numPr>
-        <w:spacing w:line="276" w:lineRule="auto"/>
-        <w:rPr>
-          <w:rFonts w:eastAsia="Aptos"/>
-        </w:rPr>
-      </w:pPr>
-      <w:r>
-        <w:rPr>
-          <w:rFonts w:eastAsia="Aptos"/>
-          <w:b/>
-          <w:bCs/>
-        </w:rPr>
-        <w:t>Lưu mọi mô hình:</w:t>
-      </w:r>
-      <w:r>
-        <w:rPr>
-          <w:rFonts w:eastAsia="Aptos"/>
-        </w:rPr>
-        <w:t xml:space="preserve"> Lưu tất cả các bản sao sau mỗi mốc tần suất lưu. Nếu tắt, chỉ lưu kết quả cuối cùng (Luôn nên sử dụng vì nếu quá trình huấn luyện đang diễn ra mà mất điện có thể gây mất luôn kết quả).</w:t>
-      </w:r>
-    </w:p>
-    <w:p>
-      <w:pPr>
-        <w:numPr>
-          <w:ilvl w:val="0"/>
-          <w:numId w:val="25"/>
-        </w:numPr>
-        <w:spacing w:line="276" w:lineRule="auto"/>
-        <w:rPr>
-          <w:rFonts w:eastAsia="Aptos"/>
-        </w:rPr>
-      </w:pPr>
-      <w:r>
-        <w:rPr>
-          <w:rFonts w:eastAsia="Aptos"/>
-          <w:b/>
-          <w:bCs/>
-        </w:rPr>
         <w:t>Làm sạch huấn luyện:</w:t>
       </w:r>
       <w:r>
@@ -14229,37 +14172,37 @@
     </w:p>
     <w:p>
       <w:r>
+        <w:t xml:space="preserve">- </w:t>
+      </w:r>
+      <w:r>
+        <w:rPr>
+          <w:b/>
+          <w:bCs/>
+        </w:rPr>
+        <w:t>Tăng cường suy luận (VR Only):</w:t>
+      </w:r>
+      <w:r>
+        <w:t xml:space="preserve"> Kéo dài thời gian kiểm thử để đạt chất lượng tách cao nhất. Chỉ dành cho model VR.</w:t>
+      </w:r>
+    </w:p>
+    <w:p>
+      <w:r>
+        <w:t xml:space="preserve">- </w:t>
+      </w:r>
+      <w:r>
+        <w:rPr>
+          <w:b/>
+          <w:bCs/>
+        </w:rPr>
+        <w:t>Xử lý dải cao (VR Only):</w:t>
+      </w:r>
+      <w:r>
+        <w:t xml:space="preserve"> Tối ưu hóa các tần số cao ở đầu ra, giúp âm thanh sáng và rõ hơn. Chỉ dành cho model VR.</w:t>
+      </w:r>
+    </w:p>
+    <w:p>
+      <w:r>
         <w:lastRenderedPageBreak/>
-        <w:t xml:space="preserve">- </w:t>
-      </w:r>
-      <w:r>
-        <w:rPr>
-          <w:b/>
-          <w:bCs/>
-        </w:rPr>
-        <w:t>Tăng cường suy luận (VR Only):</w:t>
-      </w:r>
-      <w:r>
-        <w:t xml:space="preserve"> Kéo dài thời gian kiểm thử để đạt chất lượng tách cao nhất. Chỉ dành cho model VR.</w:t>
-      </w:r>
-    </w:p>
-    <w:p>
-      <w:r>
-        <w:t xml:space="preserve">- </w:t>
-      </w:r>
-      <w:r>
-        <w:rPr>
-          <w:b/>
-          <w:bCs/>
-        </w:rPr>
-        <w:t>Xử lý dải cao (VR Only):</w:t>
-      </w:r>
-      <w:r>
-        <w:t xml:space="preserve"> Tối ưu hóa các tần số cao ở đầu ra, giúp âm thanh sáng và rõ hơn. Chỉ dành cho model VR.</w:t>
-      </w:r>
-    </w:p>
-    <w:p>
-      <w:r>
         <w:t>-</w:t>
       </w:r>
       <w:r>
@@ -14695,43 +14638,43 @@
           <w:b/>
           <w:bCs/>
         </w:rPr>
+        <w:t>Kích thước phân đoạn (Segment Size):</w:t>
+      </w:r>
+      <w:r>
+        <w:t xml:space="preserve"> Độ dài đoạn âm thanh được cắt ra để xử lý. Giá trị lớn giúp giảm vết nối âm thanh nhưng đòi hỏi RAM cao.</w:t>
+      </w:r>
+    </w:p>
+    <w:p>
+      <w:pPr>
+        <w:numPr>
+          <w:ilvl w:val="0"/>
+          <w:numId w:val="8"/>
+        </w:numPr>
+      </w:pPr>
+      <w:r>
+        <w:rPr>
+          <w:b/>
+          <w:bCs/>
+        </w:rPr>
+        <w:t>Mức độ mạnh tay (Aggressive):</w:t>
+      </w:r>
+      <w:r>
+        <w:t xml:space="preserve"> (Chỉ VR) Kiểm soát lực tách. Thấp thì giữ chi tiết nhưng dễ lẫn nhạc; Cao thì sạch nhạc nhưng dễ méo giọng.</w:t>
+      </w:r>
+    </w:p>
+    <w:p>
+      <w:pPr>
+        <w:numPr>
+          <w:ilvl w:val="0"/>
+          <w:numId w:val="8"/>
+        </w:numPr>
+      </w:pPr>
+      <w:r>
+        <w:rPr>
+          <w:b/>
+          <w:bCs/>
+        </w:rPr>
         <w:lastRenderedPageBreak/>
-        <w:t>Kích thước phân đoạn (Segment Size):</w:t>
-      </w:r>
-      <w:r>
-        <w:t xml:space="preserve"> Độ dài đoạn âm thanh được cắt ra để xử lý. Giá trị lớn giúp giảm vết nối âm thanh nhưng đòi hỏi RAM cao.</w:t>
-      </w:r>
-    </w:p>
-    <w:p>
-      <w:pPr>
-        <w:numPr>
-          <w:ilvl w:val="0"/>
-          <w:numId w:val="8"/>
-        </w:numPr>
-      </w:pPr>
-      <w:r>
-        <w:rPr>
-          <w:b/>
-          <w:bCs/>
-        </w:rPr>
-        <w:t>Mức độ mạnh tay (Aggressive):</w:t>
-      </w:r>
-      <w:r>
-        <w:t xml:space="preserve"> (Chỉ VR) Kiểm soát lực tách. Thấp thì giữ chi tiết nhưng dễ lẫn nhạc; Cao thì sạch nhạc nhưng dễ méo giọng.</w:t>
-      </w:r>
-    </w:p>
-    <w:p>
-      <w:pPr>
-        <w:numPr>
-          <w:ilvl w:val="0"/>
-          <w:numId w:val="8"/>
-        </w:numPr>
-      </w:pPr>
-      <w:r>
-        <w:rPr>
-          <w:b/>
-          <w:bCs/>
-        </w:rPr>
         <w:t>Chồng chéo (Overlap):</w:t>
       </w:r>
       <w:r>
@@ -15088,7 +15031,6 @@
           <w:sz w:val="32"/>
           <w:szCs w:val="32"/>
         </w:rPr>
-        <w:lastRenderedPageBreak/>
         <w:t>➤</w:t>
       </w:r>
       <w:r>
@@ -15121,7 +15063,11 @@
         <w:t xml:space="preserve"> </w:t>
       </w:r>
       <w:r>
-        <w:t>Trong quá trình huấn luyện, mặc định hệ thống sẽ trích xuất chính dữ liệu huấn luyện để làm mẫu thử trên Tensorboard. Điều này dễ dẫn đến cái nhìn chủ quan vì mô hình đang tự đánh giá trên dữ liệu nó đã "học thuộc". Tính năng mới cho phép bạn tùy chỉnh bộ dữ liệu tham chiếu bằng một giọng nói hoàn toàn khác, giúp đánh giá khách quan khả năng chuyển đổi và độ tùy biến thực tế của mô hình.</w:t>
+        <w:t xml:space="preserve">Trong quá trình huấn luyện, mặc định hệ thống sẽ trích xuất chính dữ liệu huấn luyện để làm mẫu thử trên Tensorboard. Điều này dễ dẫn đến cái nhìn chủ quan vì mô hình đang tự đánh giá trên dữ liệu nó đã "học thuộc". Tính năng mới cho phép bạn tùy chỉnh bộ dữ liệu </w:t>
+      </w:r>
+      <w:r>
+        <w:lastRenderedPageBreak/>
+        <w:t>tham chiếu bằng một giọng nói hoàn toàn khác, giúp đánh giá khách quan khả năng chuyển đổi và độ tùy biến thực tế của mô hình.</w:t>
       </w:r>
     </w:p>
     <w:p>
@@ -15493,33 +15439,33 @@
           <w:b/>
           <w:bCs/>
         </w:rPr>
+        <w:t>Mô hình nhúng:</w:t>
+      </w:r>
+      <w:r>
+        <w:rPr>
+          <w:rFonts w:eastAsia="Aptos" w:cs="Times New Roman"/>
+        </w:rPr>
+        <w:t xml:space="preserve"> Quyết định chất lượng giọng (thường dùng Hubert hoặc ContentVec). Nếu dùng mô hình khác Hubert và Contentvec thì bạn sẽ cần huấn luyện lại mô hình từ đầu để mô hình có thể phát âm bình thường.</w:t>
+      </w:r>
+    </w:p>
+    <w:p>
+      <w:pPr>
+        <w:numPr>
+          <w:ilvl w:val="0"/>
+          <w:numId w:val="23"/>
+        </w:numPr>
+        <w:spacing w:line="276" w:lineRule="auto"/>
+        <w:rPr>
+          <w:rFonts w:eastAsia="Aptos" w:cs="Times New Roman"/>
+        </w:rPr>
+      </w:pPr>
+      <w:r>
+        <w:rPr>
+          <w:rFonts w:eastAsia="Aptos" w:cs="Times New Roman"/>
+          <w:b/>
+          <w:bCs/>
+        </w:rPr>
         <w:lastRenderedPageBreak/>
-        <w:t>Mô hình nhúng:</w:t>
-      </w:r>
-      <w:r>
-        <w:rPr>
-          <w:rFonts w:eastAsia="Aptos" w:cs="Times New Roman"/>
-        </w:rPr>
-        <w:t xml:space="preserve"> Quyết định chất lượng giọng (thường dùng Hubert hoặc ContentVec). Nếu dùng mô hình khác Hubert và Contentvec thì bạn sẽ cần huấn luyện lại mô hình từ đầu để mô hình có thể phát âm bình thường.</w:t>
-      </w:r>
-    </w:p>
-    <w:p>
-      <w:pPr>
-        <w:numPr>
-          <w:ilvl w:val="0"/>
-          <w:numId w:val="23"/>
-        </w:numPr>
-        <w:spacing w:line="276" w:lineRule="auto"/>
-        <w:rPr>
-          <w:rFonts w:eastAsia="Aptos" w:cs="Times New Roman"/>
-        </w:rPr>
-      </w:pPr>
-      <w:r>
-        <w:rPr>
-          <w:rFonts w:eastAsia="Aptos" w:cs="Times New Roman"/>
-          <w:b/>
-          <w:bCs/>
-        </w:rPr>
         <w:t xml:space="preserve">Tên của mô hình: </w:t>
       </w:r>
       <w:r>
@@ -15888,30 +15834,30 @@
           <w:b/>
           <w:bCs/>
         </w:rPr>
+        <w:t xml:space="preserve">Đường dẫn đầu vào âm thanh: </w:t>
+      </w:r>
+      <w:r>
+        <w:t>Lựa chọn tệp âm thanh đầu vào được sử dụng để tạo bộ tham chiếu, nên sử dụng tệp âm thanh ngắn dưới 30 giây.</w:t>
+      </w:r>
+    </w:p>
+    <w:p>
+      <w:pPr>
+        <w:pStyle w:val="ListParagraph"/>
+        <w:numPr>
+          <w:ilvl w:val="0"/>
+          <w:numId w:val="23"/>
+        </w:numPr>
+        <w:rPr>
+          <w:b/>
+          <w:bCs/>
+        </w:rPr>
+      </w:pPr>
+      <w:r>
+        <w:rPr>
+          <w:b/>
+          <w:bCs/>
+        </w:rPr>
         <w:lastRenderedPageBreak/>
-        <w:t xml:space="preserve">Đường dẫn đầu vào âm thanh: </w:t>
-      </w:r>
-      <w:r>
-        <w:t>Lựa chọn tệp âm thanh đầu vào được sử dụng để tạo bộ tham chiếu, nên sử dụng tệp âm thanh ngắn dưới 30 giây.</w:t>
-      </w:r>
-    </w:p>
-    <w:p>
-      <w:pPr>
-        <w:pStyle w:val="ListParagraph"/>
-        <w:numPr>
-          <w:ilvl w:val="0"/>
-          <w:numId w:val="23"/>
-        </w:numPr>
-        <w:rPr>
-          <w:b/>
-          <w:bCs/>
-        </w:rPr>
-      </w:pPr>
-      <w:r>
-        <w:rPr>
-          <w:b/>
-          <w:bCs/>
-        </w:rPr>
         <w:t xml:space="preserve">Tên của bộ tham chiếu: </w:t>
       </w:r>
       <w:r>
@@ -16373,7 +16319,6 @@
           <w:i/>
           <w:iCs/>
         </w:rPr>
-        <w:lastRenderedPageBreak/>
         <w:t>Chọn mô hình đã được tìm kiếm</w:t>
       </w:r>
       <w:r>
@@ -16425,6 +16370,7 @@
           <w:i/>
           <w:iCs/>
         </w:rPr>
+        <w:lastRenderedPageBreak/>
         <w:t>Thả mô hình vào đây</w:t>
       </w:r>
       <w:r>
@@ -16919,7 +16865,6 @@
           <w:b/>
           <w:bCs/>
         </w:rPr>
-        <w:lastRenderedPageBreak/>
         <w:t xml:space="preserve">Tỉ lệ mô hình: </w:t>
       </w:r>
       <w:r>
@@ -16963,6 +16908,7 @@
           <w:sz w:val="32"/>
           <w:szCs w:val="32"/>
         </w:rPr>
+        <w:lastRenderedPageBreak/>
         <w:t>➤</w:t>
       </w:r>
       <w:r>
@@ -17313,7 +17259,6 @@
           <w:sz w:val="32"/>
           <w:szCs w:val="32"/>
         </w:rPr>
-        <w:lastRenderedPageBreak/>
         <w:t>➤</w:t>
       </w:r>
       <w:r>
@@ -17354,7 +17299,11 @@
         <w:t xml:space="preserve"> </w:t>
       </w:r>
       <w:r>
-        <w:t>Hiện tại, hệ thống chỉ hỗ trợ tốt nhất cho mô hình SVC gốc (dùng HubertBase/ContentVec, không Diffusion). Nếu sử dụng các kiến trúc SVC khác, quá trình chuyển đổi có thể xảy ra lỗi hoặc thành công nhưng suy luận ra rác. Ngoài ra, pipeline của RVC và SVC khác nhau dẫn đến lệch thời gian, nên bên trong pipeline có thêm tính năng tự động co giãn kích thước để bù đắp sai số này.</w:t>
+        <w:t xml:space="preserve">Hiện tại, hệ thống chỉ hỗ trợ tốt nhất cho mô hình SVC gốc (dùng HubertBase/ContentVec, không Diffusion). Nếu sử dụng các kiến trúc SVC khác, quá trình </w:t>
+      </w:r>
+      <w:r>
+        <w:lastRenderedPageBreak/>
+        <w:t>chuyển đổi có thể xảy ra lỗi hoặc thành công nhưng suy luận ra rác. Ngoài ra, pipeline của RVC và SVC khác nhau dẫn đến lệch thời gian, nên bên trong pipeline có thêm tính năng tự động co giãn kích thước để bù đắp sai số này.</w:t>
       </w:r>
     </w:p>
     <w:p>
@@ -17694,7 +17643,6 @@
           <w:b/>
           <w:bCs/>
         </w:rPr>
-        <w:lastRenderedPageBreak/>
         <w:t>Đường dẫn đầu vào:</w:t>
       </w:r>
       <w:r>
@@ -17765,6 +17713,7 @@
           <w:sz w:val="28"/>
           <w:szCs w:val="28"/>
         </w:rPr>
+        <w:lastRenderedPageBreak/>
         <w:t>2. Cấu Hình Trích Xuất F0</w:t>
       </w:r>
     </w:p>
@@ -18039,75 +17988,75 @@
           <w:sz w:val="28"/>
           <w:szCs w:val="28"/>
         </w:rPr>
+        <w:t>1. Đường Dẫn Đầu Vào &amp; Đầu Ra</w:t>
+      </w:r>
+    </w:p>
+    <w:p>
+      <w:pPr>
+        <w:numPr>
+          <w:ilvl w:val="0"/>
+          <w:numId w:val="26"/>
+        </w:numPr>
+        <w:spacing w:line="276" w:lineRule="auto"/>
+        <w:rPr>
+          <w:b/>
+          <w:bCs/>
+        </w:rPr>
+      </w:pPr>
+      <w:r>
+        <w:rPr>
+          <w:b/>
+          <w:bCs/>
+        </w:rPr>
+        <w:t xml:space="preserve">Nội dung tệp SRT: </w:t>
+      </w:r>
+      <w:r>
+        <w:t>Nội dung của tệp SRT sẽ được hiển thị tại đây</w:t>
+      </w:r>
+      <w:r>
+        <w:t xml:space="preserve"> sau khi hoàn thành</w:t>
+      </w:r>
+      <w:r>
+        <w:t xml:space="preserve"> để hỗ trợ việc kiểm tra đầu ra của mô hình Whisper.</w:t>
+      </w:r>
+    </w:p>
+    <w:p>
+      <w:pPr>
+        <w:numPr>
+          <w:ilvl w:val="0"/>
+          <w:numId w:val="26"/>
+        </w:numPr>
+        <w:spacing w:line="276" w:lineRule="auto"/>
+      </w:pPr>
+      <w:r>
+        <w:rPr>
+          <w:b/>
+          <w:bCs/>
+        </w:rPr>
+        <w:t>Đường dẫn đầu vào:</w:t>
+      </w:r>
+      <w:r>
+        <w:t xml:space="preserve"> Lựa chọn tệp âm thanh đầu vào được sử dụng để nhận dạng và tạo tệp SRT, có thể sử dụng đường dẫn bên ngoài.</w:t>
+      </w:r>
+    </w:p>
+    <w:p>
+      <w:pPr>
+        <w:numPr>
+          <w:ilvl w:val="0"/>
+          <w:numId w:val="26"/>
+        </w:numPr>
+        <w:spacing w:line="276" w:lineRule="auto"/>
+        <w:rPr>
+          <w:b/>
+          <w:bCs/>
+        </w:rPr>
+      </w:pPr>
+      <w:r>
+        <w:rPr>
+          <w:b/>
+          <w:bCs/>
+        </w:rPr>
         <w:lastRenderedPageBreak/>
-        <w:t>1. Đường Dẫn Đầu Vào &amp; Đầu Ra</w:t>
-      </w:r>
-    </w:p>
-    <w:p>
-      <w:pPr>
-        <w:numPr>
-          <w:ilvl w:val="0"/>
-          <w:numId w:val="26"/>
-        </w:numPr>
-        <w:spacing w:line="276" w:lineRule="auto"/>
-        <w:rPr>
-          <w:b/>
-          <w:bCs/>
-        </w:rPr>
-      </w:pPr>
-      <w:r>
-        <w:rPr>
-          <w:b/>
-          <w:bCs/>
-        </w:rPr>
-        <w:t xml:space="preserve">Nội dung tệp SRT: </w:t>
-      </w:r>
-      <w:r>
-        <w:t>Nội dung của tệp SRT sẽ được hiển thị tại đây</w:t>
-      </w:r>
-      <w:r>
-        <w:t xml:space="preserve"> sau khi hoàn thành</w:t>
-      </w:r>
-      <w:r>
-        <w:t xml:space="preserve"> để hỗ trợ việc kiểm tra đầu ra của mô hình Whisper.</w:t>
-      </w:r>
-    </w:p>
-    <w:p>
-      <w:pPr>
-        <w:numPr>
-          <w:ilvl w:val="0"/>
-          <w:numId w:val="26"/>
-        </w:numPr>
-        <w:spacing w:line="276" w:lineRule="auto"/>
-      </w:pPr>
-      <w:r>
-        <w:rPr>
-          <w:b/>
-          <w:bCs/>
-        </w:rPr>
-        <w:t>Đường dẫn đầu vào:</w:t>
-      </w:r>
-      <w:r>
-        <w:t xml:space="preserve"> Lựa chọn tệp âm thanh đầu vào được sử dụng để nhận dạng và tạo tệp SRT, có thể sử dụng đường dẫn bên ngoài.</w:t>
-      </w:r>
-    </w:p>
-    <w:p>
-      <w:pPr>
-        <w:numPr>
-          <w:ilvl w:val="0"/>
-          <w:numId w:val="26"/>
-        </w:numPr>
-        <w:spacing w:line="276" w:lineRule="auto"/>
-        <w:rPr>
-          <w:b/>
-          <w:bCs/>
-        </w:rPr>
-      </w:pPr>
-      <w:r>
-        <w:rPr>
-          <w:b/>
-          <w:bCs/>
-        </w:rPr>
         <w:t xml:space="preserve">Đường dẫn tệp SRT đầu ra: </w:t>
       </w:r>
       <w:r>
@@ -18497,51 +18446,54 @@
           <w:b/>
           <w:bCs/>
         </w:rPr>
+        <w:t>Thiết bị tính toán</w:t>
+      </w:r>
+      <w:r>
+        <w:rPr>
+          <w:b/>
+          <w:bCs/>
+        </w:rPr>
+        <w:t xml:space="preserve">: </w:t>
+      </w:r>
+      <w:r>
+        <w:t>Hiển thị và cho phép tùy chọn thiết bị được sử dụng cho quá trình tính toán và suy luận trong dự án.</w:t>
+      </w:r>
+    </w:p>
+    <w:p>
+      <w:pPr>
+        <w:numPr>
+          <w:ilvl w:val="0"/>
+          <w:numId w:val="26"/>
+        </w:numPr>
+        <w:spacing w:line="276" w:lineRule="auto"/>
+        <w:rPr>
+          <w:b/>
+          <w:bCs/>
+        </w:rPr>
+      </w:pPr>
+      <w:r>
+        <w:rPr>
+          <w:b/>
+          <w:bCs/>
+        </w:rPr>
+        <w:t>Sử dụng BF16 cho huấn luyện</w:t>
+      </w:r>
+      <w:r>
+        <w:rPr>
+          <w:b/>
+          <w:bCs/>
+        </w:rPr>
+        <w:t>:</w:t>
+      </w:r>
+      <w:r>
+        <w:t xml:space="preserve"> </w:t>
+      </w:r>
+      <w:r>
+        <w:t xml:space="preserve">Kích hoạt huấn luyện trên định dạng BF16. Đây là định dạng tối ưu giúp duy trì sự ổn định của gradient trong khi vẫn tăng tốc độ tính </w:t>
+      </w:r>
+      <w:r>
         <w:lastRenderedPageBreak/>
-        <w:t>Thiết bị tính toán</w:t>
-      </w:r>
-      <w:r>
-        <w:rPr>
-          <w:b/>
-          <w:bCs/>
-        </w:rPr>
-        <w:t xml:space="preserve">: </w:t>
-      </w:r>
-      <w:r>
-        <w:t>Hiển thị và cho phép tùy chọn thiết bị được sử dụng cho quá trình tính toán và suy luận trong dự án.</w:t>
-      </w:r>
-    </w:p>
-    <w:p>
-      <w:pPr>
-        <w:numPr>
-          <w:ilvl w:val="0"/>
-          <w:numId w:val="26"/>
-        </w:numPr>
-        <w:spacing w:line="276" w:lineRule="auto"/>
-        <w:rPr>
-          <w:b/>
-          <w:bCs/>
-        </w:rPr>
-      </w:pPr>
-      <w:r>
-        <w:rPr>
-          <w:b/>
-          <w:bCs/>
-        </w:rPr>
-        <w:t>Sử dụng BF16 cho huấn luyện</w:t>
-      </w:r>
-      <w:r>
-        <w:rPr>
-          <w:b/>
-          <w:bCs/>
-        </w:rPr>
-        <w:t>:</w:t>
-      </w:r>
-      <w:r>
-        <w:t xml:space="preserve"> </w:t>
-      </w:r>
-      <w:r>
-        <w:t>Kích hoạt huấn luyện trên định dạng BF16. Đây là định dạng tối ưu giúp duy trì sự ổn định của gradient trong khi vẫn tăng tốc độ tính toán và tiết kiệm bộ nhớ tương tự như FP16, nhưng có độ chính xác cao hơn đối với các mô hình lớn.</w:t>
+        <w:t>toán và tiết kiệm bộ nhớ tương tự như FP16, nhưng có độ chính xác cao hơn đối với các mô hình lớn.</w:t>
       </w:r>
     </w:p>
     <w:p>
@@ -19000,11 +18952,57 @@
           <w:b/>
           <w:bCs/>
         </w:rPr>
+        <w:t xml:space="preserve">themes: </w:t>
+      </w:r>
+      <w:r>
+        <w:t>Các giao diện có trong danh sách hiển thị khi cần thay đổi trên giao diện. (Lưu ý: Hãy chắc chắn giao diện đó còn hoạt động trước khi thêm vào).</w:t>
+      </w:r>
+    </w:p>
+    <w:p>
+      <w:pPr>
+        <w:pStyle w:val="ListParagraph"/>
+        <w:numPr>
+          <w:ilvl w:val="0"/>
+          <w:numId w:val="41"/>
+        </w:numPr>
+        <w:rPr>
+          <w:b/>
+          <w:bCs/>
+        </w:rPr>
+      </w:pPr>
+      <w:r>
+        <w:rPr>
+          <w:b/>
+          <w:bCs/>
+        </w:rPr>
+        <w:t>mdx_models:</w:t>
+      </w:r>
+      <w:r>
+        <w:t xml:space="preserve"> Đây là bản định vị mô hình MDX-NET của tách nhạc, không nên thay đổi nó.</w:t>
+      </w:r>
+    </w:p>
+    <w:p>
+      <w:pPr>
+        <w:pStyle w:val="ListParagraph"/>
+        <w:numPr>
+          <w:ilvl w:val="0"/>
+          <w:numId w:val="41"/>
+        </w:numPr>
+        <w:rPr>
+          <w:b/>
+          <w:bCs/>
+        </w:rPr>
+      </w:pPr>
+      <w:r>
+        <w:rPr>
+          <w:b/>
+          <w:bCs/>
+        </w:rPr>
         <w:lastRenderedPageBreak/>
-        <w:t xml:space="preserve">themes: </w:t>
-      </w:r>
-      <w:r>
-        <w:t>Các giao diện có trong danh sách hiển thị khi cần thay đổi trên giao diện. (Lưu ý: Hãy chắc chắn giao diện đó còn hoạt động trước khi thêm vào).</w:t>
+        <w:t xml:space="preserve">demucs_models: </w:t>
+      </w:r>
+      <w:r>
+        <w:t>Đây là bản định vị mô hình Demucs của tách nhạc, không nên thay đổi nó.</w:t>
       </w:r>
     </w:p>
     <w:p>
@@ -19024,10 +19022,10 @@
           <w:b/>
           <w:bCs/>
         </w:rPr>
-        <w:t>mdx_models:</w:t>
-      </w:r>
-      <w:r>
-        <w:t xml:space="preserve"> Đây là bản định vị mô hình MDX-NET của tách nhạc, không nên thay đổi nó.</w:t>
+        <w:t xml:space="preserve">vr_models: </w:t>
+      </w:r>
+      <w:r>
+        <w:t>Đây là bản định vị mô hình VR-ARCH của tách nhạc, không nên thay đổi nó.</w:t>
       </w:r>
     </w:p>
     <w:p>
@@ -19047,10 +19045,10 @@
           <w:b/>
           <w:bCs/>
         </w:rPr>
-        <w:t xml:space="preserve">demucs_models: </w:t>
-      </w:r>
-      <w:r>
-        <w:t>Đây là bản định vị mô hình Demucs của tách nhạc, không nên thay đổi nó.</w:t>
+        <w:t xml:space="preserve">karaoke_models: </w:t>
+      </w:r>
+      <w:r>
+        <w:t>Đây là bản định vị mô hình của quá trình tách bè, không nên thay đổi nó.</w:t>
       </w:r>
     </w:p>
     <w:p>
@@ -19070,10 +19068,10 @@
           <w:b/>
           <w:bCs/>
         </w:rPr>
-        <w:t xml:space="preserve">vr_models: </w:t>
-      </w:r>
-      <w:r>
-        <w:t>Đây là bản định vị mô hình VR-ARCH của tách nhạc, không nên thay đổi nó.</w:t>
+        <w:t xml:space="preserve">reverb_models: </w:t>
+      </w:r>
+      <w:r>
+        <w:t>Đây là bản định vị mô hình của quá trình tách vang, không nên thay đổi nó.</w:t>
       </w:r>
     </w:p>
     <w:p>
@@ -19093,10 +19091,16 @@
           <w:b/>
           <w:bCs/>
         </w:rPr>
-        <w:t xml:space="preserve">karaoke_models: </w:t>
-      </w:r>
-      <w:r>
-        <w:t>Đây là bản định vị mô hình của quá trình tách bè, không nên thay đổi nó.</w:t>
+        <w:t xml:space="preserve">denoise_models: </w:t>
+      </w:r>
+      <w:r>
+        <w:t>Đây là bản định vị mô hình của quá trình khữ nhiễu khi tách nhạc</w:t>
+      </w:r>
+      <w:r>
+        <w:t xml:space="preserve"> với VR-ARCH</w:t>
+      </w:r>
+      <w:r>
+        <w:t>, không nên thay đổi nó.</w:t>
       </w:r>
     </w:p>
     <w:p>
@@ -19116,10 +19120,17 @@
           <w:b/>
           <w:bCs/>
         </w:rPr>
-        <w:t xml:space="preserve">reverb_models: </w:t>
-      </w:r>
-      <w:r>
-        <w:t>Đây là bản định vị mô hình của quá trình tách vang, không nên thay đổi nó.</w:t>
+        <w:t>edge_tts</w:t>
+      </w:r>
+      <w:r>
+        <w:rPr>
+          <w:b/>
+          <w:bCs/>
+        </w:rPr>
+        <w:t>:</w:t>
+      </w:r>
+      <w:r>
+        <w:t xml:space="preserve"> Các giọng nói được hỗ trợ trong chuyển đổi văn bản thành giọng nói của dịch vụ Edge TTS.</w:t>
       </w:r>
     </w:p>
     <w:p>
@@ -19139,16 +19150,17 @@
           <w:b/>
           <w:bCs/>
         </w:rPr>
-        <w:t xml:space="preserve">denoise_models: </w:t>
-      </w:r>
-      <w:r>
-        <w:t>Đây là bản định vị mô hình của quá trình khữ nhiễu khi tách nhạc</w:t>
-      </w:r>
-      <w:r>
-        <w:t xml:space="preserve"> với VR-ARCH</w:t>
-      </w:r>
-      <w:r>
-        <w:t>, không nên thay đổi nó.</w:t>
+        <w:t>google_tts_voice</w:t>
+      </w:r>
+      <w:r>
+        <w:rPr>
+          <w:b/>
+          <w:bCs/>
+        </w:rPr>
+        <w:t xml:space="preserve">: </w:t>
+      </w:r>
+      <w:r>
+        <w:t>Các giọng nói được hỗ trợ trong chuyển đổi văn bản thành giọng nói của dịch vụ Google TTS.</w:t>
       </w:r>
     </w:p>
     <w:p>
@@ -19168,7 +19180,973 @@
           <w:b/>
           <w:bCs/>
         </w:rPr>
-        <w:t>edge_tts</w:t>
+        <w:t>whisper_languages</w:t>
+      </w:r>
+      <w:r>
+        <w:rPr>
+          <w:b/>
+          <w:bCs/>
+        </w:rPr>
+        <w:t xml:space="preserve">: </w:t>
+      </w:r>
+      <w:r>
+        <w:t>Các ngôn ngữ được hỗ trợ của mô hình Whisper.</w:t>
+      </w:r>
+    </w:p>
+    <w:p>
+      <w:pPr>
+        <w:pStyle w:val="ListParagraph"/>
+        <w:numPr>
+          <w:ilvl w:val="0"/>
+          <w:numId w:val="41"/>
+        </w:numPr>
+        <w:rPr>
+          <w:b/>
+          <w:bCs/>
+        </w:rPr>
+      </w:pPr>
+      <w:r>
+        <w:rPr>
+          <w:b/>
+          <w:bCs/>
+        </w:rPr>
+        <w:t>fp16</w:t>
+      </w:r>
+      <w:r>
+        <w:rPr>
+          <w:b/>
+          <w:bCs/>
+        </w:rPr>
+        <w:t xml:space="preserve">: </w:t>
+      </w:r>
+      <w:r>
+        <w:t>Dùng để bật FP16 của dự án, chỉ nên bật khi GPU hỗ trợ FP16.</w:t>
+      </w:r>
+    </w:p>
+    <w:p>
+      <w:pPr>
+        <w:pStyle w:val="ListParagraph"/>
+        <w:numPr>
+          <w:ilvl w:val="0"/>
+          <w:numId w:val="41"/>
+        </w:numPr>
+        <w:rPr>
+          <w:b/>
+          <w:bCs/>
+        </w:rPr>
+      </w:pPr>
+      <w:r>
+        <w:rPr>
+          <w:b/>
+          <w:bCs/>
+        </w:rPr>
+        <w:t>editing_tab</w:t>
+      </w:r>
+      <w:r>
+        <w:rPr>
+          <w:b/>
+          <w:bCs/>
+        </w:rPr>
+        <w:t xml:space="preserve">: </w:t>
+      </w:r>
+      <w:r>
+        <w:t xml:space="preserve">Điều khiển hiển thị của tab </w:t>
+      </w:r>
+      <w:r>
+        <w:t>Chỉnh Sửa</w:t>
+      </w:r>
+      <w:r>
+        <w:t>.</w:t>
+      </w:r>
+    </w:p>
+    <w:p>
+      <w:pPr>
+        <w:pStyle w:val="ListParagraph"/>
+        <w:numPr>
+          <w:ilvl w:val="0"/>
+          <w:numId w:val="41"/>
+        </w:numPr>
+        <w:rPr>
+          <w:b/>
+          <w:bCs/>
+        </w:rPr>
+      </w:pPr>
+      <w:r>
+        <w:rPr>
+          <w:b/>
+          <w:bCs/>
+        </w:rPr>
+        <w:t>inference_tab</w:t>
+      </w:r>
+      <w:r>
+        <w:rPr>
+          <w:b/>
+          <w:bCs/>
+        </w:rPr>
+        <w:t xml:space="preserve">: </w:t>
+      </w:r>
+      <w:r>
+        <w:t>Điều khiển hiển thị của tab Suy Luận.</w:t>
+      </w:r>
+    </w:p>
+    <w:p>
+      <w:pPr>
+        <w:pStyle w:val="ListParagraph"/>
+        <w:numPr>
+          <w:ilvl w:val="0"/>
+          <w:numId w:val="41"/>
+        </w:numPr>
+        <w:rPr>
+          <w:b/>
+          <w:bCs/>
+        </w:rPr>
+      </w:pPr>
+      <w:r>
+        <w:rPr>
+          <w:b/>
+          <w:bCs/>
+        </w:rPr>
+        <w:t>create_and_training_tab</w:t>
+      </w:r>
+      <w:r>
+        <w:rPr>
+          <w:b/>
+          <w:bCs/>
+        </w:rPr>
+        <w:t xml:space="preserve">: </w:t>
+      </w:r>
+      <w:r>
+        <w:t>Điều khiển hiển thị của tab Huấn Luyện Mô Hình.</w:t>
+      </w:r>
+    </w:p>
+    <w:p>
+      <w:pPr>
+        <w:pStyle w:val="ListParagraph"/>
+        <w:numPr>
+          <w:ilvl w:val="0"/>
+          <w:numId w:val="41"/>
+        </w:numPr>
+        <w:rPr>
+          <w:b/>
+          <w:bCs/>
+        </w:rPr>
+      </w:pPr>
+      <w:r>
+        <w:rPr>
+          <w:b/>
+          <w:bCs/>
+        </w:rPr>
+        <w:t>extra_tab</w:t>
+      </w:r>
+      <w:r>
+        <w:rPr>
+          <w:b/>
+          <w:bCs/>
+        </w:rPr>
+        <w:t xml:space="preserve">: </w:t>
+      </w:r>
+      <w:r>
+        <w:t>Điều khiển hiển thị của tab</w:t>
+      </w:r>
+      <w:r>
+        <w:t xml:space="preserve"> Thêm.</w:t>
+      </w:r>
+    </w:p>
+    <w:p>
+      <w:pPr>
+        <w:pStyle w:val="ListParagraph"/>
+        <w:numPr>
+          <w:ilvl w:val="0"/>
+          <w:numId w:val="41"/>
+        </w:numPr>
+        <w:rPr>
+          <w:b/>
+          <w:bCs/>
+        </w:rPr>
+      </w:pPr>
+      <w:r>
+        <w:rPr>
+          <w:b/>
+          <w:bCs/>
+        </w:rPr>
+        <w:t>separator_tab</w:t>
+      </w:r>
+      <w:r>
+        <w:rPr>
+          <w:b/>
+          <w:bCs/>
+        </w:rPr>
+        <w:t xml:space="preserve">: </w:t>
+      </w:r>
+      <w:r>
+        <w:t>Điều khiển hiển thị của tab</w:t>
+      </w:r>
+      <w:r>
+        <w:t xml:space="preserve"> Tách Nhạc.</w:t>
+      </w:r>
+    </w:p>
+    <w:p>
+      <w:pPr>
+        <w:pStyle w:val="ListParagraph"/>
+        <w:numPr>
+          <w:ilvl w:val="0"/>
+          <w:numId w:val="41"/>
+        </w:numPr>
+        <w:rPr>
+          <w:b/>
+          <w:bCs/>
+        </w:rPr>
+      </w:pPr>
+      <w:r>
+        <w:rPr>
+          <w:b/>
+          <w:bCs/>
+        </w:rPr>
+        <w:t>convert_tab</w:t>
+      </w:r>
+      <w:r>
+        <w:rPr>
+          <w:b/>
+          <w:bCs/>
+        </w:rPr>
+        <w:t xml:space="preserve">: </w:t>
+      </w:r>
+      <w:r>
+        <w:t>Điều khiển hiển thị của tab</w:t>
+      </w:r>
+      <w:r>
+        <w:t xml:space="preserve"> Chuyển Đổi Âm Thanh.</w:t>
+      </w:r>
+    </w:p>
+    <w:p>
+      <w:pPr>
+        <w:pStyle w:val="ListParagraph"/>
+        <w:numPr>
+          <w:ilvl w:val="0"/>
+          <w:numId w:val="41"/>
+        </w:numPr>
+        <w:rPr>
+          <w:b/>
+          <w:bCs/>
+        </w:rPr>
+      </w:pPr>
+      <w:r>
+        <w:rPr>
+          <w:b/>
+          <w:bCs/>
+        </w:rPr>
+        <w:t>convert_with_vad</w:t>
+      </w:r>
+      <w:r>
+        <w:rPr>
+          <w:b/>
+          <w:bCs/>
+        </w:rPr>
+        <w:t xml:space="preserve">_tab: </w:t>
+      </w:r>
+      <w:r>
+        <w:t>Điều khiển hiển thị của tab</w:t>
+      </w:r>
+      <w:r>
+        <w:t xml:space="preserve"> Chuyển Đổi Âm Thanh Với Bộ Phát Hiện Giọng Nói.</w:t>
+      </w:r>
+    </w:p>
+    <w:p>
+      <w:pPr>
+        <w:pStyle w:val="ListParagraph"/>
+        <w:numPr>
+          <w:ilvl w:val="0"/>
+          <w:numId w:val="41"/>
+        </w:numPr>
+        <w:rPr>
+          <w:b/>
+          <w:bCs/>
+        </w:rPr>
+      </w:pPr>
+      <w:r>
+        <w:rPr>
+          <w:b/>
+          <w:bCs/>
+        </w:rPr>
+        <w:t>tts_tab</w:t>
+      </w:r>
+      <w:r>
+        <w:rPr>
+          <w:b/>
+          <w:bCs/>
+        </w:rPr>
+        <w:t xml:space="preserve">: </w:t>
+      </w:r>
+      <w:r>
+        <w:t>Điều khiển hiển thị của tab</w:t>
+      </w:r>
+      <w:r>
+        <w:t xml:space="preserve"> Chuyển Đổi Văn Bản.</w:t>
+      </w:r>
+    </w:p>
+    <w:p>
+      <w:pPr>
+        <w:pStyle w:val="ListParagraph"/>
+        <w:numPr>
+          <w:ilvl w:val="0"/>
+          <w:numId w:val="41"/>
+        </w:numPr>
+        <w:rPr>
+          <w:b/>
+          <w:bCs/>
+        </w:rPr>
+      </w:pPr>
+      <w:r>
+        <w:rPr>
+          <w:b/>
+          <w:bCs/>
+        </w:rPr>
+        <w:t>effects_tab</w:t>
+      </w:r>
+      <w:r>
+        <w:rPr>
+          <w:b/>
+          <w:bCs/>
+        </w:rPr>
+        <w:t xml:space="preserve">: </w:t>
+      </w:r>
+      <w:r>
+        <w:t>Điều khiển hiển thị của tab</w:t>
+      </w:r>
+      <w:r>
+        <w:t xml:space="preserve"> Hiệu Ứng Âm Thanh.</w:t>
+      </w:r>
+    </w:p>
+    <w:p>
+      <w:pPr>
+        <w:pStyle w:val="ListParagraph"/>
+        <w:numPr>
+          <w:ilvl w:val="0"/>
+          <w:numId w:val="41"/>
+        </w:numPr>
+        <w:rPr>
+          <w:b/>
+          <w:bCs/>
+        </w:rPr>
+      </w:pPr>
+      <w:r>
+        <w:rPr>
+          <w:b/>
+          <w:bCs/>
+        </w:rPr>
+        <w:t>quirk</w:t>
+      </w:r>
+      <w:r>
+        <w:rPr>
+          <w:b/>
+          <w:bCs/>
+        </w:rPr>
+        <w:t xml:space="preserve">_tab: </w:t>
+      </w:r>
+      <w:r>
+        <w:t>Điều khiển hiển thị của tab</w:t>
+      </w:r>
+      <w:r>
+        <w:t xml:space="preserve"> Hiệu Ứng Kỳ Quặc.</w:t>
+      </w:r>
+    </w:p>
+    <w:p>
+      <w:pPr>
+        <w:pStyle w:val="ListParagraph"/>
+        <w:numPr>
+          <w:ilvl w:val="0"/>
+          <w:numId w:val="41"/>
+        </w:numPr>
+        <w:rPr>
+          <w:b/>
+          <w:bCs/>
+        </w:rPr>
+      </w:pPr>
+      <w:r>
+        <w:rPr>
+          <w:b/>
+          <w:bCs/>
+        </w:rPr>
+        <w:t>create_dataset_tab</w:t>
+      </w:r>
+      <w:r>
+        <w:rPr>
+          <w:b/>
+          <w:bCs/>
+        </w:rPr>
+        <w:t xml:space="preserve">: </w:t>
+      </w:r>
+      <w:r>
+        <w:t>Điều khiển hiển thị của tab</w:t>
+      </w:r>
+      <w:r>
+        <w:t xml:space="preserve"> Tạo Dữ Liệu Huấn Luyện.</w:t>
+      </w:r>
+    </w:p>
+    <w:p>
+      <w:pPr>
+        <w:pStyle w:val="ListParagraph"/>
+        <w:numPr>
+          <w:ilvl w:val="0"/>
+          <w:numId w:val="41"/>
+        </w:numPr>
+        <w:rPr>
+          <w:b/>
+          <w:bCs/>
+        </w:rPr>
+      </w:pPr>
+      <w:r>
+        <w:rPr>
+          <w:b/>
+          <w:bCs/>
+        </w:rPr>
+        <w:t>training_tab</w:t>
+      </w:r>
+      <w:r>
+        <w:rPr>
+          <w:b/>
+          <w:bCs/>
+        </w:rPr>
+        <w:t xml:space="preserve">: </w:t>
+      </w:r>
+      <w:r>
+        <w:t>Điều khiển hiển thị của tab</w:t>
+      </w:r>
+      <w:r>
+        <w:t xml:space="preserve"> Huấn Luyện Mô Hình.</w:t>
+      </w:r>
+    </w:p>
+    <w:p>
+      <w:pPr>
+        <w:pStyle w:val="ListParagraph"/>
+        <w:numPr>
+          <w:ilvl w:val="0"/>
+          <w:numId w:val="41"/>
+        </w:numPr>
+        <w:rPr>
+          <w:b/>
+          <w:bCs/>
+        </w:rPr>
+      </w:pPr>
+      <w:r>
+        <w:rPr>
+          <w:b/>
+          <w:bCs/>
+        </w:rPr>
+        <w:t>fushion_tab</w:t>
+      </w:r>
+      <w:r>
+        <w:rPr>
+          <w:b/>
+          <w:bCs/>
+        </w:rPr>
+        <w:t xml:space="preserve">: </w:t>
+      </w:r>
+      <w:r>
+        <w:t>Điều khiển hiển thị của tab</w:t>
+      </w:r>
+      <w:r>
+        <w:t xml:space="preserve"> Dung Hợp Mô Hình.</w:t>
+      </w:r>
+    </w:p>
+    <w:p>
+      <w:pPr>
+        <w:pStyle w:val="ListParagraph"/>
+        <w:numPr>
+          <w:ilvl w:val="0"/>
+          <w:numId w:val="41"/>
+        </w:numPr>
+        <w:rPr>
+          <w:b/>
+          <w:bCs/>
+        </w:rPr>
+      </w:pPr>
+      <w:r>
+        <w:rPr>
+          <w:b/>
+          <w:bCs/>
+        </w:rPr>
+        <w:t>read_tab</w:t>
+      </w:r>
+      <w:r>
+        <w:rPr>
+          <w:b/>
+          <w:bCs/>
+        </w:rPr>
+        <w:t xml:space="preserve">: </w:t>
+      </w:r>
+      <w:r>
+        <w:t>Điều khiển hiển thị của tab</w:t>
+      </w:r>
+      <w:r>
+        <w:t xml:space="preserve"> Đọc Thông Tin.</w:t>
+      </w:r>
+    </w:p>
+    <w:p>
+      <w:pPr>
+        <w:pStyle w:val="ListParagraph"/>
+        <w:numPr>
+          <w:ilvl w:val="0"/>
+          <w:numId w:val="41"/>
+        </w:numPr>
+        <w:rPr>
+          <w:b/>
+          <w:bCs/>
+        </w:rPr>
+      </w:pPr>
+      <w:r>
+        <w:rPr>
+          <w:b/>
+          <w:bCs/>
+        </w:rPr>
+        <w:t>onnx_tab</w:t>
+      </w:r>
+      <w:r>
+        <w:rPr>
+          <w:b/>
+          <w:bCs/>
+        </w:rPr>
+        <w:t xml:space="preserve">: </w:t>
+      </w:r>
+      <w:r>
+        <w:t>Điều khiển hiển thị của tab</w:t>
+      </w:r>
+      <w:r>
+        <w:t xml:space="preserve"> Chuyển Đổi Mô Hình ONNX.</w:t>
+      </w:r>
+    </w:p>
+    <w:p>
+      <w:pPr>
+        <w:pStyle w:val="ListParagraph"/>
+        <w:numPr>
+          <w:ilvl w:val="0"/>
+          <w:numId w:val="41"/>
+        </w:numPr>
+        <w:rPr>
+          <w:b/>
+          <w:bCs/>
+        </w:rPr>
+      </w:pPr>
+      <w:r>
+        <w:rPr>
+          <w:b/>
+          <w:bCs/>
+        </w:rPr>
+        <w:t>svc_tab</w:t>
+      </w:r>
+      <w:r>
+        <w:rPr>
+          <w:b/>
+          <w:bCs/>
+        </w:rPr>
+        <w:t xml:space="preserve">: </w:t>
+      </w:r>
+      <w:r>
+        <w:t>Điều khiển hiển thị của tab</w:t>
+      </w:r>
+      <w:r>
+        <w:t xml:space="preserve"> Chuyển Đổi Mô Hình SVC.</w:t>
+      </w:r>
+    </w:p>
+    <w:p>
+      <w:pPr>
+        <w:pStyle w:val="ListParagraph"/>
+        <w:numPr>
+          <w:ilvl w:val="0"/>
+          <w:numId w:val="41"/>
+        </w:numPr>
+        <w:rPr>
+          <w:b/>
+          <w:bCs/>
+        </w:rPr>
+      </w:pPr>
+      <w:r>
+        <w:rPr>
+          <w:b/>
+          <w:bCs/>
+        </w:rPr>
+        <w:t>downloads_tab</w:t>
+      </w:r>
+      <w:r>
+        <w:rPr>
+          <w:b/>
+          <w:bCs/>
+        </w:rPr>
+        <w:t xml:space="preserve">: </w:t>
+      </w:r>
+      <w:r>
+        <w:t>Điều khiển hiển thị của tab</w:t>
+      </w:r>
+      <w:r>
+        <w:t xml:space="preserve"> Tải Xuống.</w:t>
+      </w:r>
+    </w:p>
+    <w:p>
+      <w:pPr>
+        <w:pStyle w:val="ListParagraph"/>
+        <w:numPr>
+          <w:ilvl w:val="0"/>
+          <w:numId w:val="41"/>
+        </w:numPr>
+        <w:rPr>
+          <w:b/>
+          <w:bCs/>
+        </w:rPr>
+      </w:pPr>
+      <w:r>
+        <w:rPr>
+          <w:b/>
+          <w:bCs/>
+        </w:rPr>
+        <w:t>f0_extractor_tab</w:t>
+      </w:r>
+      <w:r>
+        <w:rPr>
+          <w:b/>
+          <w:bCs/>
+        </w:rPr>
+        <w:t xml:space="preserve">: </w:t>
+      </w:r>
+      <w:r>
+        <w:t>Điều khiển hiển thị của tab</w:t>
+      </w:r>
+      <w:r>
+        <w:t xml:space="preserve"> Trích Xuất F0.</w:t>
+      </w:r>
+    </w:p>
+    <w:p>
+      <w:pPr>
+        <w:pStyle w:val="ListParagraph"/>
+        <w:numPr>
+          <w:ilvl w:val="0"/>
+          <w:numId w:val="41"/>
+        </w:numPr>
+        <w:rPr>
+          <w:b/>
+          <w:bCs/>
+        </w:rPr>
+      </w:pPr>
+      <w:r>
+        <w:rPr>
+          <w:b/>
+          <w:bCs/>
+        </w:rPr>
+        <w:t>settings_tab</w:t>
+      </w:r>
+      <w:r>
+        <w:rPr>
+          <w:b/>
+          <w:bCs/>
+        </w:rPr>
+        <w:t xml:space="preserve">: </w:t>
+      </w:r>
+      <w:r>
+        <w:t>Điều khiển hiển thị của tab</w:t>
+      </w:r>
+      <w:r>
+        <w:t xml:space="preserve"> Tùy Chỉnh.</w:t>
+      </w:r>
+    </w:p>
+    <w:p>
+      <w:pPr>
+        <w:pStyle w:val="ListParagraph"/>
+        <w:numPr>
+          <w:ilvl w:val="0"/>
+          <w:numId w:val="41"/>
+        </w:numPr>
+        <w:rPr>
+          <w:b/>
+          <w:bCs/>
+        </w:rPr>
+      </w:pPr>
+      <w:r>
+        <w:rPr>
+          <w:b/>
+          <w:bCs/>
+        </w:rPr>
+        <w:t>create_srt_tab</w:t>
+      </w:r>
+      <w:r>
+        <w:rPr>
+          <w:b/>
+          <w:bCs/>
+        </w:rPr>
+        <w:t xml:space="preserve">: </w:t>
+      </w:r>
+      <w:r>
+        <w:t>Điều khiển hiển thị của tab</w:t>
+      </w:r>
+      <w:r>
+        <w:t xml:space="preserve"> Tạo Tệp SRT.</w:t>
+      </w:r>
+    </w:p>
+    <w:p>
+      <w:pPr>
+        <w:pStyle w:val="ListParagraph"/>
+        <w:numPr>
+          <w:ilvl w:val="0"/>
+          <w:numId w:val="41"/>
+        </w:numPr>
+        <w:rPr>
+          <w:b/>
+          <w:bCs/>
+        </w:rPr>
+      </w:pPr>
+      <w:r>
+        <w:rPr>
+          <w:b/>
+          <w:bCs/>
+        </w:rPr>
+        <w:t>realtime_tab</w:t>
+      </w:r>
+      <w:r>
+        <w:rPr>
+          <w:b/>
+          <w:bCs/>
+        </w:rPr>
+        <w:t xml:space="preserve">: </w:t>
+      </w:r>
+      <w:r>
+        <w:t>Điều khiển hiển thị của tab</w:t>
+      </w:r>
+      <w:r>
+        <w:t xml:space="preserve"> Thời Gian Thực.</w:t>
+      </w:r>
+    </w:p>
+    <w:p>
+      <w:pPr>
+        <w:pStyle w:val="ListParagraph"/>
+        <w:numPr>
+          <w:ilvl w:val="0"/>
+          <w:numId w:val="41"/>
+        </w:numPr>
+        <w:rPr>
+          <w:b/>
+          <w:bCs/>
+        </w:rPr>
+      </w:pPr>
+      <w:r>
+        <w:rPr>
+          <w:b/>
+          <w:bCs/>
+        </w:rPr>
+        <w:t>create_reference_tab</w:t>
+      </w:r>
+      <w:r>
+        <w:rPr>
+          <w:b/>
+          <w:bCs/>
+        </w:rPr>
+        <w:t xml:space="preserve">: </w:t>
+      </w:r>
+      <w:r>
+        <w:t>Điều khiển hiển thị của tab</w:t>
+      </w:r>
+      <w:r>
+        <w:t xml:space="preserve"> Tạo Bộ Tham Chiếu.</w:t>
+      </w:r>
+    </w:p>
+    <w:p>
+      <w:pPr>
+        <w:pStyle w:val="ListParagraph"/>
+        <w:numPr>
+          <w:ilvl w:val="0"/>
+          <w:numId w:val="41"/>
+        </w:numPr>
+      </w:pPr>
+      <w:r>
+        <w:rPr>
+          <w:b/>
+          <w:bCs/>
+        </w:rPr>
+        <w:t>analyzer_tab</w:t>
+      </w:r>
+      <w:r>
+        <w:rPr>
+          <w:b/>
+          <w:bCs/>
+        </w:rPr>
+        <w:t xml:space="preserve">: </w:t>
+      </w:r>
+      <w:r>
+        <w:t xml:space="preserve">Điều khiển hiển thị của tab </w:t>
+      </w:r>
+      <w:r>
+        <w:t>Phân Tích Âm Thanh</w:t>
+      </w:r>
+      <w:r>
+        <w:t>.</w:t>
+      </w:r>
+    </w:p>
+    <w:p>
+      <w:pPr>
+        <w:pStyle w:val="ListParagraph"/>
+        <w:numPr>
+          <w:ilvl w:val="0"/>
+          <w:numId w:val="41"/>
+        </w:numPr>
+        <w:rPr>
+          <w:b/>
+          <w:bCs/>
+        </w:rPr>
+      </w:pPr>
+      <w:r>
+        <w:rPr>
+          <w:b/>
+          <w:bCs/>
+        </w:rPr>
+        <w:t>font</w:t>
+      </w:r>
+      <w:r>
+        <w:rPr>
+          <w:b/>
+          <w:bCs/>
+        </w:rPr>
+        <w:t xml:space="preserve">: </w:t>
+      </w:r>
+      <w:r>
+        <w:t>Phông chữ mặc định của giao diện sử dụng.</w:t>
+      </w:r>
+    </w:p>
+    <w:p>
+      <w:pPr>
+        <w:pStyle w:val="ListParagraph"/>
+        <w:numPr>
+          <w:ilvl w:val="0"/>
+          <w:numId w:val="41"/>
+        </w:numPr>
+        <w:rPr>
+          <w:b/>
+          <w:bCs/>
+        </w:rPr>
+      </w:pPr>
+      <w:r>
+        <w:rPr>
+          <w:b/>
+          <w:bCs/>
+        </w:rPr>
+        <w:lastRenderedPageBreak/>
+        <w:t>app_port</w:t>
+      </w:r>
+      <w:r>
+        <w:rPr>
+          <w:b/>
+          <w:bCs/>
+        </w:rPr>
+        <w:t xml:space="preserve">: </w:t>
+      </w:r>
+      <w:r>
+        <w:t>Cổng mạng của giao diện người dùng, nếu cổng đã bị chiếm nó sẽ tự chọn cổng khác.</w:t>
+      </w:r>
+    </w:p>
+    <w:p>
+      <w:pPr>
+        <w:pStyle w:val="ListParagraph"/>
+        <w:numPr>
+          <w:ilvl w:val="0"/>
+          <w:numId w:val="41"/>
+        </w:numPr>
+        <w:rPr>
+          <w:b/>
+          <w:bCs/>
+        </w:rPr>
+      </w:pPr>
+      <w:r>
+        <w:rPr>
+          <w:b/>
+          <w:bCs/>
+        </w:rPr>
+        <w:t>tensorboard_port</w:t>
+      </w:r>
+      <w:r>
+        <w:rPr>
+          <w:b/>
+          <w:bCs/>
+        </w:rPr>
+        <w:t xml:space="preserve">: </w:t>
+      </w:r>
+      <w:r>
+        <w:t>Cổng mạng của biểu đồ Tensorboard.</w:t>
+      </w:r>
+    </w:p>
+    <w:p>
+      <w:pPr>
+        <w:pStyle w:val="ListParagraph"/>
+        <w:numPr>
+          <w:ilvl w:val="0"/>
+          <w:numId w:val="41"/>
+        </w:numPr>
+        <w:rPr>
+          <w:b/>
+          <w:bCs/>
+        </w:rPr>
+      </w:pPr>
+      <w:r>
+        <w:rPr>
+          <w:b/>
+          <w:bCs/>
+        </w:rPr>
+        <w:t>num_of_restart</w:t>
+      </w:r>
+      <w:r>
+        <w:rPr>
+          <w:b/>
+          <w:bCs/>
+        </w:rPr>
+        <w:t xml:space="preserve">: </w:t>
+      </w:r>
+      <w:r>
+        <w:t>Số lần tìm lại cổng mạng khi cổng bị chiếm.</w:t>
+      </w:r>
+    </w:p>
+    <w:p>
+      <w:pPr>
+        <w:pStyle w:val="ListParagraph"/>
+        <w:numPr>
+          <w:ilvl w:val="0"/>
+          <w:numId w:val="41"/>
+        </w:numPr>
+        <w:rPr>
+          <w:b/>
+          <w:bCs/>
+        </w:rPr>
+      </w:pPr>
+      <w:r>
+        <w:rPr>
+          <w:b/>
+          <w:bCs/>
+        </w:rPr>
+        <w:t>server_name</w:t>
+      </w:r>
+      <w:r>
+        <w:rPr>
+          <w:b/>
+          <w:bCs/>
+        </w:rPr>
+        <w:t xml:space="preserve">: </w:t>
+      </w:r>
+      <w:r>
+        <w:t>Địa chỉ host của giao diện sử dụng, ví dụ như `0.0.0.0`, `127.0.0.1`.</w:t>
+      </w:r>
+    </w:p>
+    <w:p>
+      <w:pPr>
+        <w:pStyle w:val="ListParagraph"/>
+        <w:numPr>
+          <w:ilvl w:val="0"/>
+          <w:numId w:val="41"/>
+        </w:numPr>
+        <w:rPr>
+          <w:b/>
+          <w:bCs/>
+        </w:rPr>
+      </w:pPr>
+      <w:r>
+        <w:rPr>
+          <w:b/>
+          <w:bCs/>
+        </w:rPr>
+        <w:t>app_show_error</w:t>
       </w:r>
       <w:r>
         <w:rPr>
@@ -19178,7 +20156,7 @@
         <w:t>:</w:t>
       </w:r>
       <w:r>
-        <w:t xml:space="preserve"> Các giọng nói được hỗ trợ trong chuyển đổi văn bản thành giọng nói của dịch vụ Edge TTS.</w:t>
+        <w:t xml:space="preserve"> Kiểm soát việc hiển thị chi tiết lỗi trên giao diện sử dụng khi xảy ra lỗi trong dự án Gradio.</w:t>
       </w:r>
     </w:p>
     <w:p>
@@ -19198,7 +20176,1206 @@
           <w:b/>
           <w:bCs/>
         </w:rPr>
-        <w:t>google_tts_voice</w:t>
+        <w:t>delete_exists_file</w:t>
+      </w:r>
+      <w:r>
+        <w:rPr>
+          <w:b/>
+          <w:bCs/>
+        </w:rPr>
+        <w:t>:</w:t>
+      </w:r>
+      <w:r>
+        <w:t xml:space="preserve"> Khi không sử dụng, nếu phát hiện tệp đã tồn tại thì sẽ tự động thêm hậu tố để tránh ghi đè. Khi sử dụng, nếu phát hiện tệp đã tồn tại thì sẽ ghi đè trực tiếp thay vì thêm hậu tố.</w:t>
+      </w:r>
+    </w:p>
+    <w:p>
+      <w:pPr>
+        <w:pStyle w:val="ListParagraph"/>
+        <w:numPr>
+          <w:ilvl w:val="0"/>
+          <w:numId w:val="41"/>
+        </w:numPr>
+        <w:rPr>
+          <w:b/>
+          <w:bCs/>
+        </w:rPr>
+      </w:pPr>
+      <w:r>
+        <w:rPr>
+          <w:b/>
+          <w:bCs/>
+        </w:rPr>
+        <w:t>audio_effects_path</w:t>
+      </w:r>
+      <w:r>
+        <w:rPr>
+          <w:b/>
+          <w:bCs/>
+        </w:rPr>
+        <w:t>:</w:t>
+      </w:r>
+      <w:r>
+        <w:t xml:space="preserve"> </w:t>
+      </w:r>
+      <w:r>
+        <w:t>Đường dẫn đến tệp mã xử lí</w:t>
+      </w:r>
+      <w:r>
+        <w:t xml:space="preserve"> phần</w:t>
+      </w:r>
+      <w:r>
+        <w:t xml:space="preserve"> hiệu ứng âm thanh.</w:t>
+      </w:r>
+    </w:p>
+    <w:p>
+      <w:pPr>
+        <w:pStyle w:val="ListParagraph"/>
+        <w:numPr>
+          <w:ilvl w:val="0"/>
+          <w:numId w:val="41"/>
+        </w:numPr>
+        <w:rPr>
+          <w:b/>
+          <w:bCs/>
+        </w:rPr>
+      </w:pPr>
+      <w:r>
+        <w:rPr>
+          <w:b/>
+          <w:bCs/>
+        </w:rPr>
+        <w:t>convert_path</w:t>
+      </w:r>
+      <w:r>
+        <w:rPr>
+          <w:b/>
+          <w:bCs/>
+        </w:rPr>
+        <w:t>:</w:t>
+      </w:r>
+      <w:r>
+        <w:t xml:space="preserve"> </w:t>
+      </w:r>
+      <w:r>
+        <w:t>Đường dẫn đến tệp mã xử lí</w:t>
+      </w:r>
+      <w:r>
+        <w:t xml:space="preserve"> phần</w:t>
+      </w:r>
+      <w:r>
+        <w:t xml:space="preserve"> chuyển đổi giọng nói</w:t>
+      </w:r>
+      <w:r>
+        <w:t xml:space="preserve"> (Không nên thay đổi nếu không có thể dẫn đến lỗi)</w:t>
+      </w:r>
+      <w:r>
+        <w:t>.</w:t>
+      </w:r>
+    </w:p>
+    <w:p>
+      <w:pPr>
+        <w:pStyle w:val="ListParagraph"/>
+        <w:numPr>
+          <w:ilvl w:val="0"/>
+          <w:numId w:val="41"/>
+        </w:numPr>
+        <w:rPr>
+          <w:b/>
+          <w:bCs/>
+        </w:rPr>
+      </w:pPr>
+      <w:r>
+        <w:rPr>
+          <w:b/>
+          <w:bCs/>
+        </w:rPr>
+        <w:t>separate_path</w:t>
+      </w:r>
+      <w:r>
+        <w:rPr>
+          <w:b/>
+          <w:bCs/>
+        </w:rPr>
+        <w:t>:</w:t>
+      </w:r>
+      <w:r>
+        <w:t xml:space="preserve"> </w:t>
+      </w:r>
+      <w:r>
+        <w:t>Đường dẫn đến tệp mã xử lí</w:t>
+      </w:r>
+      <w:r>
+        <w:t xml:space="preserve"> phần</w:t>
+      </w:r>
+      <w:r>
+        <w:t xml:space="preserve"> </w:t>
+      </w:r>
+      <w:r>
+        <w:t>tách nhạc (Không nên thay đổi nếu không có thể dẫn đến lỗi).</w:t>
+      </w:r>
+    </w:p>
+    <w:p>
+      <w:pPr>
+        <w:pStyle w:val="ListParagraph"/>
+        <w:numPr>
+          <w:ilvl w:val="0"/>
+          <w:numId w:val="41"/>
+        </w:numPr>
+        <w:rPr>
+          <w:b/>
+          <w:bCs/>
+        </w:rPr>
+      </w:pPr>
+      <w:r>
+        <w:rPr>
+          <w:b/>
+          <w:bCs/>
+        </w:rPr>
+        <w:t>create_dataset_path</w:t>
+      </w:r>
+      <w:r>
+        <w:rPr>
+          <w:b/>
+          <w:bCs/>
+        </w:rPr>
+        <w:t>:</w:t>
+      </w:r>
+      <w:r>
+        <w:t xml:space="preserve"> </w:t>
+      </w:r>
+      <w:r>
+        <w:t>Đường dẫn đến mã xử lí phần tạo dữ liệu huấn luyện (Không nên thay đổi nếu không có thể dẫn đến lỗi).</w:t>
+      </w:r>
+    </w:p>
+    <w:p>
+      <w:pPr>
+        <w:pStyle w:val="ListParagraph"/>
+        <w:numPr>
+          <w:ilvl w:val="0"/>
+          <w:numId w:val="41"/>
+        </w:numPr>
+        <w:rPr>
+          <w:b/>
+          <w:bCs/>
+        </w:rPr>
+      </w:pPr>
+      <w:r>
+        <w:rPr>
+          <w:b/>
+          <w:bCs/>
+        </w:rPr>
+        <w:t>preprocess_path</w:t>
+      </w:r>
+      <w:r>
+        <w:rPr>
+          <w:b/>
+          <w:bCs/>
+        </w:rPr>
+        <w:t>:</w:t>
+      </w:r>
+      <w:r>
+        <w:t xml:space="preserve"> </w:t>
+      </w:r>
+      <w:r>
+        <w:t>Đường dẫn đến mã xử lí phần tiền xử lí dữ liệu huấn luyện (Không nên thay đổi nếu không có thể dẫn đến lỗi).</w:t>
+      </w:r>
+    </w:p>
+    <w:p>
+      <w:pPr>
+        <w:pStyle w:val="ListParagraph"/>
+        <w:numPr>
+          <w:ilvl w:val="0"/>
+          <w:numId w:val="41"/>
+        </w:numPr>
+        <w:rPr>
+          <w:b/>
+          <w:bCs/>
+        </w:rPr>
+      </w:pPr>
+      <w:r>
+        <w:rPr>
+          <w:b/>
+          <w:bCs/>
+        </w:rPr>
+        <w:t>extract_path</w:t>
+      </w:r>
+      <w:r>
+        <w:rPr>
+          <w:b/>
+          <w:bCs/>
+        </w:rPr>
+        <w:t>:</w:t>
+      </w:r>
+      <w:r>
+        <w:t xml:space="preserve"> </w:t>
+      </w:r>
+      <w:r>
+        <w:t>Đường dẫn đến mã xử lí phần trích xuất dữ liệu huấn luyện (Không nên thay đổi nếu không có thể dẫn đến lỗi).</w:t>
+      </w:r>
+    </w:p>
+    <w:p>
+      <w:pPr>
+        <w:pStyle w:val="ListParagraph"/>
+        <w:numPr>
+          <w:ilvl w:val="0"/>
+          <w:numId w:val="41"/>
+        </w:numPr>
+        <w:rPr>
+          <w:b/>
+          <w:bCs/>
+        </w:rPr>
+      </w:pPr>
+      <w:r>
+        <w:rPr>
+          <w:b/>
+          <w:bCs/>
+        </w:rPr>
+        <w:t>create_index_path</w:t>
+      </w:r>
+      <w:r>
+        <w:rPr>
+          <w:b/>
+          <w:bCs/>
+        </w:rPr>
+        <w:t>:</w:t>
+      </w:r>
+      <w:r>
+        <w:t xml:space="preserve"> </w:t>
+      </w:r>
+      <w:r>
+        <w:t xml:space="preserve"> Đường dẫn đến mã xử lí phần tạo chỉ mục (Không nên thay đổi nếu không có thể dẫn đến lỗi).</w:t>
+      </w:r>
+    </w:p>
+    <w:p>
+      <w:pPr>
+        <w:pStyle w:val="ListParagraph"/>
+        <w:numPr>
+          <w:ilvl w:val="0"/>
+          <w:numId w:val="41"/>
+        </w:numPr>
+        <w:rPr>
+          <w:b/>
+          <w:bCs/>
+        </w:rPr>
+      </w:pPr>
+      <w:r>
+        <w:rPr>
+          <w:b/>
+          <w:bCs/>
+        </w:rPr>
+        <w:t>train_path</w:t>
+      </w:r>
+      <w:r>
+        <w:rPr>
+          <w:b/>
+          <w:bCs/>
+        </w:rPr>
+        <w:t>:</w:t>
+      </w:r>
+      <w:r>
+        <w:t xml:space="preserve"> </w:t>
+      </w:r>
+      <w:r>
+        <w:t>Đường dẫn đến mã xử lí phần huấn luyện (Không nên thay đổi nếu không có thể dẫn đến lỗi).</w:t>
+      </w:r>
+    </w:p>
+    <w:p>
+      <w:pPr>
+        <w:pStyle w:val="ListParagraph"/>
+        <w:numPr>
+          <w:ilvl w:val="0"/>
+          <w:numId w:val="41"/>
+        </w:numPr>
+        <w:rPr>
+          <w:b/>
+          <w:bCs/>
+        </w:rPr>
+      </w:pPr>
+      <w:r>
+        <w:rPr>
+          <w:b/>
+          <w:bCs/>
+        </w:rPr>
+        <w:t>create_reference_path</w:t>
+      </w:r>
+      <w:r>
+        <w:rPr>
+          <w:b/>
+          <w:bCs/>
+        </w:rPr>
+        <w:t>:</w:t>
+      </w:r>
+      <w:r>
+        <w:t xml:space="preserve"> </w:t>
+      </w:r>
+      <w:r>
+        <w:t>Đường dẫn đến mã xử lí phần tạo bộ tham chiếu huấn luyện (Không nên thay đổi nếu không có thể dẫn đến lỗi).</w:t>
+      </w:r>
+    </w:p>
+    <w:p>
+      <w:pPr>
+        <w:pStyle w:val="ListParagraph"/>
+        <w:numPr>
+          <w:ilvl w:val="0"/>
+          <w:numId w:val="41"/>
+        </w:numPr>
+        <w:rPr>
+          <w:b/>
+          <w:bCs/>
+        </w:rPr>
+      </w:pPr>
+      <w:r>
+        <w:rPr>
+          <w:b/>
+          <w:bCs/>
+        </w:rPr>
+        <w:t>ico_path</w:t>
+      </w:r>
+      <w:r>
+        <w:rPr>
+          <w:b/>
+          <w:bCs/>
+        </w:rPr>
+        <w:t>:</w:t>
+      </w:r>
+      <w:r>
+        <w:t xml:space="preserve"> </w:t>
+      </w:r>
+      <w:r>
+        <w:t>Đường dẫn đến tệp icon của giao diện sử dụng.</w:t>
+      </w:r>
+    </w:p>
+    <w:p>
+      <w:pPr>
+        <w:pStyle w:val="ListParagraph"/>
+        <w:numPr>
+          <w:ilvl w:val="0"/>
+          <w:numId w:val="41"/>
+        </w:numPr>
+        <w:rPr>
+          <w:b/>
+          <w:bCs/>
+        </w:rPr>
+      </w:pPr>
+      <w:r>
+        <w:rPr>
+          <w:b/>
+          <w:bCs/>
+        </w:rPr>
+        <w:t>csv_path</w:t>
+      </w:r>
+      <w:r>
+        <w:rPr>
+          <w:b/>
+          <w:bCs/>
+        </w:rPr>
+        <w:t>:</w:t>
+      </w:r>
+      <w:r>
+        <w:t xml:space="preserve"> </w:t>
+      </w:r>
+      <w:r>
+        <w:t>Đường dẫn đến tệp csv chứa kho mô hình của cộng đồng.</w:t>
+      </w:r>
+    </w:p>
+    <w:p>
+      <w:pPr>
+        <w:pStyle w:val="ListParagraph"/>
+        <w:numPr>
+          <w:ilvl w:val="0"/>
+          <w:numId w:val="41"/>
+        </w:numPr>
+        <w:rPr>
+          <w:b/>
+          <w:bCs/>
+        </w:rPr>
+      </w:pPr>
+      <w:r>
+        <w:rPr>
+          <w:b/>
+          <w:bCs/>
+        </w:rPr>
+        <w:t>weights_path</w:t>
+      </w:r>
+      <w:r>
+        <w:rPr>
+          <w:b/>
+          <w:bCs/>
+        </w:rPr>
+        <w:t>:</w:t>
+      </w:r>
+      <w:r>
+        <w:t xml:space="preserve"> </w:t>
+      </w:r>
+      <w:r>
+        <w:t>Đường dẫn đến thư mục chứa các trọng số huấn luyện.</w:t>
+      </w:r>
+    </w:p>
+    <w:p>
+      <w:pPr>
+        <w:pStyle w:val="ListParagraph"/>
+        <w:numPr>
+          <w:ilvl w:val="0"/>
+          <w:numId w:val="41"/>
+        </w:numPr>
+        <w:rPr>
+          <w:b/>
+          <w:bCs/>
+        </w:rPr>
+      </w:pPr>
+      <w:r>
+        <w:rPr>
+          <w:b/>
+          <w:bCs/>
+        </w:rPr>
+        <w:t>logs_path</w:t>
+      </w:r>
+      <w:r>
+        <w:rPr>
+          <w:b/>
+          <w:bCs/>
+        </w:rPr>
+        <w:t>:</w:t>
+      </w:r>
+      <w:r>
+        <w:t xml:space="preserve"> </w:t>
+      </w:r>
+      <w:r>
+        <w:t>Đường dẫn đến thư mục nhật ký nơi chứa tệp nhật ký và phần dữ liệu huấn luyện D và G.</w:t>
+      </w:r>
+    </w:p>
+    <w:p>
+      <w:pPr>
+        <w:pStyle w:val="ListParagraph"/>
+        <w:numPr>
+          <w:ilvl w:val="0"/>
+          <w:numId w:val="41"/>
+        </w:numPr>
+        <w:rPr>
+          <w:b/>
+          <w:bCs/>
+        </w:rPr>
+      </w:pPr>
+      <w:r>
+        <w:rPr>
+          <w:b/>
+          <w:bCs/>
+        </w:rPr>
+        <w:t>binary_path</w:t>
+      </w:r>
+      <w:r>
+        <w:rPr>
+          <w:b/>
+          <w:bCs/>
+        </w:rPr>
+        <w:t>:</w:t>
+      </w:r>
+      <w:r>
+        <w:t xml:space="preserve"> </w:t>
+      </w:r>
+      <w:r>
+        <w:t>Đường dẫn đến thư mục chứa các tệp nhị phân của dự án.</w:t>
+      </w:r>
+    </w:p>
+    <w:p>
+      <w:pPr>
+        <w:pStyle w:val="ListParagraph"/>
+        <w:numPr>
+          <w:ilvl w:val="0"/>
+          <w:numId w:val="41"/>
+        </w:numPr>
+        <w:rPr>
+          <w:b/>
+          <w:bCs/>
+        </w:rPr>
+      </w:pPr>
+      <w:r>
+        <w:rPr>
+          <w:b/>
+          <w:bCs/>
+        </w:rPr>
+        <w:t>f0_path</w:t>
+      </w:r>
+      <w:r>
+        <w:rPr>
+          <w:b/>
+          <w:bCs/>
+        </w:rPr>
+        <w:t>:</w:t>
+      </w:r>
+      <w:r>
+        <w:t xml:space="preserve"> </w:t>
+      </w:r>
+      <w:r>
+        <w:t>Đường dẫn đến thư mục chứa các tệp trích xuất cao độ F0.</w:t>
+      </w:r>
+    </w:p>
+    <w:p>
+      <w:pPr>
+        <w:pStyle w:val="ListParagraph"/>
+        <w:numPr>
+          <w:ilvl w:val="0"/>
+          <w:numId w:val="41"/>
+        </w:numPr>
+        <w:rPr>
+          <w:b/>
+          <w:bCs/>
+        </w:rPr>
+      </w:pPr>
+      <w:r>
+        <w:rPr>
+          <w:b/>
+          <w:bCs/>
+        </w:rPr>
+        <w:t>language_path</w:t>
+      </w:r>
+      <w:r>
+        <w:rPr>
+          <w:b/>
+          <w:bCs/>
+        </w:rPr>
+        <w:t>:</w:t>
+      </w:r>
+      <w:r>
+        <w:t xml:space="preserve"> </w:t>
+      </w:r>
+      <w:r>
+        <w:t>Đường dẫn đến thư mục chứa các tệp ngôn ngữ của dự án.</w:t>
+      </w:r>
+    </w:p>
+    <w:p>
+      <w:pPr>
+        <w:pStyle w:val="ListParagraph"/>
+        <w:numPr>
+          <w:ilvl w:val="0"/>
+          <w:numId w:val="41"/>
+        </w:numPr>
+        <w:rPr>
+          <w:b/>
+          <w:bCs/>
+        </w:rPr>
+      </w:pPr>
+      <w:r>
+        <w:rPr>
+          <w:b/>
+          <w:bCs/>
+        </w:rPr>
+        <w:t>presets_path</w:t>
+      </w:r>
+      <w:r>
+        <w:rPr>
+          <w:b/>
+          <w:bCs/>
+        </w:rPr>
+        <w:t>:</w:t>
+      </w:r>
+      <w:r>
+        <w:t xml:space="preserve"> </w:t>
+      </w:r>
+      <w:r>
+        <w:t>Đường dẫn đến thư mục chứa các tệp cài đặt sẳn được lưu.</w:t>
+      </w:r>
+    </w:p>
+    <w:p>
+      <w:pPr>
+        <w:pStyle w:val="ListParagraph"/>
+        <w:numPr>
+          <w:ilvl w:val="0"/>
+          <w:numId w:val="41"/>
+        </w:numPr>
+        <w:rPr>
+          <w:b/>
+          <w:bCs/>
+        </w:rPr>
+      </w:pPr>
+      <w:r>
+        <w:rPr>
+          <w:b/>
+          <w:bCs/>
+        </w:rPr>
+        <w:t>embedders_path</w:t>
+      </w:r>
+      <w:r>
+        <w:rPr>
+          <w:b/>
+          <w:bCs/>
+        </w:rPr>
+        <w:t>:</w:t>
+      </w:r>
+      <w:r>
+        <w:t xml:space="preserve"> </w:t>
+      </w:r>
+      <w:r>
+        <w:t>Đường dẫn đến thư mục chứa các tệp mô hình nhúng được tải xuống.</w:t>
+      </w:r>
+    </w:p>
+    <w:p>
+      <w:pPr>
+        <w:pStyle w:val="ListParagraph"/>
+        <w:numPr>
+          <w:ilvl w:val="0"/>
+          <w:numId w:val="41"/>
+        </w:numPr>
+        <w:rPr>
+          <w:b/>
+          <w:bCs/>
+        </w:rPr>
+      </w:pPr>
+      <w:r>
+        <w:rPr>
+          <w:b/>
+          <w:bCs/>
+        </w:rPr>
+        <w:t>predictors_path</w:t>
+      </w:r>
+      <w:r>
+        <w:rPr>
+          <w:b/>
+          <w:bCs/>
+        </w:rPr>
+        <w:t>:</w:t>
+      </w:r>
+      <w:r>
+        <w:t xml:space="preserve"> </w:t>
+      </w:r>
+      <w:r>
+        <w:t>Đường dẫn đến thư mục chứa các tệp mô hình trích xuất cao độ được tải xuống.</w:t>
+      </w:r>
+    </w:p>
+    <w:p>
+      <w:pPr>
+        <w:pStyle w:val="ListParagraph"/>
+        <w:numPr>
+          <w:ilvl w:val="0"/>
+          <w:numId w:val="41"/>
+        </w:numPr>
+        <w:rPr>
+          <w:b/>
+          <w:bCs/>
+        </w:rPr>
+      </w:pPr>
+      <w:r>
+        <w:rPr>
+          <w:b/>
+          <w:bCs/>
+        </w:rPr>
+        <w:lastRenderedPageBreak/>
+        <w:t>pretrained_custom_path</w:t>
+      </w:r>
+      <w:r>
+        <w:rPr>
+          <w:b/>
+          <w:bCs/>
+        </w:rPr>
+        <w:t>:</w:t>
+      </w:r>
+      <w:r>
+        <w:t xml:space="preserve"> </w:t>
+      </w:r>
+      <w:r>
+        <w:t>Đường dẫn đến thư mục chứa các tệp mô hình huấn luyện trước tùy chỉnh.</w:t>
+      </w:r>
+    </w:p>
+    <w:p>
+      <w:pPr>
+        <w:pStyle w:val="ListParagraph"/>
+        <w:numPr>
+          <w:ilvl w:val="0"/>
+          <w:numId w:val="41"/>
+        </w:numPr>
+        <w:rPr>
+          <w:b/>
+          <w:bCs/>
+        </w:rPr>
+      </w:pPr>
+      <w:r>
+        <w:rPr>
+          <w:b/>
+          <w:bCs/>
+        </w:rPr>
+        <w:t>pretrained_v1_path</w:t>
+      </w:r>
+      <w:r>
+        <w:rPr>
+          <w:b/>
+          <w:bCs/>
+        </w:rPr>
+        <w:t>:</w:t>
+      </w:r>
+      <w:r>
+        <w:t xml:space="preserve"> </w:t>
+      </w:r>
+      <w:r>
+        <w:t>Đường dẫn đến thư mục chứa các tệp mô hình huấn luyện trước v1.</w:t>
+      </w:r>
+    </w:p>
+    <w:p>
+      <w:pPr>
+        <w:pStyle w:val="ListParagraph"/>
+        <w:numPr>
+          <w:ilvl w:val="0"/>
+          <w:numId w:val="41"/>
+        </w:numPr>
+        <w:rPr>
+          <w:b/>
+          <w:bCs/>
+        </w:rPr>
+      </w:pPr>
+      <w:r>
+        <w:rPr>
+          <w:b/>
+          <w:bCs/>
+        </w:rPr>
+        <w:t>pretrained_v2_path</w:t>
+      </w:r>
+      <w:r>
+        <w:rPr>
+          <w:b/>
+          <w:bCs/>
+        </w:rPr>
+        <w:t>:</w:t>
+      </w:r>
+      <w:r>
+        <w:t xml:space="preserve"> </w:t>
+      </w:r>
+      <w:r>
+        <w:t>Đường dẫn đến thư mục chứa các tệp mô hình huấn luyện trước v2.</w:t>
+      </w:r>
+    </w:p>
+    <w:p>
+      <w:pPr>
+        <w:pStyle w:val="ListParagraph"/>
+        <w:numPr>
+          <w:ilvl w:val="0"/>
+          <w:numId w:val="41"/>
+        </w:numPr>
+        <w:rPr>
+          <w:b/>
+          <w:bCs/>
+        </w:rPr>
+      </w:pPr>
+      <w:r>
+        <w:rPr>
+          <w:b/>
+          <w:bCs/>
+        </w:rPr>
+        <w:t>speaker_diarization_path</w:t>
+      </w:r>
+      <w:r>
+        <w:rPr>
+          <w:b/>
+          <w:bCs/>
+        </w:rPr>
+        <w:t>:</w:t>
+      </w:r>
+      <w:r>
+        <w:t xml:space="preserve"> </w:t>
+      </w:r>
+      <w:r>
+        <w:t>Đường dẫn đến thư mục chứa các tệp mô hình nhận dạng giọng nói.</w:t>
+      </w:r>
+    </w:p>
+    <w:p>
+      <w:pPr>
+        <w:pStyle w:val="ListParagraph"/>
+        <w:numPr>
+          <w:ilvl w:val="0"/>
+          <w:numId w:val="41"/>
+        </w:numPr>
+        <w:rPr>
+          <w:b/>
+          <w:bCs/>
+        </w:rPr>
+      </w:pPr>
+      <w:r>
+        <w:rPr>
+          <w:b/>
+          <w:bCs/>
+        </w:rPr>
+        <w:t>uvr5_path</w:t>
+      </w:r>
+      <w:r>
+        <w:rPr>
+          <w:b/>
+          <w:bCs/>
+        </w:rPr>
+        <w:t>:</w:t>
+      </w:r>
+      <w:r>
+        <w:t xml:space="preserve"> </w:t>
+      </w:r>
+      <w:r>
+        <w:t>Đường dẫn đến thư mục chứa các tệp mô hình tách nhạc.</w:t>
+      </w:r>
+    </w:p>
+    <w:p>
+      <w:pPr>
+        <w:pStyle w:val="ListParagraph"/>
+        <w:numPr>
+          <w:ilvl w:val="0"/>
+          <w:numId w:val="41"/>
+        </w:numPr>
+        <w:rPr>
+          <w:b/>
+          <w:bCs/>
+        </w:rPr>
+      </w:pPr>
+      <w:r>
+        <w:rPr>
+          <w:b/>
+          <w:bCs/>
+        </w:rPr>
+        <w:t>audios_path</w:t>
+      </w:r>
+      <w:r>
+        <w:rPr>
+          <w:b/>
+          <w:bCs/>
+        </w:rPr>
+        <w:t>:</w:t>
+      </w:r>
+      <w:r>
+        <w:t xml:space="preserve"> </w:t>
+      </w:r>
+      <w:r>
+        <w:t>Đường dẫn đến thư mục chứa các tệp âm thanh.</w:t>
+      </w:r>
+    </w:p>
+    <w:p>
+      <w:pPr>
+        <w:pStyle w:val="ListParagraph"/>
+        <w:numPr>
+          <w:ilvl w:val="0"/>
+          <w:numId w:val="41"/>
+        </w:numPr>
+        <w:rPr>
+          <w:b/>
+          <w:bCs/>
+        </w:rPr>
+      </w:pPr>
+      <w:r>
+        <w:rPr>
+          <w:b/>
+          <w:bCs/>
+        </w:rPr>
+        <w:t>reference_path</w:t>
+      </w:r>
+      <w:r>
+        <w:rPr>
+          <w:b/>
+          <w:bCs/>
+        </w:rPr>
+        <w:t>:</w:t>
+      </w:r>
+      <w:r>
+        <w:t xml:space="preserve"> </w:t>
+      </w:r>
+      <w:r>
+        <w:t>đường dẫn thư mục chứa các tệp của các bộ tham số.</w:t>
+      </w:r>
+    </w:p>
+    <w:p>
+      <w:pPr>
+        <w:pStyle w:val="ListParagraph"/>
+        <w:numPr>
+          <w:ilvl w:val="0"/>
+          <w:numId w:val="41"/>
+        </w:numPr>
+        <w:rPr>
+          <w:b/>
+          <w:bCs/>
+        </w:rPr>
+      </w:pPr>
+      <w:r>
+        <w:rPr>
+          <w:b/>
+          <w:bCs/>
+        </w:rPr>
+        <w:t>demucs_segments_enable</w:t>
+      </w:r>
+      <w:r>
+        <w:rPr>
+          <w:b/>
+          <w:bCs/>
+        </w:rPr>
+        <w:t>:</w:t>
+      </w:r>
+      <w:r>
+        <w:t xml:space="preserve"> Dùng để bật/tắt chế độ phân đoạn âm thanh của mô hình Demucs</w:t>
+      </w:r>
+      <w:r>
+        <w:t>, có thể làm tăng hoặc giảm tốc độ và tài nguyên tiêu thụ tùy theo từng trường hợp sử dụng.</w:t>
+      </w:r>
+    </w:p>
+    <w:p>
+      <w:pPr>
+        <w:pStyle w:val="ListParagraph"/>
+        <w:numPr>
+          <w:ilvl w:val="0"/>
+          <w:numId w:val="41"/>
+        </w:numPr>
+        <w:rPr>
+          <w:b/>
+          <w:bCs/>
+        </w:rPr>
+      </w:pPr>
+      <w:r>
+        <w:rPr>
+          <w:b/>
+          <w:bCs/>
+        </w:rPr>
+        <w:t>demucs_cpu_mode</w:t>
+      </w:r>
+      <w:r>
+        <w:rPr>
+          <w:b/>
+          <w:bCs/>
+        </w:rPr>
+        <w:t>:</w:t>
+      </w:r>
+      <w:r>
+        <w:t xml:space="preserve"> Dùng để ép mô hình Demucs chạy trên CPU. Hữu ích khi thiết bị không đủ tài nguyên hoặc bị quá tải khi chạy Demucs trên GPU.</w:t>
+      </w:r>
+    </w:p>
+    <w:p>
+      <w:pPr>
+        <w:pStyle w:val="ListParagraph"/>
+        <w:numPr>
+          <w:ilvl w:val="0"/>
+          <w:numId w:val="41"/>
+        </w:numPr>
+        <w:rPr>
+          <w:b/>
+          <w:bCs/>
+        </w:rPr>
+      </w:pPr>
+      <w:r>
+        <w:rPr>
+          <w:b/>
+          <w:bCs/>
+        </w:rPr>
+        <w:t>limit_f0</w:t>
+      </w:r>
+      <w:r>
+        <w:rPr>
+          <w:b/>
+          <w:bCs/>
+        </w:rPr>
+        <w:t>:</w:t>
+      </w:r>
+      <w:r>
+        <w:t xml:space="preserve"> Khi sử dụng tính năng đề xuất cao độ, giá trị tính toán có thể vượt ngoài mức thông thường; tùy chọn này dùng để giới hạn lại phạm vi giá trị đó.</w:t>
+      </w:r>
+    </w:p>
+    <w:p>
+      <w:pPr>
+        <w:pStyle w:val="ListParagraph"/>
+        <w:numPr>
+          <w:ilvl w:val="0"/>
+          <w:numId w:val="41"/>
+        </w:numPr>
+        <w:rPr>
+          <w:b/>
+          <w:bCs/>
+        </w:rPr>
+      </w:pPr>
+      <w:r>
+        <w:rPr>
+          <w:b/>
+          <w:bCs/>
+        </w:rPr>
+        <w:t>debug_mode</w:t>
+      </w:r>
+      <w:r>
+        <w:rPr>
+          <w:b/>
+          <w:bCs/>
+        </w:rPr>
+        <w:t>:</w:t>
+      </w:r>
+      <w:r>
+        <w:t xml:space="preserve"> Bật chế độ gỡ lỗi của toàn bộ dự án,</w:t>
+      </w:r>
+      <w:r>
+        <w:t xml:space="preserve"> nó sẽ in ra tất cả cảnh báo ẩn các đoạn gỡ lỗi,…</w:t>
+      </w:r>
+    </w:p>
+    <w:p>
+      <w:pPr>
+        <w:pStyle w:val="ListParagraph"/>
+        <w:numPr>
+          <w:ilvl w:val="0"/>
+          <w:numId w:val="41"/>
+        </w:numPr>
+        <w:rPr>
+          <w:b/>
+          <w:bCs/>
+        </w:rPr>
+      </w:pPr>
+      <w:r>
+        <w:rPr>
+          <w:b/>
+          <w:bCs/>
+        </w:rPr>
+        <w:t>pretrain_strict</w:t>
+      </w:r>
+      <w:r>
+        <w:rPr>
+          <w:b/>
+          <w:bCs/>
+        </w:rPr>
+        <w:t>:</w:t>
+      </w:r>
+      <w:r>
+        <w:t xml:space="preserve"> Khi không được sử dụng sẽ ép mô hình huấn luyện trước có thể hoạt động khi cấu trúc mô hình khác với cấu trúc huấn luyện hiện tại. Khi sử dụng sẽ yêu cầu cấu trúc phải khớp hoàn toàn.</w:t>
+      </w:r>
+    </w:p>
+    <w:p>
+      <w:pPr>
+        <w:pStyle w:val="ListParagraph"/>
+        <w:numPr>
+          <w:ilvl w:val="0"/>
+          <w:numId w:val="41"/>
+        </w:numPr>
+        <w:rPr>
+          <w:b/>
+          <w:bCs/>
+        </w:rPr>
+      </w:pPr>
+      <w:r>
+        <w:rPr>
+          <w:b/>
+          <w:bCs/>
+        </w:rPr>
+        <w:t>cpu_mode</w:t>
+      </w:r>
+      <w:r>
+        <w:rPr>
+          <w:b/>
+          <w:bCs/>
+        </w:rPr>
+        <w:t>:</w:t>
+      </w:r>
+      <w:r>
+        <w:t xml:space="preserve"> Dùng để ép dự án chạy trên cpu thay vì bất kì thiết bị khác.</w:t>
+      </w:r>
+    </w:p>
+    <w:p>
+      <w:pPr>
+        <w:pStyle w:val="ListParagraph"/>
+        <w:numPr>
+          <w:ilvl w:val="0"/>
+          <w:numId w:val="41"/>
+        </w:numPr>
+        <w:rPr>
+          <w:b/>
+          <w:bCs/>
+        </w:rPr>
+      </w:pPr>
+      <w:r>
+        <w:rPr>
+          <w:b/>
+          <w:bCs/>
+        </w:rPr>
+        <w:t>brain</w:t>
+      </w:r>
+      <w:r>
+        <w:rPr>
+          <w:b/>
+          <w:bCs/>
+        </w:rPr>
+        <w:t>:</w:t>
+      </w:r>
+      <w:r>
+        <w:t xml:space="preserve"> Dùng để bật BF16 để tăng tốc huấn luyện FP16. Chỉ nên bật nếu GPU của bạn hỗ trợ sử dụng BF16.</w:t>
+      </w:r>
+    </w:p>
+    <w:p>
+      <w:pPr>
+        <w:pStyle w:val="ListParagraph"/>
+        <w:numPr>
+          <w:ilvl w:val="0"/>
+          <w:numId w:val="41"/>
+        </w:numPr>
+        <w:rPr>
+          <w:b/>
+          <w:bCs/>
+        </w:rPr>
+      </w:pPr>
+      <w:r>
+        <w:rPr>
+          <w:b/>
+          <w:bCs/>
+        </w:rPr>
+        <w:t>tf32</w:t>
+      </w:r>
+      <w:r>
+        <w:rPr>
+          <w:b/>
+          <w:bCs/>
+        </w:rPr>
+        <w:t>:</w:t>
+      </w:r>
+      <w:r>
+        <w:t xml:space="preserve"> Dùng để bật TF32 để tăng tốc huấn luyện FP32. Chỉ nên bật nếu GPU của bạn thuộc NVIDIA và hỗ trợ TF32.</w:t>
+      </w:r>
+    </w:p>
+    <w:p>
+      <w:pPr>
+        <w:pStyle w:val="ListParagraph"/>
+        <w:numPr>
+          <w:ilvl w:val="0"/>
+          <w:numId w:val="41"/>
+        </w:numPr>
+        <w:rPr>
+          <w:b/>
+          <w:bCs/>
+        </w:rPr>
+      </w:pPr>
+      <w:r>
+        <w:rPr>
+          <w:b/>
+          <w:bCs/>
+        </w:rPr>
+        <w:t>discord_presence</w:t>
+      </w:r>
+      <w:r>
+        <w:rPr>
+          <w:b/>
+          <w:bCs/>
+        </w:rPr>
+        <w:t>:</w:t>
+      </w:r>
+      <w:r>
+        <w:rPr>
+          <w:b/>
+          <w:bCs/>
+        </w:rPr>
+        <w:t xml:space="preserve"> </w:t>
+      </w:r>
+      <w:r>
+        <w:t>Khi sử dụng, nó sẽ hiện thị rpc việc bạn đang sử dụng dự án này trên discord.</w:t>
+      </w:r>
+    </w:p>
+    <w:p>
+      <w:pPr>
+        <w:pStyle w:val="ListParagraph"/>
+        <w:numPr>
+          <w:ilvl w:val="0"/>
+          <w:numId w:val="41"/>
+        </w:numPr>
+        <w:rPr>
+          <w:b/>
+          <w:bCs/>
+        </w:rPr>
+      </w:pPr>
+      <w:r>
+        <w:rPr>
+          <w:b/>
+          <w:bCs/>
+        </w:rPr>
+        <w:t>f0_min</w:t>
       </w:r>
       <w:r>
         <w:rPr>
@@ -19208,7 +21385,19 @@
         <w:t xml:space="preserve">: </w:t>
       </w:r>
       <w:r>
-        <w:t>Các giọng nói được hỗ trợ trong chuyển đổi văn bản thành giọng nói của dịch vụ Google TTS.</w:t>
+        <w:t xml:space="preserve">Mức giới hạn thấp nhất được </w:t>
+      </w:r>
+      <w:r>
+        <w:t>cho phép</w:t>
+      </w:r>
+      <w:r>
+        <w:t xml:space="preserve"> </w:t>
+      </w:r>
+      <w:r>
+        <w:t xml:space="preserve">trên </w:t>
+      </w:r>
+      <w:r>
+        <w:t>các mô hình trích xuất cao độ (Lưu ý: Đây là mức thiết kế gốc không tự ý chỉnh sửa có thể gây ảnh hưởng đến chất lượng đầu ra).</w:t>
       </w:r>
     </w:p>
     <w:p>
@@ -19228,7 +21417,7 @@
           <w:b/>
           <w:bCs/>
         </w:rPr>
-        <w:t>whisper_languages</w:t>
+        <w:t>f0_max</w:t>
       </w:r>
       <w:r>
         <w:rPr>
@@ -19238,7 +21427,13 @@
         <w:t xml:space="preserve">: </w:t>
       </w:r>
       <w:r>
-        <w:t>Các ngôn ngữ được hỗ trợ của mô hình Whisper.</w:t>
+        <w:t xml:space="preserve">Mức giới hạn cao nhất được </w:t>
+      </w:r>
+      <w:r>
+        <w:t>cho phép trên các</w:t>
+      </w:r>
+      <w:r>
+        <w:t xml:space="preserve"> mô hình trích xuất cao độ (Lưu ý: Đây là mức thiết kế gốc không tự ý chỉnh sửa có thể gây ảnh hưởng đến chất lượng đầu ra).</w:t>
       </w:r>
     </w:p>
     <w:p>
@@ -19258,7 +21453,7 @@
           <w:b/>
           <w:bCs/>
         </w:rPr>
-        <w:t>fp16</w:t>
+        <w:t>turn_on_resize_f0_for_all</w:t>
       </w:r>
       <w:r>
         <w:rPr>
@@ -19268,7 +21463,7 @@
         <w:t xml:space="preserve">: </w:t>
       </w:r>
       <w:r>
-        <w:t>Dùng để bật FP16 của dự án, chỉ nên bật khi GPU hỗ trợ FP16.</w:t>
+        <w:t>Hãy bật nó nếu muốn đảm bảo tất cả đầu ra F0 có thể co dãn để phù hợp với độ dài âm thanh, có thể tăng thời gian xử lí.</w:t>
       </w:r>
     </w:p>
     <w:p>
@@ -19288,7 +21483,7 @@
           <w:b/>
           <w:bCs/>
         </w:rPr>
-        <w:t>editing_tab</w:t>
+        <w:t>allow_fp16_all_backend</w:t>
       </w:r>
       <w:r>
         <w:rPr>
@@ -19298,13 +21493,7 @@
         <w:t xml:space="preserve">: </w:t>
       </w:r>
       <w:r>
-        <w:t xml:space="preserve">Điều khiển hiển thị của tab </w:t>
-      </w:r>
-      <w:r>
-        <w:t>Chỉnh Sửa</w:t>
-      </w:r>
-      <w:r>
-        <w:t>.</w:t>
+        <w:t>Cho phép về hình thức các Backend không hỗ trợ FP16 có thể chuyển đổi sang chế độ FP16, nhưng có thể nó sẽ tự chuyển về FP32 hoặc lỗi do không hỗ trợ.</w:t>
       </w:r>
     </w:p>
     <w:p>
@@ -19324,2244 +21513,7 @@
           <w:b/>
           <w:bCs/>
         </w:rPr>
-        <w:t>inference_tab</w:t>
-      </w:r>
-      <w:r>
-        <w:rPr>
-          <w:b/>
-          <w:bCs/>
-        </w:rPr>
-        <w:t xml:space="preserve">: </w:t>
-      </w:r>
-      <w:r>
-        <w:t>Điều khiển hiển thị của tab Suy Luận.</w:t>
-      </w:r>
-    </w:p>
-    <w:p>
-      <w:pPr>
-        <w:pStyle w:val="ListParagraph"/>
-        <w:numPr>
-          <w:ilvl w:val="0"/>
-          <w:numId w:val="41"/>
-        </w:numPr>
-        <w:rPr>
-          <w:b/>
-          <w:bCs/>
-        </w:rPr>
-      </w:pPr>
-      <w:r>
-        <w:rPr>
-          <w:b/>
-          <w:bCs/>
-        </w:rPr>
-        <w:t>create_and_training_tab</w:t>
-      </w:r>
-      <w:r>
-        <w:rPr>
-          <w:b/>
-          <w:bCs/>
-        </w:rPr>
-        <w:t xml:space="preserve">: </w:t>
-      </w:r>
-      <w:r>
-        <w:t>Điều khiển hiển thị của tab Huấn Luyện Mô Hình.</w:t>
-      </w:r>
-    </w:p>
-    <w:p>
-      <w:pPr>
-        <w:pStyle w:val="ListParagraph"/>
-        <w:numPr>
-          <w:ilvl w:val="0"/>
-          <w:numId w:val="41"/>
-        </w:numPr>
-        <w:rPr>
-          <w:b/>
-          <w:bCs/>
-        </w:rPr>
-      </w:pPr>
-      <w:r>
-        <w:rPr>
-          <w:b/>
-          <w:bCs/>
-        </w:rPr>
-        <w:t>extra_tab</w:t>
-      </w:r>
-      <w:r>
-        <w:rPr>
-          <w:b/>
-          <w:bCs/>
-        </w:rPr>
-        <w:t xml:space="preserve">: </w:t>
-      </w:r>
-      <w:r>
-        <w:t>Điều khiển hiển thị của tab</w:t>
-      </w:r>
-      <w:r>
-        <w:t xml:space="preserve"> Thêm.</w:t>
-      </w:r>
-    </w:p>
-    <w:p>
-      <w:pPr>
-        <w:pStyle w:val="ListParagraph"/>
-        <w:numPr>
-          <w:ilvl w:val="0"/>
-          <w:numId w:val="41"/>
-        </w:numPr>
-        <w:rPr>
-          <w:b/>
-          <w:bCs/>
-        </w:rPr>
-      </w:pPr>
-      <w:r>
-        <w:rPr>
-          <w:b/>
-          <w:bCs/>
-        </w:rPr>
-        <w:t>separator_tab</w:t>
-      </w:r>
-      <w:r>
-        <w:rPr>
-          <w:b/>
-          <w:bCs/>
-        </w:rPr>
-        <w:t xml:space="preserve">: </w:t>
-      </w:r>
-      <w:r>
-        <w:t>Điều khiển hiển thị của tab</w:t>
-      </w:r>
-      <w:r>
-        <w:t xml:space="preserve"> Tách Nhạc.</w:t>
-      </w:r>
-    </w:p>
-    <w:p>
-      <w:pPr>
-        <w:pStyle w:val="ListParagraph"/>
-        <w:numPr>
-          <w:ilvl w:val="0"/>
-          <w:numId w:val="41"/>
-        </w:numPr>
-        <w:rPr>
-          <w:b/>
-          <w:bCs/>
-        </w:rPr>
-      </w:pPr>
-      <w:r>
-        <w:rPr>
-          <w:b/>
-          <w:bCs/>
-        </w:rPr>
-        <w:t>convert_tab</w:t>
-      </w:r>
-      <w:r>
-        <w:rPr>
-          <w:b/>
-          <w:bCs/>
-        </w:rPr>
-        <w:t xml:space="preserve">: </w:t>
-      </w:r>
-      <w:r>
-        <w:t>Điều khiển hiển thị của tab</w:t>
-      </w:r>
-      <w:r>
-        <w:t xml:space="preserve"> Chuyển Đổi Âm Thanh.</w:t>
-      </w:r>
-    </w:p>
-    <w:p>
-      <w:pPr>
-        <w:pStyle w:val="ListParagraph"/>
-        <w:numPr>
-          <w:ilvl w:val="0"/>
-          <w:numId w:val="41"/>
-        </w:numPr>
-        <w:rPr>
-          <w:b/>
-          <w:bCs/>
-        </w:rPr>
-      </w:pPr>
-      <w:r>
-        <w:rPr>
-          <w:b/>
-          <w:bCs/>
-        </w:rPr>
-        <w:t>convert_with_vad</w:t>
-      </w:r>
-      <w:r>
-        <w:rPr>
-          <w:b/>
-          <w:bCs/>
-        </w:rPr>
-        <w:t xml:space="preserve">_tab: </w:t>
-      </w:r>
-      <w:r>
-        <w:t>Điều khiển hiển thị của tab</w:t>
-      </w:r>
-      <w:r>
-        <w:t xml:space="preserve"> Chuyển Đổi Âm Thanh Với Bộ Phát Hiện Giọng Nói.</w:t>
-      </w:r>
-    </w:p>
-    <w:p>
-      <w:pPr>
-        <w:pStyle w:val="ListParagraph"/>
-        <w:numPr>
-          <w:ilvl w:val="0"/>
-          <w:numId w:val="41"/>
-        </w:numPr>
-        <w:rPr>
-          <w:b/>
-          <w:bCs/>
-        </w:rPr>
-      </w:pPr>
-      <w:r>
-        <w:rPr>
-          <w:b/>
-          <w:bCs/>
-        </w:rPr>
-        <w:t>tts_tab</w:t>
-      </w:r>
-      <w:r>
-        <w:rPr>
-          <w:b/>
-          <w:bCs/>
-        </w:rPr>
-        <w:t xml:space="preserve">: </w:t>
-      </w:r>
-      <w:r>
-        <w:t>Điều khiển hiển thị của tab</w:t>
-      </w:r>
-      <w:r>
-        <w:t xml:space="preserve"> Chuyển Đổi Văn Bản.</w:t>
-      </w:r>
-    </w:p>
-    <w:p>
-      <w:pPr>
-        <w:pStyle w:val="ListParagraph"/>
-        <w:numPr>
-          <w:ilvl w:val="0"/>
-          <w:numId w:val="41"/>
-        </w:numPr>
-        <w:rPr>
-          <w:b/>
-          <w:bCs/>
-        </w:rPr>
-      </w:pPr>
-      <w:r>
-        <w:rPr>
-          <w:b/>
-          <w:bCs/>
-        </w:rPr>
-        <w:t>effects_tab</w:t>
-      </w:r>
-      <w:r>
-        <w:rPr>
-          <w:b/>
-          <w:bCs/>
-        </w:rPr>
-        <w:t xml:space="preserve">: </w:t>
-      </w:r>
-      <w:r>
-        <w:t>Điều khiển hiển thị của tab</w:t>
-      </w:r>
-      <w:r>
-        <w:t xml:space="preserve"> Hiệu Ứng Âm Thanh.</w:t>
-      </w:r>
-    </w:p>
-    <w:p>
-      <w:pPr>
-        <w:pStyle w:val="ListParagraph"/>
-        <w:numPr>
-          <w:ilvl w:val="0"/>
-          <w:numId w:val="41"/>
-        </w:numPr>
-        <w:rPr>
-          <w:b/>
-          <w:bCs/>
-        </w:rPr>
-      </w:pPr>
-      <w:r>
-        <w:rPr>
-          <w:b/>
-          <w:bCs/>
-        </w:rPr>
-        <w:t>quirk</w:t>
-      </w:r>
-      <w:r>
-        <w:rPr>
-          <w:b/>
-          <w:bCs/>
-        </w:rPr>
-        <w:t xml:space="preserve">_tab: </w:t>
-      </w:r>
-      <w:r>
-        <w:t>Điều khiển hiển thị của tab</w:t>
-      </w:r>
-      <w:r>
-        <w:t xml:space="preserve"> Hiệu Ứng Kỳ Quặc.</w:t>
-      </w:r>
-    </w:p>
-    <w:p>
-      <w:pPr>
-        <w:pStyle w:val="ListParagraph"/>
-        <w:numPr>
-          <w:ilvl w:val="0"/>
-          <w:numId w:val="41"/>
-        </w:numPr>
-        <w:rPr>
-          <w:b/>
-          <w:bCs/>
-        </w:rPr>
-      </w:pPr>
-      <w:r>
-        <w:rPr>
-          <w:b/>
-          <w:bCs/>
-        </w:rPr>
-        <w:t>create_dataset_tab</w:t>
-      </w:r>
-      <w:r>
-        <w:rPr>
-          <w:b/>
-          <w:bCs/>
-        </w:rPr>
-        <w:t xml:space="preserve">: </w:t>
-      </w:r>
-      <w:r>
-        <w:t>Điều khiển hiển thị của tab</w:t>
-      </w:r>
-      <w:r>
-        <w:t xml:space="preserve"> Tạo Dữ Liệu Huấn Luyện.</w:t>
-      </w:r>
-    </w:p>
-    <w:p>
-      <w:pPr>
-        <w:pStyle w:val="ListParagraph"/>
-        <w:numPr>
-          <w:ilvl w:val="0"/>
-          <w:numId w:val="41"/>
-        </w:numPr>
-        <w:rPr>
-          <w:b/>
-          <w:bCs/>
-        </w:rPr>
-      </w:pPr>
-      <w:r>
-        <w:rPr>
-          <w:b/>
-          <w:bCs/>
-        </w:rPr>
-        <w:t>training_tab</w:t>
-      </w:r>
-      <w:r>
-        <w:rPr>
-          <w:b/>
-          <w:bCs/>
-        </w:rPr>
-        <w:t xml:space="preserve">: </w:t>
-      </w:r>
-      <w:r>
-        <w:t>Điều khiển hiển thị của tab</w:t>
-      </w:r>
-      <w:r>
-        <w:t xml:space="preserve"> Huấn Luyện Mô Hình.</w:t>
-      </w:r>
-    </w:p>
-    <w:p>
-      <w:pPr>
-        <w:pStyle w:val="ListParagraph"/>
-        <w:numPr>
-          <w:ilvl w:val="0"/>
-          <w:numId w:val="41"/>
-        </w:numPr>
-        <w:rPr>
-          <w:b/>
-          <w:bCs/>
-        </w:rPr>
-      </w:pPr>
-      <w:r>
-        <w:rPr>
-          <w:b/>
-          <w:bCs/>
-        </w:rPr>
-        <w:t>fushion_tab</w:t>
-      </w:r>
-      <w:r>
-        <w:rPr>
-          <w:b/>
-          <w:bCs/>
-        </w:rPr>
-        <w:t xml:space="preserve">: </w:t>
-      </w:r>
-      <w:r>
-        <w:t>Điều khiển hiển thị của tab</w:t>
-      </w:r>
-      <w:r>
-        <w:t xml:space="preserve"> Dung Hợp Mô Hình.</w:t>
-      </w:r>
-    </w:p>
-    <w:p>
-      <w:pPr>
-        <w:pStyle w:val="ListParagraph"/>
-        <w:numPr>
-          <w:ilvl w:val="0"/>
-          <w:numId w:val="41"/>
-        </w:numPr>
-        <w:rPr>
-          <w:b/>
-          <w:bCs/>
-        </w:rPr>
-      </w:pPr>
-      <w:r>
-        <w:rPr>
-          <w:b/>
-          <w:bCs/>
-        </w:rPr>
-        <w:t>read_tab</w:t>
-      </w:r>
-      <w:r>
-        <w:rPr>
-          <w:b/>
-          <w:bCs/>
-        </w:rPr>
-        <w:t xml:space="preserve">: </w:t>
-      </w:r>
-      <w:r>
-        <w:t>Điều khiển hiển thị của tab</w:t>
-      </w:r>
-      <w:r>
-        <w:t xml:space="preserve"> Đọc Thông Tin.</w:t>
-      </w:r>
-    </w:p>
-    <w:p>
-      <w:pPr>
-        <w:pStyle w:val="ListParagraph"/>
-        <w:numPr>
-          <w:ilvl w:val="0"/>
-          <w:numId w:val="41"/>
-        </w:numPr>
-        <w:rPr>
-          <w:b/>
-          <w:bCs/>
-        </w:rPr>
-      </w:pPr>
-      <w:r>
-        <w:rPr>
-          <w:b/>
-          <w:bCs/>
-        </w:rPr>
-        <w:t>onnx_tab</w:t>
-      </w:r>
-      <w:r>
-        <w:rPr>
-          <w:b/>
-          <w:bCs/>
-        </w:rPr>
-        <w:t xml:space="preserve">: </w:t>
-      </w:r>
-      <w:r>
-        <w:t>Điều khiển hiển thị của tab</w:t>
-      </w:r>
-      <w:r>
-        <w:t xml:space="preserve"> Chuyển Đổi Mô Hình ONNX.</w:t>
-      </w:r>
-    </w:p>
-    <w:p>
-      <w:pPr>
-        <w:pStyle w:val="ListParagraph"/>
-        <w:numPr>
-          <w:ilvl w:val="0"/>
-          <w:numId w:val="41"/>
-        </w:numPr>
-        <w:rPr>
-          <w:b/>
-          <w:bCs/>
-        </w:rPr>
-      </w:pPr>
-      <w:r>
-        <w:rPr>
-          <w:b/>
-          <w:bCs/>
-        </w:rPr>
-        <w:t>svc_tab</w:t>
-      </w:r>
-      <w:r>
-        <w:rPr>
-          <w:b/>
-          <w:bCs/>
-        </w:rPr>
-        <w:t xml:space="preserve">: </w:t>
-      </w:r>
-      <w:r>
-        <w:t>Điều khiển hiển thị của tab</w:t>
-      </w:r>
-      <w:r>
-        <w:t xml:space="preserve"> Chuyển Đổi Mô Hình SVC.</w:t>
-      </w:r>
-    </w:p>
-    <w:p>
-      <w:pPr>
-        <w:pStyle w:val="ListParagraph"/>
-        <w:numPr>
-          <w:ilvl w:val="0"/>
-          <w:numId w:val="41"/>
-        </w:numPr>
-        <w:rPr>
-          <w:b/>
-          <w:bCs/>
-        </w:rPr>
-      </w:pPr>
-      <w:r>
-        <w:rPr>
-          <w:b/>
-          <w:bCs/>
-        </w:rPr>
-        <w:t>downloads_tab</w:t>
-      </w:r>
-      <w:r>
-        <w:rPr>
-          <w:b/>
-          <w:bCs/>
-        </w:rPr>
-        <w:t xml:space="preserve">: </w:t>
-      </w:r>
-      <w:r>
-        <w:t>Điều khiển hiển thị của tab</w:t>
-      </w:r>
-      <w:r>
-        <w:t xml:space="preserve"> Tải Xuống.</w:t>
-      </w:r>
-    </w:p>
-    <w:p>
-      <w:pPr>
-        <w:pStyle w:val="ListParagraph"/>
-        <w:numPr>
-          <w:ilvl w:val="0"/>
-          <w:numId w:val="41"/>
-        </w:numPr>
-        <w:rPr>
-          <w:b/>
-          <w:bCs/>
-        </w:rPr>
-      </w:pPr>
-      <w:r>
-        <w:rPr>
-          <w:b/>
-          <w:bCs/>
-        </w:rPr>
-        <w:t>f0_extractor_tab</w:t>
-      </w:r>
-      <w:r>
-        <w:rPr>
-          <w:b/>
-          <w:bCs/>
-        </w:rPr>
-        <w:t xml:space="preserve">: </w:t>
-      </w:r>
-      <w:r>
-        <w:t>Điều khiển hiển thị của tab</w:t>
-      </w:r>
-      <w:r>
-        <w:t xml:space="preserve"> Trích Xuất F0.</w:t>
-      </w:r>
-    </w:p>
-    <w:p>
-      <w:pPr>
-        <w:pStyle w:val="ListParagraph"/>
-        <w:numPr>
-          <w:ilvl w:val="0"/>
-          <w:numId w:val="41"/>
-        </w:numPr>
-        <w:rPr>
-          <w:b/>
-          <w:bCs/>
-        </w:rPr>
-      </w:pPr>
-      <w:r>
-        <w:rPr>
-          <w:b/>
-          <w:bCs/>
-        </w:rPr>
-        <w:t>settings_tab</w:t>
-      </w:r>
-      <w:r>
-        <w:rPr>
-          <w:b/>
-          <w:bCs/>
-        </w:rPr>
-        <w:t xml:space="preserve">: </w:t>
-      </w:r>
-      <w:r>
-        <w:t>Điều khiển hiển thị của tab</w:t>
-      </w:r>
-      <w:r>
-        <w:t xml:space="preserve"> Tùy Chỉnh.</w:t>
-      </w:r>
-    </w:p>
-    <w:p>
-      <w:pPr>
-        <w:pStyle w:val="ListParagraph"/>
-        <w:numPr>
-          <w:ilvl w:val="0"/>
-          <w:numId w:val="41"/>
-        </w:numPr>
-        <w:rPr>
-          <w:b/>
-          <w:bCs/>
-        </w:rPr>
-      </w:pPr>
-      <w:r>
-        <w:rPr>
-          <w:b/>
-          <w:bCs/>
-        </w:rPr>
-        <w:t>create_srt_tab</w:t>
-      </w:r>
-      <w:r>
-        <w:rPr>
-          <w:b/>
-          <w:bCs/>
-        </w:rPr>
-        <w:t xml:space="preserve">: </w:t>
-      </w:r>
-      <w:r>
-        <w:t>Điều khiển hiển thị của tab</w:t>
-      </w:r>
-      <w:r>
-        <w:t xml:space="preserve"> Tạo Tệp SRT.</w:t>
-      </w:r>
-    </w:p>
-    <w:p>
-      <w:pPr>
-        <w:pStyle w:val="ListParagraph"/>
-        <w:numPr>
-          <w:ilvl w:val="0"/>
-          <w:numId w:val="41"/>
-        </w:numPr>
-        <w:rPr>
-          <w:b/>
-          <w:bCs/>
-        </w:rPr>
-      </w:pPr>
-      <w:r>
-        <w:rPr>
-          <w:b/>
-          <w:bCs/>
-        </w:rPr>
         <w:lastRenderedPageBreak/>
-        <w:t>realtime_tab</w:t>
-      </w:r>
-      <w:r>
-        <w:rPr>
-          <w:b/>
-          <w:bCs/>
-        </w:rPr>
-        <w:t xml:space="preserve">: </w:t>
-      </w:r>
-      <w:r>
-        <w:t>Điều khiển hiển thị của tab</w:t>
-      </w:r>
-      <w:r>
-        <w:t xml:space="preserve"> Thời Gian Thực.</w:t>
-      </w:r>
-    </w:p>
-    <w:p>
-      <w:pPr>
-        <w:pStyle w:val="ListParagraph"/>
-        <w:numPr>
-          <w:ilvl w:val="0"/>
-          <w:numId w:val="41"/>
-        </w:numPr>
-        <w:rPr>
-          <w:b/>
-          <w:bCs/>
-        </w:rPr>
-      </w:pPr>
-      <w:r>
-        <w:rPr>
-          <w:b/>
-          <w:bCs/>
-        </w:rPr>
-        <w:t>create_reference_tab</w:t>
-      </w:r>
-      <w:r>
-        <w:rPr>
-          <w:b/>
-          <w:bCs/>
-        </w:rPr>
-        <w:t xml:space="preserve">: </w:t>
-      </w:r>
-      <w:r>
-        <w:t>Điều khiển hiển thị của tab</w:t>
-      </w:r>
-      <w:r>
-        <w:t xml:space="preserve"> Tạo Bộ Tham Chiếu.</w:t>
-      </w:r>
-    </w:p>
-    <w:p>
-      <w:pPr>
-        <w:pStyle w:val="ListParagraph"/>
-        <w:numPr>
-          <w:ilvl w:val="0"/>
-          <w:numId w:val="41"/>
-        </w:numPr>
-      </w:pPr>
-      <w:r>
-        <w:rPr>
-          <w:b/>
-          <w:bCs/>
-        </w:rPr>
-        <w:t>analyzer_tab</w:t>
-      </w:r>
-      <w:r>
-        <w:rPr>
-          <w:b/>
-          <w:bCs/>
-        </w:rPr>
-        <w:t xml:space="preserve">: </w:t>
-      </w:r>
-      <w:r>
-        <w:t xml:space="preserve">Điều khiển hiển thị của tab </w:t>
-      </w:r>
-      <w:r>
-        <w:t>Phân Tích Âm Thanh</w:t>
-      </w:r>
-      <w:r>
-        <w:t>.</w:t>
-      </w:r>
-    </w:p>
-    <w:p>
-      <w:pPr>
-        <w:pStyle w:val="ListParagraph"/>
-        <w:numPr>
-          <w:ilvl w:val="0"/>
-          <w:numId w:val="41"/>
-        </w:numPr>
-        <w:rPr>
-          <w:b/>
-          <w:bCs/>
-        </w:rPr>
-      </w:pPr>
-      <w:r>
-        <w:rPr>
-          <w:b/>
-          <w:bCs/>
-        </w:rPr>
-        <w:t>font</w:t>
-      </w:r>
-      <w:r>
-        <w:rPr>
-          <w:b/>
-          <w:bCs/>
-        </w:rPr>
-        <w:t xml:space="preserve">: </w:t>
-      </w:r>
-      <w:r>
-        <w:t>Phông chữ mặc định của giao diện sử dụng.</w:t>
-      </w:r>
-    </w:p>
-    <w:p>
-      <w:pPr>
-        <w:pStyle w:val="ListParagraph"/>
-        <w:numPr>
-          <w:ilvl w:val="0"/>
-          <w:numId w:val="41"/>
-        </w:numPr>
-        <w:rPr>
-          <w:b/>
-          <w:bCs/>
-        </w:rPr>
-      </w:pPr>
-      <w:r>
-        <w:rPr>
-          <w:b/>
-          <w:bCs/>
-        </w:rPr>
-        <w:t>app_port</w:t>
-      </w:r>
-      <w:r>
-        <w:rPr>
-          <w:b/>
-          <w:bCs/>
-        </w:rPr>
-        <w:t xml:space="preserve">: </w:t>
-      </w:r>
-      <w:r>
-        <w:t>Cổng mạng của giao diện người dùng, nếu cổng đã bị chiếm nó sẽ tự chọn cổng khác.</w:t>
-      </w:r>
-    </w:p>
-    <w:p>
-      <w:pPr>
-        <w:pStyle w:val="ListParagraph"/>
-        <w:numPr>
-          <w:ilvl w:val="0"/>
-          <w:numId w:val="41"/>
-        </w:numPr>
-        <w:rPr>
-          <w:b/>
-          <w:bCs/>
-        </w:rPr>
-      </w:pPr>
-      <w:r>
-        <w:rPr>
-          <w:b/>
-          <w:bCs/>
-        </w:rPr>
-        <w:t>tensorboard_port</w:t>
-      </w:r>
-      <w:r>
-        <w:rPr>
-          <w:b/>
-          <w:bCs/>
-        </w:rPr>
-        <w:t xml:space="preserve">: </w:t>
-      </w:r>
-      <w:r>
-        <w:t>Cổng mạng của biểu đồ Tensorboard.</w:t>
-      </w:r>
-    </w:p>
-    <w:p>
-      <w:pPr>
-        <w:pStyle w:val="ListParagraph"/>
-        <w:numPr>
-          <w:ilvl w:val="0"/>
-          <w:numId w:val="41"/>
-        </w:numPr>
-        <w:rPr>
-          <w:b/>
-          <w:bCs/>
-        </w:rPr>
-      </w:pPr>
-      <w:r>
-        <w:rPr>
-          <w:b/>
-          <w:bCs/>
-        </w:rPr>
-        <w:t>num_of_restart</w:t>
-      </w:r>
-      <w:r>
-        <w:rPr>
-          <w:b/>
-          <w:bCs/>
-        </w:rPr>
-        <w:t xml:space="preserve">: </w:t>
-      </w:r>
-      <w:r>
-        <w:t>Số lần tìm lại cổng mạng khi cổng bị chiếm.</w:t>
-      </w:r>
-    </w:p>
-    <w:p>
-      <w:pPr>
-        <w:pStyle w:val="ListParagraph"/>
-        <w:numPr>
-          <w:ilvl w:val="0"/>
-          <w:numId w:val="41"/>
-        </w:numPr>
-        <w:rPr>
-          <w:b/>
-          <w:bCs/>
-        </w:rPr>
-      </w:pPr>
-      <w:r>
-        <w:rPr>
-          <w:b/>
-          <w:bCs/>
-        </w:rPr>
-        <w:t>server_name</w:t>
-      </w:r>
-      <w:r>
-        <w:rPr>
-          <w:b/>
-          <w:bCs/>
-        </w:rPr>
-        <w:t xml:space="preserve">: </w:t>
-      </w:r>
-      <w:r>
-        <w:t>Địa chỉ host của giao diện sử dụng, ví dụ như `0.0.0.0`, `127.0.0.1`.</w:t>
-      </w:r>
-    </w:p>
-    <w:p>
-      <w:pPr>
-        <w:pStyle w:val="ListParagraph"/>
-        <w:numPr>
-          <w:ilvl w:val="0"/>
-          <w:numId w:val="41"/>
-        </w:numPr>
-        <w:rPr>
-          <w:b/>
-          <w:bCs/>
-        </w:rPr>
-      </w:pPr>
-      <w:r>
-        <w:rPr>
-          <w:b/>
-          <w:bCs/>
-        </w:rPr>
-        <w:t>app_show_error</w:t>
-      </w:r>
-      <w:r>
-        <w:rPr>
-          <w:b/>
-          <w:bCs/>
-        </w:rPr>
-        <w:t>:</w:t>
-      </w:r>
-      <w:r>
-        <w:t xml:space="preserve"> Kiểm soát việc hiển thị chi tiết lỗi trên giao diện sử dụng khi xảy ra lỗi trong dự án Gradio.</w:t>
-      </w:r>
-    </w:p>
-    <w:p>
-      <w:pPr>
-        <w:pStyle w:val="ListParagraph"/>
-        <w:numPr>
-          <w:ilvl w:val="0"/>
-          <w:numId w:val="41"/>
-        </w:numPr>
-        <w:rPr>
-          <w:b/>
-          <w:bCs/>
-        </w:rPr>
-      </w:pPr>
-      <w:r>
-        <w:rPr>
-          <w:b/>
-          <w:bCs/>
-        </w:rPr>
-        <w:t>delete_exists_file</w:t>
-      </w:r>
-      <w:r>
-        <w:rPr>
-          <w:b/>
-          <w:bCs/>
-        </w:rPr>
-        <w:t>:</w:t>
-      </w:r>
-      <w:r>
-        <w:t xml:space="preserve"> Khi không sử dụng, nếu phát hiện tệp đã tồn tại thì sẽ tự động thêm hậu tố để tránh ghi đè. Khi sử dụng, nếu phát hiện tệp đã tồn tại thì sẽ ghi đè trực tiếp thay vì thêm hậu tố.</w:t>
-      </w:r>
-    </w:p>
-    <w:p>
-      <w:pPr>
-        <w:pStyle w:val="ListParagraph"/>
-        <w:numPr>
-          <w:ilvl w:val="0"/>
-          <w:numId w:val="41"/>
-        </w:numPr>
-        <w:rPr>
-          <w:b/>
-          <w:bCs/>
-        </w:rPr>
-      </w:pPr>
-      <w:r>
-        <w:rPr>
-          <w:b/>
-          <w:bCs/>
-        </w:rPr>
-        <w:t>audio_effects_path</w:t>
-      </w:r>
-      <w:r>
-        <w:rPr>
-          <w:b/>
-          <w:bCs/>
-        </w:rPr>
-        <w:t>:</w:t>
-      </w:r>
-      <w:r>
-        <w:t xml:space="preserve"> </w:t>
-      </w:r>
-      <w:r>
-        <w:t>Đường dẫn đến tệp mã xử lí</w:t>
-      </w:r>
-      <w:r>
-        <w:t xml:space="preserve"> phần</w:t>
-      </w:r>
-      <w:r>
-        <w:t xml:space="preserve"> hiệu ứng âm thanh.</w:t>
-      </w:r>
-    </w:p>
-    <w:p>
-      <w:pPr>
-        <w:pStyle w:val="ListParagraph"/>
-        <w:numPr>
-          <w:ilvl w:val="0"/>
-          <w:numId w:val="41"/>
-        </w:numPr>
-        <w:rPr>
-          <w:b/>
-          <w:bCs/>
-        </w:rPr>
-      </w:pPr>
-      <w:r>
-        <w:rPr>
-          <w:b/>
-          <w:bCs/>
-        </w:rPr>
-        <w:t>convert_path</w:t>
-      </w:r>
-      <w:r>
-        <w:rPr>
-          <w:b/>
-          <w:bCs/>
-        </w:rPr>
-        <w:t>:</w:t>
-      </w:r>
-      <w:r>
-        <w:t xml:space="preserve"> </w:t>
-      </w:r>
-      <w:r>
-        <w:t>Đường dẫn đến tệp mã xử lí</w:t>
-      </w:r>
-      <w:r>
-        <w:t xml:space="preserve"> phần</w:t>
-      </w:r>
-      <w:r>
-        <w:t xml:space="preserve"> chuyển đổi giọng nói</w:t>
-      </w:r>
-      <w:r>
-        <w:t xml:space="preserve"> (Không nên thay đổi nếu không có thể dẫn đến lỗi)</w:t>
-      </w:r>
-      <w:r>
-        <w:t>.</w:t>
-      </w:r>
-    </w:p>
-    <w:p>
-      <w:pPr>
-        <w:pStyle w:val="ListParagraph"/>
-        <w:numPr>
-          <w:ilvl w:val="0"/>
-          <w:numId w:val="41"/>
-        </w:numPr>
-        <w:rPr>
-          <w:b/>
-          <w:bCs/>
-        </w:rPr>
-      </w:pPr>
-      <w:r>
-        <w:rPr>
-          <w:b/>
-          <w:bCs/>
-        </w:rPr>
-        <w:t>separate_path</w:t>
-      </w:r>
-      <w:r>
-        <w:rPr>
-          <w:b/>
-          <w:bCs/>
-        </w:rPr>
-        <w:t>:</w:t>
-      </w:r>
-      <w:r>
-        <w:t xml:space="preserve"> </w:t>
-      </w:r>
-      <w:r>
-        <w:t>Đường dẫn đến tệp mã xử lí</w:t>
-      </w:r>
-      <w:r>
-        <w:t xml:space="preserve"> phần</w:t>
-      </w:r>
-      <w:r>
-        <w:t xml:space="preserve"> </w:t>
-      </w:r>
-      <w:r>
-        <w:t>tách nhạc (Không nên thay đổi nếu không có thể dẫn đến lỗi).</w:t>
-      </w:r>
-    </w:p>
-    <w:p>
-      <w:pPr>
-        <w:pStyle w:val="ListParagraph"/>
-        <w:numPr>
-          <w:ilvl w:val="0"/>
-          <w:numId w:val="41"/>
-        </w:numPr>
-        <w:rPr>
-          <w:b/>
-          <w:bCs/>
-        </w:rPr>
-      </w:pPr>
-      <w:r>
-        <w:rPr>
-          <w:b/>
-          <w:bCs/>
-        </w:rPr>
-        <w:t>create_dataset_path</w:t>
-      </w:r>
-      <w:r>
-        <w:rPr>
-          <w:b/>
-          <w:bCs/>
-        </w:rPr>
-        <w:t>:</w:t>
-      </w:r>
-      <w:r>
-        <w:t xml:space="preserve"> </w:t>
-      </w:r>
-      <w:r>
-        <w:t>Đường dẫn đến mã xử lí phần tạo dữ liệu huấn luyện (Không nên thay đổi nếu không có thể dẫn đến lỗi).</w:t>
-      </w:r>
-    </w:p>
-    <w:p>
-      <w:pPr>
-        <w:pStyle w:val="ListParagraph"/>
-        <w:numPr>
-          <w:ilvl w:val="0"/>
-          <w:numId w:val="41"/>
-        </w:numPr>
-        <w:rPr>
-          <w:b/>
-          <w:bCs/>
-        </w:rPr>
-      </w:pPr>
-      <w:r>
-        <w:rPr>
-          <w:b/>
-          <w:bCs/>
-        </w:rPr>
-        <w:t>preprocess_path</w:t>
-      </w:r>
-      <w:r>
-        <w:rPr>
-          <w:b/>
-          <w:bCs/>
-        </w:rPr>
-        <w:t>:</w:t>
-      </w:r>
-      <w:r>
-        <w:t xml:space="preserve"> </w:t>
-      </w:r>
-      <w:r>
-        <w:t>Đường dẫn đến mã xử lí phần tiền xử lí dữ liệu huấn luyện (Không nên thay đổi nếu không có thể dẫn đến lỗi).</w:t>
-      </w:r>
-    </w:p>
-    <w:p>
-      <w:pPr>
-        <w:pStyle w:val="ListParagraph"/>
-        <w:numPr>
-          <w:ilvl w:val="0"/>
-          <w:numId w:val="41"/>
-        </w:numPr>
-        <w:rPr>
-          <w:b/>
-          <w:bCs/>
-        </w:rPr>
-      </w:pPr>
-      <w:r>
-        <w:rPr>
-          <w:b/>
-          <w:bCs/>
-        </w:rPr>
-        <w:t>extract_path</w:t>
-      </w:r>
-      <w:r>
-        <w:rPr>
-          <w:b/>
-          <w:bCs/>
-        </w:rPr>
-        <w:t>:</w:t>
-      </w:r>
-      <w:r>
-        <w:t xml:space="preserve"> </w:t>
-      </w:r>
-      <w:r>
-        <w:t>Đường dẫn đến mã xử lí phần trích xuất dữ liệu huấn luyện (Không nên thay đổi nếu không có thể dẫn đến lỗi).</w:t>
-      </w:r>
-    </w:p>
-    <w:p>
-      <w:pPr>
-        <w:pStyle w:val="ListParagraph"/>
-        <w:numPr>
-          <w:ilvl w:val="0"/>
-          <w:numId w:val="41"/>
-        </w:numPr>
-        <w:rPr>
-          <w:b/>
-          <w:bCs/>
-        </w:rPr>
-      </w:pPr>
-      <w:r>
-        <w:rPr>
-          <w:b/>
-          <w:bCs/>
-        </w:rPr>
-        <w:t>create_index_path</w:t>
-      </w:r>
-      <w:r>
-        <w:rPr>
-          <w:b/>
-          <w:bCs/>
-        </w:rPr>
-        <w:t>:</w:t>
-      </w:r>
-      <w:r>
-        <w:t xml:space="preserve"> </w:t>
-      </w:r>
-      <w:r>
-        <w:t xml:space="preserve"> Đường dẫn đến mã xử lí phần tạo chỉ mục (Không nên thay đổi nếu không có thể dẫn đến lỗi).</w:t>
-      </w:r>
-    </w:p>
-    <w:p>
-      <w:pPr>
-        <w:pStyle w:val="ListParagraph"/>
-        <w:numPr>
-          <w:ilvl w:val="0"/>
-          <w:numId w:val="41"/>
-        </w:numPr>
-        <w:rPr>
-          <w:b/>
-          <w:bCs/>
-        </w:rPr>
-      </w:pPr>
-      <w:r>
-        <w:rPr>
-          <w:b/>
-          <w:bCs/>
-        </w:rPr>
-        <w:t>train_path</w:t>
-      </w:r>
-      <w:r>
-        <w:rPr>
-          <w:b/>
-          <w:bCs/>
-        </w:rPr>
-        <w:t>:</w:t>
-      </w:r>
-      <w:r>
-        <w:t xml:space="preserve"> </w:t>
-      </w:r>
-      <w:r>
-        <w:t>Đường dẫn đến mã xử lí phần huấn luyện (Không nên thay đổi nếu không có thể dẫn đến lỗi).</w:t>
-      </w:r>
-    </w:p>
-    <w:p>
-      <w:pPr>
-        <w:pStyle w:val="ListParagraph"/>
-        <w:numPr>
-          <w:ilvl w:val="0"/>
-          <w:numId w:val="41"/>
-        </w:numPr>
-        <w:rPr>
-          <w:b/>
-          <w:bCs/>
-        </w:rPr>
-      </w:pPr>
-      <w:r>
-        <w:rPr>
-          <w:b/>
-          <w:bCs/>
-        </w:rPr>
-        <w:t>create_reference_path</w:t>
-      </w:r>
-      <w:r>
-        <w:rPr>
-          <w:b/>
-          <w:bCs/>
-        </w:rPr>
-        <w:t>:</w:t>
-      </w:r>
-      <w:r>
-        <w:t xml:space="preserve"> </w:t>
-      </w:r>
-      <w:r>
-        <w:t>Đường dẫn đến mã xử lí phần tạo bộ tham chiếu huấn luyện (Không nên thay đổi nếu không có thể dẫn đến lỗi).</w:t>
-      </w:r>
-    </w:p>
-    <w:p>
-      <w:pPr>
-        <w:pStyle w:val="ListParagraph"/>
-        <w:numPr>
-          <w:ilvl w:val="0"/>
-          <w:numId w:val="41"/>
-        </w:numPr>
-        <w:rPr>
-          <w:b/>
-          <w:bCs/>
-        </w:rPr>
-      </w:pPr>
-      <w:r>
-        <w:rPr>
-          <w:b/>
-          <w:bCs/>
-        </w:rPr>
-        <w:t>ico_path</w:t>
-      </w:r>
-      <w:r>
-        <w:rPr>
-          <w:b/>
-          <w:bCs/>
-        </w:rPr>
-        <w:t>:</w:t>
-      </w:r>
-      <w:r>
-        <w:t xml:space="preserve"> </w:t>
-      </w:r>
-      <w:r>
-        <w:t>Đường dẫn đến tệp icon của giao diện sử dụng.</w:t>
-      </w:r>
-    </w:p>
-    <w:p>
-      <w:pPr>
-        <w:pStyle w:val="ListParagraph"/>
-        <w:numPr>
-          <w:ilvl w:val="0"/>
-          <w:numId w:val="41"/>
-        </w:numPr>
-        <w:rPr>
-          <w:b/>
-          <w:bCs/>
-        </w:rPr>
-      </w:pPr>
-      <w:r>
-        <w:rPr>
-          <w:b/>
-          <w:bCs/>
-        </w:rPr>
-        <w:t>csv_path</w:t>
-      </w:r>
-      <w:r>
-        <w:rPr>
-          <w:b/>
-          <w:bCs/>
-        </w:rPr>
-        <w:t>:</w:t>
-      </w:r>
-      <w:r>
-        <w:t xml:space="preserve"> </w:t>
-      </w:r>
-      <w:r>
-        <w:t>Đường dẫn đến tệp csv chứa kho mô hình của cộng đồng.</w:t>
-      </w:r>
-    </w:p>
-    <w:p>
-      <w:pPr>
-        <w:pStyle w:val="ListParagraph"/>
-        <w:numPr>
-          <w:ilvl w:val="0"/>
-          <w:numId w:val="41"/>
-        </w:numPr>
-        <w:rPr>
-          <w:b/>
-          <w:bCs/>
-        </w:rPr>
-      </w:pPr>
-      <w:r>
-        <w:rPr>
-          <w:b/>
-          <w:bCs/>
-        </w:rPr>
-        <w:t>weights_path</w:t>
-      </w:r>
-      <w:r>
-        <w:rPr>
-          <w:b/>
-          <w:bCs/>
-        </w:rPr>
-        <w:t>:</w:t>
-      </w:r>
-      <w:r>
-        <w:t xml:space="preserve"> </w:t>
-      </w:r>
-      <w:r>
-        <w:t>Đường dẫn đến thư mục chứa các trọng số huấn luyện.</w:t>
-      </w:r>
-    </w:p>
-    <w:p>
-      <w:pPr>
-        <w:pStyle w:val="ListParagraph"/>
-        <w:numPr>
-          <w:ilvl w:val="0"/>
-          <w:numId w:val="41"/>
-        </w:numPr>
-        <w:rPr>
-          <w:b/>
-          <w:bCs/>
-        </w:rPr>
-      </w:pPr>
-      <w:r>
-        <w:rPr>
-          <w:b/>
-          <w:bCs/>
-        </w:rPr>
-        <w:t>logs_path</w:t>
-      </w:r>
-      <w:r>
-        <w:rPr>
-          <w:b/>
-          <w:bCs/>
-        </w:rPr>
-        <w:t>:</w:t>
-      </w:r>
-      <w:r>
-        <w:t xml:space="preserve"> </w:t>
-      </w:r>
-      <w:r>
-        <w:t>Đường dẫn đến thư mục nhật ký nơi chứa tệp nhật ký và phần dữ liệu huấn luyện D và G.</w:t>
-      </w:r>
-    </w:p>
-    <w:p>
-      <w:pPr>
-        <w:pStyle w:val="ListParagraph"/>
-        <w:numPr>
-          <w:ilvl w:val="0"/>
-          <w:numId w:val="41"/>
-        </w:numPr>
-        <w:rPr>
-          <w:b/>
-          <w:bCs/>
-        </w:rPr>
-      </w:pPr>
-      <w:r>
-        <w:rPr>
-          <w:b/>
-          <w:bCs/>
-        </w:rPr>
-        <w:t>binary_path</w:t>
-      </w:r>
-      <w:r>
-        <w:rPr>
-          <w:b/>
-          <w:bCs/>
-        </w:rPr>
-        <w:t>:</w:t>
-      </w:r>
-      <w:r>
-        <w:t xml:space="preserve"> </w:t>
-      </w:r>
-      <w:r>
-        <w:t>Đường dẫn đến thư mục chứa các tệp nhị phân của dự án.</w:t>
-      </w:r>
-    </w:p>
-    <w:p>
-      <w:pPr>
-        <w:pStyle w:val="ListParagraph"/>
-        <w:numPr>
-          <w:ilvl w:val="0"/>
-          <w:numId w:val="41"/>
-        </w:numPr>
-        <w:rPr>
-          <w:b/>
-          <w:bCs/>
-        </w:rPr>
-      </w:pPr>
-      <w:r>
-        <w:rPr>
-          <w:b/>
-          <w:bCs/>
-        </w:rPr>
-        <w:t>f0_path</w:t>
-      </w:r>
-      <w:r>
-        <w:rPr>
-          <w:b/>
-          <w:bCs/>
-        </w:rPr>
-        <w:t>:</w:t>
-      </w:r>
-      <w:r>
-        <w:t xml:space="preserve"> </w:t>
-      </w:r>
-      <w:r>
-        <w:t>Đường dẫn đến thư mục chứa các tệp trích xuất cao độ F0.</w:t>
-      </w:r>
-    </w:p>
-    <w:p>
-      <w:pPr>
-        <w:pStyle w:val="ListParagraph"/>
-        <w:numPr>
-          <w:ilvl w:val="0"/>
-          <w:numId w:val="41"/>
-        </w:numPr>
-        <w:rPr>
-          <w:b/>
-          <w:bCs/>
-        </w:rPr>
-      </w:pPr>
-      <w:r>
-        <w:rPr>
-          <w:b/>
-          <w:bCs/>
-        </w:rPr>
-        <w:t>language_path</w:t>
-      </w:r>
-      <w:r>
-        <w:rPr>
-          <w:b/>
-          <w:bCs/>
-        </w:rPr>
-        <w:t>:</w:t>
-      </w:r>
-      <w:r>
-        <w:t xml:space="preserve"> </w:t>
-      </w:r>
-      <w:r>
-        <w:t>Đường dẫn đến thư mục chứa các tệp ngôn ngữ của dự án.</w:t>
-      </w:r>
-    </w:p>
-    <w:p>
-      <w:pPr>
-        <w:pStyle w:val="ListParagraph"/>
-        <w:numPr>
-          <w:ilvl w:val="0"/>
-          <w:numId w:val="41"/>
-        </w:numPr>
-        <w:rPr>
-          <w:b/>
-          <w:bCs/>
-        </w:rPr>
-      </w:pPr>
-      <w:r>
-        <w:rPr>
-          <w:b/>
-          <w:bCs/>
-        </w:rPr>
-        <w:t>presets_path</w:t>
-      </w:r>
-      <w:r>
-        <w:rPr>
-          <w:b/>
-          <w:bCs/>
-        </w:rPr>
-        <w:t>:</w:t>
-      </w:r>
-      <w:r>
-        <w:t xml:space="preserve"> </w:t>
-      </w:r>
-      <w:r>
-        <w:t>Đường dẫn đến thư mục chứa các tệp cài đặt sẳn được lưu.</w:t>
-      </w:r>
-    </w:p>
-    <w:p>
-      <w:pPr>
-        <w:pStyle w:val="ListParagraph"/>
-        <w:numPr>
-          <w:ilvl w:val="0"/>
-          <w:numId w:val="41"/>
-        </w:numPr>
-        <w:rPr>
-          <w:b/>
-          <w:bCs/>
-        </w:rPr>
-      </w:pPr>
-      <w:r>
-        <w:rPr>
-          <w:b/>
-          <w:bCs/>
-        </w:rPr>
-        <w:lastRenderedPageBreak/>
-        <w:t>embedders_path</w:t>
-      </w:r>
-      <w:r>
-        <w:rPr>
-          <w:b/>
-          <w:bCs/>
-        </w:rPr>
-        <w:t>:</w:t>
-      </w:r>
-      <w:r>
-        <w:t xml:space="preserve"> </w:t>
-      </w:r>
-      <w:r>
-        <w:t>Đường dẫn đến thư mục chứa các tệp mô hình nhúng được tải xuống.</w:t>
-      </w:r>
-    </w:p>
-    <w:p>
-      <w:pPr>
-        <w:pStyle w:val="ListParagraph"/>
-        <w:numPr>
-          <w:ilvl w:val="0"/>
-          <w:numId w:val="41"/>
-        </w:numPr>
-        <w:rPr>
-          <w:b/>
-          <w:bCs/>
-        </w:rPr>
-      </w:pPr>
-      <w:r>
-        <w:rPr>
-          <w:b/>
-          <w:bCs/>
-        </w:rPr>
-        <w:t>predictors_path</w:t>
-      </w:r>
-      <w:r>
-        <w:rPr>
-          <w:b/>
-          <w:bCs/>
-        </w:rPr>
-        <w:t>:</w:t>
-      </w:r>
-      <w:r>
-        <w:t xml:space="preserve"> </w:t>
-      </w:r>
-      <w:r>
-        <w:t>Đường dẫn đến thư mục chứa các tệp mô hình trích xuất cao độ được tải xuống.</w:t>
-      </w:r>
-    </w:p>
-    <w:p>
-      <w:pPr>
-        <w:pStyle w:val="ListParagraph"/>
-        <w:numPr>
-          <w:ilvl w:val="0"/>
-          <w:numId w:val="41"/>
-        </w:numPr>
-        <w:rPr>
-          <w:b/>
-          <w:bCs/>
-        </w:rPr>
-      </w:pPr>
-      <w:r>
-        <w:rPr>
-          <w:b/>
-          <w:bCs/>
-        </w:rPr>
-        <w:t>pretrained_custom_path</w:t>
-      </w:r>
-      <w:r>
-        <w:rPr>
-          <w:b/>
-          <w:bCs/>
-        </w:rPr>
-        <w:t>:</w:t>
-      </w:r>
-      <w:r>
-        <w:t xml:space="preserve"> </w:t>
-      </w:r>
-      <w:r>
-        <w:t>Đường dẫn đến thư mục chứa các tệp mô hình huấn luyện trước tùy chỉnh.</w:t>
-      </w:r>
-    </w:p>
-    <w:p>
-      <w:pPr>
-        <w:pStyle w:val="ListParagraph"/>
-        <w:numPr>
-          <w:ilvl w:val="0"/>
-          <w:numId w:val="41"/>
-        </w:numPr>
-        <w:rPr>
-          <w:b/>
-          <w:bCs/>
-        </w:rPr>
-      </w:pPr>
-      <w:r>
-        <w:rPr>
-          <w:b/>
-          <w:bCs/>
-        </w:rPr>
-        <w:t>pretrained_v1_path</w:t>
-      </w:r>
-      <w:r>
-        <w:rPr>
-          <w:b/>
-          <w:bCs/>
-        </w:rPr>
-        <w:t>:</w:t>
-      </w:r>
-      <w:r>
-        <w:t xml:space="preserve"> </w:t>
-      </w:r>
-      <w:r>
-        <w:t>Đường dẫn đến thư mục chứa các tệp mô hình huấn luyện trước v1.</w:t>
-      </w:r>
-    </w:p>
-    <w:p>
-      <w:pPr>
-        <w:pStyle w:val="ListParagraph"/>
-        <w:numPr>
-          <w:ilvl w:val="0"/>
-          <w:numId w:val="41"/>
-        </w:numPr>
-        <w:rPr>
-          <w:b/>
-          <w:bCs/>
-        </w:rPr>
-      </w:pPr>
-      <w:r>
-        <w:rPr>
-          <w:b/>
-          <w:bCs/>
-        </w:rPr>
-        <w:t>pretrained_v2_path</w:t>
-      </w:r>
-      <w:r>
-        <w:rPr>
-          <w:b/>
-          <w:bCs/>
-        </w:rPr>
-        <w:t>:</w:t>
-      </w:r>
-      <w:r>
-        <w:t xml:space="preserve"> </w:t>
-      </w:r>
-      <w:r>
-        <w:t>Đường dẫn đến thư mục chứa các tệp mô hình huấn luyện trước v2.</w:t>
-      </w:r>
-    </w:p>
-    <w:p>
-      <w:pPr>
-        <w:pStyle w:val="ListParagraph"/>
-        <w:numPr>
-          <w:ilvl w:val="0"/>
-          <w:numId w:val="41"/>
-        </w:numPr>
-        <w:rPr>
-          <w:b/>
-          <w:bCs/>
-        </w:rPr>
-      </w:pPr>
-      <w:r>
-        <w:rPr>
-          <w:b/>
-          <w:bCs/>
-        </w:rPr>
-        <w:t>speaker_diarization_path</w:t>
-      </w:r>
-      <w:r>
-        <w:rPr>
-          <w:b/>
-          <w:bCs/>
-        </w:rPr>
-        <w:t>:</w:t>
-      </w:r>
-      <w:r>
-        <w:t xml:space="preserve"> </w:t>
-      </w:r>
-      <w:r>
-        <w:t>Đường dẫn đến thư mục chứa các tệp mô hình nhận dạng giọng nói.</w:t>
-      </w:r>
-    </w:p>
-    <w:p>
-      <w:pPr>
-        <w:pStyle w:val="ListParagraph"/>
-        <w:numPr>
-          <w:ilvl w:val="0"/>
-          <w:numId w:val="41"/>
-        </w:numPr>
-        <w:rPr>
-          <w:b/>
-          <w:bCs/>
-        </w:rPr>
-      </w:pPr>
-      <w:r>
-        <w:rPr>
-          <w:b/>
-          <w:bCs/>
-        </w:rPr>
-        <w:t>uvr5_path</w:t>
-      </w:r>
-      <w:r>
-        <w:rPr>
-          <w:b/>
-          <w:bCs/>
-        </w:rPr>
-        <w:t>:</w:t>
-      </w:r>
-      <w:r>
-        <w:t xml:space="preserve"> </w:t>
-      </w:r>
-      <w:r>
-        <w:t>Đường dẫn đến thư mục chứa các tệp mô hình tách nhạc.</w:t>
-      </w:r>
-    </w:p>
-    <w:p>
-      <w:pPr>
-        <w:pStyle w:val="ListParagraph"/>
-        <w:numPr>
-          <w:ilvl w:val="0"/>
-          <w:numId w:val="41"/>
-        </w:numPr>
-        <w:rPr>
-          <w:b/>
-          <w:bCs/>
-        </w:rPr>
-      </w:pPr>
-      <w:r>
-        <w:rPr>
-          <w:b/>
-          <w:bCs/>
-        </w:rPr>
-        <w:t>audios_path</w:t>
-      </w:r>
-      <w:r>
-        <w:rPr>
-          <w:b/>
-          <w:bCs/>
-        </w:rPr>
-        <w:t>:</w:t>
-      </w:r>
-      <w:r>
-        <w:t xml:space="preserve"> </w:t>
-      </w:r>
-      <w:r>
-        <w:t>Đường dẫn đến thư mục chứa các tệp âm thanh.</w:t>
-      </w:r>
-    </w:p>
-    <w:p>
-      <w:pPr>
-        <w:pStyle w:val="ListParagraph"/>
-        <w:numPr>
-          <w:ilvl w:val="0"/>
-          <w:numId w:val="41"/>
-        </w:numPr>
-        <w:rPr>
-          <w:b/>
-          <w:bCs/>
-        </w:rPr>
-      </w:pPr>
-      <w:r>
-        <w:rPr>
-          <w:b/>
-          <w:bCs/>
-        </w:rPr>
-        <w:t>reference_path</w:t>
-      </w:r>
-      <w:r>
-        <w:rPr>
-          <w:b/>
-          <w:bCs/>
-        </w:rPr>
-        <w:t>:</w:t>
-      </w:r>
-      <w:r>
-        <w:t xml:space="preserve"> </w:t>
-      </w:r>
-      <w:r>
-        <w:t>đường dẫn thư mục chứa các tệp của các bộ tham số.</w:t>
-      </w:r>
-    </w:p>
-    <w:p>
-      <w:pPr>
-        <w:pStyle w:val="ListParagraph"/>
-        <w:numPr>
-          <w:ilvl w:val="0"/>
-          <w:numId w:val="41"/>
-        </w:numPr>
-        <w:rPr>
-          <w:b/>
-          <w:bCs/>
-        </w:rPr>
-      </w:pPr>
-      <w:r>
-        <w:rPr>
-          <w:b/>
-          <w:bCs/>
-        </w:rPr>
-        <w:t>demucs_segments_enable</w:t>
-      </w:r>
-      <w:r>
-        <w:rPr>
-          <w:b/>
-          <w:bCs/>
-        </w:rPr>
-        <w:t>:</w:t>
-      </w:r>
-      <w:r>
-        <w:t xml:space="preserve"> Dùng để bật/tắt chế độ phân đoạn âm thanh của mô hình Demucs</w:t>
-      </w:r>
-      <w:r>
-        <w:t>, có thể làm tăng hoặc giảm tốc độ và tài nguyên tiêu thụ tùy theo từng trường hợp sử dụng.</w:t>
-      </w:r>
-    </w:p>
-    <w:p>
-      <w:pPr>
-        <w:pStyle w:val="ListParagraph"/>
-        <w:numPr>
-          <w:ilvl w:val="0"/>
-          <w:numId w:val="41"/>
-        </w:numPr>
-        <w:rPr>
-          <w:b/>
-          <w:bCs/>
-        </w:rPr>
-      </w:pPr>
-      <w:r>
-        <w:rPr>
-          <w:b/>
-          <w:bCs/>
-        </w:rPr>
-        <w:t>demucs_cpu_mode</w:t>
-      </w:r>
-      <w:r>
-        <w:rPr>
-          <w:b/>
-          <w:bCs/>
-        </w:rPr>
-        <w:t>:</w:t>
-      </w:r>
-      <w:r>
-        <w:t xml:space="preserve"> Dùng để ép mô hình Demucs chạy trên CPU. Hữu ích khi thiết bị không đủ tài nguyên hoặc bị quá tải khi chạy Demucs trên GPU.</w:t>
-      </w:r>
-    </w:p>
-    <w:p>
-      <w:pPr>
-        <w:pStyle w:val="ListParagraph"/>
-        <w:numPr>
-          <w:ilvl w:val="0"/>
-          <w:numId w:val="41"/>
-        </w:numPr>
-        <w:rPr>
-          <w:b/>
-          <w:bCs/>
-        </w:rPr>
-      </w:pPr>
-      <w:r>
-        <w:rPr>
-          <w:b/>
-          <w:bCs/>
-        </w:rPr>
-        <w:t>limit_f0</w:t>
-      </w:r>
-      <w:r>
-        <w:rPr>
-          <w:b/>
-          <w:bCs/>
-        </w:rPr>
-        <w:t>:</w:t>
-      </w:r>
-      <w:r>
-        <w:t xml:space="preserve"> Khi sử dụng tính năng đề xuất cao độ, giá trị tính toán có thể vượt ngoài mức thông thường; tùy chọn này dùng để giới hạn lại phạm vi giá trị đó.</w:t>
-      </w:r>
-    </w:p>
-    <w:p>
-      <w:pPr>
-        <w:pStyle w:val="ListParagraph"/>
-        <w:numPr>
-          <w:ilvl w:val="0"/>
-          <w:numId w:val="41"/>
-        </w:numPr>
-        <w:rPr>
-          <w:b/>
-          <w:bCs/>
-        </w:rPr>
-      </w:pPr>
-      <w:r>
-        <w:rPr>
-          <w:b/>
-          <w:bCs/>
-        </w:rPr>
-        <w:t>debug_mode</w:t>
-      </w:r>
-      <w:r>
-        <w:rPr>
-          <w:b/>
-          <w:bCs/>
-        </w:rPr>
-        <w:t>:</w:t>
-      </w:r>
-      <w:r>
-        <w:t xml:space="preserve"> Bật chế độ gỡ lỗi của toàn bộ dự án,</w:t>
-      </w:r>
-      <w:r>
-        <w:t xml:space="preserve"> nó sẽ in ra tất cả cảnh báo ẩn các đoạn gỡ lỗi,…</w:t>
-      </w:r>
-    </w:p>
-    <w:p>
-      <w:pPr>
-        <w:pStyle w:val="ListParagraph"/>
-        <w:numPr>
-          <w:ilvl w:val="0"/>
-          <w:numId w:val="41"/>
-        </w:numPr>
-        <w:rPr>
-          <w:b/>
-          <w:bCs/>
-        </w:rPr>
-      </w:pPr>
-      <w:r>
-        <w:rPr>
-          <w:b/>
-          <w:bCs/>
-        </w:rPr>
-        <w:t>pretrain_strict</w:t>
-      </w:r>
-      <w:r>
-        <w:rPr>
-          <w:b/>
-          <w:bCs/>
-        </w:rPr>
-        <w:t>:</w:t>
-      </w:r>
-      <w:r>
-        <w:t xml:space="preserve"> Khi không được sử dụng sẽ ép mô hình huấn luyện trước có thể hoạt động khi cấu trúc mô hình khác với cấu trúc huấn luyện hiện tại. Khi sử dụng sẽ yêu cầu cấu trúc phải khớp hoàn toàn.</w:t>
-      </w:r>
-    </w:p>
-    <w:p>
-      <w:pPr>
-        <w:pStyle w:val="ListParagraph"/>
-        <w:numPr>
-          <w:ilvl w:val="0"/>
-          <w:numId w:val="41"/>
-        </w:numPr>
-        <w:rPr>
-          <w:b/>
-          <w:bCs/>
-        </w:rPr>
-      </w:pPr>
-      <w:r>
-        <w:rPr>
-          <w:b/>
-          <w:bCs/>
-        </w:rPr>
-        <w:t>cpu_mode</w:t>
-      </w:r>
-      <w:r>
-        <w:rPr>
-          <w:b/>
-          <w:bCs/>
-        </w:rPr>
-        <w:t>:</w:t>
-      </w:r>
-      <w:r>
-        <w:t xml:space="preserve"> Dùng để ép dự án chạy trên cpu thay vì bất kì thiết bị khác.</w:t>
-      </w:r>
-    </w:p>
-    <w:p>
-      <w:pPr>
-        <w:pStyle w:val="ListParagraph"/>
-        <w:numPr>
-          <w:ilvl w:val="0"/>
-          <w:numId w:val="41"/>
-        </w:numPr>
-        <w:rPr>
-          <w:b/>
-          <w:bCs/>
-        </w:rPr>
-      </w:pPr>
-      <w:r>
-        <w:rPr>
-          <w:b/>
-          <w:bCs/>
-        </w:rPr>
-        <w:t>brain</w:t>
-      </w:r>
-      <w:r>
-        <w:rPr>
-          <w:b/>
-          <w:bCs/>
-        </w:rPr>
-        <w:t>:</w:t>
-      </w:r>
-      <w:r>
-        <w:t xml:space="preserve"> Dùng để bật BF16 để tăng tốc huấn luyện FP16. Chỉ nên bật nếu GPU của bạn hỗ trợ sử dụng BF16.</w:t>
-      </w:r>
-    </w:p>
-    <w:p>
-      <w:pPr>
-        <w:pStyle w:val="ListParagraph"/>
-        <w:numPr>
-          <w:ilvl w:val="0"/>
-          <w:numId w:val="41"/>
-        </w:numPr>
-        <w:rPr>
-          <w:b/>
-          <w:bCs/>
-        </w:rPr>
-      </w:pPr>
-      <w:r>
-        <w:rPr>
-          <w:b/>
-          <w:bCs/>
-        </w:rPr>
-        <w:t>tf32</w:t>
-      </w:r>
-      <w:r>
-        <w:rPr>
-          <w:b/>
-          <w:bCs/>
-        </w:rPr>
-        <w:t>:</w:t>
-      </w:r>
-      <w:r>
-        <w:t xml:space="preserve"> Dùng để bật TF32 để tăng tốc huấn luyện FP32. Chỉ nên bật nếu GPU của bạn thuộc NVIDIA và hỗ trợ TF32.</w:t>
-      </w:r>
-    </w:p>
-    <w:p>
-      <w:pPr>
-        <w:pStyle w:val="ListParagraph"/>
-        <w:numPr>
-          <w:ilvl w:val="0"/>
-          <w:numId w:val="41"/>
-        </w:numPr>
-        <w:rPr>
-          <w:b/>
-          <w:bCs/>
-        </w:rPr>
-      </w:pPr>
-      <w:r>
-        <w:rPr>
-          <w:b/>
-          <w:bCs/>
-        </w:rPr>
-        <w:t>discord_presence</w:t>
-      </w:r>
-      <w:r>
-        <w:rPr>
-          <w:b/>
-          <w:bCs/>
-        </w:rPr>
-        <w:t>:</w:t>
-      </w:r>
-      <w:r>
-        <w:rPr>
-          <w:b/>
-          <w:bCs/>
-        </w:rPr>
-        <w:t xml:space="preserve"> </w:t>
-      </w:r>
-      <w:r>
-        <w:t>Khi sử dụng, nó sẽ hiện thị rpc việc bạn đang sử dụng dự án này trên discord.</w:t>
-      </w:r>
-    </w:p>
-    <w:p>
-      <w:pPr>
-        <w:pStyle w:val="ListParagraph"/>
-        <w:numPr>
-          <w:ilvl w:val="0"/>
-          <w:numId w:val="41"/>
-        </w:numPr>
-        <w:rPr>
-          <w:b/>
-          <w:bCs/>
-        </w:rPr>
-      </w:pPr>
-      <w:r>
-        <w:rPr>
-          <w:b/>
-          <w:bCs/>
-        </w:rPr>
-        <w:t>f0_min</w:t>
-      </w:r>
-      <w:r>
-        <w:rPr>
-          <w:b/>
-          <w:bCs/>
-        </w:rPr>
-        <w:t xml:space="preserve">: </w:t>
-      </w:r>
-      <w:r>
-        <w:t xml:space="preserve">Mức giới hạn thấp nhất được </w:t>
-      </w:r>
-      <w:r>
-        <w:t>cho phép</w:t>
-      </w:r>
-      <w:r>
-        <w:t xml:space="preserve"> </w:t>
-      </w:r>
-      <w:r>
-        <w:t xml:space="preserve">trên </w:t>
-      </w:r>
-      <w:r>
-        <w:t>các mô hình trích xuất cao độ (Lưu ý: Đây là mức thiết kế gốc không tự ý chỉnh sửa có thể gây ảnh hưởng đến chất lượng đầu ra).</w:t>
-      </w:r>
-    </w:p>
-    <w:p>
-      <w:pPr>
-        <w:pStyle w:val="ListParagraph"/>
-        <w:numPr>
-          <w:ilvl w:val="0"/>
-          <w:numId w:val="41"/>
-        </w:numPr>
-        <w:rPr>
-          <w:b/>
-          <w:bCs/>
-        </w:rPr>
-      </w:pPr>
-      <w:r>
-        <w:rPr>
-          <w:b/>
-          <w:bCs/>
-        </w:rPr>
-        <w:t>f0_max</w:t>
-      </w:r>
-      <w:r>
-        <w:rPr>
-          <w:b/>
-          <w:bCs/>
-        </w:rPr>
-        <w:t xml:space="preserve">: </w:t>
-      </w:r>
-      <w:r>
-        <w:t xml:space="preserve">Mức giới hạn cao nhất được </w:t>
-      </w:r>
-      <w:r>
-        <w:t>cho phép trên các</w:t>
-      </w:r>
-      <w:r>
-        <w:t xml:space="preserve"> mô hình trích xuất cao độ (Lưu ý: Đây là mức thiết kế gốc không tự ý chỉnh sửa có thể gây ảnh hưởng đến chất lượng đầu ra).</w:t>
-      </w:r>
-    </w:p>
-    <w:p>
-      <w:pPr>
-        <w:pStyle w:val="ListParagraph"/>
-        <w:numPr>
-          <w:ilvl w:val="0"/>
-          <w:numId w:val="41"/>
-        </w:numPr>
-        <w:rPr>
-          <w:b/>
-          <w:bCs/>
-        </w:rPr>
-      </w:pPr>
-      <w:r>
-        <w:rPr>
-          <w:b/>
-          <w:bCs/>
-        </w:rPr>
-        <w:lastRenderedPageBreak/>
-        <w:t>turn_on_resize_f0_for_all</w:t>
-      </w:r>
-      <w:r>
-        <w:rPr>
-          <w:b/>
-          <w:bCs/>
-        </w:rPr>
-        <w:t xml:space="preserve">: </w:t>
-      </w:r>
-      <w:r>
-        <w:t>Hãy bật nó nếu muốn đảm bảo tất cả đầu ra F0 có thể co dãn để phù hợp với độ dài âm thanh, có thể tăng thời gian xử lí.</w:t>
-      </w:r>
-    </w:p>
-    <w:p>
-      <w:pPr>
-        <w:pStyle w:val="ListParagraph"/>
-        <w:numPr>
-          <w:ilvl w:val="0"/>
-          <w:numId w:val="41"/>
-        </w:numPr>
-        <w:rPr>
-          <w:b/>
-          <w:bCs/>
-        </w:rPr>
-      </w:pPr>
-      <w:r>
-        <w:rPr>
-          <w:b/>
-          <w:bCs/>
-        </w:rPr>
-        <w:t>allow_fp16_all_backend</w:t>
-      </w:r>
-      <w:r>
-        <w:rPr>
-          <w:b/>
-          <w:bCs/>
-        </w:rPr>
-        <w:t xml:space="preserve">: </w:t>
-      </w:r>
-      <w:r>
-        <w:t>Cho phép về hình thức các Backend không hỗ trợ FP16 có thể chuyển đổi sang chế độ FP16, nhưng có thể nó sẽ tự chuyển về FP32 hoặc lỗi do không hỗ trợ.</w:t>
-      </w:r>
-    </w:p>
-    <w:p>
-      <w:pPr>
-        <w:pStyle w:val="ListParagraph"/>
-        <w:numPr>
-          <w:ilvl w:val="0"/>
-          <w:numId w:val="41"/>
-        </w:numPr>
-        <w:rPr>
-          <w:b/>
-          <w:bCs/>
-        </w:rPr>
-      </w:pPr>
-      <w:r>
-        <w:rPr>
-          <w:b/>
-          <w:bCs/>
-        </w:rPr>
         <w:t>asio_enabled</w:t>
       </w:r>
       <w:r>
